--- a/Other_DS_Initiatives/BDSiC_Syllabus_2027.docx
+++ b/Other_DS_Initiatives/BDSiC_Syllabus_2027.docx
@@ -13,6 +13,7 @@
     </w:p>
     <w:p>
       <w:pPr>
+        <w:jc w:val="center"/>
         <w:rPr>
           <w:b/>
           <w:bCs/>
@@ -41,7 +42,7 @@
           <w:bCs/>
           <w:color w:val="3A7C22" w:themeColor="accent6" w:themeShade="BF"/>
         </w:rPr>
-        <w:t xml:space="preserve">: </w:t>
+        <w:t>:</w:t>
       </w:r>
     </w:p>
     <w:p>
@@ -2479,7 +2480,7 @@
     </w:p>
     <w:tbl>
       <w:tblPr>
-        <w:tblW w:w="9053" w:type="dxa"/>
+        <w:tblW w:w="10160" w:type="dxa"/>
         <w:tblCellMar>
           <w:left w:w="0" w:type="dxa"/>
           <w:right w:w="0" w:type="dxa"/>
@@ -2491,9 +2492,9 @@
         <w:gridCol w:w="1293"/>
         <w:gridCol w:w="1289"/>
         <w:gridCol w:w="1387"/>
-        <w:gridCol w:w="1508"/>
-        <w:gridCol w:w="1389"/>
-        <w:gridCol w:w="1510"/>
+        <w:gridCol w:w="1464"/>
+        <w:gridCol w:w="1980"/>
+        <w:gridCol w:w="2070"/>
       </w:tblGrid>
       <w:tr>
         <w:trPr>
@@ -2591,6 +2592,19 @@
               </w:rPr>
               <w:t>Saturday</w:t>
             </w:r>
+            <w:r>
+              <w:rPr>
+                <w:rFonts w:asciiTheme="minorHAnsi" w:eastAsiaTheme="minorHAnsi" w:hAnsiTheme="minorHAnsi" w:cstheme="minorBidi"/>
+                <w:b/>
+                <w:bCs/>
+                <w:color w:val="000000" w:themeColor="text1"/>
+                <w:kern w:val="2"/>
+                <w:sz w:val="18"/>
+                <w:szCs w:val="18"/>
+                <w14:ligatures w14:val="standardContextual"/>
+              </w:rPr>
+              <w:t>/</w:t>
+            </w:r>
           </w:p>
           <w:p>
             <w:pPr>
@@ -2716,7 +2730,7 @@
         </w:tc>
         <w:tc>
           <w:tcPr>
-            <w:tcW w:w="1508" w:type="dxa"/>
+            <w:tcW w:w="1464" w:type="dxa"/>
             <w:tcBorders>
               <w:top w:val="single" w:sz="8" w:space="0" w:color="FFFFFF"/>
               <w:left w:val="single" w:sz="8" w:space="0" w:color="FFFFFF"/>
@@ -2763,7 +2777,7 @@
         </w:tc>
         <w:tc>
           <w:tcPr>
-            <w:tcW w:w="1389" w:type="dxa"/>
+            <w:tcW w:w="1980" w:type="dxa"/>
             <w:tcBorders>
               <w:top w:val="single" w:sz="8" w:space="0" w:color="FFFFFF"/>
               <w:left w:val="single" w:sz="8" w:space="0" w:color="FFFFFF"/>
@@ -2810,7 +2824,7 @@
         </w:tc>
         <w:tc>
           <w:tcPr>
-            <w:tcW w:w="1510" w:type="dxa"/>
+            <w:tcW w:w="2070" w:type="dxa"/>
             <w:tcBorders>
               <w:top w:val="single" w:sz="8" w:space="0" w:color="FFFFFF"/>
               <w:left w:val="single" w:sz="8" w:space="0" w:color="FFFFFF"/>
@@ -3098,7 +3112,7 @@
         </w:tc>
         <w:tc>
           <w:tcPr>
-            <w:tcW w:w="1508" w:type="dxa"/>
+            <w:tcW w:w="1464" w:type="dxa"/>
             <w:tcBorders>
               <w:top w:val="single" w:sz="8" w:space="0" w:color="FFFFFF"/>
               <w:left w:val="single" w:sz="8" w:space="0" w:color="FFFFFF"/>
@@ -3141,7 +3155,7 @@
         </w:tc>
         <w:tc>
           <w:tcPr>
-            <w:tcW w:w="1389" w:type="dxa"/>
+            <w:tcW w:w="1980" w:type="dxa"/>
             <w:tcBorders>
               <w:top w:val="single" w:sz="8" w:space="0" w:color="FFFFFF"/>
               <w:left w:val="single" w:sz="8" w:space="0" w:color="FFFFFF"/>
@@ -3207,7 +3221,7 @@
         </w:tc>
         <w:tc>
           <w:tcPr>
-            <w:tcW w:w="1510" w:type="dxa"/>
+            <w:tcW w:w="2070" w:type="dxa"/>
             <w:tcBorders>
               <w:top w:val="single" w:sz="8" w:space="0" w:color="FFFFFF"/>
               <w:left w:val="single" w:sz="8" w:space="0" w:color="FFFFFF"/>
@@ -3244,7 +3258,29 @@
                 <w:szCs w:val="18"/>
                 <w14:ligatures w14:val="standardContextual"/>
               </w:rPr>
-              <w:t xml:space="preserve">Pair project last minute </w:t>
+              <w:t>Pair project last minute</w:t>
+            </w:r>
+            <w:r>
+              <w:rPr>
+                <w:rFonts w:asciiTheme="minorHAnsi" w:eastAsiaTheme="minorHAnsi" w:hAnsiTheme="minorHAnsi" w:cstheme="minorBidi"/>
+                <w:color w:val="000000" w:themeColor="text1"/>
+                <w:kern w:val="2"/>
+                <w:sz w:val="18"/>
+                <w:szCs w:val="18"/>
+                <w14:ligatures w14:val="standardContextual"/>
+              </w:rPr>
+              <w:t>/</w:t>
+            </w:r>
+            <w:r>
+              <w:rPr>
+                <w:rFonts w:asciiTheme="minorHAnsi" w:eastAsiaTheme="minorHAnsi" w:hAnsiTheme="minorHAnsi" w:cstheme="minorBidi"/>
+                <w:color w:val="000000" w:themeColor="text1"/>
+                <w:kern w:val="2"/>
+                <w:sz w:val="18"/>
+                <w:szCs w:val="18"/>
+                <w14:ligatures w14:val="standardContextual"/>
+              </w:rPr>
+              <w:t xml:space="preserve"> </w:t>
             </w:r>
           </w:p>
           <w:p>
@@ -3364,7 +3400,7 @@
         </w:tc>
         <w:tc>
           <w:tcPr>
-            <w:tcW w:w="7083" w:type="dxa"/>
+            <w:tcW w:w="8190" w:type="dxa"/>
             <w:gridSpan w:val="5"/>
             <w:tcBorders>
               <w:top w:val="single" w:sz="8" w:space="0" w:color="FFFFFF"/>
@@ -3588,7 +3624,7 @@
         </w:tc>
         <w:tc>
           <w:tcPr>
-            <w:tcW w:w="1508" w:type="dxa"/>
+            <w:tcW w:w="1464" w:type="dxa"/>
             <w:tcBorders>
               <w:top w:val="single" w:sz="8" w:space="0" w:color="FFFFFF"/>
               <w:left w:val="single" w:sz="8" w:space="0" w:color="FFFFFF"/>
@@ -3631,7 +3667,7 @@
         </w:tc>
         <w:tc>
           <w:tcPr>
-            <w:tcW w:w="1389" w:type="dxa"/>
+            <w:tcW w:w="1980" w:type="dxa"/>
             <w:tcBorders>
               <w:top w:val="single" w:sz="8" w:space="0" w:color="FFFFFF"/>
               <w:left w:val="single" w:sz="8" w:space="0" w:color="FFFFFF"/>
@@ -3674,7 +3710,7 @@
         </w:tc>
         <w:tc>
           <w:tcPr>
-            <w:tcW w:w="1510" w:type="dxa"/>
+            <w:tcW w:w="2070" w:type="dxa"/>
             <w:tcBorders>
               <w:top w:val="single" w:sz="8" w:space="0" w:color="FFFFFF"/>
               <w:left w:val="single" w:sz="8" w:space="0" w:color="FFFFFF"/>
@@ -3797,7 +3833,7 @@
         </w:tc>
         <w:tc>
           <w:tcPr>
-            <w:tcW w:w="7083" w:type="dxa"/>
+            <w:tcW w:w="8190" w:type="dxa"/>
             <w:gridSpan w:val="5"/>
             <w:tcBorders>
               <w:top w:val="single" w:sz="8" w:space="0" w:color="FFFFFF"/>
@@ -4022,7 +4058,7 @@
         </w:tc>
         <w:tc>
           <w:tcPr>
-            <w:tcW w:w="1508" w:type="dxa"/>
+            <w:tcW w:w="1464" w:type="dxa"/>
             <w:tcBorders>
               <w:top w:val="single" w:sz="8" w:space="0" w:color="FFFFFF"/>
               <w:left w:val="single" w:sz="8" w:space="0" w:color="FFFFFF"/>
@@ -4065,7 +4101,7 @@
         </w:tc>
         <w:tc>
           <w:tcPr>
-            <w:tcW w:w="1389" w:type="dxa"/>
+            <w:tcW w:w="1980" w:type="dxa"/>
             <w:tcBorders>
               <w:top w:val="single" w:sz="8" w:space="0" w:color="FFFFFF"/>
               <w:left w:val="single" w:sz="8" w:space="0" w:color="FFFFFF"/>
@@ -4131,7 +4167,7 @@
         </w:tc>
         <w:tc>
           <w:tcPr>
-            <w:tcW w:w="1510" w:type="dxa"/>
+            <w:tcW w:w="2070" w:type="dxa"/>
             <w:tcBorders>
               <w:top w:val="single" w:sz="8" w:space="0" w:color="FFFFFF"/>
               <w:left w:val="single" w:sz="8" w:space="0" w:color="FFFFFF"/>
@@ -4254,7 +4290,7 @@
         </w:tc>
         <w:tc>
           <w:tcPr>
-            <w:tcW w:w="7083" w:type="dxa"/>
+            <w:tcW w:w="8190" w:type="dxa"/>
             <w:gridSpan w:val="5"/>
             <w:tcBorders>
               <w:top w:val="single" w:sz="8" w:space="0" w:color="FFFFFF"/>
@@ -4380,7 +4416,7 @@
         </w:tc>
         <w:tc>
           <w:tcPr>
-            <w:tcW w:w="7083" w:type="dxa"/>
+            <w:tcW w:w="8190" w:type="dxa"/>
             <w:gridSpan w:val="5"/>
             <w:tcBorders>
               <w:top w:val="single" w:sz="8" w:space="0" w:color="FFFFFF"/>
@@ -4574,7 +4610,7 @@
         </w:tc>
         <w:tc>
           <w:tcPr>
-            <w:tcW w:w="1508" w:type="dxa"/>
+            <w:tcW w:w="1464" w:type="dxa"/>
             <w:vMerge w:val="restart"/>
             <w:tcBorders>
               <w:top w:val="single" w:sz="8" w:space="0" w:color="FFFFFF"/>
@@ -4618,7 +4654,7 @@
         </w:tc>
         <w:tc>
           <w:tcPr>
-            <w:tcW w:w="1389" w:type="dxa"/>
+            <w:tcW w:w="1980" w:type="dxa"/>
             <w:vMerge w:val="restart"/>
             <w:tcBorders>
               <w:top w:val="single" w:sz="8" w:space="0" w:color="FFFFFF"/>
@@ -4662,7 +4698,7 @@
         </w:tc>
         <w:tc>
           <w:tcPr>
-            <w:tcW w:w="1510" w:type="dxa"/>
+            <w:tcW w:w="2070" w:type="dxa"/>
             <w:vMerge w:val="restart"/>
             <w:tcBorders>
               <w:top w:val="single" w:sz="8" w:space="0" w:color="FFFFFF"/>
@@ -4691,6 +4727,17 @@
                 <w14:ligatures w14:val="standardContextual"/>
               </w:rPr>
             </w:pPr>
+            <w:r>
+              <w:rPr>
+                <w:rFonts w:asciiTheme="minorHAnsi" w:eastAsiaTheme="minorHAnsi" w:hAnsiTheme="minorHAnsi" w:cstheme="minorBidi"/>
+                <w:color w:val="000000" w:themeColor="text1"/>
+                <w:kern w:val="2"/>
+                <w:sz w:val="18"/>
+                <w:szCs w:val="18"/>
+                <w14:ligatures w14:val="standardContextual"/>
+              </w:rPr>
+              <w:t xml:space="preserve"> Pack up</w:t>
+            </w:r>
           </w:p>
         </w:tc>
       </w:tr>
@@ -4838,7 +4885,7 @@
         </w:tc>
         <w:tc>
           <w:tcPr>
-            <w:tcW w:w="0" w:type="auto"/>
+            <w:tcW w:w="1464" w:type="dxa"/>
             <w:vMerge/>
             <w:tcBorders>
               <w:top w:val="single" w:sz="8" w:space="0" w:color="FFFFFF"/>
@@ -4864,7 +4911,7 @@
         </w:tc>
         <w:tc>
           <w:tcPr>
-            <w:tcW w:w="0" w:type="auto"/>
+            <w:tcW w:w="1980" w:type="dxa"/>
             <w:vMerge/>
             <w:tcBorders>
               <w:top w:val="single" w:sz="8" w:space="0" w:color="FFFFFF"/>
@@ -4890,7 +4937,7 @@
         </w:tc>
         <w:tc>
           <w:tcPr>
-            <w:tcW w:w="0" w:type="auto"/>
+            <w:tcW w:w="2070" w:type="dxa"/>
             <w:vMerge/>
             <w:tcBorders>
               <w:top w:val="single" w:sz="8" w:space="0" w:color="FFFFFF"/>
@@ -4916,23 +4963,6 @@
         </w:tc>
       </w:tr>
     </w:tbl>
-    <w:p>
-      <w:pPr>
-        <w:rPr>
-          <w:b/>
-          <w:bCs/>
-        </w:rPr>
-      </w:pPr>
-    </w:p>
-    <w:p>
-      <w:pPr>
-        <w:jc w:val="center"/>
-        <w:rPr>
-          <w:b/>
-          <w:bCs/>
-        </w:rPr>
-      </w:pPr>
-    </w:p>
     <w:p>
       <w:pPr>
         <w:rPr>
@@ -4988,8 +5018,16 @@
           <w:ilvl w:val="0"/>
           <w:numId w:val="23"/>
         </w:numPr>
+        <w:rPr>
+          <w:sz w:val="21"/>
+          <w:szCs w:val="21"/>
+        </w:rPr>
       </w:pPr>
       <w:r>
+        <w:rPr>
+          <w:sz w:val="21"/>
+          <w:szCs w:val="21"/>
+        </w:rPr>
         <w:t>Managing, manipulating, and analyzing large datasets are essential skills in modern biomedical and genetics research</w:t>
       </w:r>
     </w:p>
@@ -5000,8 +5038,16 @@
           <w:ilvl w:val="0"/>
           <w:numId w:val="23"/>
         </w:numPr>
+        <w:rPr>
+          <w:sz w:val="21"/>
+          <w:szCs w:val="21"/>
+        </w:rPr>
       </w:pPr>
       <w:r>
+        <w:rPr>
+          <w:sz w:val="21"/>
+          <w:szCs w:val="21"/>
+        </w:rPr>
         <w:t>Python and Jupyter notebooks are two of many tools that biomedical scientists, bioinformaticians, data scientists, etc. can use to manipulate, analyze, and visualize large datasets</w:t>
       </w:r>
     </w:p>
@@ -5012,17 +5058,37 @@
           <w:ilvl w:val="0"/>
           <w:numId w:val="23"/>
         </w:numPr>
+        <w:rPr>
+          <w:sz w:val="21"/>
+          <w:szCs w:val="21"/>
+        </w:rPr>
       </w:pPr>
       <w:r>
+        <w:rPr>
+          <w:sz w:val="21"/>
+          <w:szCs w:val="21"/>
+        </w:rPr>
         <w:t xml:space="preserve">Data Science includes four broad steps: Data, Data </w:t>
       </w:r>
       <w:r>
+        <w:rPr>
+          <w:sz w:val="21"/>
+          <w:szCs w:val="21"/>
+        </w:rPr>
         <w:t>Wrangling</w:t>
       </w:r>
       <w:r>
+        <w:rPr>
+          <w:sz w:val="21"/>
+          <w:szCs w:val="21"/>
+        </w:rPr>
         <w:t xml:space="preserve"> (QC), Analysis, and visualization</w:t>
       </w:r>
       <w:r>
+        <w:rPr>
+          <w:sz w:val="21"/>
+          <w:szCs w:val="21"/>
+        </w:rPr>
         <w:t>/communication</w:t>
       </w:r>
     </w:p>
@@ -5033,23 +5099,51 @@
           <w:ilvl w:val="0"/>
           <w:numId w:val="23"/>
         </w:numPr>
+        <w:rPr>
+          <w:sz w:val="21"/>
+          <w:szCs w:val="21"/>
+        </w:rPr>
       </w:pPr>
       <w:r>
+        <w:rPr>
+          <w:sz w:val="21"/>
+          <w:szCs w:val="21"/>
+        </w:rPr>
         <w:t xml:space="preserve">Ethical </w:t>
       </w:r>
       <w:r>
+        <w:rPr>
+          <w:sz w:val="21"/>
+          <w:szCs w:val="21"/>
+        </w:rPr>
         <w:t xml:space="preserve">decisions </w:t>
       </w:r>
       <w:r>
+        <w:rPr>
+          <w:sz w:val="21"/>
+          <w:szCs w:val="21"/>
+        </w:rPr>
         <w:t xml:space="preserve">need to be examined at each step of </w:t>
       </w:r>
       <w:r>
+        <w:rPr>
+          <w:sz w:val="21"/>
+          <w:szCs w:val="21"/>
+        </w:rPr>
         <w:t xml:space="preserve">any </w:t>
       </w:r>
       <w:r>
+        <w:rPr>
+          <w:sz w:val="21"/>
+          <w:szCs w:val="21"/>
+        </w:rPr>
         <w:t>Data Science</w:t>
       </w:r>
       <w:r>
+        <w:rPr>
+          <w:sz w:val="21"/>
+          <w:szCs w:val="21"/>
+        </w:rPr>
         <w:t xml:space="preserve"> pipeline</w:t>
       </w:r>
     </w:p>
@@ -5086,8 +5180,16 @@
           <w:ilvl w:val="0"/>
           <w:numId w:val="24"/>
         </w:numPr>
+        <w:rPr>
+          <w:sz w:val="21"/>
+          <w:szCs w:val="21"/>
+        </w:rPr>
       </w:pPr>
       <w:r>
+        <w:rPr>
+          <w:sz w:val="21"/>
+          <w:szCs w:val="21"/>
+        </w:rPr>
         <w:t>How can we utilize Python to analyze a large genetic, genomic, or biomedical dataset?</w:t>
       </w:r>
     </w:p>
@@ -5098,8 +5200,16 @@
           <w:ilvl w:val="0"/>
           <w:numId w:val="24"/>
         </w:numPr>
+        <w:rPr>
+          <w:sz w:val="21"/>
+          <w:szCs w:val="21"/>
+        </w:rPr>
       </w:pPr>
       <w:r>
+        <w:rPr>
+          <w:sz w:val="21"/>
+          <w:szCs w:val="21"/>
+        </w:rPr>
         <w:t>What ethical considerations are relevant to large datasets, particularly those which involve human data?</w:t>
       </w:r>
     </w:p>
@@ -5110,8 +5220,16 @@
           <w:ilvl w:val="0"/>
           <w:numId w:val="24"/>
         </w:numPr>
+        <w:rPr>
+          <w:sz w:val="21"/>
+          <w:szCs w:val="21"/>
+        </w:rPr>
       </w:pPr>
       <w:r>
+        <w:rPr>
+          <w:sz w:val="21"/>
+          <w:szCs w:val="21"/>
+        </w:rPr>
         <w:t>How does statistics enable us to effectively interpret biological data?</w:t>
       </w:r>
     </w:p>
@@ -5132,10 +5250,16 @@
     <w:p>
       <w:pPr>
         <w:rPr>
+          <w:sz w:val="21"/>
+          <w:szCs w:val="21"/>
           <w:u w:val="single"/>
         </w:rPr>
       </w:pPr>
       <w:r>
+        <w:rPr>
+          <w:sz w:val="21"/>
+          <w:szCs w:val="21"/>
+        </w:rPr>
         <w:t>By the end of this program, participants will be able to:</w:t>
       </w:r>
     </w:p>
@@ -5146,14 +5270,24 @@
           <w:numId w:val="44"/>
         </w:numPr>
         <w:spacing w:before="100" w:beforeAutospacing="1" w:after="100" w:afterAutospacing="1"/>
+        <w:rPr>
+          <w:sz w:val="21"/>
+          <w:szCs w:val="21"/>
+        </w:rPr>
       </w:pPr>
       <w:r>
         <w:rPr>
           <w:rStyle w:val="Strong"/>
+          <w:sz w:val="21"/>
+          <w:szCs w:val="21"/>
         </w:rPr>
         <w:t>Develop and execute reproducible biomedical data science workflows</w:t>
       </w:r>
       <w:r>
+        <w:rPr>
+          <w:sz w:val="21"/>
+          <w:szCs w:val="21"/>
+        </w:rPr>
         <w:t xml:space="preserve"> using Python, Google Colab/Jupyter notebooks, and foundational data science libraries to import, manipulate, analyze, and document large biological datasets. </w:t>
       </w:r>
     </w:p>
@@ -5164,14 +5298,24 @@
           <w:numId w:val="44"/>
         </w:numPr>
         <w:spacing w:before="100" w:beforeAutospacing="1" w:after="100" w:afterAutospacing="1"/>
+        <w:rPr>
+          <w:sz w:val="21"/>
+          <w:szCs w:val="21"/>
+        </w:rPr>
       </w:pPr>
       <w:r>
         <w:rPr>
           <w:rStyle w:val="Strong"/>
+          <w:sz w:val="21"/>
+          <w:szCs w:val="21"/>
         </w:rPr>
         <w:t>Apply statistical reasoning and appropriate analytical methods</w:t>
       </w:r>
       <w:r>
+        <w:rPr>
+          <w:sz w:val="21"/>
+          <w:szCs w:val="21"/>
+        </w:rPr>
         <w:t xml:space="preserve"> to formulate hypotheses, analyze biomedical and genomic datasets, interpret results, and communicate findings through effective data visualizations. </w:t>
       </w:r>
     </w:p>
@@ -5182,15 +5326,62 @@
           <w:numId w:val="44"/>
         </w:numPr>
         <w:spacing w:before="100" w:beforeAutospacing="1" w:after="100" w:afterAutospacing="1"/>
+        <w:rPr>
+          <w:sz w:val="21"/>
+          <w:szCs w:val="21"/>
+        </w:rPr>
       </w:pPr>
       <w:r>
         <w:rPr>
           <w:rStyle w:val="Strong"/>
+          <w:sz w:val="21"/>
+          <w:szCs w:val="21"/>
         </w:rPr>
         <w:t>Evaluate each stage of the biomedical data science pipeline</w:t>
       </w:r>
       <w:r>
-        <w:t xml:space="preserve">—from data acquisition and quality control through analysis and visualization—and select appropriate computational tools and methods for a given research question. </w:t>
+        <w:rPr>
+          <w:sz w:val="21"/>
+          <w:szCs w:val="21"/>
+        </w:rPr>
+        <w:t xml:space="preserve">: </w:t>
+      </w:r>
+      <w:r>
+        <w:rPr>
+          <w:sz w:val="21"/>
+          <w:szCs w:val="21"/>
+        </w:rPr>
+        <w:t xml:space="preserve">from data acquisition and quality control through analysis and </w:t>
+      </w:r>
+      <w:proofErr w:type="gramStart"/>
+      <w:r>
+        <w:rPr>
+          <w:sz w:val="21"/>
+          <w:szCs w:val="21"/>
+        </w:rPr>
+        <w:t>visualizatio</w:t>
+      </w:r>
+      <w:r>
+        <w:rPr>
+          <w:sz w:val="21"/>
+          <w:szCs w:val="21"/>
+        </w:rPr>
+        <w:t xml:space="preserve">n, </w:t>
+      </w:r>
+      <w:r>
+        <w:rPr>
+          <w:sz w:val="21"/>
+          <w:szCs w:val="21"/>
+        </w:rPr>
+        <w:t>and</w:t>
+      </w:r>
+      <w:proofErr w:type="gramEnd"/>
+      <w:r>
+        <w:rPr>
+          <w:sz w:val="21"/>
+          <w:szCs w:val="21"/>
+        </w:rPr>
+        <w:t xml:space="preserve"> select appropriate computational tools and methods for a given research question. </w:t>
       </w:r>
     </w:p>
     <w:p>
@@ -5200,14 +5391,24 @@
           <w:numId w:val="44"/>
         </w:numPr>
         <w:spacing w:before="100" w:beforeAutospacing="1" w:after="100" w:afterAutospacing="1"/>
+        <w:rPr>
+          <w:sz w:val="21"/>
+          <w:szCs w:val="21"/>
+        </w:rPr>
       </w:pPr>
       <w:r>
         <w:rPr>
           <w:rStyle w:val="Strong"/>
+          <w:sz w:val="21"/>
+          <w:szCs w:val="21"/>
         </w:rPr>
         <w:t>Critically examine the ethical, societal, and scientific considerations</w:t>
       </w:r>
       <w:r>
+        <w:rPr>
+          <w:sz w:val="21"/>
+          <w:szCs w:val="21"/>
+        </w:rPr>
         <w:t xml:space="preserve"> involved in collecting, managing, analyzing, interpreting, and communicating data, particularly when working with human genomic and biomedical datasets. </w:t>
       </w:r>
     </w:p>
@@ -5218,15 +5419,24 @@
           <w:numId w:val="44"/>
         </w:numPr>
         <w:spacing w:before="100" w:beforeAutospacing="1" w:after="100" w:afterAutospacing="1"/>
+        <w:rPr>
+          <w:sz w:val="21"/>
+          <w:szCs w:val="21"/>
+        </w:rPr>
       </w:pPr>
       <w:r>
         <w:rPr>
           <w:rStyle w:val="Strong"/>
+          <w:sz w:val="21"/>
+          <w:szCs w:val="21"/>
         </w:rPr>
-        <w:lastRenderedPageBreak/>
         <w:t>Collaborate to investigate authentic biomedical research questions</w:t>
       </w:r>
       <w:r>
+        <w:rPr>
+          <w:sz w:val="21"/>
+          <w:szCs w:val="21"/>
+        </w:rPr>
         <w:t xml:space="preserve"> by integrating computational, statistical, and ethical reasoning, and identify logical next steps for advancing a biomedical data science project.</w:t>
       </w:r>
     </w:p>
@@ -5262,7 +5472,17 @@
       </w:r>
     </w:p>
     <w:p>
+      <w:pPr>
+        <w:rPr>
+          <w:sz w:val="21"/>
+          <w:szCs w:val="21"/>
+        </w:rPr>
+      </w:pPr>
       <w:r>
+        <w:rPr>
+          <w:sz w:val="21"/>
+          <w:szCs w:val="21"/>
+        </w:rPr>
         <w:t>By the end of this program, students will be able to:</w:t>
       </w:r>
     </w:p>
@@ -5272,8 +5492,16 @@
           <w:ilvl w:val="0"/>
           <w:numId w:val="25"/>
         </w:numPr>
+        <w:rPr>
+          <w:sz w:val="21"/>
+          <w:szCs w:val="21"/>
+        </w:rPr>
       </w:pPr>
       <w:r>
+        <w:rPr>
+          <w:sz w:val="21"/>
+          <w:szCs w:val="21"/>
+        </w:rPr>
         <w:t>Gain familiarity with Google Colab</w:t>
       </w:r>
     </w:p>
@@ -5283,8 +5511,16 @@
           <w:ilvl w:val="0"/>
           <w:numId w:val="25"/>
         </w:numPr>
+        <w:rPr>
+          <w:sz w:val="21"/>
+          <w:szCs w:val="21"/>
+        </w:rPr>
       </w:pPr>
       <w:r>
+        <w:rPr>
+          <w:sz w:val="21"/>
+          <w:szCs w:val="21"/>
+        </w:rPr>
         <w:t>Utilize Jupyter notebooks for reproducible workflows</w:t>
       </w:r>
     </w:p>
@@ -5294,8 +5530,17 @@
           <w:ilvl w:val="0"/>
           <w:numId w:val="25"/>
         </w:numPr>
+        <w:rPr>
+          <w:sz w:val="21"/>
+          <w:szCs w:val="21"/>
+        </w:rPr>
       </w:pPr>
       <w:r>
+        <w:rPr>
+          <w:sz w:val="21"/>
+          <w:szCs w:val="21"/>
+        </w:rPr>
+        <w:lastRenderedPageBreak/>
         <w:t>Write basic Python code with appropriate syntax and comments</w:t>
       </w:r>
     </w:p>
@@ -5305,23 +5550,45 @@
           <w:ilvl w:val="0"/>
           <w:numId w:val="25"/>
         </w:numPr>
+        <w:rPr>
+          <w:sz w:val="21"/>
+          <w:szCs w:val="21"/>
+        </w:rPr>
       </w:pPr>
       <w:r>
+        <w:rPr>
+          <w:sz w:val="21"/>
+          <w:szCs w:val="21"/>
+        </w:rPr>
         <w:t xml:space="preserve">Create, import, and manipulate data in Python using foundational coding skills </w:t>
       </w:r>
       <w:r>
         <w:rPr>
+          <w:sz w:val="21"/>
+          <w:szCs w:val="21"/>
           <w:u w:val="single"/>
         </w:rPr>
         <w:t>and</w:t>
       </w:r>
       <w:r>
+        <w:rPr>
+          <w:sz w:val="21"/>
+          <w:szCs w:val="21"/>
+        </w:rPr>
         <w:t xml:space="preserve"> accessing packages such as </w:t>
       </w:r>
       <w:r>
+        <w:rPr>
+          <w:sz w:val="21"/>
+          <w:szCs w:val="21"/>
+        </w:rPr>
         <w:t>NumPy</w:t>
       </w:r>
       <w:r>
+        <w:rPr>
+          <w:sz w:val="21"/>
+          <w:szCs w:val="21"/>
+        </w:rPr>
         <w:t>, Pandas, Matplotlib and others in the DS ‘stack’</w:t>
       </w:r>
     </w:p>
@@ -5331,8 +5598,16 @@
           <w:ilvl w:val="0"/>
           <w:numId w:val="25"/>
         </w:numPr>
+        <w:rPr>
+          <w:sz w:val="21"/>
+          <w:szCs w:val="21"/>
+        </w:rPr>
       </w:pPr>
       <w:r>
+        <w:rPr>
+          <w:sz w:val="21"/>
+          <w:szCs w:val="21"/>
+        </w:rPr>
         <w:t>Apply the framework of hypothesis testing to analyze datasets</w:t>
       </w:r>
     </w:p>
@@ -5342,8 +5617,16 @@
           <w:ilvl w:val="0"/>
           <w:numId w:val="25"/>
         </w:numPr>
+        <w:rPr>
+          <w:sz w:val="21"/>
+          <w:szCs w:val="21"/>
+        </w:rPr>
       </w:pPr>
       <w:r>
+        <w:rPr>
+          <w:sz w:val="21"/>
+          <w:szCs w:val="21"/>
+        </w:rPr>
         <w:t>Choose appropriate analysis and visualization tools</w:t>
       </w:r>
     </w:p>
@@ -5353,8 +5636,16 @@
           <w:ilvl w:val="0"/>
           <w:numId w:val="25"/>
         </w:numPr>
+        <w:rPr>
+          <w:sz w:val="21"/>
+          <w:szCs w:val="21"/>
+        </w:rPr>
       </w:pPr>
       <w:r>
+        <w:rPr>
+          <w:sz w:val="21"/>
+          <w:szCs w:val="21"/>
+        </w:rPr>
         <w:t>Perform statistical analysis and visualization of datasets using Python and libraries</w:t>
       </w:r>
     </w:p>
@@ -5364,8 +5655,16 @@
           <w:ilvl w:val="0"/>
           <w:numId w:val="25"/>
         </w:numPr>
+        <w:rPr>
+          <w:sz w:val="21"/>
+          <w:szCs w:val="21"/>
+        </w:rPr>
       </w:pPr>
       <w:r>
+        <w:rPr>
+          <w:sz w:val="21"/>
+          <w:szCs w:val="21"/>
+        </w:rPr>
         <w:t>Discuss ethical dimensions inherent in selecting, grooming (QC), analyzing, and visualization of Data pipeline</w:t>
       </w:r>
     </w:p>
@@ -5375,8 +5674,16 @@
           <w:ilvl w:val="0"/>
           <w:numId w:val="25"/>
         </w:numPr>
+        <w:rPr>
+          <w:sz w:val="21"/>
+          <w:szCs w:val="21"/>
+        </w:rPr>
       </w:pPr>
       <w:r>
+        <w:rPr>
+          <w:sz w:val="21"/>
+          <w:szCs w:val="21"/>
+        </w:rPr>
         <w:t>Evaluate the individual components of a typical GWAS (and PRS) pipeline as an illustrative example of the broad steps of Data Science</w:t>
       </w:r>
     </w:p>
@@ -5386,23 +5693,22 @@
           <w:ilvl w:val="0"/>
           <w:numId w:val="25"/>
         </w:numPr>
+        <w:rPr>
+          <w:sz w:val="21"/>
+          <w:szCs w:val="21"/>
+        </w:rPr>
       </w:pPr>
       <w:r>
+        <w:rPr>
+          <w:sz w:val="21"/>
+          <w:szCs w:val="21"/>
+        </w:rPr>
         <w:t>Work in pairs and merge these new skills in the service of a question involving a large data set</w:t>
       </w:r>
     </w:p>
     <w:p/>
     <w:p>
       <w:pPr>
-        <w:rPr>
-          <w:b/>
-          <w:bCs/>
-        </w:rPr>
-      </w:pPr>
-    </w:p>
-    <w:p>
-      <w:pPr>
-        <w:jc w:val="center"/>
         <w:rPr>
           <w:b/>
           <w:bCs/>
@@ -5452,8 +5758,16 @@
             <w:pPr>
               <w:pStyle w:val="ListParagraph"/>
               <w:ind w:left="0"/>
-            </w:pPr>
-            <w:r>
+              <w:rPr>
+                <w:sz w:val="22"/>
+                <w:szCs w:val="22"/>
+              </w:rPr>
+            </w:pPr>
+            <w:r>
+              <w:rPr>
+                <w:sz w:val="22"/>
+                <w:szCs w:val="22"/>
+              </w:rPr>
               <w:t>Day</w:t>
             </w:r>
           </w:p>
@@ -5467,8 +5781,16 @@
               <w:pStyle w:val="ListParagraph"/>
               <w:ind w:left="0"/>
               <w:cnfStyle w:val="100000000000" w:firstRow="1" w:lastRow="0" w:firstColumn="0" w:lastColumn="0" w:oddVBand="0" w:evenVBand="0" w:oddHBand="0" w:evenHBand="0" w:firstRowFirstColumn="0" w:firstRowLastColumn="0" w:lastRowFirstColumn="0" w:lastRowLastColumn="0"/>
-            </w:pPr>
-            <w:r>
+              <w:rPr>
+                <w:sz w:val="22"/>
+                <w:szCs w:val="22"/>
+              </w:rPr>
+            </w:pPr>
+            <w:r>
+              <w:rPr>
+                <w:sz w:val="22"/>
+                <w:szCs w:val="22"/>
+              </w:rPr>
               <w:t>Activity</w:t>
             </w:r>
           </w:p>
@@ -5482,8 +5804,16 @@
               <w:pStyle w:val="ListParagraph"/>
               <w:ind w:left="0"/>
               <w:cnfStyle w:val="100000000000" w:firstRow="1" w:lastRow="0" w:firstColumn="0" w:lastColumn="0" w:oddVBand="0" w:evenVBand="0" w:oddHBand="0" w:evenHBand="0" w:firstRowFirstColumn="0" w:firstRowLastColumn="0" w:lastRowFirstColumn="0" w:lastRowLastColumn="0"/>
-            </w:pPr>
-            <w:r>
+              <w:rPr>
+                <w:sz w:val="22"/>
+                <w:szCs w:val="22"/>
+              </w:rPr>
+            </w:pPr>
+            <w:r>
+              <w:rPr>
+                <w:sz w:val="22"/>
+                <w:szCs w:val="22"/>
+              </w:rPr>
               <w:t>Learning Objectives</w:t>
             </w:r>
           </w:p>
@@ -5498,8 +5828,16 @@
               <w:pStyle w:val="ListParagraph"/>
               <w:ind w:left="0"/>
               <w:cnfStyle w:val="100000000000" w:firstRow="1" w:lastRow="0" w:firstColumn="0" w:lastColumn="0" w:oddVBand="0" w:evenVBand="0" w:oddHBand="0" w:evenHBand="0" w:firstRowFirstColumn="0" w:firstRowLastColumn="0" w:lastRowFirstColumn="0" w:lastRowLastColumn="0"/>
-            </w:pPr>
-            <w:r>
+              <w:rPr>
+                <w:sz w:val="22"/>
+                <w:szCs w:val="22"/>
+              </w:rPr>
+            </w:pPr>
+            <w:r>
+              <w:rPr>
+                <w:sz w:val="22"/>
+                <w:szCs w:val="22"/>
+              </w:rPr>
               <w:t>Additional Resources</w:t>
             </w:r>
           </w:p>
@@ -5522,23 +5860,43 @@
               <w:jc w:val="center"/>
               <w:rPr>
                 <w:color w:val="C00000"/>
-              </w:rPr>
-            </w:pPr>
-            <w:r>
+                <w:sz w:val="22"/>
+                <w:szCs w:val="22"/>
+              </w:rPr>
+            </w:pPr>
+            <w:r>
+              <w:rPr>
+                <w:sz w:val="22"/>
+                <w:szCs w:val="22"/>
+              </w:rPr>
               <w:t xml:space="preserve">Day </w:t>
             </w:r>
             <w:r>
+              <w:rPr>
+                <w:sz w:val="22"/>
+                <w:szCs w:val="22"/>
+              </w:rPr>
               <w:t>0</w:t>
             </w:r>
             <w:r>
+              <w:rPr>
+                <w:sz w:val="22"/>
+                <w:szCs w:val="22"/>
+              </w:rPr>
               <w:t xml:space="preserve">: </w:t>
             </w:r>
             <w:r>
+              <w:rPr>
+                <w:sz w:val="22"/>
+                <w:szCs w:val="22"/>
+              </w:rPr>
               <w:t xml:space="preserve">Sun, Jan </w:t>
             </w:r>
             <w:r>
               <w:rPr>
                 <w:color w:val="C00000"/>
+                <w:sz w:val="22"/>
+                <w:szCs w:val="22"/>
               </w:rPr>
               <w:t>?</w:t>
             </w:r>
@@ -5556,8 +5914,16 @@
                 <w:numId w:val="1"/>
               </w:numPr>
               <w:cnfStyle w:val="000000000000" w:firstRow="0" w:lastRow="0" w:firstColumn="0" w:lastColumn="0" w:oddVBand="0" w:evenVBand="0" w:oddHBand="0" w:evenHBand="0" w:firstRowFirstColumn="0" w:firstRowLastColumn="0" w:lastRowFirstColumn="0" w:lastRowLastColumn="0"/>
-            </w:pPr>
-            <w:r>
+              <w:rPr>
+                <w:sz w:val="22"/>
+                <w:szCs w:val="22"/>
+              </w:rPr>
+            </w:pPr>
+            <w:r>
+              <w:rPr>
+                <w:sz w:val="22"/>
+                <w:szCs w:val="22"/>
+              </w:rPr>
               <w:t>Group Problem Solving</w:t>
             </w:r>
           </w:p>
@@ -5575,17 +5941,33 @@
                 <w:numId w:val="2"/>
               </w:numPr>
               <w:cnfStyle w:val="000000000000" w:firstRow="0" w:lastRow="0" w:firstColumn="0" w:lastColumn="0" w:oddVBand="0" w:evenVBand="0" w:oddHBand="0" w:evenHBand="0" w:firstRowFirstColumn="0" w:firstRowLastColumn="0" w:lastRowFirstColumn="0" w:lastRowLastColumn="0"/>
-            </w:pPr>
-            <w:r>
+              <w:rPr>
+                <w:sz w:val="22"/>
+                <w:szCs w:val="22"/>
+              </w:rPr>
+            </w:pPr>
+            <w:r>
+              <w:rPr>
+                <w:sz w:val="22"/>
+                <w:szCs w:val="22"/>
+              </w:rPr>
               <w:t>Puzzle challenge</w:t>
             </w:r>
             <w:r>
+              <w:rPr>
+                <w:sz w:val="22"/>
+                <w:szCs w:val="22"/>
+              </w:rPr>
               <w:t xml:space="preserve"> </w:t>
             </w:r>
           </w:p>
           <w:p>
             <w:pPr>
               <w:cnfStyle w:val="000000000000" w:firstRow="0" w:lastRow="0" w:firstColumn="0" w:lastColumn="0" w:oddVBand="0" w:evenVBand="0" w:oddHBand="0" w:evenHBand="0" w:firstRowFirstColumn="0" w:firstRowLastColumn="0" w:lastRowFirstColumn="0" w:lastRowLastColumn="0"/>
+              <w:rPr>
+                <w:sz w:val="22"/>
+                <w:szCs w:val="22"/>
+              </w:rPr>
             </w:pPr>
           </w:p>
         </w:tc>
@@ -5599,12 +5981,16 @@
               <w:rPr>
                 <w:i/>
                 <w:iCs/>
+                <w:sz w:val="22"/>
+                <w:szCs w:val="22"/>
               </w:rPr>
             </w:pPr>
             <w:r>
               <w:rPr>
                 <w:i/>
                 <w:iCs/>
+                <w:sz w:val="22"/>
+                <w:szCs w:val="22"/>
               </w:rPr>
               <w:t xml:space="preserve">The importance of diversity in </w:t>
             </w:r>
@@ -5612,6 +5998,8 @@
               <w:rPr>
                 <w:i/>
                 <w:iCs/>
+                <w:sz w:val="22"/>
+                <w:szCs w:val="22"/>
               </w:rPr>
               <w:t xml:space="preserve">approach to </w:t>
             </w:r>
@@ -5619,6 +6007,8 @@
               <w:rPr>
                 <w:i/>
                 <w:iCs/>
+                <w:sz w:val="22"/>
+                <w:szCs w:val="22"/>
               </w:rPr>
               <w:t>solving problems (and WHY)</w:t>
             </w:r>
@@ -5629,6 +6019,8 @@
               <w:rPr>
                 <w:b/>
                 <w:bCs/>
+                <w:sz w:val="22"/>
+                <w:szCs w:val="22"/>
               </w:rPr>
             </w:pPr>
             <w:hyperlink r:id="rId5" w:history="1">
@@ -5637,6 +6029,8 @@
                   <w:rStyle w:val="Hyperlink"/>
                   <w:b/>
                   <w:bCs/>
+                  <w:sz w:val="22"/>
+                  <w:szCs w:val="22"/>
                 </w:rPr>
                 <w:t>Team of Rivals</w:t>
               </w:r>
@@ -5662,6 +6056,8 @@
               <w:rPr>
                 <w:b w:val="0"/>
                 <w:bCs w:val="0"/>
+                <w:sz w:val="22"/>
+                <w:szCs w:val="22"/>
               </w:rPr>
             </w:pPr>
           </w:p>
@@ -5678,8 +6074,16 @@
                 <w:numId w:val="2"/>
               </w:numPr>
               <w:cnfStyle w:val="000000000000" w:firstRow="0" w:lastRow="0" w:firstColumn="0" w:lastColumn="0" w:oddVBand="0" w:evenVBand="0" w:oddHBand="0" w:evenHBand="0" w:firstRowFirstColumn="0" w:firstRowLastColumn="0" w:lastRowFirstColumn="0" w:lastRowLastColumn="0"/>
-            </w:pPr>
-            <w:r>
+              <w:rPr>
+                <w:sz w:val="22"/>
+                <w:szCs w:val="22"/>
+              </w:rPr>
+            </w:pPr>
+            <w:r>
+              <w:rPr>
+                <w:sz w:val="22"/>
+                <w:szCs w:val="22"/>
+              </w:rPr>
               <w:t>Habits of Mind</w:t>
             </w:r>
           </w:p>
@@ -5688,6 +6092,10 @@
               <w:pStyle w:val="ListParagraph"/>
               <w:ind w:left="360"/>
               <w:cnfStyle w:val="000000000000" w:firstRow="0" w:lastRow="0" w:firstColumn="0" w:lastColumn="0" w:oddVBand="0" w:evenVBand="0" w:oddHBand="0" w:evenHBand="0" w:firstRowFirstColumn="0" w:firstRowLastColumn="0" w:lastRowFirstColumn="0" w:lastRowLastColumn="0"/>
+              <w:rPr>
+                <w:sz w:val="22"/>
+                <w:szCs w:val="22"/>
+              </w:rPr>
             </w:pPr>
           </w:p>
         </w:tc>
@@ -5704,11 +6112,23 @@
                 <w:numId w:val="21"/>
               </w:numPr>
               <w:cnfStyle w:val="000000000000" w:firstRow="0" w:lastRow="0" w:firstColumn="0" w:lastColumn="0" w:oddVBand="0" w:evenVBand="0" w:oddHBand="0" w:evenHBand="0" w:firstRowFirstColumn="0" w:firstRowLastColumn="0" w:lastRowFirstColumn="0" w:lastRowLastColumn="0"/>
-            </w:pPr>
-            <w:r>
+              <w:rPr>
+                <w:sz w:val="22"/>
+                <w:szCs w:val="22"/>
+              </w:rPr>
+            </w:pPr>
+            <w:r>
+              <w:rPr>
+                <w:sz w:val="22"/>
+                <w:szCs w:val="22"/>
+              </w:rPr>
               <w:t>Group Origami</w:t>
             </w:r>
             <w:r>
+              <w:rPr>
+                <w:sz w:val="22"/>
+                <w:szCs w:val="22"/>
+              </w:rPr>
               <w:t xml:space="preserve"> Competition</w:t>
             </w:r>
           </w:p>
@@ -5720,14 +6140,26 @@
                 <w:numId w:val="21"/>
               </w:numPr>
               <w:cnfStyle w:val="000000000000" w:firstRow="0" w:lastRow="0" w:firstColumn="0" w:lastColumn="0" w:oddVBand="0" w:evenVBand="0" w:oddHBand="0" w:evenHBand="0" w:firstRowFirstColumn="0" w:firstRowLastColumn="0" w:lastRowFirstColumn="0" w:lastRowLastColumn="0"/>
-            </w:pPr>
-            <w:r>
+              <w:rPr>
+                <w:sz w:val="22"/>
+                <w:szCs w:val="22"/>
+              </w:rPr>
+            </w:pPr>
+            <w:r>
+              <w:rPr>
+                <w:sz w:val="22"/>
+                <w:szCs w:val="22"/>
+              </w:rPr>
               <w:t>Fermi estimation</w:t>
             </w:r>
           </w:p>
           <w:p>
             <w:pPr>
               <w:cnfStyle w:val="000000000000" w:firstRow="0" w:lastRow="0" w:firstColumn="0" w:lastColumn="0" w:oddVBand="0" w:evenVBand="0" w:oddHBand="0" w:evenHBand="0" w:firstRowFirstColumn="0" w:firstRowLastColumn="0" w:lastRowFirstColumn="0" w:lastRowLastColumn="0"/>
+              <w:rPr>
+                <w:sz w:val="22"/>
+                <w:szCs w:val="22"/>
+              </w:rPr>
             </w:pPr>
           </w:p>
         </w:tc>
@@ -5738,14 +6170,26 @@
           <w:p>
             <w:pPr>
               <w:cnfStyle w:val="000000000000" w:firstRow="0" w:lastRow="0" w:firstColumn="0" w:lastColumn="0" w:oddVBand="0" w:evenVBand="0" w:oddHBand="0" w:evenHBand="0" w:firstRowFirstColumn="0" w:firstRowLastColumn="0" w:lastRowFirstColumn="0" w:lastRowLastColumn="0"/>
-            </w:pPr>
-            <w:r>
+              <w:rPr>
+                <w:sz w:val="22"/>
+                <w:szCs w:val="22"/>
+              </w:rPr>
+            </w:pPr>
+            <w:r>
+              <w:rPr>
+                <w:sz w:val="22"/>
+                <w:szCs w:val="22"/>
+              </w:rPr>
               <w:t xml:space="preserve">Data science is a way of thinking, a means of extracting insights through the scientific method. </w:t>
             </w:r>
           </w:p>
           <w:p>
             <w:pPr>
               <w:cnfStyle w:val="000000000000" w:firstRow="0" w:lastRow="0" w:firstColumn="0" w:lastColumn="0" w:oddVBand="0" w:evenVBand="0" w:oddHBand="0" w:evenHBand="0" w:firstRowFirstColumn="0" w:firstRowLastColumn="0" w:lastRowFirstColumn="0" w:lastRowLastColumn="0"/>
+              <w:rPr>
+                <w:sz w:val="22"/>
+                <w:szCs w:val="22"/>
+              </w:rPr>
             </w:pPr>
           </w:p>
         </w:tc>
@@ -5768,6 +6212,8 @@
               <w:rPr>
                 <w:b w:val="0"/>
                 <w:bCs w:val="0"/>
+                <w:sz w:val="22"/>
+                <w:szCs w:val="22"/>
               </w:rPr>
             </w:pPr>
           </w:p>
@@ -5784,8 +6230,16 @@
                 <w:numId w:val="2"/>
               </w:numPr>
               <w:cnfStyle w:val="000000000000" w:firstRow="0" w:lastRow="0" w:firstColumn="0" w:lastColumn="0" w:oddVBand="0" w:evenVBand="0" w:oddHBand="0" w:evenHBand="0" w:firstRowFirstColumn="0" w:firstRowLastColumn="0" w:lastRowFirstColumn="0" w:lastRowLastColumn="0"/>
-            </w:pPr>
-            <w:r>
+              <w:rPr>
+                <w:sz w:val="22"/>
+                <w:szCs w:val="22"/>
+              </w:rPr>
+            </w:pPr>
+            <w:r>
+              <w:rPr>
+                <w:sz w:val="22"/>
+                <w:szCs w:val="22"/>
+              </w:rPr>
               <w:t>Overview of BDSiC</w:t>
             </w:r>
           </w:p>
@@ -5803,17 +6257,37 @@
                 <w:numId w:val="41"/>
               </w:numPr>
               <w:cnfStyle w:val="000000000000" w:firstRow="0" w:lastRow="0" w:firstColumn="0" w:lastColumn="0" w:oddVBand="0" w:evenVBand="0" w:oddHBand="0" w:evenHBand="0" w:firstRowFirstColumn="0" w:firstRowLastColumn="0" w:lastRowFirstColumn="0" w:lastRowLastColumn="0"/>
-            </w:pPr>
-            <w:r>
+              <w:rPr>
+                <w:sz w:val="22"/>
+                <w:szCs w:val="22"/>
+              </w:rPr>
+            </w:pPr>
+            <w:r>
+              <w:rPr>
+                <w:sz w:val="22"/>
+                <w:szCs w:val="22"/>
+              </w:rPr>
               <w:t xml:space="preserve">Computational Thinking </w:t>
             </w:r>
             <w:r>
+              <w:rPr>
+                <w:sz w:val="22"/>
+                <w:szCs w:val="22"/>
+              </w:rPr>
               <w:t>–</w:t>
             </w:r>
             <w:r>
+              <w:rPr>
+                <w:sz w:val="22"/>
+                <w:szCs w:val="22"/>
+              </w:rPr>
               <w:t xml:space="preserve"> </w:t>
             </w:r>
             <w:r>
+              <w:rPr>
+                <w:sz w:val="22"/>
+                <w:szCs w:val="22"/>
+              </w:rPr>
               <w:t>What’s an Algorithm</w:t>
             </w:r>
           </w:p>
@@ -5825,8 +6299,16 @@
                 <w:numId w:val="41"/>
               </w:numPr>
               <w:cnfStyle w:val="000000000000" w:firstRow="0" w:lastRow="0" w:firstColumn="0" w:lastColumn="0" w:oddVBand="0" w:evenVBand="0" w:oddHBand="0" w:evenHBand="0" w:firstRowFirstColumn="0" w:firstRowLastColumn="0" w:lastRowFirstColumn="0" w:lastRowLastColumn="0"/>
-            </w:pPr>
-            <w:r>
+              <w:rPr>
+                <w:sz w:val="22"/>
+                <w:szCs w:val="22"/>
+              </w:rPr>
+            </w:pPr>
+            <w:r>
+              <w:rPr>
+                <w:sz w:val="22"/>
+                <w:szCs w:val="22"/>
+              </w:rPr>
               <w:t>The Hiring Game: an exploration of Algorithmic bias</w:t>
             </w:r>
           </w:p>
@@ -5834,6 +6316,10 @@
             <w:pPr>
               <w:pStyle w:val="ListParagraph"/>
               <w:cnfStyle w:val="000000000000" w:firstRow="0" w:lastRow="0" w:firstColumn="0" w:lastColumn="0" w:oddVBand="0" w:evenVBand="0" w:oddHBand="0" w:evenHBand="0" w:firstRowFirstColumn="0" w:firstRowLastColumn="0" w:lastRowFirstColumn="0" w:lastRowLastColumn="0"/>
+              <w:rPr>
+                <w:sz w:val="22"/>
+                <w:szCs w:val="22"/>
+              </w:rPr>
             </w:pPr>
           </w:p>
         </w:tc>
@@ -5844,6 +6330,10 @@
           <w:p>
             <w:pPr>
               <w:cnfStyle w:val="000000000000" w:firstRow="0" w:lastRow="0" w:firstColumn="0" w:lastColumn="0" w:oddVBand="0" w:evenVBand="0" w:oddHBand="0" w:evenHBand="0" w:firstRowFirstColumn="0" w:firstRowLastColumn="0" w:lastRowFirstColumn="0" w:lastRowLastColumn="0"/>
+              <w:rPr>
+                <w:sz w:val="22"/>
+                <w:szCs w:val="22"/>
+              </w:rPr>
             </w:pPr>
           </w:p>
         </w:tc>
@@ -5866,6 +6356,8 @@
               <w:rPr>
                 <w:b w:val="0"/>
                 <w:bCs w:val="0"/>
+                <w:sz w:val="22"/>
+                <w:szCs w:val="22"/>
               </w:rPr>
             </w:pPr>
           </w:p>
@@ -5879,11 +6371,19 @@
               <w:pStyle w:val="ListParagraph"/>
               <w:numPr>
                 <w:ilvl w:val="0"/>
-                <w:numId w:val="41"/>
+                <w:numId w:val="2"/>
               </w:numPr>
               <w:cnfStyle w:val="000000000000" w:firstRow="0" w:lastRow="0" w:firstColumn="0" w:lastColumn="0" w:oddVBand="0" w:evenVBand="0" w:oddHBand="0" w:evenHBand="0" w:firstRowFirstColumn="0" w:firstRowLastColumn="0" w:lastRowFirstColumn="0" w:lastRowLastColumn="0"/>
-            </w:pPr>
-            <w:r>
+              <w:rPr>
+                <w:sz w:val="22"/>
+                <w:szCs w:val="22"/>
+              </w:rPr>
+            </w:pPr>
+            <w:r>
+              <w:rPr>
+                <w:sz w:val="22"/>
+                <w:szCs w:val="22"/>
+              </w:rPr>
               <w:t>What makes a good/interesting problem?</w:t>
             </w:r>
           </w:p>
@@ -5896,8 +6396,16 @@
           <w:p>
             <w:pPr>
               <w:cnfStyle w:val="000000000000" w:firstRow="0" w:lastRow="0" w:firstColumn="0" w:lastColumn="0" w:oddVBand="0" w:evenVBand="0" w:oddHBand="0" w:evenHBand="0" w:firstRowFirstColumn="0" w:firstRowLastColumn="0" w:lastRowFirstColumn="0" w:lastRowLastColumn="0"/>
-            </w:pPr>
-            <w:r>
+              <w:rPr>
+                <w:sz w:val="22"/>
+                <w:szCs w:val="22"/>
+              </w:rPr>
+            </w:pPr>
+            <w:r>
+              <w:rPr>
+                <w:sz w:val="22"/>
+                <w:szCs w:val="22"/>
+              </w:rPr>
               <w:t>Brainstorm/Share project Ideas/problems you are interested in solving</w:t>
             </w:r>
           </w:p>
@@ -5909,8 +6417,16 @@
                 <w:numId w:val="26"/>
               </w:numPr>
               <w:cnfStyle w:val="000000000000" w:firstRow="0" w:lastRow="0" w:firstColumn="0" w:lastColumn="0" w:oddVBand="0" w:evenVBand="0" w:oddHBand="0" w:evenHBand="0" w:firstRowFirstColumn="0" w:firstRowLastColumn="0" w:lastRowFirstColumn="0" w:lastRowLastColumn="0"/>
-            </w:pPr>
-            <w:r>
+              <w:rPr>
+                <w:sz w:val="22"/>
+                <w:szCs w:val="22"/>
+              </w:rPr>
+            </w:pPr>
+            <w:r>
+              <w:rPr>
+                <w:sz w:val="22"/>
+                <w:szCs w:val="22"/>
+              </w:rPr>
               <w:t>What makes a good problem?</w:t>
             </w:r>
           </w:p>
@@ -5922,8 +6438,16 @@
                 <w:numId w:val="26"/>
               </w:numPr>
               <w:cnfStyle w:val="000000000000" w:firstRow="0" w:lastRow="0" w:firstColumn="0" w:lastColumn="0" w:oddVBand="0" w:evenVBand="0" w:oddHBand="0" w:evenHBand="0" w:firstRowFirstColumn="0" w:firstRowLastColumn="0" w:lastRowFirstColumn="0" w:lastRowLastColumn="0"/>
-            </w:pPr>
-            <w:r>
+              <w:rPr>
+                <w:sz w:val="22"/>
+                <w:szCs w:val="22"/>
+              </w:rPr>
+            </w:pPr>
+            <w:r>
+              <w:rPr>
+                <w:sz w:val="22"/>
+                <w:szCs w:val="22"/>
+              </w:rPr>
               <w:t>Example problems</w:t>
             </w:r>
           </w:p>
@@ -5935,9 +6459,16 @@
                 <w:numId w:val="26"/>
               </w:numPr>
               <w:cnfStyle w:val="000000000000" w:firstRow="0" w:lastRow="0" w:firstColumn="0" w:lastColumn="0" w:oddVBand="0" w:evenVBand="0" w:oddHBand="0" w:evenHBand="0" w:firstRowFirstColumn="0" w:firstRowLastColumn="0" w:lastRowFirstColumn="0" w:lastRowLastColumn="0"/>
-            </w:pPr>
-            <w:r>
-              <w:lastRenderedPageBreak/>
+              <w:rPr>
+                <w:sz w:val="22"/>
+                <w:szCs w:val="22"/>
+              </w:rPr>
+            </w:pPr>
+            <w:r>
+              <w:rPr>
+                <w:sz w:val="22"/>
+                <w:szCs w:val="22"/>
+              </w:rPr>
               <w:t>Good citizenship for group projects</w:t>
             </w:r>
           </w:p>
@@ -5949,23 +6480,26 @@
                 <w:numId w:val="20"/>
               </w:numPr>
               <w:cnfStyle w:val="000000000000" w:firstRow="0" w:lastRow="0" w:firstColumn="0" w:lastColumn="0" w:oddVBand="0" w:evenVBand="0" w:oddHBand="0" w:evenHBand="0" w:firstRowFirstColumn="0" w:firstRowLastColumn="0" w:lastRowFirstColumn="0" w:lastRowLastColumn="0"/>
-            </w:pPr>
-            <w:r>
-              <w:t>Identify</w:t>
-            </w:r>
-            <w:r>
-              <w:t xml:space="preserve"> next steps in </w:t>
-            </w:r>
-            <w:r>
-              <w:t xml:space="preserve">your </w:t>
-            </w:r>
-            <w:r>
-              <w:t xml:space="preserve">DS learning. </w:t>
-            </w:r>
-          </w:p>
-          <w:p>
-            <w:pPr>
-              <w:cnfStyle w:val="000000000000" w:firstRow="0" w:lastRow="0" w:firstColumn="0" w:lastColumn="0" w:oddVBand="0" w:evenVBand="0" w:oddHBand="0" w:evenHBand="0" w:firstRowFirstColumn="0" w:firstRowLastColumn="0" w:lastRowFirstColumn="0" w:lastRowLastColumn="0"/>
+              <w:rPr>
+                <w:sz w:val="22"/>
+                <w:szCs w:val="22"/>
+              </w:rPr>
+            </w:pPr>
+            <w:r>
+              <w:rPr>
+                <w:sz w:val="22"/>
+                <w:szCs w:val="22"/>
+              </w:rPr>
+              <w:t xml:space="preserve">Identify next steps in your DS learning. </w:t>
+            </w:r>
+          </w:p>
+          <w:p>
+            <w:pPr>
+              <w:cnfStyle w:val="000000000000" w:firstRow="0" w:lastRow="0" w:firstColumn="0" w:lastColumn="0" w:oddVBand="0" w:evenVBand="0" w:oddHBand="0" w:evenHBand="0" w:firstRowFirstColumn="0" w:firstRowLastColumn="0" w:lastRowFirstColumn="0" w:lastRowLastColumn="0"/>
+              <w:rPr>
+                <w:sz w:val="22"/>
+                <w:szCs w:val="22"/>
+              </w:rPr>
             </w:pPr>
           </w:p>
         </w:tc>
@@ -5976,23 +6510,41 @@
           <w:p>
             <w:pPr>
               <w:cnfStyle w:val="000000000000" w:firstRow="0" w:lastRow="0" w:firstColumn="0" w:lastColumn="0" w:oddVBand="0" w:evenVBand="0" w:oddHBand="0" w:evenHBand="0" w:firstRowFirstColumn="0" w:firstRowLastColumn="0" w:lastRowFirstColumn="0" w:lastRowLastColumn="0"/>
-            </w:pPr>
-            <w:r>
-              <w:lastRenderedPageBreak/>
+              <w:rPr>
+                <w:sz w:val="22"/>
+                <w:szCs w:val="22"/>
+              </w:rPr>
+            </w:pPr>
+            <w:r>
+              <w:rPr>
+                <w:sz w:val="22"/>
+                <w:szCs w:val="22"/>
+              </w:rPr>
               <w:t xml:space="preserve">Guidelines for effective group work </w:t>
             </w:r>
           </w:p>
           <w:p>
             <w:pPr>
               <w:cnfStyle w:val="000000000000" w:firstRow="0" w:lastRow="0" w:firstColumn="0" w:lastColumn="0" w:oddVBand="0" w:evenVBand="0" w:oddHBand="0" w:evenHBand="0" w:firstRowFirstColumn="0" w:firstRowLastColumn="0" w:lastRowFirstColumn="0" w:lastRowLastColumn="0"/>
-            </w:pPr>
-          </w:p>
-          <w:p>
-            <w:pPr>
-              <w:cnfStyle w:val="000000000000" w:firstRow="0" w:lastRow="0" w:firstColumn="0" w:lastColumn="0" w:oddVBand="0" w:evenVBand="0" w:oddHBand="0" w:evenHBand="0" w:firstRowFirstColumn="0" w:firstRowLastColumn="0" w:lastRowFirstColumn="0" w:lastRowLastColumn="0"/>
-            </w:pPr>
-            <w:r>
-              <w:lastRenderedPageBreak/>
+              <w:rPr>
+                <w:sz w:val="22"/>
+                <w:szCs w:val="22"/>
+              </w:rPr>
+            </w:pPr>
+          </w:p>
+          <w:p>
+            <w:pPr>
+              <w:cnfStyle w:val="000000000000" w:firstRow="0" w:lastRow="0" w:firstColumn="0" w:lastColumn="0" w:oddVBand="0" w:evenVBand="0" w:oddHBand="0" w:evenHBand="0" w:firstRowFirstColumn="0" w:firstRowLastColumn="0" w:lastRowFirstColumn="0" w:lastRowLastColumn="0"/>
+              <w:rPr>
+                <w:sz w:val="22"/>
+                <w:szCs w:val="22"/>
+              </w:rPr>
+            </w:pPr>
+            <w:r>
+              <w:rPr>
+                <w:sz w:val="22"/>
+                <w:szCs w:val="22"/>
+              </w:rPr>
               <w:t>All set for tomorrow!</w:t>
             </w:r>
           </w:p>
@@ -6002,6 +6554,8 @@
               <w:rPr>
                 <w:i/>
                 <w:iCs/>
+                <w:sz w:val="22"/>
+                <w:szCs w:val="22"/>
               </w:rPr>
             </w:pPr>
           </w:p>
@@ -6018,17 +6572,25 @@
             <w:gridSpan w:val="5"/>
           </w:tcPr>
           <w:p>
-            <w:r>
-              <w:lastRenderedPageBreak/>
-              <w:t>F</w:t>
-            </w:r>
-            <w:r>
-              <w:t>ree textbook (assumes knowledge of Python):</w:t>
+            <w:pPr>
+              <w:rPr>
+                <w:sz w:val="22"/>
+                <w:szCs w:val="22"/>
+              </w:rPr>
+            </w:pPr>
+            <w:r>
+              <w:rPr>
+                <w:sz w:val="22"/>
+                <w:szCs w:val="22"/>
+              </w:rPr>
+              <w:t>Free textbook (assumes knowledge of Python):</w:t>
             </w:r>
             <w:r>
               <w:rPr>
                 <w:b w:val="0"/>
                 <w:bCs w:val="0"/>
+                <w:sz w:val="22"/>
+                <w:szCs w:val="22"/>
               </w:rPr>
               <w:t xml:space="preserve"> </w:t>
             </w:r>
@@ -6036,12 +6598,21 @@
               <w:r>
                 <w:rPr>
                   <w:rStyle w:val="Hyperlink"/>
+                  <w:sz w:val="22"/>
+                  <w:szCs w:val="22"/>
                 </w:rPr>
                 <w:t>https://github.com/jakevdp/PythonDataScienceHandbook</w:t>
               </w:r>
             </w:hyperlink>
           </w:p>
-          <w:p/>
+          <w:p>
+            <w:pPr>
+              <w:rPr>
+                <w:sz w:val="22"/>
+                <w:szCs w:val="22"/>
+              </w:rPr>
+            </w:pPr>
+          </w:p>
         </w:tc>
       </w:tr>
     </w:tbl>
@@ -6084,12 +6655,22 @@
               <w:rPr>
                 <w:b w:val="0"/>
                 <w:bCs w:val="0"/>
-              </w:rPr>
-            </w:pPr>
-            <w:r>
+                <w:sz w:val="22"/>
+                <w:szCs w:val="22"/>
+              </w:rPr>
+            </w:pPr>
+            <w:r>
+              <w:rPr>
+                <w:sz w:val="22"/>
+                <w:szCs w:val="22"/>
+              </w:rPr>
               <w:t xml:space="preserve">Day </w:t>
             </w:r>
             <w:r>
+              <w:rPr>
+                <w:sz w:val="22"/>
+                <w:szCs w:val="22"/>
+              </w:rPr>
               <w:t>1</w:t>
             </w:r>
           </w:p>
@@ -6102,21 +6683,37 @@
                 <w:b w:val="0"/>
                 <w:bCs w:val="0"/>
                 <w:color w:val="C00000"/>
-              </w:rPr>
-            </w:pPr>
-            <w:r>
+                <w:sz w:val="22"/>
+                <w:szCs w:val="22"/>
+              </w:rPr>
+            </w:pPr>
+            <w:r>
+              <w:rPr>
+                <w:sz w:val="22"/>
+                <w:szCs w:val="22"/>
+              </w:rPr>
               <w:t xml:space="preserve">Mon, </w:t>
             </w:r>
             <w:r>
+              <w:rPr>
+                <w:sz w:val="22"/>
+                <w:szCs w:val="22"/>
+              </w:rPr>
               <w:t xml:space="preserve">Jan </w:t>
             </w:r>
             <w:r>
               <w:rPr>
                 <w:color w:val="C00000"/>
+                <w:sz w:val="22"/>
+                <w:szCs w:val="22"/>
               </w:rPr>
               <w:t>?</w:t>
             </w:r>
             <w:r>
+              <w:rPr>
+                <w:sz w:val="22"/>
+                <w:szCs w:val="22"/>
+              </w:rPr>
               <w:t xml:space="preserve"> </w:t>
             </w:r>
           </w:p>
@@ -6129,6 +6726,8 @@
                 <w:b w:val="0"/>
                 <w:bCs w:val="0"/>
                 <w:color w:val="EE0000"/>
+                <w:sz w:val="22"/>
+                <w:szCs w:val="22"/>
               </w:rPr>
             </w:pPr>
             <w:r>
@@ -6136,6 +6735,8 @@
                 <w:b w:val="0"/>
                 <w:bCs w:val="0"/>
                 <w:color w:val="EE0000"/>
+                <w:sz w:val="22"/>
+                <w:szCs w:val="22"/>
               </w:rPr>
               <w:t>Data Structures</w:t>
             </w:r>
@@ -6153,8 +6754,16 @@
                 <w:numId w:val="3"/>
               </w:numPr>
               <w:cnfStyle w:val="000000000000" w:firstRow="0" w:lastRow="0" w:firstColumn="0" w:lastColumn="0" w:oddVBand="0" w:evenVBand="0" w:oddHBand="0" w:evenHBand="0" w:firstRowFirstColumn="0" w:firstRowLastColumn="0" w:lastRowFirstColumn="0" w:lastRowLastColumn="0"/>
-            </w:pPr>
-            <w:r>
+              <w:rPr>
+                <w:sz w:val="22"/>
+                <w:szCs w:val="22"/>
+              </w:rPr>
+            </w:pPr>
+            <w:r>
+              <w:rPr>
+                <w:sz w:val="22"/>
+                <w:szCs w:val="22"/>
+              </w:rPr>
               <w:t>Jupyter on cloud</w:t>
             </w:r>
           </w:p>
@@ -6165,6 +6774,8 @@
                 <w:b/>
                 <w:bCs/>
                 <w:color w:val="000000" w:themeColor="text1"/>
+                <w:sz w:val="22"/>
+                <w:szCs w:val="22"/>
                 <w:u w:val="single"/>
               </w:rPr>
             </w:pPr>
@@ -6176,6 +6787,8 @@
                 <w:b/>
                 <w:bCs/>
                 <w:color w:val="000000" w:themeColor="text1"/>
+                <w:sz w:val="22"/>
+                <w:szCs w:val="22"/>
               </w:rPr>
             </w:pPr>
             <w:r>
@@ -6183,6 +6796,8 @@
                 <w:b/>
                 <w:bCs/>
                 <w:color w:val="000000" w:themeColor="text1"/>
+                <w:sz w:val="22"/>
+                <w:szCs w:val="22"/>
                 <w:u w:val="single"/>
               </w:rPr>
               <w:t xml:space="preserve">LO: </w:t>
@@ -6191,26 +6806,46 @@
           <w:p>
             <w:pPr>
               <w:cnfStyle w:val="000000000000" w:firstRow="0" w:lastRow="0" w:firstColumn="0" w:lastColumn="0" w:oddVBand="0" w:evenVBand="0" w:oddHBand="0" w:evenHBand="0" w:firstRowFirstColumn="0" w:firstRowLastColumn="0" w:lastRowFirstColumn="0" w:lastRowLastColumn="0"/>
-            </w:pPr>
-            <w:r>
+              <w:rPr>
+                <w:sz w:val="22"/>
+                <w:szCs w:val="22"/>
+              </w:rPr>
+            </w:pPr>
+            <w:r>
+              <w:rPr>
+                <w:sz w:val="22"/>
+                <w:szCs w:val="22"/>
+              </w:rPr>
               <w:t xml:space="preserve">Learners </w:t>
             </w:r>
             <w:r>
               <w:rPr>
+                <w:sz w:val="22"/>
+                <w:szCs w:val="22"/>
                 <w:u w:val="single"/>
               </w:rPr>
               <w:t>use</w:t>
             </w:r>
             <w:r>
+              <w:rPr>
+                <w:sz w:val="22"/>
+                <w:szCs w:val="22"/>
+              </w:rPr>
               <w:t xml:space="preserve"> and </w:t>
             </w:r>
             <w:r>
               <w:rPr>
+                <w:sz w:val="22"/>
+                <w:szCs w:val="22"/>
                 <w:u w:val="single"/>
               </w:rPr>
               <w:t>manipulate</w:t>
             </w:r>
             <w:r>
+              <w:rPr>
+                <w:sz w:val="22"/>
+                <w:szCs w:val="22"/>
+              </w:rPr>
               <w:t xml:space="preserve"> Jupyter notebooks: evaluating, and adding cells, and switching between Markdown and Coding cells</w:t>
             </w:r>
           </w:p>
@@ -6225,12 +6860,16 @@
               <w:rPr>
                 <w:b/>
                 <w:bCs/>
+                <w:sz w:val="22"/>
+                <w:szCs w:val="22"/>
               </w:rPr>
             </w:pPr>
             <w:r>
               <w:rPr>
                 <w:b/>
                 <w:bCs/>
+                <w:sz w:val="22"/>
+                <w:szCs w:val="22"/>
               </w:rPr>
               <w:t>Markdown</w:t>
             </w:r>
@@ -6241,6 +6880,8 @@
               <w:rPr>
                 <w:b/>
                 <w:bCs/>
+                <w:sz w:val="22"/>
+                <w:szCs w:val="22"/>
                 <w:u w:val="single"/>
               </w:rPr>
             </w:pPr>
@@ -6248,6 +6889,8 @@
               <w:rPr>
                 <w:b/>
                 <w:bCs/>
+                <w:sz w:val="22"/>
+                <w:szCs w:val="22"/>
                 <w:u w:val="single"/>
               </w:rPr>
               <w:t>Overview of Jupyter Notebooks</w:t>
@@ -6263,11 +6906,15 @@
               <w:cnfStyle w:val="000000000000" w:firstRow="0" w:lastRow="0" w:firstColumn="0" w:lastColumn="0" w:oddVBand="0" w:evenVBand="0" w:oddHBand="0" w:evenHBand="0" w:firstRowFirstColumn="0" w:firstRowLastColumn="0" w:lastRowFirstColumn="0" w:lastRowLastColumn="0"/>
               <w:rPr>
                 <w:color w:val="000000" w:themeColor="text1"/>
+                <w:sz w:val="22"/>
+                <w:szCs w:val="22"/>
               </w:rPr>
             </w:pPr>
             <w:r>
               <w:rPr>
                 <w:color w:val="000000" w:themeColor="text1"/>
+                <w:sz w:val="22"/>
+                <w:szCs w:val="22"/>
               </w:rPr>
               <w:t>Notebooks contain chunks that are in a programming language (</w:t>
             </w:r>
@@ -6276,6 +6923,8 @@
                 <w:b/>
                 <w:bCs/>
                 <w:color w:val="000000" w:themeColor="text1"/>
+                <w:sz w:val="22"/>
+                <w:szCs w:val="22"/>
                 <w:u w:val="single"/>
               </w:rPr>
               <w:t>JU</w:t>
@@ -6283,6 +6932,8 @@
             <w:r>
               <w:rPr>
                 <w:color w:val="000000" w:themeColor="text1"/>
+                <w:sz w:val="22"/>
+                <w:szCs w:val="22"/>
               </w:rPr>
               <w:t xml:space="preserve">lia, </w:t>
             </w:r>
@@ -6291,6 +6942,8 @@
                 <w:b/>
                 <w:bCs/>
                 <w:color w:val="000000" w:themeColor="text1"/>
+                <w:sz w:val="22"/>
+                <w:szCs w:val="22"/>
                 <w:u w:val="single"/>
               </w:rPr>
               <w:t>PYT</w:t>
@@ -6298,6 +6951,8 @@
             <w:r>
               <w:rPr>
                 <w:color w:val="000000" w:themeColor="text1"/>
+                <w:sz w:val="22"/>
+                <w:szCs w:val="22"/>
               </w:rPr>
               <w:t xml:space="preserve">hon, </w:t>
             </w:r>
@@ -6306,6 +6961,8 @@
                 <w:b/>
                 <w:bCs/>
                 <w:color w:val="000000" w:themeColor="text1"/>
+                <w:sz w:val="22"/>
+                <w:szCs w:val="22"/>
                 <w:u w:val="single"/>
               </w:rPr>
               <w:t>R</w:t>
@@ -6313,6 +6970,8 @@
             <w:r>
               <w:rPr>
                 <w:color w:val="000000" w:themeColor="text1"/>
+                <w:sz w:val="22"/>
+                <w:szCs w:val="22"/>
               </w:rPr>
               <w:t>) or in Markdown language.</w:t>
             </w:r>
@@ -6327,11 +6986,15 @@
               <w:cnfStyle w:val="000000000000" w:firstRow="0" w:lastRow="0" w:firstColumn="0" w:lastColumn="0" w:oddVBand="0" w:evenVBand="0" w:oddHBand="0" w:evenHBand="0" w:firstRowFirstColumn="0" w:firstRowLastColumn="0" w:lastRowFirstColumn="0" w:lastRowLastColumn="0"/>
               <w:rPr>
                 <w:color w:val="000000" w:themeColor="text1"/>
+                <w:sz w:val="22"/>
+                <w:szCs w:val="22"/>
               </w:rPr>
             </w:pPr>
             <w:r>
               <w:rPr>
                 <w:color w:val="000000" w:themeColor="text1"/>
+                <w:sz w:val="22"/>
+                <w:szCs w:val="22"/>
               </w:rPr>
               <w:t>Variables, assignment, and memory</w:t>
             </w:r>
@@ -6342,6 +7005,8 @@
               <w:rPr>
                 <w:b/>
                 <w:bCs/>
+                <w:sz w:val="22"/>
+                <w:szCs w:val="22"/>
               </w:rPr>
             </w:pPr>
           </w:p>
@@ -6358,11 +7023,17 @@
                 <w:numId w:val="4"/>
               </w:numPr>
               <w:cnfStyle w:val="000000000000" w:firstRow="0" w:lastRow="0" w:firstColumn="0" w:lastColumn="0" w:oddVBand="0" w:evenVBand="0" w:oddHBand="0" w:evenHBand="0" w:firstRowFirstColumn="0" w:firstRowLastColumn="0" w:lastRowFirstColumn="0" w:lastRowLastColumn="0"/>
+              <w:rPr>
+                <w:sz w:val="22"/>
+                <w:szCs w:val="22"/>
+              </w:rPr>
             </w:pPr>
             <w:hyperlink r:id="rId7" w:history="1">
               <w:r>
                 <w:rPr>
                   <w:rStyle w:val="Hyperlink"/>
+                  <w:sz w:val="22"/>
+                  <w:szCs w:val="22"/>
                 </w:rPr>
                 <w:t>Overview and justification of Jupyter Notebooks</w:t>
               </w:r>
@@ -6376,11 +7047,17 @@
                 <w:numId w:val="4"/>
               </w:numPr>
               <w:cnfStyle w:val="000000000000" w:firstRow="0" w:lastRow="0" w:firstColumn="0" w:lastColumn="0" w:oddVBand="0" w:evenVBand="0" w:oddHBand="0" w:evenHBand="0" w:firstRowFirstColumn="0" w:firstRowLastColumn="0" w:lastRowFirstColumn="0" w:lastRowLastColumn="0"/>
+              <w:rPr>
+                <w:sz w:val="22"/>
+                <w:szCs w:val="22"/>
+              </w:rPr>
             </w:pPr>
             <w:hyperlink r:id="rId8" w:history="1">
               <w:r>
                 <w:rPr>
                   <w:rStyle w:val="Hyperlink"/>
+                  <w:sz w:val="22"/>
+                  <w:szCs w:val="22"/>
                 </w:rPr>
                 <w:t>Jupyter Notebook Shortcuts</w:t>
               </w:r>
@@ -6390,6 +7067,10 @@
             <w:pPr>
               <w:ind w:left="360"/>
               <w:cnfStyle w:val="000000000000" w:firstRow="0" w:lastRow="0" w:firstColumn="0" w:lastColumn="0" w:oddVBand="0" w:evenVBand="0" w:oddHBand="0" w:evenHBand="0" w:firstRowFirstColumn="0" w:firstRowLastColumn="0" w:lastRowFirstColumn="0" w:lastRowLastColumn="0"/>
+              <w:rPr>
+                <w:sz w:val="22"/>
+                <w:szCs w:val="22"/>
+              </w:rPr>
             </w:pPr>
           </w:p>
         </w:tc>
@@ -6412,6 +7093,8 @@
               <w:rPr>
                 <w:b w:val="0"/>
                 <w:bCs w:val="0"/>
+                <w:sz w:val="22"/>
+                <w:szCs w:val="22"/>
               </w:rPr>
             </w:pPr>
           </w:p>
@@ -6428,8 +7111,16 @@
                 <w:numId w:val="3"/>
               </w:numPr>
               <w:cnfStyle w:val="000000000000" w:firstRow="0" w:lastRow="0" w:firstColumn="0" w:lastColumn="0" w:oddVBand="0" w:evenVBand="0" w:oddHBand="0" w:evenHBand="0" w:firstRowFirstColumn="0" w:firstRowLastColumn="0" w:lastRowFirstColumn="0" w:lastRowLastColumn="0"/>
-            </w:pPr>
-            <w:r>
+              <w:rPr>
+                <w:sz w:val="22"/>
+                <w:szCs w:val="22"/>
+              </w:rPr>
+            </w:pPr>
+            <w:r>
+              <w:rPr>
+                <w:sz w:val="22"/>
+                <w:szCs w:val="22"/>
+              </w:rPr>
               <w:t>Jupyter Python</w:t>
             </w:r>
           </w:p>
@@ -6438,6 +7129,8 @@
               <w:cnfStyle w:val="000000000000" w:firstRow="0" w:lastRow="0" w:firstColumn="0" w:lastColumn="0" w:oddVBand="0" w:evenVBand="0" w:oddHBand="0" w:evenHBand="0" w:firstRowFirstColumn="0" w:firstRowLastColumn="0" w:lastRowFirstColumn="0" w:lastRowLastColumn="0"/>
               <w:rPr>
                 <w:color w:val="000000" w:themeColor="text1"/>
+                <w:sz w:val="22"/>
+                <w:szCs w:val="22"/>
               </w:rPr>
             </w:pPr>
             <w:r>
@@ -6445,22 +7138,35 @@
                 <w:b/>
                 <w:bCs/>
                 <w:color w:val="000000" w:themeColor="text1"/>
+                <w:sz w:val="22"/>
+                <w:szCs w:val="22"/>
                 <w:u w:val="single"/>
               </w:rPr>
+              <w:lastRenderedPageBreak/>
               <w:t>LO:</w:t>
             </w:r>
           </w:p>
           <w:p>
             <w:pPr>
               <w:cnfStyle w:val="000000000000" w:firstRow="0" w:lastRow="0" w:firstColumn="0" w:lastColumn="0" w:oddVBand="0" w:evenVBand="0" w:oddHBand="0" w:evenHBand="0" w:firstRowFirstColumn="0" w:firstRowLastColumn="0" w:lastRowFirstColumn="0" w:lastRowLastColumn="0"/>
-            </w:pPr>
-            <w:r>
-              <w:rPr>
+              <w:rPr>
+                <w:sz w:val="22"/>
+                <w:szCs w:val="22"/>
+              </w:rPr>
+            </w:pPr>
+            <w:r>
+              <w:rPr>
+                <w:sz w:val="22"/>
+                <w:szCs w:val="22"/>
                 <w:u w:val="single"/>
               </w:rPr>
               <w:t>Recognize</w:t>
             </w:r>
             <w:r>
+              <w:rPr>
+                <w:sz w:val="22"/>
+                <w:szCs w:val="22"/>
+              </w:rPr>
               <w:t xml:space="preserve">: </w:t>
             </w:r>
           </w:p>
@@ -6472,8 +7178,16 @@
                 <w:numId w:val="5"/>
               </w:numPr>
               <w:cnfStyle w:val="000000000000" w:firstRow="0" w:lastRow="0" w:firstColumn="0" w:lastColumn="0" w:oddVBand="0" w:evenVBand="0" w:oddHBand="0" w:evenHBand="0" w:firstRowFirstColumn="0" w:firstRowLastColumn="0" w:lastRowFirstColumn="0" w:lastRowLastColumn="0"/>
-            </w:pPr>
-            <w:r>
+              <w:rPr>
+                <w:sz w:val="22"/>
+                <w:szCs w:val="22"/>
+              </w:rPr>
+            </w:pPr>
+            <w:r>
+              <w:rPr>
+                <w:sz w:val="22"/>
+                <w:szCs w:val="22"/>
+              </w:rPr>
               <w:t>Syntax of Python including the use of whitespace and appropriate commenting of code</w:t>
             </w:r>
           </w:p>
@@ -6485,8 +7199,16 @@
                 <w:numId w:val="5"/>
               </w:numPr>
               <w:cnfStyle w:val="000000000000" w:firstRow="0" w:lastRow="0" w:firstColumn="0" w:lastColumn="0" w:oddVBand="0" w:evenVBand="0" w:oddHBand="0" w:evenHBand="0" w:firstRowFirstColumn="0" w:firstRowLastColumn="0" w:lastRowFirstColumn="0" w:lastRowLastColumn="0"/>
-            </w:pPr>
-            <w:r>
+              <w:rPr>
+                <w:sz w:val="22"/>
+                <w:szCs w:val="22"/>
+              </w:rPr>
+            </w:pPr>
+            <w:r>
+              <w:rPr>
+                <w:sz w:val="22"/>
+                <w:szCs w:val="22"/>
+              </w:rPr>
               <w:t>Basic elements of Python: variables, data types, including lists, strings, floats, integers and methods</w:t>
             </w:r>
           </w:p>
@@ -6494,11 +7216,15 @@
             <w:pPr>
               <w:cnfStyle w:val="000000000000" w:firstRow="0" w:lastRow="0" w:firstColumn="0" w:lastColumn="0" w:oddVBand="0" w:evenVBand="0" w:oddHBand="0" w:evenHBand="0" w:firstRowFirstColumn="0" w:firstRowLastColumn="0" w:lastRowFirstColumn="0" w:lastRowLastColumn="0"/>
               <w:rPr>
+                <w:sz w:val="22"/>
+                <w:szCs w:val="22"/>
                 <w:u w:val="single"/>
               </w:rPr>
             </w:pPr>
             <w:r>
               <w:rPr>
+                <w:sz w:val="22"/>
+                <w:szCs w:val="22"/>
                 <w:u w:val="single"/>
               </w:rPr>
               <w:t>Implement:</w:t>
@@ -6513,10 +7239,16 @@
               </w:numPr>
               <w:cnfStyle w:val="000000000000" w:firstRow="0" w:lastRow="0" w:firstColumn="0" w:lastColumn="0" w:oddVBand="0" w:evenVBand="0" w:oddHBand="0" w:evenHBand="0" w:firstRowFirstColumn="0" w:firstRowLastColumn="0" w:lastRowFirstColumn="0" w:lastRowLastColumn="0"/>
               <w:rPr>
+                <w:sz w:val="22"/>
+                <w:szCs w:val="22"/>
                 <w:u w:val="single"/>
               </w:rPr>
             </w:pPr>
             <w:r>
+              <w:rPr>
+                <w:sz w:val="22"/>
+                <w:szCs w:val="22"/>
+              </w:rPr>
               <w:t>Appropriate methods of data types including slicing</w:t>
             </w:r>
           </w:p>
@@ -6525,8 +7257,16 @@
               <w:pStyle w:val="ListParagraph"/>
               <w:ind w:left="360"/>
               <w:cnfStyle w:val="000000000000" w:firstRow="0" w:lastRow="0" w:firstColumn="0" w:lastColumn="0" w:oddVBand="0" w:evenVBand="0" w:oddHBand="0" w:evenHBand="0" w:firstRowFirstColumn="0" w:firstRowLastColumn="0" w:lastRowFirstColumn="0" w:lastRowLastColumn="0"/>
-            </w:pPr>
-            <w:r>
+              <w:rPr>
+                <w:sz w:val="22"/>
+                <w:szCs w:val="22"/>
+              </w:rPr>
+            </w:pPr>
+            <w:r>
+              <w:rPr>
+                <w:sz w:val="22"/>
+                <w:szCs w:val="22"/>
+              </w:rPr>
               <w:t xml:space="preserve"> </w:t>
             </w:r>
           </w:p>
@@ -6541,13 +7281,18 @@
               <w:rPr>
                 <w:b/>
                 <w:bCs/>
+                <w:sz w:val="22"/>
+                <w:szCs w:val="22"/>
               </w:rPr>
             </w:pPr>
             <w:r>
               <w:rPr>
                 <w:b/>
                 <w:bCs/>
-              </w:rPr>
+                <w:sz w:val="22"/>
+                <w:szCs w:val="22"/>
+              </w:rPr>
+              <w:lastRenderedPageBreak/>
               <w:t>Coding Chunks</w:t>
             </w:r>
           </w:p>
@@ -6558,6 +7303,8 @@
                 <w:b/>
                 <w:bCs/>
                 <w:color w:val="000000" w:themeColor="text1"/>
+                <w:sz w:val="22"/>
+                <w:szCs w:val="22"/>
                 <w:u w:val="single"/>
               </w:rPr>
             </w:pPr>
@@ -6566,8 +7313,11 @@
                 <w:b/>
                 <w:bCs/>
                 <w:color w:val="000000" w:themeColor="text1"/>
+                <w:sz w:val="22"/>
+                <w:szCs w:val="22"/>
                 <w:u w:val="single"/>
               </w:rPr>
+              <w:lastRenderedPageBreak/>
               <w:t>Data &amp; Manipulation</w:t>
             </w:r>
           </w:p>
@@ -6581,11 +7331,15 @@
               <w:cnfStyle w:val="000000000000" w:firstRow="0" w:lastRow="0" w:firstColumn="0" w:lastColumn="0" w:oddVBand="0" w:evenVBand="0" w:oddHBand="0" w:evenHBand="0" w:firstRowFirstColumn="0" w:firstRowLastColumn="0" w:lastRowFirstColumn="0" w:lastRowLastColumn="0"/>
               <w:rPr>
                 <w:color w:val="000000" w:themeColor="text1"/>
+                <w:sz w:val="22"/>
+                <w:szCs w:val="22"/>
               </w:rPr>
             </w:pPr>
             <w:r>
               <w:rPr>
                 <w:color w:val="000000" w:themeColor="text1"/>
+                <w:sz w:val="22"/>
+                <w:szCs w:val="22"/>
               </w:rPr>
               <w:t>Python is an interpreted language that executes one line at a time</w:t>
             </w:r>
@@ -6600,25 +7354,17 @@
               <w:cnfStyle w:val="000000000000" w:firstRow="0" w:lastRow="0" w:firstColumn="0" w:lastColumn="0" w:oddVBand="0" w:evenVBand="0" w:oddHBand="0" w:evenHBand="0" w:firstRowFirstColumn="0" w:firstRowLastColumn="0" w:lastRowFirstColumn="0" w:lastRowLastColumn="0"/>
               <w:rPr>
                 <w:color w:val="000000" w:themeColor="text1"/>
+                <w:sz w:val="22"/>
+                <w:szCs w:val="22"/>
               </w:rPr>
             </w:pPr>
             <w:r>
               <w:rPr>
                 <w:color w:val="000000" w:themeColor="text1"/>
-              </w:rPr>
-              <w:t>Everything in python is an object</w:t>
-            </w:r>
-            <w:r>
-              <w:rPr>
-                <w:color w:val="000000" w:themeColor="text1"/>
-              </w:rPr>
-              <w:t xml:space="preserve"> with dedicated </w:t>
-            </w:r>
-            <w:r>
-              <w:rPr>
-                <w:color w:val="000000" w:themeColor="text1"/>
-              </w:rPr>
-              <w:t>methods (and attributes)</w:t>
+                <w:sz w:val="22"/>
+                <w:szCs w:val="22"/>
+              </w:rPr>
+              <w:t>Everything in python is an object with dedicated methods (and attributes)</w:t>
             </w:r>
           </w:p>
           <w:p>
@@ -6631,11 +7377,15 @@
               <w:cnfStyle w:val="000000000000" w:firstRow="0" w:lastRow="0" w:firstColumn="0" w:lastColumn="0" w:oddVBand="0" w:evenVBand="0" w:oddHBand="0" w:evenHBand="0" w:firstRowFirstColumn="0" w:firstRowLastColumn="0" w:lastRowFirstColumn="0" w:lastRowLastColumn="0"/>
               <w:rPr>
                 <w:color w:val="000000" w:themeColor="text1"/>
+                <w:sz w:val="22"/>
+                <w:szCs w:val="22"/>
               </w:rPr>
             </w:pPr>
             <w:r>
               <w:rPr>
                 <w:color w:val="000000" w:themeColor="text1"/>
+                <w:sz w:val="22"/>
+                <w:szCs w:val="22"/>
               </w:rPr>
               <w:t>Data types: Integers, floats, and STRINGS</w:t>
             </w:r>
@@ -6650,11 +7400,15 @@
               <w:cnfStyle w:val="000000000000" w:firstRow="0" w:lastRow="0" w:firstColumn="0" w:lastColumn="0" w:oddVBand="0" w:evenVBand="0" w:oddHBand="0" w:evenHBand="0" w:firstRowFirstColumn="0" w:firstRowLastColumn="0" w:lastRowFirstColumn="0" w:lastRowLastColumn="0"/>
               <w:rPr>
                 <w:color w:val="000000" w:themeColor="text1"/>
+                <w:sz w:val="22"/>
+                <w:szCs w:val="22"/>
               </w:rPr>
             </w:pPr>
             <w:r>
               <w:rPr>
                 <w:color w:val="000000" w:themeColor="text1"/>
+                <w:sz w:val="22"/>
+                <w:szCs w:val="22"/>
               </w:rPr>
               <w:t>Slicing</w:t>
             </w:r>
@@ -6669,11 +7423,17 @@
               <w:pStyle w:val="ListParagraph"/>
               <w:ind w:left="0"/>
               <w:cnfStyle w:val="000000000000" w:firstRow="0" w:lastRow="0" w:firstColumn="0" w:lastColumn="0" w:oddVBand="0" w:evenVBand="0" w:oddHBand="0" w:evenHBand="0" w:firstRowFirstColumn="0" w:firstRowLastColumn="0" w:lastRowFirstColumn="0" w:lastRowLastColumn="0"/>
+              <w:rPr>
+                <w:sz w:val="22"/>
+                <w:szCs w:val="22"/>
+              </w:rPr>
             </w:pPr>
             <w:hyperlink r:id="rId9" w:history="1">
               <w:r>
                 <w:rPr>
                   <w:rStyle w:val="Hyperlink"/>
+                  <w:sz w:val="22"/>
+                  <w:szCs w:val="22"/>
                 </w:rPr>
                 <w:t>PYTHON TUTOR!</w:t>
               </w:r>
@@ -6684,6 +7444,10 @@
               <w:pStyle w:val="ListParagraph"/>
               <w:ind w:left="0"/>
               <w:cnfStyle w:val="000000000000" w:firstRow="0" w:lastRow="0" w:firstColumn="0" w:lastColumn="0" w:oddVBand="0" w:evenVBand="0" w:oddHBand="0" w:evenHBand="0" w:firstRowFirstColumn="0" w:firstRowLastColumn="0" w:lastRowFirstColumn="0" w:lastRowLastColumn="0"/>
+              <w:rPr>
+                <w:sz w:val="22"/>
+                <w:szCs w:val="22"/>
+              </w:rPr>
             </w:pPr>
           </w:p>
           <w:p>
@@ -6691,23 +7455,33 @@
               <w:pStyle w:val="ListParagraph"/>
               <w:ind w:left="0"/>
               <w:cnfStyle w:val="000000000000" w:firstRow="0" w:lastRow="0" w:firstColumn="0" w:lastColumn="0" w:oddVBand="0" w:evenVBand="0" w:oddHBand="0" w:evenHBand="0" w:firstRowFirstColumn="0" w:firstRowLastColumn="0" w:lastRowFirstColumn="0" w:lastRowLastColumn="0"/>
+              <w:rPr>
+                <w:sz w:val="22"/>
+                <w:szCs w:val="22"/>
+              </w:rPr>
             </w:pPr>
             <w:hyperlink r:id="rId10" w:history="1">
               <w:r>
                 <w:rPr>
                   <w:rStyle w:val="Hyperlink"/>
+                  <w:sz w:val="22"/>
+                  <w:szCs w:val="22"/>
                 </w:rPr>
                 <w:t xml:space="preserve">The </w:t>
               </w:r>
               <w:r>
                 <w:rPr>
                   <w:rStyle w:val="Hyperlink"/>
+                  <w:sz w:val="22"/>
+                  <w:szCs w:val="22"/>
                 </w:rPr>
                 <w:t>Rosalind</w:t>
               </w:r>
               <w:r>
                 <w:rPr>
                   <w:rStyle w:val="Hyperlink"/>
+                  <w:sz w:val="22"/>
+                  <w:szCs w:val="22"/>
                 </w:rPr>
                 <w:t xml:space="preserve"> website</w:t>
               </w:r>
@@ -6718,6 +7492,10 @@
               <w:pStyle w:val="ListParagraph"/>
               <w:ind w:left="0"/>
               <w:cnfStyle w:val="000000000000" w:firstRow="0" w:lastRow="0" w:firstColumn="0" w:lastColumn="0" w:oddVBand="0" w:evenVBand="0" w:oddHBand="0" w:evenHBand="0" w:firstRowFirstColumn="0" w:firstRowLastColumn="0" w:lastRowFirstColumn="0" w:lastRowLastColumn="0"/>
+              <w:rPr>
+                <w:sz w:val="22"/>
+                <w:szCs w:val="22"/>
+              </w:rPr>
             </w:pPr>
           </w:p>
           <w:p>
@@ -6726,11 +7504,15 @@
               <w:ind w:left="0"/>
               <w:cnfStyle w:val="000000000000" w:firstRow="0" w:lastRow="0" w:firstColumn="0" w:lastColumn="0" w:oddVBand="0" w:evenVBand="0" w:oddHBand="0" w:evenHBand="0" w:firstRowFirstColumn="0" w:firstRowLastColumn="0" w:lastRowFirstColumn="0" w:lastRowLastColumn="0"/>
               <w:rPr>
+                <w:sz w:val="22"/>
+                <w:szCs w:val="22"/>
                 <w:u w:val="single"/>
               </w:rPr>
             </w:pPr>
             <w:r>
               <w:rPr>
+                <w:sz w:val="22"/>
+                <w:szCs w:val="22"/>
                 <w:u w:val="single"/>
               </w:rPr>
               <w:t xml:space="preserve">Work through in class: </w:t>
@@ -6745,6 +7527,8 @@
               </w:numPr>
               <w:cnfStyle w:val="000000000000" w:firstRow="0" w:lastRow="0" w:firstColumn="0" w:lastColumn="0" w:oddVBand="0" w:evenVBand="0" w:oddHBand="0" w:evenHBand="0" w:firstRowFirstColumn="0" w:firstRowLastColumn="0" w:lastRowFirstColumn="0" w:lastRowLastColumn="0"/>
               <w:rPr>
+                <w:sz w:val="22"/>
+                <w:szCs w:val="22"/>
                 <w:u w:val="single"/>
               </w:rPr>
             </w:pPr>
@@ -6752,6 +7536,8 @@
               <w:r>
                 <w:rPr>
                   <w:rStyle w:val="Hyperlink"/>
+                  <w:sz w:val="22"/>
+                  <w:szCs w:val="22"/>
                 </w:rPr>
                 <w:t>Introductory Problem - Not Genomics, but useful!</w:t>
               </w:r>
@@ -6766,6 +7552,8 @@
               </w:numPr>
               <w:cnfStyle w:val="000000000000" w:firstRow="0" w:lastRow="0" w:firstColumn="0" w:lastColumn="0" w:oddVBand="0" w:evenVBand="0" w:oddHBand="0" w:evenHBand="0" w:firstRowFirstColumn="0" w:firstRowLastColumn="0" w:lastRowFirstColumn="0" w:lastRowLastColumn="0"/>
               <w:rPr>
+                <w:sz w:val="22"/>
+                <w:szCs w:val="22"/>
                 <w:u w:val="single"/>
               </w:rPr>
             </w:pPr>
@@ -6773,6 +7561,8 @@
               <w:r>
                 <w:rPr>
                   <w:rStyle w:val="Hyperlink"/>
+                  <w:sz w:val="22"/>
+                  <w:szCs w:val="22"/>
                 </w:rPr>
                 <w:t>String Problem - not genomics</w:t>
               </w:r>
@@ -6787,6 +7577,8 @@
               </w:numPr>
               <w:cnfStyle w:val="000000000000" w:firstRow="0" w:lastRow="0" w:firstColumn="0" w:lastColumn="0" w:oddVBand="0" w:evenVBand="0" w:oddHBand="0" w:evenHBand="0" w:firstRowFirstColumn="0" w:firstRowLastColumn="0" w:lastRowFirstColumn="0" w:lastRowLastColumn="0"/>
               <w:rPr>
+                <w:sz w:val="22"/>
+                <w:szCs w:val="22"/>
                 <w:u w:val="single"/>
               </w:rPr>
             </w:pPr>
@@ -6794,6 +7586,8 @@
               <w:r>
                 <w:rPr>
                   <w:rStyle w:val="Hyperlink"/>
+                  <w:sz w:val="22"/>
+                  <w:szCs w:val="22"/>
                 </w:rPr>
                 <w:t>Rosalind DNA problem</w:t>
               </w:r>
@@ -6808,6 +7602,8 @@
               </w:numPr>
               <w:cnfStyle w:val="000000000000" w:firstRow="0" w:lastRow="0" w:firstColumn="0" w:lastColumn="0" w:oddVBand="0" w:evenVBand="0" w:oddHBand="0" w:evenHBand="0" w:firstRowFirstColumn="0" w:firstRowLastColumn="0" w:lastRowFirstColumn="0" w:lastRowLastColumn="0"/>
               <w:rPr>
+                <w:sz w:val="22"/>
+                <w:szCs w:val="22"/>
                 <w:u w:val="single"/>
               </w:rPr>
             </w:pPr>
@@ -6815,6 +7611,8 @@
               <w:r>
                 <w:rPr>
                   <w:rStyle w:val="Hyperlink"/>
+                  <w:sz w:val="22"/>
+                  <w:szCs w:val="22"/>
                 </w:rPr>
                 <w:t>Rosalind RNA problem</w:t>
               </w:r>
@@ -6825,6 +7623,10 @@
               <w:pStyle w:val="ListParagraph"/>
               <w:ind w:left="0"/>
               <w:cnfStyle w:val="000000000000" w:firstRow="0" w:lastRow="0" w:firstColumn="0" w:lastColumn="0" w:oddVBand="0" w:evenVBand="0" w:oddHBand="0" w:evenHBand="0" w:firstRowFirstColumn="0" w:firstRowLastColumn="0" w:lastRowFirstColumn="0" w:lastRowLastColumn="0"/>
+              <w:rPr>
+                <w:sz w:val="22"/>
+                <w:szCs w:val="22"/>
+              </w:rPr>
             </w:pPr>
           </w:p>
         </w:tc>
@@ -6847,6 +7649,8 @@
               <w:rPr>
                 <w:b w:val="0"/>
                 <w:bCs w:val="0"/>
+                <w:sz w:val="22"/>
+                <w:szCs w:val="22"/>
               </w:rPr>
             </w:pPr>
           </w:p>
@@ -6863,8 +7667,16 @@
                 <w:numId w:val="3"/>
               </w:numPr>
               <w:cnfStyle w:val="000000000000" w:firstRow="0" w:lastRow="0" w:firstColumn="0" w:lastColumn="0" w:oddVBand="0" w:evenVBand="0" w:oddHBand="0" w:evenHBand="0" w:firstRowFirstColumn="0" w:firstRowLastColumn="0" w:lastRowFirstColumn="0" w:lastRowLastColumn="0"/>
-            </w:pPr>
-            <w:r>
+              <w:rPr>
+                <w:sz w:val="22"/>
+                <w:szCs w:val="22"/>
+              </w:rPr>
+            </w:pPr>
+            <w:r>
+              <w:rPr>
+                <w:sz w:val="22"/>
+                <w:szCs w:val="22"/>
+              </w:rPr>
               <w:t>Jupyter Coding</w:t>
             </w:r>
           </w:p>
@@ -6874,6 +7686,8 @@
               <w:rPr>
                 <w:b/>
                 <w:bCs/>
+                <w:sz w:val="22"/>
+                <w:szCs w:val="22"/>
                 <w:u w:val="single"/>
               </w:rPr>
             </w:pPr>
@@ -6881,6 +7695,8 @@
               <w:rPr>
                 <w:b/>
                 <w:bCs/>
+                <w:sz w:val="22"/>
+                <w:szCs w:val="22"/>
                 <w:u w:val="single"/>
               </w:rPr>
               <w:t xml:space="preserve">LO: </w:t>
@@ -6889,14 +7705,24 @@
           <w:p>
             <w:pPr>
               <w:cnfStyle w:val="000000000000" w:firstRow="0" w:lastRow="0" w:firstColumn="0" w:lastColumn="0" w:oddVBand="0" w:evenVBand="0" w:oddHBand="0" w:evenHBand="0" w:firstRowFirstColumn="0" w:firstRowLastColumn="0" w:lastRowFirstColumn="0" w:lastRowLastColumn="0"/>
-            </w:pPr>
-            <w:r>
-              <w:rPr>
+              <w:rPr>
+                <w:sz w:val="22"/>
+                <w:szCs w:val="22"/>
+              </w:rPr>
+            </w:pPr>
+            <w:r>
+              <w:rPr>
+                <w:sz w:val="22"/>
+                <w:szCs w:val="22"/>
                 <w:u w:val="single"/>
               </w:rPr>
               <w:t>Recognize</w:t>
             </w:r>
             <w:r>
+              <w:rPr>
+                <w:sz w:val="22"/>
+                <w:szCs w:val="22"/>
+              </w:rPr>
               <w:t xml:space="preserve">: </w:t>
             </w:r>
           </w:p>
@@ -6908,8 +7734,16 @@
                 <w:numId w:val="5"/>
               </w:numPr>
               <w:cnfStyle w:val="000000000000" w:firstRow="0" w:lastRow="0" w:firstColumn="0" w:lastColumn="0" w:oddVBand="0" w:evenVBand="0" w:oddHBand="0" w:evenHBand="0" w:firstRowFirstColumn="0" w:firstRowLastColumn="0" w:lastRowFirstColumn="0" w:lastRowLastColumn="0"/>
-            </w:pPr>
-            <w:r>
+              <w:rPr>
+                <w:sz w:val="22"/>
+                <w:szCs w:val="22"/>
+              </w:rPr>
+            </w:pPr>
+            <w:r>
+              <w:rPr>
+                <w:sz w:val="22"/>
+                <w:szCs w:val="22"/>
+              </w:rPr>
               <w:t>Best practices/conventions for built in data type lists</w:t>
             </w:r>
           </w:p>
@@ -6921,8 +7755,16 @@
                 <w:numId w:val="5"/>
               </w:numPr>
               <w:cnfStyle w:val="000000000000" w:firstRow="0" w:lastRow="0" w:firstColumn="0" w:lastColumn="0" w:oddVBand="0" w:evenVBand="0" w:oddHBand="0" w:evenHBand="0" w:firstRowFirstColumn="0" w:firstRowLastColumn="0" w:lastRowFirstColumn="0" w:lastRowLastColumn="0"/>
-            </w:pPr>
-            <w:r>
+              <w:rPr>
+                <w:sz w:val="22"/>
+                <w:szCs w:val="22"/>
+              </w:rPr>
+            </w:pPr>
+            <w:r>
+              <w:rPr>
+                <w:sz w:val="22"/>
+                <w:szCs w:val="22"/>
+              </w:rPr>
               <w:t>Start counting at 0</w:t>
             </w:r>
           </w:p>
@@ -6934,19 +7776,31 @@
                 <w:numId w:val="5"/>
               </w:numPr>
               <w:cnfStyle w:val="000000000000" w:firstRow="0" w:lastRow="0" w:firstColumn="0" w:lastColumn="0" w:oddVBand="0" w:evenVBand="0" w:oddHBand="0" w:evenHBand="0" w:firstRowFirstColumn="0" w:firstRowLastColumn="0" w:lastRowFirstColumn="0" w:lastRowLastColumn="0"/>
-            </w:pPr>
-            <w:r>
+              <w:rPr>
+                <w:sz w:val="22"/>
+                <w:szCs w:val="22"/>
+              </w:rPr>
+            </w:pPr>
+            <w:r>
+              <w:rPr>
+                <w:sz w:val="22"/>
+                <w:szCs w:val="22"/>
+              </w:rPr>
               <w:t xml:space="preserve">How lists point to memory is a bit different than strings or integers </w:t>
             </w:r>
             <w:r>
+              <w:rPr>
+                <w:sz w:val="22"/>
+                <w:szCs w:val="22"/>
+              </w:rPr>
               <w:sym w:font="Wingdings" w:char="F0E0"/>
             </w:r>
             <w:r>
-              <w:t xml:space="preserve"> scope of </w:t>
-            </w:r>
-            <w:r>
-              <w:lastRenderedPageBreak/>
-              <w:t>lists is different than strings/integers</w:t>
+              <w:rPr>
+                <w:sz w:val="22"/>
+                <w:szCs w:val="22"/>
+              </w:rPr>
+              <w:t xml:space="preserve"> scope of lists is different than strings/integers</w:t>
             </w:r>
           </w:p>
           <w:p>
@@ -6957,14 +7811,24 @@
                 <w:numId w:val="5"/>
               </w:numPr>
               <w:cnfStyle w:val="000000000000" w:firstRow="0" w:lastRow="0" w:firstColumn="0" w:lastColumn="0" w:oddVBand="0" w:evenVBand="0" w:oddHBand="0" w:evenHBand="0" w:firstRowFirstColumn="0" w:firstRowLastColumn="0" w:lastRowFirstColumn="0" w:lastRowLastColumn="0"/>
-            </w:pPr>
-            <w:r>
+              <w:rPr>
+                <w:sz w:val="22"/>
+                <w:szCs w:val="22"/>
+              </w:rPr>
+            </w:pPr>
+            <w:r>
+              <w:rPr>
+                <w:sz w:val="22"/>
+                <w:szCs w:val="22"/>
+              </w:rPr>
               <w:t>Methods for each data type</w:t>
             </w:r>
             <w:r>
               <w:rPr>
                 <w:b/>
                 <w:bCs/>
+                <w:sz w:val="22"/>
+                <w:szCs w:val="22"/>
               </w:rPr>
               <w:t xml:space="preserve"> </w:t>
             </w:r>
@@ -6977,8 +7841,16 @@
                 <w:numId w:val="5"/>
               </w:numPr>
               <w:cnfStyle w:val="000000000000" w:firstRow="0" w:lastRow="0" w:firstColumn="0" w:lastColumn="0" w:oddVBand="0" w:evenVBand="0" w:oddHBand="0" w:evenHBand="0" w:firstRowFirstColumn="0" w:firstRowLastColumn="0" w:lastRowFirstColumn="0" w:lastRowLastColumn="0"/>
-            </w:pPr>
-            <w:r>
+              <w:rPr>
+                <w:sz w:val="22"/>
+                <w:szCs w:val="22"/>
+              </w:rPr>
+            </w:pPr>
+            <w:r>
+              <w:rPr>
+                <w:sz w:val="22"/>
+                <w:szCs w:val="22"/>
+              </w:rPr>
               <w:t xml:space="preserve">Opportunity for repetition and </w:t>
             </w:r>
           </w:p>
@@ -6988,6 +7860,8 @@
               <w:ind w:left="360"/>
               <w:cnfStyle w:val="000000000000" w:firstRow="0" w:lastRow="0" w:firstColumn="0" w:lastColumn="0" w:oddVBand="0" w:evenVBand="0" w:oddHBand="0" w:evenHBand="0" w:firstRowFirstColumn="0" w:firstRowLastColumn="0" w:lastRowFirstColumn="0" w:lastRowLastColumn="0"/>
               <w:rPr>
+                <w:sz w:val="22"/>
+                <w:szCs w:val="22"/>
                 <w:u w:val="single"/>
               </w:rPr>
             </w:pPr>
@@ -7003,20 +7877,25 @@
               <w:rPr>
                 <w:b/>
                 <w:bCs/>
+                <w:sz w:val="22"/>
+                <w:szCs w:val="22"/>
               </w:rPr>
             </w:pPr>
             <w:r>
               <w:rPr>
                 <w:b/>
                 <w:bCs/>
-              </w:rPr>
-              <w:lastRenderedPageBreak/>
+                <w:sz w:val="22"/>
+                <w:szCs w:val="22"/>
+              </w:rPr>
               <w:t>Lists</w:t>
             </w:r>
             <w:r>
               <w:rPr>
                 <w:b/>
                 <w:bCs/>
+                <w:sz w:val="22"/>
+                <w:szCs w:val="22"/>
               </w:rPr>
               <w:t xml:space="preserve"> &amp; Decisions</w:t>
             </w:r>
@@ -7024,6 +7903,8 @@
               <w:rPr>
                 <w:b/>
                 <w:bCs/>
+                <w:sz w:val="22"/>
+                <w:szCs w:val="22"/>
               </w:rPr>
               <w:t>:</w:t>
             </w:r>
@@ -7036,8 +7917,16 @@
                 <w:numId w:val="4"/>
               </w:numPr>
               <w:cnfStyle w:val="000000000000" w:firstRow="0" w:lastRow="0" w:firstColumn="0" w:lastColumn="0" w:oddVBand="0" w:evenVBand="0" w:oddHBand="0" w:evenHBand="0" w:firstRowFirstColumn="0" w:firstRowLastColumn="0" w:lastRowFirstColumn="0" w:lastRowLastColumn="0"/>
-            </w:pPr>
-            <w:r>
+              <w:rPr>
+                <w:sz w:val="22"/>
+                <w:szCs w:val="22"/>
+              </w:rPr>
+            </w:pPr>
+            <w:r>
+              <w:rPr>
+                <w:sz w:val="22"/>
+                <w:szCs w:val="22"/>
+              </w:rPr>
               <w:t>Homogenous data types</w:t>
             </w:r>
           </w:p>
@@ -7049,23 +7938,26 @@
                 <w:numId w:val="4"/>
               </w:numPr>
               <w:cnfStyle w:val="000000000000" w:firstRow="0" w:lastRow="0" w:firstColumn="0" w:lastColumn="0" w:oddVBand="0" w:evenVBand="0" w:oddHBand="0" w:evenHBand="0" w:firstRowFirstColumn="0" w:firstRowLastColumn="0" w:lastRowFirstColumn="0" w:lastRowLastColumn="0"/>
-            </w:pPr>
-            <w:r>
-              <w:t xml:space="preserve">Methods: </w:t>
-            </w:r>
-            <w:r>
-              <w:t>Access individual values; slic</w:t>
-            </w:r>
-            <w:r>
-              <w:t>e</w:t>
-            </w:r>
-            <w:r>
-              <w:t xml:space="preserve">; replace; append; join; pop </w:t>
-            </w:r>
-          </w:p>
-          <w:p>
-            <w:pPr>
-              <w:cnfStyle w:val="000000000000" w:firstRow="0" w:lastRow="0" w:firstColumn="0" w:lastColumn="0" w:oddVBand="0" w:evenVBand="0" w:oddHBand="0" w:evenHBand="0" w:firstRowFirstColumn="0" w:firstRowLastColumn="0" w:lastRowFirstColumn="0" w:lastRowLastColumn="0"/>
+              <w:rPr>
+                <w:sz w:val="22"/>
+                <w:szCs w:val="22"/>
+              </w:rPr>
+            </w:pPr>
+            <w:r>
+              <w:rPr>
+                <w:sz w:val="22"/>
+                <w:szCs w:val="22"/>
+              </w:rPr>
+              <w:t xml:space="preserve">Methods: Access individual values; slice; replace; append; join; pop </w:t>
+            </w:r>
+          </w:p>
+          <w:p>
+            <w:pPr>
+              <w:cnfStyle w:val="000000000000" w:firstRow="0" w:lastRow="0" w:firstColumn="0" w:lastColumn="0" w:oddVBand="0" w:evenVBand="0" w:oddHBand="0" w:evenHBand="0" w:firstRowFirstColumn="0" w:firstRowLastColumn="0" w:lastRowFirstColumn="0" w:lastRowLastColumn="0"/>
+              <w:rPr>
+                <w:sz w:val="22"/>
+                <w:szCs w:val="22"/>
+              </w:rPr>
             </w:pPr>
           </w:p>
           <w:p>
@@ -7074,15 +7966,23 @@
               <w:rPr>
                 <w:b/>
                 <w:bCs/>
-              </w:rPr>
-            </w:pPr>
-            <w:r>
+                <w:sz w:val="22"/>
+                <w:szCs w:val="22"/>
+              </w:rPr>
+            </w:pPr>
+            <w:r>
+              <w:rPr>
+                <w:sz w:val="22"/>
+                <w:szCs w:val="22"/>
+              </w:rPr>
               <w:t xml:space="preserve">(also mention, but note that they will be replaced by other methods): </w:t>
             </w:r>
             <w:r>
               <w:rPr>
                 <w:b/>
                 <w:bCs/>
+                <w:sz w:val="22"/>
+                <w:szCs w:val="22"/>
               </w:rPr>
               <w:t>I/O, Reading &amp; Writing to external files:</w:t>
             </w:r>
@@ -7095,8 +7995,16 @@
                 <w:numId w:val="5"/>
               </w:numPr>
               <w:cnfStyle w:val="000000000000" w:firstRow="0" w:lastRow="0" w:firstColumn="0" w:lastColumn="0" w:oddVBand="0" w:evenVBand="0" w:oddHBand="0" w:evenHBand="0" w:firstRowFirstColumn="0" w:firstRowLastColumn="0" w:lastRowFirstColumn="0" w:lastRowLastColumn="0"/>
-            </w:pPr>
-            <w:r>
+              <w:rPr>
+                <w:sz w:val="22"/>
+                <w:szCs w:val="22"/>
+              </w:rPr>
+            </w:pPr>
+            <w:r>
+              <w:rPr>
+                <w:sz w:val="22"/>
+                <w:szCs w:val="22"/>
+              </w:rPr>
               <w:t>File objects and methods</w:t>
             </w:r>
           </w:p>
@@ -7108,8 +8016,16 @@
                 <w:numId w:val="5"/>
               </w:numPr>
               <w:cnfStyle w:val="000000000000" w:firstRow="0" w:lastRow="0" w:firstColumn="0" w:lastColumn="0" w:oddVBand="0" w:evenVBand="0" w:oddHBand="0" w:evenHBand="0" w:firstRowFirstColumn="0" w:firstRowLastColumn="0" w:lastRowFirstColumn="0" w:lastRowLastColumn="0"/>
-            </w:pPr>
-            <w:r>
+              <w:rPr>
+                <w:sz w:val="22"/>
+                <w:szCs w:val="22"/>
+              </w:rPr>
+            </w:pPr>
+            <w:r>
+              <w:rPr>
+                <w:sz w:val="22"/>
+                <w:szCs w:val="22"/>
+              </w:rPr>
               <w:t>Open, close, write</w:t>
             </w:r>
           </w:p>
@@ -7121,9 +8037,16 @@
                 <w:numId w:val="5"/>
               </w:numPr>
               <w:cnfStyle w:val="000000000000" w:firstRow="0" w:lastRow="0" w:firstColumn="0" w:lastColumn="0" w:oddVBand="0" w:evenVBand="0" w:oddHBand="0" w:evenHBand="0" w:firstRowFirstColumn="0" w:firstRowLastColumn="0" w:lastRowFirstColumn="0" w:lastRowLastColumn="0"/>
-            </w:pPr>
-            <w:r>
-              <w:lastRenderedPageBreak/>
+              <w:rPr>
+                <w:sz w:val="22"/>
+                <w:szCs w:val="22"/>
+              </w:rPr>
+            </w:pPr>
+            <w:r>
+              <w:rPr>
+                <w:sz w:val="22"/>
+                <w:szCs w:val="22"/>
+              </w:rPr>
               <w:t>Access mode: r+,w+,a+</w:t>
             </w:r>
           </w:p>
@@ -7135,12 +8058,17 @@
                 <w:numId w:val="5"/>
               </w:numPr>
               <w:cnfStyle w:val="000000000000" w:firstRow="0" w:lastRow="0" w:firstColumn="0" w:lastColumn="0" w:oddVBand="0" w:evenVBand="0" w:oddHBand="0" w:evenHBand="0" w:firstRowFirstColumn="0" w:firstRowLastColumn="0" w:lastRowFirstColumn="0" w:lastRowLastColumn="0"/>
-            </w:pPr>
-            <w:r>
-              <w:t xml:space="preserve">Flat files: txt, csv, </w:t>
-            </w:r>
-            <w:r>
-              <w:t>FASTA files</w:t>
+              <w:rPr>
+                <w:sz w:val="22"/>
+                <w:szCs w:val="22"/>
+              </w:rPr>
+            </w:pPr>
+            <w:r>
+              <w:rPr>
+                <w:sz w:val="22"/>
+                <w:szCs w:val="22"/>
+              </w:rPr>
+              <w:t>Flat files: txt, csv, FASTA files</w:t>
             </w:r>
           </w:p>
           <w:p>
@@ -7151,14 +8079,26 @@
                 <w:numId w:val="5"/>
               </w:numPr>
               <w:cnfStyle w:val="000000000000" w:firstRow="0" w:lastRow="0" w:firstColumn="0" w:lastColumn="0" w:oddVBand="0" w:evenVBand="0" w:oddHBand="0" w:evenHBand="0" w:firstRowFirstColumn="0" w:firstRowLastColumn="0" w:lastRowFirstColumn="0" w:lastRowLastColumn="0"/>
-            </w:pPr>
-            <w:r>
+              <w:rPr>
+                <w:sz w:val="22"/>
+                <w:szCs w:val="22"/>
+              </w:rPr>
+            </w:pPr>
+            <w:r>
+              <w:rPr>
+                <w:sz w:val="22"/>
+                <w:szCs w:val="22"/>
+              </w:rPr>
               <w:t>User input &amp; user validation</w:t>
             </w:r>
           </w:p>
           <w:p>
             <w:pPr>
               <w:cnfStyle w:val="000000000000" w:firstRow="0" w:lastRow="0" w:firstColumn="0" w:lastColumn="0" w:oddVBand="0" w:evenVBand="0" w:oddHBand="0" w:evenHBand="0" w:firstRowFirstColumn="0" w:firstRowLastColumn="0" w:lastRowFirstColumn="0" w:lastRowLastColumn="0"/>
+              <w:rPr>
+                <w:sz w:val="22"/>
+                <w:szCs w:val="22"/>
+              </w:rPr>
             </w:pPr>
           </w:p>
           <w:p>
@@ -7166,6 +8106,8 @@
               <w:ind w:left="360"/>
               <w:cnfStyle w:val="000000000000" w:firstRow="0" w:lastRow="0" w:firstColumn="0" w:lastColumn="0" w:oddVBand="0" w:evenVBand="0" w:oddHBand="0" w:evenHBand="0" w:firstRowFirstColumn="0" w:firstRowLastColumn="0" w:lastRowFirstColumn="0" w:lastRowLastColumn="0"/>
               <w:rPr>
+                <w:sz w:val="22"/>
+                <w:szCs w:val="22"/>
                 <w:highlight w:val="yellow"/>
               </w:rPr>
             </w:pPr>
@@ -7181,14 +8123,17 @@
               <w:ind w:left="0"/>
               <w:cnfStyle w:val="000000000000" w:firstRow="0" w:lastRow="0" w:firstColumn="0" w:lastColumn="0" w:oddVBand="0" w:evenVBand="0" w:oddHBand="0" w:evenHBand="0" w:firstRowFirstColumn="0" w:firstRowLastColumn="0" w:lastRowFirstColumn="0" w:lastRowLastColumn="0"/>
               <w:rPr>
+                <w:sz w:val="22"/>
+                <w:szCs w:val="22"/>
                 <w:u w:val="single"/>
               </w:rPr>
             </w:pPr>
             <w:r>
               <w:rPr>
+                <w:sz w:val="22"/>
+                <w:szCs w:val="22"/>
                 <w:u w:val="single"/>
               </w:rPr>
-              <w:lastRenderedPageBreak/>
               <w:t xml:space="preserve">Work through in class: </w:t>
             </w:r>
           </w:p>
@@ -7201,6 +8146,8 @@
               </w:numPr>
               <w:cnfStyle w:val="000000000000" w:firstRow="0" w:lastRow="0" w:firstColumn="0" w:lastColumn="0" w:oddVBand="0" w:evenVBand="0" w:oddHBand="0" w:evenHBand="0" w:firstRowFirstColumn="0" w:firstRowLastColumn="0" w:lastRowFirstColumn="0" w:lastRowLastColumn="0"/>
               <w:rPr>
+                <w:sz w:val="22"/>
+                <w:szCs w:val="22"/>
                 <w:u w:val="single"/>
               </w:rPr>
             </w:pPr>
@@ -7208,6 +8155,8 @@
               <w:r>
                 <w:rPr>
                   <w:rStyle w:val="Hyperlink"/>
+                  <w:sz w:val="22"/>
+                  <w:szCs w:val="22"/>
                 </w:rPr>
                 <w:t>Strings and Lists</w:t>
               </w:r>
@@ -7221,11 +8170,17 @@
                 <w:numId w:val="11"/>
               </w:numPr>
               <w:cnfStyle w:val="000000000000" w:firstRow="0" w:lastRow="0" w:firstColumn="0" w:lastColumn="0" w:oddVBand="0" w:evenVBand="0" w:oddHBand="0" w:evenHBand="0" w:firstRowFirstColumn="0" w:firstRowLastColumn="0" w:lastRowFirstColumn="0" w:lastRowLastColumn="0"/>
+              <w:rPr>
+                <w:sz w:val="22"/>
+                <w:szCs w:val="22"/>
+              </w:rPr>
             </w:pPr>
             <w:hyperlink r:id="rId16" w:history="1">
               <w:r>
                 <w:rPr>
                   <w:rStyle w:val="Hyperlink"/>
+                  <w:sz w:val="22"/>
+                  <w:szCs w:val="22"/>
                 </w:rPr>
                 <w:t>Reverse Complement of DNA</w:t>
               </w:r>
@@ -7240,6 +8195,8 @@
               </w:numPr>
               <w:cnfStyle w:val="000000000000" w:firstRow="0" w:lastRow="0" w:firstColumn="0" w:lastColumn="0" w:oddVBand="0" w:evenVBand="0" w:oddHBand="0" w:evenHBand="0" w:firstRowFirstColumn="0" w:firstRowLastColumn="0" w:lastRowFirstColumn="0" w:lastRowLastColumn="0"/>
               <w:rPr>
+                <w:sz w:val="22"/>
+                <w:szCs w:val="22"/>
                 <w:u w:val="single"/>
               </w:rPr>
             </w:pPr>
@@ -7247,6 +8204,8 @@
               <w:r>
                 <w:rPr>
                   <w:rStyle w:val="Hyperlink"/>
+                  <w:sz w:val="22"/>
+                  <w:szCs w:val="22"/>
                 </w:rPr>
                 <w:t>Conditions &amp; Loops</w:t>
               </w:r>
@@ -7257,6 +8216,10 @@
               <w:pStyle w:val="ListParagraph"/>
               <w:ind w:left="0"/>
               <w:cnfStyle w:val="000000000000" w:firstRow="0" w:lastRow="0" w:firstColumn="0" w:lastColumn="0" w:oddVBand="0" w:evenVBand="0" w:oddHBand="0" w:evenHBand="0" w:firstRowFirstColumn="0" w:firstRowLastColumn="0" w:lastRowFirstColumn="0" w:lastRowLastColumn="0"/>
+              <w:rPr>
+                <w:sz w:val="22"/>
+                <w:szCs w:val="22"/>
+              </w:rPr>
             </w:pPr>
           </w:p>
           <w:p>
@@ -7264,6 +8227,10 @@
               <w:pStyle w:val="ListParagraph"/>
               <w:ind w:left="0"/>
               <w:cnfStyle w:val="000000000000" w:firstRow="0" w:lastRow="0" w:firstColumn="0" w:lastColumn="0" w:oddVBand="0" w:evenVBand="0" w:oddHBand="0" w:evenHBand="0" w:firstRowFirstColumn="0" w:firstRowLastColumn="0" w:lastRowFirstColumn="0" w:lastRowLastColumn="0"/>
+              <w:rPr>
+                <w:sz w:val="22"/>
+                <w:szCs w:val="22"/>
+              </w:rPr>
             </w:pPr>
           </w:p>
           <w:p>
@@ -7271,8 +8238,16 @@
               <w:pStyle w:val="ListParagraph"/>
               <w:ind w:left="0"/>
               <w:cnfStyle w:val="000000000000" w:firstRow="0" w:lastRow="0" w:firstColumn="0" w:lastColumn="0" w:oddVBand="0" w:evenVBand="0" w:oddHBand="0" w:evenHBand="0" w:firstRowFirstColumn="0" w:firstRowLastColumn="0" w:lastRowFirstColumn="0" w:lastRowLastColumn="0"/>
-            </w:pPr>
-            <w:r>
+              <w:rPr>
+                <w:sz w:val="22"/>
+                <w:szCs w:val="22"/>
+              </w:rPr>
+            </w:pPr>
+            <w:r>
+              <w:rPr>
+                <w:sz w:val="22"/>
+                <w:szCs w:val="22"/>
+              </w:rPr>
               <w:t>(extra)</w:t>
             </w:r>
           </w:p>
@@ -7284,11 +8259,17 @@
                 <w:numId w:val="11"/>
               </w:numPr>
               <w:cnfStyle w:val="000000000000" w:firstRow="0" w:lastRow="0" w:firstColumn="0" w:lastColumn="0" w:oddVBand="0" w:evenVBand="0" w:oddHBand="0" w:evenHBand="0" w:firstRowFirstColumn="0" w:firstRowLastColumn="0" w:lastRowFirstColumn="0" w:lastRowLastColumn="0"/>
+              <w:rPr>
+                <w:sz w:val="22"/>
+                <w:szCs w:val="22"/>
+              </w:rPr>
             </w:pPr>
             <w:hyperlink r:id="rId18" w:history="1">
               <w:r>
                 <w:rPr>
                   <w:rStyle w:val="Hyperlink"/>
+                  <w:sz w:val="22"/>
+                  <w:szCs w:val="22"/>
                 </w:rPr>
                 <w:t>Input and Output</w:t>
               </w:r>
@@ -7299,6 +8280,10 @@
               <w:pStyle w:val="ListParagraph"/>
               <w:ind w:left="0"/>
               <w:cnfStyle w:val="000000000000" w:firstRow="0" w:lastRow="0" w:firstColumn="0" w:lastColumn="0" w:oddVBand="0" w:evenVBand="0" w:oddHBand="0" w:evenHBand="0" w:firstRowFirstColumn="0" w:firstRowLastColumn="0" w:lastRowFirstColumn="0" w:lastRowLastColumn="0"/>
+              <w:rPr>
+                <w:sz w:val="22"/>
+                <w:szCs w:val="22"/>
+              </w:rPr>
             </w:pPr>
           </w:p>
           <w:p>
@@ -7309,11 +8294,17 @@
                 <w:numId w:val="11"/>
               </w:numPr>
               <w:cnfStyle w:val="000000000000" w:firstRow="0" w:lastRow="0" w:firstColumn="0" w:lastColumn="0" w:oddVBand="0" w:evenVBand="0" w:oddHBand="0" w:evenHBand="0" w:firstRowFirstColumn="0" w:firstRowLastColumn="0" w:lastRowFirstColumn="0" w:lastRowLastColumn="0"/>
+              <w:rPr>
+                <w:sz w:val="22"/>
+                <w:szCs w:val="22"/>
+              </w:rPr>
             </w:pPr>
             <w:hyperlink r:id="rId19" w:history="1">
               <w:r>
                 <w:rPr>
                   <w:rStyle w:val="Hyperlink"/>
+                  <w:sz w:val="22"/>
+                  <w:szCs w:val="22"/>
                 </w:rPr>
                 <w:t>Importing &amp; Manipulating a FASTA file</w:t>
               </w:r>
@@ -7339,6 +8330,8 @@
               <w:rPr>
                 <w:b w:val="0"/>
                 <w:bCs w:val="0"/>
+                <w:sz w:val="22"/>
+                <w:szCs w:val="22"/>
               </w:rPr>
             </w:pPr>
           </w:p>
@@ -7355,11 +8348,23 @@
                 <w:numId w:val="3"/>
               </w:numPr>
               <w:cnfStyle w:val="000000000000" w:firstRow="0" w:lastRow="0" w:firstColumn="0" w:lastColumn="0" w:oddVBand="0" w:evenVBand="0" w:oddHBand="0" w:evenHBand="0" w:firstRowFirstColumn="0" w:firstRowLastColumn="0" w:lastRowFirstColumn="0" w:lastRowLastColumn="0"/>
-            </w:pPr>
-            <w:r>
+              <w:rPr>
+                <w:sz w:val="22"/>
+                <w:szCs w:val="22"/>
+              </w:rPr>
+            </w:pPr>
+            <w:r>
+              <w:rPr>
+                <w:sz w:val="22"/>
+                <w:szCs w:val="22"/>
+              </w:rPr>
               <w:t>Literature Review</w:t>
             </w:r>
             <w:r>
+              <w:rPr>
+                <w:sz w:val="22"/>
+                <w:szCs w:val="22"/>
+              </w:rPr>
               <w:t>: How to read a scientific paper</w:t>
             </w:r>
           </w:p>
@@ -7376,8 +8381,16 @@
                 <w:numId w:val="4"/>
               </w:numPr>
               <w:cnfStyle w:val="000000000000" w:firstRow="0" w:lastRow="0" w:firstColumn="0" w:lastColumn="0" w:oddVBand="0" w:evenVBand="0" w:oddHBand="0" w:evenHBand="0" w:firstRowFirstColumn="0" w:firstRowLastColumn="0" w:lastRowFirstColumn="0" w:lastRowLastColumn="0"/>
-            </w:pPr>
-            <w:r>
+              <w:rPr>
+                <w:sz w:val="22"/>
+                <w:szCs w:val="22"/>
+              </w:rPr>
+            </w:pPr>
+            <w:r>
+              <w:rPr>
+                <w:sz w:val="22"/>
+                <w:szCs w:val="22"/>
+              </w:rPr>
               <w:t>How to conduct a literature review and how to read a paper</w:t>
             </w:r>
           </w:p>
@@ -7389,8 +8402,16 @@
                 <w:numId w:val="4"/>
               </w:numPr>
               <w:cnfStyle w:val="000000000000" w:firstRow="0" w:lastRow="0" w:firstColumn="0" w:lastColumn="0" w:oddVBand="0" w:evenVBand="0" w:oddHBand="0" w:evenHBand="0" w:firstRowFirstColumn="0" w:firstRowLastColumn="0" w:lastRowFirstColumn="0" w:lastRowLastColumn="0"/>
-            </w:pPr>
-            <w:r>
+              <w:rPr>
+                <w:sz w:val="22"/>
+                <w:szCs w:val="22"/>
+              </w:rPr>
+            </w:pPr>
+            <w:r>
+              <w:rPr>
+                <w:sz w:val="22"/>
+                <w:szCs w:val="22"/>
+              </w:rPr>
               <w:t>Using LLMs</w:t>
             </w:r>
           </w:p>
@@ -7404,6 +8425,10 @@
               <w:pStyle w:val="ListParagraph"/>
               <w:ind w:left="0"/>
               <w:cnfStyle w:val="000000000000" w:firstRow="0" w:lastRow="0" w:firstColumn="0" w:lastColumn="0" w:oddVBand="0" w:evenVBand="0" w:oddHBand="0" w:evenHBand="0" w:firstRowFirstColumn="0" w:firstRowLastColumn="0" w:lastRowFirstColumn="0" w:lastRowLastColumn="0"/>
+              <w:rPr>
+                <w:sz w:val="22"/>
+                <w:szCs w:val="22"/>
+              </w:rPr>
             </w:pPr>
           </w:p>
         </w:tc>
@@ -7426,6 +8451,8 @@
               <w:rPr>
                 <w:b w:val="0"/>
                 <w:bCs w:val="0"/>
+                <w:sz w:val="22"/>
+                <w:szCs w:val="22"/>
               </w:rPr>
             </w:pPr>
           </w:p>
@@ -7439,8 +8466,16 @@
               <w:pStyle w:val="ListParagraph"/>
               <w:ind w:left="360"/>
               <w:cnfStyle w:val="000000000000" w:firstRow="0" w:lastRow="0" w:firstColumn="0" w:lastColumn="0" w:oddVBand="0" w:evenVBand="0" w:oddHBand="0" w:evenHBand="0" w:firstRowFirstColumn="0" w:firstRowLastColumn="0" w:lastRowFirstColumn="0" w:lastRowLastColumn="0"/>
-            </w:pPr>
-            <w:r>
+              <w:rPr>
+                <w:sz w:val="22"/>
+                <w:szCs w:val="22"/>
+              </w:rPr>
+            </w:pPr>
+            <w:r>
+              <w:rPr>
+                <w:sz w:val="22"/>
+                <w:szCs w:val="22"/>
+              </w:rPr>
               <w:t>Wrap Up</w:t>
             </w:r>
           </w:p>
@@ -7457,9 +8492,31 @@
                 <w:numId w:val="4"/>
               </w:numPr>
               <w:cnfStyle w:val="000000000000" w:firstRow="0" w:lastRow="0" w:firstColumn="0" w:lastColumn="0" w:oddVBand="0" w:evenVBand="0" w:oddHBand="0" w:evenHBand="0" w:firstRowFirstColumn="0" w:firstRowLastColumn="0" w:lastRowFirstColumn="0" w:lastRowLastColumn="0"/>
-            </w:pPr>
-            <w:r>
-              <w:t>Summary and Questions</w:t>
+              <w:rPr>
+                <w:sz w:val="22"/>
+                <w:szCs w:val="22"/>
+              </w:rPr>
+            </w:pPr>
+            <w:r>
+              <w:rPr>
+                <w:sz w:val="22"/>
+                <w:szCs w:val="22"/>
+              </w:rPr>
+              <w:t>Summary</w:t>
+            </w:r>
+            <w:r>
+              <w:rPr>
+                <w:sz w:val="22"/>
+                <w:szCs w:val="22"/>
+              </w:rPr>
+              <w:t xml:space="preserve"> &amp; </w:t>
+            </w:r>
+            <w:r>
+              <w:rPr>
+                <w:sz w:val="22"/>
+                <w:szCs w:val="22"/>
+              </w:rPr>
+              <w:t>Questions</w:t>
             </w:r>
           </w:p>
         </w:tc>
@@ -7472,6 +8529,10 @@
               <w:pStyle w:val="ListParagraph"/>
               <w:ind w:left="0"/>
               <w:cnfStyle w:val="000000000000" w:firstRow="0" w:lastRow="0" w:firstColumn="0" w:lastColumn="0" w:oddVBand="0" w:evenVBand="0" w:oddHBand="0" w:evenHBand="0" w:firstRowFirstColumn="0" w:firstRowLastColumn="0" w:lastRowFirstColumn="0" w:lastRowLastColumn="0"/>
+              <w:rPr>
+                <w:sz w:val="22"/>
+                <w:szCs w:val="22"/>
+              </w:rPr>
             </w:pPr>
           </w:p>
         </w:tc>
@@ -7509,12 +8570,16 @@
                 <w:b w:val="0"/>
                 <w:bCs w:val="0"/>
                 <w:color w:val="EE0000"/>
+                <w:sz w:val="22"/>
+                <w:szCs w:val="22"/>
               </w:rPr>
             </w:pPr>
             <w:r>
               <w:rPr>
                 <w:b w:val="0"/>
                 <w:bCs w:val="0"/>
+                <w:sz w:val="22"/>
+                <w:szCs w:val="22"/>
               </w:rPr>
               <w:t xml:space="preserve">Day </w:t>
             </w:r>
@@ -7522,6 +8587,8 @@
               <w:rPr>
                 <w:b w:val="0"/>
                 <w:bCs w:val="0"/>
+                <w:sz w:val="22"/>
+                <w:szCs w:val="22"/>
               </w:rPr>
               <w:t>2</w:t>
             </w:r>
@@ -7529,18 +8596,30 @@
               <w:rPr>
                 <w:b w:val="0"/>
                 <w:bCs w:val="0"/>
+                <w:sz w:val="22"/>
+                <w:szCs w:val="22"/>
               </w:rPr>
               <w:t xml:space="preserve">: </w:t>
             </w:r>
             <w:r>
+              <w:rPr>
+                <w:sz w:val="22"/>
+                <w:szCs w:val="22"/>
+              </w:rPr>
               <w:t xml:space="preserve">Tues, </w:t>
             </w:r>
             <w:r>
+              <w:rPr>
+                <w:sz w:val="22"/>
+                <w:szCs w:val="22"/>
+              </w:rPr>
               <w:t xml:space="preserve">Jan </w:t>
             </w:r>
             <w:r>
               <w:rPr>
                 <w:color w:val="C00000"/>
+                <w:sz w:val="22"/>
+                <w:szCs w:val="22"/>
               </w:rPr>
               <w:t>?</w:t>
             </w:r>
@@ -7551,6 +8630,8 @@
               <w:ind w:left="0"/>
               <w:rPr>
                 <w:color w:val="EE0000"/>
+                <w:sz w:val="22"/>
+                <w:szCs w:val="22"/>
               </w:rPr>
             </w:pPr>
             <w:r>
@@ -7558,6 +8639,8 @@
                 <w:b w:val="0"/>
                 <w:bCs w:val="0"/>
                 <w:color w:val="EE0000"/>
+                <w:sz w:val="22"/>
+                <w:szCs w:val="22"/>
               </w:rPr>
               <w:t>Flow &amp; Control</w:t>
             </w:r>
@@ -7568,6 +8651,8 @@
               <w:ind w:left="0"/>
               <w:rPr>
                 <w:color w:val="EE0000"/>
+                <w:sz w:val="22"/>
+                <w:szCs w:val="22"/>
               </w:rPr>
             </w:pPr>
           </w:p>
@@ -7579,6 +8664,8 @@
                 <w:b w:val="0"/>
                 <w:bCs w:val="0"/>
                 <w:color w:val="EE0000"/>
+                <w:sz w:val="22"/>
+                <w:szCs w:val="22"/>
               </w:rPr>
             </w:pPr>
             <w:r>
@@ -7586,6 +8673,8 @@
                 <w:b w:val="0"/>
                 <w:bCs w:val="0"/>
                 <w:color w:val="EE0000"/>
+                <w:sz w:val="22"/>
+                <w:szCs w:val="22"/>
               </w:rPr>
               <w:t>Statistical Thinking &amp; Quantitative Pipeline</w:t>
             </w:r>
@@ -7603,17 +8692,37 @@
                 <w:numId w:val="7"/>
               </w:numPr>
               <w:cnfStyle w:val="000000000000" w:firstRow="0" w:lastRow="0" w:firstColumn="0" w:lastColumn="0" w:oddVBand="0" w:evenVBand="0" w:oddHBand="0" w:evenHBand="0" w:firstRowFirstColumn="0" w:firstRowLastColumn="0" w:lastRowFirstColumn="0" w:lastRowLastColumn="0"/>
-            </w:pPr>
-            <w:r>
+              <w:rPr>
+                <w:sz w:val="22"/>
+                <w:szCs w:val="22"/>
+              </w:rPr>
+            </w:pPr>
+            <w:r>
+              <w:rPr>
+                <w:sz w:val="22"/>
+                <w:szCs w:val="22"/>
+              </w:rPr>
               <w:t>Biostatistics</w:t>
             </w:r>
             <w:r>
+              <w:rPr>
+                <w:sz w:val="22"/>
+                <w:szCs w:val="22"/>
+              </w:rPr>
               <w:t xml:space="preserve"> (</w:t>
             </w:r>
             <w:r>
+              <w:rPr>
+                <w:sz w:val="22"/>
+                <w:szCs w:val="22"/>
+              </w:rPr>
               <w:t>non-coding</w:t>
             </w:r>
             <w:r>
+              <w:rPr>
+                <w:sz w:val="22"/>
+                <w:szCs w:val="22"/>
+              </w:rPr>
               <w:t>)</w:t>
             </w:r>
           </w:p>
@@ -7623,6 +8732,8 @@
               <w:rPr>
                 <w:b/>
                 <w:bCs/>
+                <w:sz w:val="22"/>
+                <w:szCs w:val="22"/>
                 <w:u w:val="single"/>
               </w:rPr>
             </w:pPr>
@@ -7630,6 +8741,8 @@
               <w:rPr>
                 <w:b/>
                 <w:bCs/>
+                <w:sz w:val="22"/>
+                <w:szCs w:val="22"/>
                 <w:u w:val="single"/>
               </w:rPr>
               <w:t xml:space="preserve">LO: </w:t>
@@ -7645,40 +8758,69 @@
               <w:cnfStyle w:val="000000000000" w:firstRow="0" w:lastRow="0" w:firstColumn="0" w:lastColumn="0" w:oddVBand="0" w:evenVBand="0" w:oddHBand="0" w:evenHBand="0" w:firstRowFirstColumn="0" w:firstRowLastColumn="0" w:lastRowFirstColumn="0" w:lastRowLastColumn="0"/>
               <w:rPr>
                 <w:b/>
-              </w:rPr>
-            </w:pPr>
-            <w:r>
-              <w:t xml:space="preserve">Participants </w:t>
-            </w:r>
-            <w:r>
-              <w:t xml:space="preserve">will </w:t>
-            </w:r>
-            <w:r>
-              <w:rPr>
+                <w:sz w:val="22"/>
+                <w:szCs w:val="22"/>
+              </w:rPr>
+            </w:pPr>
+            <w:r>
+              <w:rPr>
+                <w:sz w:val="22"/>
+                <w:szCs w:val="22"/>
+              </w:rPr>
+              <w:t xml:space="preserve">Participants will </w:t>
+            </w:r>
+            <w:r>
+              <w:rPr>
+                <w:sz w:val="22"/>
+                <w:szCs w:val="22"/>
                 <w:u w:val="single"/>
               </w:rPr>
               <w:t>compute</w:t>
             </w:r>
             <w:r>
+              <w:rPr>
+                <w:sz w:val="22"/>
+                <w:szCs w:val="22"/>
+              </w:rPr>
               <w:t xml:space="preserve"> and </w:t>
             </w:r>
             <w:r>
               <w:rPr>
+                <w:sz w:val="22"/>
+                <w:szCs w:val="22"/>
                 <w:u w:val="single"/>
               </w:rPr>
               <w:t xml:space="preserve">distinguish between </w:t>
             </w:r>
             <w:r>
+              <w:rPr>
+                <w:sz w:val="22"/>
+                <w:szCs w:val="22"/>
+              </w:rPr>
               <w:t xml:space="preserve">descriptors of the location and spread of data such as mean, mode, median and standard deviation, interquartile range. They will </w:t>
             </w:r>
             <w:r>
               <w:rPr>
+                <w:sz w:val="22"/>
+                <w:szCs w:val="22"/>
                 <w:u w:val="single"/>
               </w:rPr>
               <w:t>explain</w:t>
             </w:r>
             <w:r>
-              <w:t xml:space="preserve"> the effect of bias and non-random sampling on moments. </w:t>
+              <w:rPr>
+                <w:sz w:val="22"/>
+                <w:szCs w:val="22"/>
+              </w:rPr>
+              <w:t xml:space="preserve"> the effect </w:t>
+            </w:r>
+            <w:r>
+              <w:rPr>
+                <w:sz w:val="22"/>
+                <w:szCs w:val="22"/>
+              </w:rPr>
+              <w:lastRenderedPageBreak/>
+              <w:t xml:space="preserve">of bias and non-random sampling on moments. </w:t>
             </w:r>
           </w:p>
           <w:p>
@@ -7686,6 +8828,8 @@
               <w:cnfStyle w:val="000000000000" w:firstRow="0" w:lastRow="0" w:firstColumn="0" w:lastColumn="0" w:oddVBand="0" w:evenVBand="0" w:oddHBand="0" w:evenHBand="0" w:firstRowFirstColumn="0" w:firstRowLastColumn="0" w:lastRowFirstColumn="0" w:lastRowLastColumn="0"/>
               <w:rPr>
                 <w:b/>
+                <w:sz w:val="22"/>
+                <w:szCs w:val="22"/>
               </w:rPr>
             </w:pPr>
           </w:p>
@@ -7699,52 +8843,46 @@
               <w:cnfStyle w:val="000000000000" w:firstRow="0" w:lastRow="0" w:firstColumn="0" w:lastColumn="0" w:oddVBand="0" w:evenVBand="0" w:oddHBand="0" w:evenHBand="0" w:firstRowFirstColumn="0" w:firstRowLastColumn="0" w:lastRowFirstColumn="0" w:lastRowLastColumn="0"/>
               <w:rPr>
                 <w:b/>
-              </w:rPr>
-            </w:pPr>
-            <w:r>
-              <w:t xml:space="preserve">Participants </w:t>
-            </w:r>
-            <w:r>
-              <w:t xml:space="preserve">will </w:t>
-            </w:r>
-            <w:r>
-              <w:rPr>
+                <w:sz w:val="22"/>
+                <w:szCs w:val="22"/>
+              </w:rPr>
+            </w:pPr>
+            <w:r>
+              <w:rPr>
+                <w:sz w:val="22"/>
+                <w:szCs w:val="22"/>
+              </w:rPr>
+              <w:t xml:space="preserve">Participants will </w:t>
+            </w:r>
+            <w:r>
+              <w:rPr>
+                <w:sz w:val="22"/>
+                <w:szCs w:val="22"/>
                 <w:u w:val="single"/>
               </w:rPr>
               <w:t>display</w:t>
             </w:r>
             <w:r>
-              <w:t xml:space="preserve"> data with appropriate visual tools. </w:t>
-            </w:r>
-            <w:r>
-              <w:t xml:space="preserve">They will </w:t>
-            </w:r>
-            <w:r>
-              <w:rPr>
+              <w:rPr>
+                <w:sz w:val="22"/>
+                <w:szCs w:val="22"/>
+              </w:rPr>
+              <w:t xml:space="preserve"> data with appropriate visual tools. They will </w:t>
+            </w:r>
+            <w:r>
+              <w:rPr>
+                <w:sz w:val="22"/>
+                <w:szCs w:val="22"/>
                 <w:u w:val="single"/>
               </w:rPr>
               <w:t>demonstrate</w:t>
             </w:r>
             <w:r>
-              <w:t xml:space="preserve"> how to choose </w:t>
-            </w:r>
-            <w:r>
-              <w:t xml:space="preserve"> and curate </w:t>
-            </w:r>
-            <w:r>
-              <w:t>the most appropriate visualization</w:t>
-            </w:r>
-            <w:r>
-              <w:t>s for their data</w:t>
-            </w:r>
-            <w:r>
-              <w:t>.</w:t>
-            </w:r>
-            <w:r>
-              <w:t xml:space="preserve"> </w:t>
-            </w:r>
-            <w:r>
-              <w:t xml:space="preserve"> </w:t>
+              <w:rPr>
+                <w:sz w:val="22"/>
+                <w:szCs w:val="22"/>
+              </w:rPr>
+              <w:t xml:space="preserve"> how to choose  and curate the most appropriate visualizations for their data.  </w:t>
             </w:r>
           </w:p>
           <w:p>
@@ -7753,6 +8891,8 @@
               <w:rPr>
                 <w:b/>
                 <w:bCs/>
+                <w:sz w:val="22"/>
+                <w:szCs w:val="22"/>
               </w:rPr>
             </w:pPr>
           </w:p>
@@ -7769,15 +8909,26 @@
                 <w:numId w:val="4"/>
               </w:numPr>
               <w:cnfStyle w:val="000000000000" w:firstRow="0" w:lastRow="0" w:firstColumn="0" w:lastColumn="0" w:oddVBand="0" w:evenVBand="0" w:oddHBand="0" w:evenHBand="0" w:firstRowFirstColumn="0" w:firstRowLastColumn="0" w:lastRowFirstColumn="0" w:lastRowLastColumn="0"/>
+              <w:rPr>
+                <w:sz w:val="22"/>
+                <w:szCs w:val="22"/>
+              </w:rPr>
             </w:pPr>
             <w:r>
               <w:rPr>
                 <w:b/>
                 <w:bCs/>
-              </w:rPr>
+                <w:sz w:val="22"/>
+                <w:szCs w:val="22"/>
+              </w:rPr>
+              <w:lastRenderedPageBreak/>
               <w:t>Descriptive statistics:</w:t>
             </w:r>
             <w:r>
+              <w:rPr>
+                <w:sz w:val="22"/>
+                <w:szCs w:val="22"/>
+              </w:rPr>
               <w:t xml:space="preserve"> Location, spread, displaying data appropriately, and sampling bias.</w:t>
             </w:r>
           </w:p>
@@ -7790,20 +8941,40 @@
               </w:numPr>
               <w:ind w:left="360"/>
               <w:cnfStyle w:val="000000000000" w:firstRow="0" w:lastRow="0" w:firstColumn="0" w:lastColumn="0" w:oddVBand="0" w:evenVBand="0" w:oddHBand="0" w:evenHBand="0" w:firstRowFirstColumn="0" w:firstRowLastColumn="0" w:lastRowFirstColumn="0" w:lastRowLastColumn="0"/>
-            </w:pPr>
-            <w:r>
+              <w:rPr>
+                <w:sz w:val="22"/>
+                <w:szCs w:val="22"/>
+              </w:rPr>
+            </w:pPr>
+            <w:r>
+              <w:rPr>
+                <w:sz w:val="22"/>
+                <w:szCs w:val="22"/>
+              </w:rPr>
               <w:t xml:space="preserve">The usual suspects for exploratory data analysis: scatterplots, </w:t>
             </w:r>
             <w:r>
+              <w:rPr>
+                <w:sz w:val="22"/>
+                <w:szCs w:val="22"/>
+              </w:rPr>
               <w:t xml:space="preserve">Histograms, </w:t>
             </w:r>
             <w:r>
+              <w:rPr>
+                <w:sz w:val="22"/>
+                <w:szCs w:val="22"/>
+              </w:rPr>
               <w:t>Bar plots, mosaic plots</w:t>
             </w:r>
           </w:p>
           <w:p>
             <w:pPr>
               <w:cnfStyle w:val="000000000000" w:firstRow="0" w:lastRow="0" w:firstColumn="0" w:lastColumn="0" w:oddVBand="0" w:evenVBand="0" w:oddHBand="0" w:evenHBand="0" w:firstRowFirstColumn="0" w:firstRowLastColumn="0" w:lastRowFirstColumn="0" w:lastRowLastColumn="0"/>
+              <w:rPr>
+                <w:sz w:val="22"/>
+                <w:szCs w:val="22"/>
+              </w:rPr>
             </w:pPr>
           </w:p>
           <w:p>
@@ -7812,6 +8983,8 @@
               <w:cnfStyle w:val="000000000000" w:firstRow="0" w:lastRow="0" w:firstColumn="0" w:lastColumn="0" w:oddVBand="0" w:evenVBand="0" w:oddHBand="0" w:evenHBand="0" w:firstRowFirstColumn="0" w:firstRowLastColumn="0" w:lastRowFirstColumn="0" w:lastRowLastColumn="0"/>
               <w:rPr>
                 <w:color w:val="FF0000"/>
+                <w:sz w:val="22"/>
+                <w:szCs w:val="22"/>
               </w:rPr>
             </w:pPr>
           </w:p>
@@ -7828,11 +9001,17 @@
                 <w:numId w:val="4"/>
               </w:numPr>
               <w:cnfStyle w:val="000000000000" w:firstRow="0" w:lastRow="0" w:firstColumn="0" w:lastColumn="0" w:oddVBand="0" w:evenVBand="0" w:oddHBand="0" w:evenHBand="0" w:firstRowFirstColumn="0" w:firstRowLastColumn="0" w:lastRowFirstColumn="0" w:lastRowLastColumn="0"/>
+              <w:rPr>
+                <w:sz w:val="22"/>
+                <w:szCs w:val="22"/>
+              </w:rPr>
             </w:pPr>
             <w:hyperlink r:id="rId20" w:history="1">
               <w:r>
                 <w:rPr>
                   <w:rStyle w:val="Hyperlink"/>
+                  <w:sz w:val="22"/>
+                  <w:szCs w:val="22"/>
                 </w:rPr>
                 <w:t>Free online textbook</w:t>
               </w:r>
@@ -7846,14 +9025,24 @@
                 <w:numId w:val="4"/>
               </w:numPr>
               <w:cnfStyle w:val="000000000000" w:firstRow="0" w:lastRow="0" w:firstColumn="0" w:lastColumn="0" w:oddVBand="0" w:evenVBand="0" w:oddHBand="0" w:evenHBand="0" w:firstRowFirstColumn="0" w:firstRowLastColumn="0" w:lastRowFirstColumn="0" w:lastRowLastColumn="0"/>
-            </w:pPr>
-            <w:r>
+              <w:rPr>
+                <w:sz w:val="22"/>
+                <w:szCs w:val="22"/>
+              </w:rPr>
+            </w:pPr>
+            <w:r>
+              <w:rPr>
+                <w:sz w:val="22"/>
+                <w:szCs w:val="22"/>
+              </w:rPr>
               <w:t xml:space="preserve">Refresh your knowledge of statistics via free YouTube videos: </w:t>
             </w:r>
             <w:hyperlink r:id="rId21" w:history="1">
               <w:r>
                 <w:rPr>
                   <w:rStyle w:val="Hyperlink"/>
+                  <w:sz w:val="22"/>
+                  <w:szCs w:val="22"/>
                 </w:rPr>
                 <w:t>Crash Course in Statistics</w:t>
               </w:r>
@@ -7867,11 +9056,17 @@
                 <w:numId w:val="4"/>
               </w:numPr>
               <w:cnfStyle w:val="000000000000" w:firstRow="0" w:lastRow="0" w:firstColumn="0" w:lastColumn="0" w:oddVBand="0" w:evenVBand="0" w:oddHBand="0" w:evenHBand="0" w:firstRowFirstColumn="0" w:firstRowLastColumn="0" w:lastRowFirstColumn="0" w:lastRowLastColumn="0"/>
+              <w:rPr>
+                <w:sz w:val="22"/>
+                <w:szCs w:val="22"/>
+              </w:rPr>
             </w:pPr>
             <w:hyperlink r:id="rId22" w:anchor="boxplot" w:history="1">
               <w:r>
                 <w:rPr>
                   <w:rStyle w:val="Hyperlink"/>
+                  <w:sz w:val="22"/>
+                  <w:szCs w:val="22"/>
                 </w:rPr>
                 <w:t>Flowchart (and code)to pick your data visualization</w:t>
               </w:r>
@@ -7880,16 +9075,28 @@
           <w:p>
             <w:pPr>
               <w:cnfStyle w:val="000000000000" w:firstRow="0" w:lastRow="0" w:firstColumn="0" w:lastColumn="0" w:oddVBand="0" w:evenVBand="0" w:oddHBand="0" w:evenHBand="0" w:firstRowFirstColumn="0" w:firstRowLastColumn="0" w:lastRowFirstColumn="0" w:lastRowLastColumn="0"/>
-            </w:pPr>
-          </w:p>
-          <w:p>
-            <w:pPr>
-              <w:cnfStyle w:val="000000000000" w:firstRow="0" w:lastRow="0" w:firstColumn="0" w:lastColumn="0" w:oddVBand="0" w:evenVBand="0" w:oddHBand="0" w:evenHBand="0" w:firstRowFirstColumn="0" w:firstRowLastColumn="0" w:lastRowFirstColumn="0" w:lastRowLastColumn="0"/>
-            </w:pPr>
-          </w:p>
-          <w:p>
-            <w:pPr>
-              <w:cnfStyle w:val="000000000000" w:firstRow="0" w:lastRow="0" w:firstColumn="0" w:lastColumn="0" w:oddVBand="0" w:evenVBand="0" w:oddHBand="0" w:evenHBand="0" w:firstRowFirstColumn="0" w:firstRowLastColumn="0" w:lastRowFirstColumn="0" w:lastRowLastColumn="0"/>
+              <w:rPr>
+                <w:sz w:val="22"/>
+                <w:szCs w:val="22"/>
+              </w:rPr>
+            </w:pPr>
+          </w:p>
+          <w:p>
+            <w:pPr>
+              <w:cnfStyle w:val="000000000000" w:firstRow="0" w:lastRow="0" w:firstColumn="0" w:lastColumn="0" w:oddVBand="0" w:evenVBand="0" w:oddHBand="0" w:evenHBand="0" w:firstRowFirstColumn="0" w:firstRowLastColumn="0" w:lastRowFirstColumn="0" w:lastRowLastColumn="0"/>
+              <w:rPr>
+                <w:sz w:val="22"/>
+                <w:szCs w:val="22"/>
+              </w:rPr>
+            </w:pPr>
+          </w:p>
+          <w:p>
+            <w:pPr>
+              <w:cnfStyle w:val="000000000000" w:firstRow="0" w:lastRow="0" w:firstColumn="0" w:lastColumn="0" w:oddVBand="0" w:evenVBand="0" w:oddHBand="0" w:evenHBand="0" w:firstRowFirstColumn="0" w:firstRowLastColumn="0" w:lastRowFirstColumn="0" w:lastRowLastColumn="0"/>
+              <w:rPr>
+                <w:sz w:val="22"/>
+                <w:szCs w:val="22"/>
+              </w:rPr>
             </w:pPr>
           </w:p>
         </w:tc>
@@ -7911,6 +9118,8 @@
               <w:rPr>
                 <w:b w:val="0"/>
                 <w:bCs w:val="0"/>
+                <w:sz w:val="22"/>
+                <w:szCs w:val="22"/>
               </w:rPr>
             </w:pPr>
           </w:p>
@@ -7930,12 +9139,16 @@
               <w:rPr>
                 <w:b/>
                 <w:bCs/>
+                <w:sz w:val="22"/>
+                <w:szCs w:val="22"/>
               </w:rPr>
             </w:pPr>
             <w:r>
               <w:rPr>
                 <w:b/>
                 <w:bCs/>
+                <w:sz w:val="22"/>
+                <w:szCs w:val="22"/>
               </w:rPr>
               <w:t>Python Coding</w:t>
             </w:r>
@@ -7946,6 +9159,8 @@
               <w:rPr>
                 <w:b/>
                 <w:bCs/>
+                <w:sz w:val="22"/>
+                <w:szCs w:val="22"/>
                 <w:u w:val="single"/>
               </w:rPr>
             </w:pPr>
@@ -7953,6 +9168,8 @@
               <w:rPr>
                 <w:b/>
                 <w:bCs/>
+                <w:sz w:val="22"/>
+                <w:szCs w:val="22"/>
                 <w:u w:val="single"/>
               </w:rPr>
               <w:t xml:space="preserve">LO: </w:t>
@@ -7961,14 +9178,24 @@
           <w:p>
             <w:pPr>
               <w:cnfStyle w:val="000000000000" w:firstRow="0" w:lastRow="0" w:firstColumn="0" w:lastColumn="0" w:oddVBand="0" w:evenVBand="0" w:oddHBand="0" w:evenHBand="0" w:firstRowFirstColumn="0" w:firstRowLastColumn="0" w:lastRowFirstColumn="0" w:lastRowLastColumn="0"/>
-            </w:pPr>
-            <w:r>
-              <w:rPr>
+              <w:rPr>
+                <w:sz w:val="22"/>
+                <w:szCs w:val="22"/>
+              </w:rPr>
+            </w:pPr>
+            <w:r>
+              <w:rPr>
+                <w:sz w:val="22"/>
+                <w:szCs w:val="22"/>
                 <w:u w:val="single"/>
               </w:rPr>
               <w:t>Recognize</w:t>
             </w:r>
             <w:r>
+              <w:rPr>
+                <w:sz w:val="22"/>
+                <w:szCs w:val="22"/>
+              </w:rPr>
               <w:t xml:space="preserve">: </w:t>
             </w:r>
           </w:p>
@@ -7980,8 +9207,16 @@
                 <w:numId w:val="5"/>
               </w:numPr>
               <w:cnfStyle w:val="000000000000" w:firstRow="0" w:lastRow="0" w:firstColumn="0" w:lastColumn="0" w:oddVBand="0" w:evenVBand="0" w:oddHBand="0" w:evenHBand="0" w:firstRowFirstColumn="0" w:firstRowLastColumn="0" w:lastRowFirstColumn="0" w:lastRowLastColumn="0"/>
-            </w:pPr>
-            <w:r>
+              <w:rPr>
+                <w:sz w:val="22"/>
+                <w:szCs w:val="22"/>
+              </w:rPr>
+            </w:pPr>
+            <w:r>
+              <w:rPr>
+                <w:sz w:val="22"/>
+                <w:szCs w:val="22"/>
+              </w:rPr>
               <w:t>The benefits of chunking</w:t>
             </w:r>
           </w:p>
@@ -7993,8 +9228,16 @@
                 <w:numId w:val="5"/>
               </w:numPr>
               <w:cnfStyle w:val="000000000000" w:firstRow="0" w:lastRow="0" w:firstColumn="0" w:lastColumn="0" w:oddVBand="0" w:evenVBand="0" w:oddHBand="0" w:evenHBand="0" w:firstRowFirstColumn="0" w:firstRowLastColumn="0" w:lastRowFirstColumn="0" w:lastRowLastColumn="0"/>
-            </w:pPr>
-            <w:r>
+              <w:rPr>
+                <w:sz w:val="22"/>
+                <w:szCs w:val="22"/>
+              </w:rPr>
+            </w:pPr>
+            <w:r>
+              <w:rPr>
+                <w:sz w:val="22"/>
+                <w:szCs w:val="22"/>
+              </w:rPr>
               <w:t xml:space="preserve">How to create your own functions </w:t>
             </w:r>
           </w:p>
@@ -8006,8 +9249,16 @@
                 <w:numId w:val="5"/>
               </w:numPr>
               <w:cnfStyle w:val="000000000000" w:firstRow="0" w:lastRow="0" w:firstColumn="0" w:lastColumn="0" w:oddVBand="0" w:evenVBand="0" w:oddHBand="0" w:evenHBand="0" w:firstRowFirstColumn="0" w:firstRowLastColumn="0" w:lastRowFirstColumn="0" w:lastRowLastColumn="0"/>
-            </w:pPr>
-            <w:r>
+              <w:rPr>
+                <w:sz w:val="22"/>
+                <w:szCs w:val="22"/>
+              </w:rPr>
+            </w:pPr>
+            <w:r>
+              <w:rPr>
+                <w:sz w:val="22"/>
+                <w:szCs w:val="22"/>
+              </w:rPr>
               <w:t>Functions can return None</w:t>
             </w:r>
           </w:p>
@@ -8019,8 +9270,16 @@
                 <w:numId w:val="5"/>
               </w:numPr>
               <w:cnfStyle w:val="000000000000" w:firstRow="0" w:lastRow="0" w:firstColumn="0" w:lastColumn="0" w:oddVBand="0" w:evenVBand="0" w:oddHBand="0" w:evenHBand="0" w:firstRowFirstColumn="0" w:firstRowLastColumn="0" w:lastRowFirstColumn="0" w:lastRowLastColumn="0"/>
-            </w:pPr>
-            <w:r>
+              <w:rPr>
+                <w:sz w:val="22"/>
+                <w:szCs w:val="22"/>
+              </w:rPr>
+            </w:pPr>
+            <w:r>
+              <w:rPr>
+                <w:sz w:val="22"/>
+                <w:szCs w:val="22"/>
+              </w:rPr>
               <w:t>The benefits of modularization</w:t>
             </w:r>
           </w:p>
@@ -8032,8 +9291,16 @@
                 <w:numId w:val="5"/>
               </w:numPr>
               <w:cnfStyle w:val="000000000000" w:firstRow="0" w:lastRow="0" w:firstColumn="0" w:lastColumn="0" w:oddVBand="0" w:evenVBand="0" w:oddHBand="0" w:evenHBand="0" w:firstRowFirstColumn="0" w:firstRowLastColumn="0" w:lastRowFirstColumn="0" w:lastRowLastColumn="0"/>
-            </w:pPr>
-            <w:r>
+              <w:rPr>
+                <w:sz w:val="22"/>
+                <w:szCs w:val="22"/>
+              </w:rPr>
+            </w:pPr>
+            <w:r>
+              <w:rPr>
+                <w:sz w:val="22"/>
+                <w:szCs w:val="22"/>
+              </w:rPr>
               <w:t>Syntax of modules</w:t>
             </w:r>
           </w:p>
@@ -8045,9 +9312,16 @@
                 <w:numId w:val="5"/>
               </w:numPr>
               <w:cnfStyle w:val="000000000000" w:firstRow="0" w:lastRow="0" w:firstColumn="0" w:lastColumn="0" w:oddVBand="0" w:evenVBand="0" w:oddHBand="0" w:evenHBand="0" w:firstRowFirstColumn="0" w:firstRowLastColumn="0" w:lastRowFirstColumn="0" w:lastRowLastColumn="0"/>
-            </w:pPr>
-            <w:r>
-              <w:lastRenderedPageBreak/>
+              <w:rPr>
+                <w:sz w:val="22"/>
+                <w:szCs w:val="22"/>
+              </w:rPr>
+            </w:pPr>
+            <w:r>
+              <w:rPr>
+                <w:sz w:val="22"/>
+                <w:szCs w:val="22"/>
+              </w:rPr>
               <w:t>How to call functions within modules</w:t>
             </w:r>
           </w:p>
@@ -8059,8 +9333,16 @@
                 <w:numId w:val="5"/>
               </w:numPr>
               <w:cnfStyle w:val="000000000000" w:firstRow="0" w:lastRow="0" w:firstColumn="0" w:lastColumn="0" w:oddVBand="0" w:evenVBand="0" w:oddHBand="0" w:evenHBand="0" w:firstRowFirstColumn="0" w:firstRowLastColumn="0" w:lastRowFirstColumn="0" w:lastRowLastColumn="0"/>
-            </w:pPr>
-            <w:r>
+              <w:rPr>
+                <w:sz w:val="22"/>
+                <w:szCs w:val="22"/>
+              </w:rPr>
+            </w:pPr>
+            <w:r>
+              <w:rPr>
+                <w:sz w:val="22"/>
+                <w:szCs w:val="22"/>
+              </w:rPr>
               <w:t>Syntax of for loops</w:t>
             </w:r>
           </w:p>
@@ -8072,8 +9354,16 @@
                 <w:numId w:val="5"/>
               </w:numPr>
               <w:cnfStyle w:val="000000000000" w:firstRow="0" w:lastRow="0" w:firstColumn="0" w:lastColumn="0" w:oddVBand="0" w:evenVBand="0" w:oddHBand="0" w:evenHBand="0" w:firstRowFirstColumn="0" w:firstRowLastColumn="0" w:lastRowFirstColumn="0" w:lastRowLastColumn="0"/>
-            </w:pPr>
-            <w:r>
+              <w:rPr>
+                <w:sz w:val="22"/>
+                <w:szCs w:val="22"/>
+              </w:rPr>
+            </w:pPr>
+            <w:r>
+              <w:rPr>
+                <w:sz w:val="22"/>
+                <w:szCs w:val="22"/>
+              </w:rPr>
               <w:t>Enumeration, range, zip</w:t>
             </w:r>
           </w:p>
@@ -8085,8 +9375,16 @@
                 <w:numId w:val="5"/>
               </w:numPr>
               <w:cnfStyle w:val="000000000000" w:firstRow="0" w:lastRow="0" w:firstColumn="0" w:lastColumn="0" w:oddVBand="0" w:evenVBand="0" w:oddHBand="0" w:evenHBand="0" w:firstRowFirstColumn="0" w:firstRowLastColumn="0" w:lastRowFirstColumn="0" w:lastRowLastColumn="0"/>
-            </w:pPr>
-            <w:r>
+              <w:rPr>
+                <w:sz w:val="22"/>
+                <w:szCs w:val="22"/>
+              </w:rPr>
+            </w:pPr>
+            <w:r>
+              <w:rPr>
+                <w:sz w:val="22"/>
+                <w:szCs w:val="22"/>
+              </w:rPr>
               <w:t xml:space="preserve">Sort() – modifies in place (original list) </w:t>
             </w:r>
           </w:p>
@@ -8098,8 +9396,16 @@
                 <w:numId w:val="5"/>
               </w:numPr>
               <w:cnfStyle w:val="000000000000" w:firstRow="0" w:lastRow="0" w:firstColumn="0" w:lastColumn="0" w:oddVBand="0" w:evenVBand="0" w:oddHBand="0" w:evenHBand="0" w:firstRowFirstColumn="0" w:firstRowLastColumn="0" w:lastRowFirstColumn="0" w:lastRowLastColumn="0"/>
-            </w:pPr>
-            <w:r>
+              <w:rPr>
+                <w:sz w:val="22"/>
+                <w:szCs w:val="22"/>
+              </w:rPr>
+            </w:pPr>
+            <w:r>
+              <w:rPr>
+                <w:sz w:val="22"/>
+                <w:szCs w:val="22"/>
+              </w:rPr>
               <w:t>List comprehension is a for loop reduced to one line</w:t>
             </w:r>
           </w:p>
@@ -8111,8 +9417,16 @@
                 <w:numId w:val="5"/>
               </w:numPr>
               <w:cnfStyle w:val="000000000000" w:firstRow="0" w:lastRow="0" w:firstColumn="0" w:lastColumn="0" w:oddVBand="0" w:evenVBand="0" w:oddHBand="0" w:evenHBand="0" w:firstRowFirstColumn="0" w:firstRowLastColumn="0" w:lastRowFirstColumn="0" w:lastRowLastColumn="0"/>
-            </w:pPr>
-            <w:r>
+              <w:rPr>
+                <w:sz w:val="22"/>
+                <w:szCs w:val="22"/>
+              </w:rPr>
+            </w:pPr>
+            <w:r>
+              <w:rPr>
+                <w:sz w:val="22"/>
+                <w:szCs w:val="22"/>
+              </w:rPr>
               <w:t>How conditions are evaluated</w:t>
             </w:r>
           </w:p>
@@ -8124,8 +9438,16 @@
                 <w:numId w:val="5"/>
               </w:numPr>
               <w:cnfStyle w:val="000000000000" w:firstRow="0" w:lastRow="0" w:firstColumn="0" w:lastColumn="0" w:oddVBand="0" w:evenVBand="0" w:oddHBand="0" w:evenHBand="0" w:firstRowFirstColumn="0" w:firstRowLastColumn="0" w:lastRowFirstColumn="0" w:lastRowLastColumn="0"/>
-            </w:pPr>
-            <w:r>
+              <w:rPr>
+                <w:sz w:val="22"/>
+                <w:szCs w:val="22"/>
+              </w:rPr>
+            </w:pPr>
+            <w:r>
+              <w:rPr>
+                <w:sz w:val="22"/>
+                <w:szCs w:val="22"/>
+              </w:rPr>
               <w:t>How to get out of a while loop</w:t>
             </w:r>
           </w:p>
@@ -8133,11 +9455,15 @@
             <w:pPr>
               <w:cnfStyle w:val="000000000000" w:firstRow="0" w:lastRow="0" w:firstColumn="0" w:lastColumn="0" w:oddVBand="0" w:evenVBand="0" w:oddHBand="0" w:evenHBand="0" w:firstRowFirstColumn="0" w:firstRowLastColumn="0" w:lastRowFirstColumn="0" w:lastRowLastColumn="0"/>
               <w:rPr>
+                <w:sz w:val="22"/>
+                <w:szCs w:val="22"/>
                 <w:u w:val="single"/>
               </w:rPr>
             </w:pPr>
             <w:r>
               <w:rPr>
+                <w:sz w:val="22"/>
+                <w:szCs w:val="22"/>
                 <w:u w:val="single"/>
               </w:rPr>
               <w:t>Implement:</w:t>
@@ -8154,9 +9480,15 @@
               <w:rPr>
                 <w:b/>
                 <w:bCs/>
-              </w:rPr>
-            </w:pPr>
-            <w:r>
+                <w:sz w:val="22"/>
+                <w:szCs w:val="22"/>
+              </w:rPr>
+            </w:pPr>
+            <w:r>
+              <w:rPr>
+                <w:sz w:val="22"/>
+                <w:szCs w:val="22"/>
+              </w:rPr>
               <w:t>For loop</w:t>
             </w:r>
           </w:p>
@@ -8168,8 +9500,16 @@
                 <w:numId w:val="5"/>
               </w:numPr>
               <w:cnfStyle w:val="000000000000" w:firstRow="0" w:lastRow="0" w:firstColumn="0" w:lastColumn="0" w:oddVBand="0" w:evenVBand="0" w:oddHBand="0" w:evenHBand="0" w:firstRowFirstColumn="0" w:firstRowLastColumn="0" w:lastRowFirstColumn="0" w:lastRowLastColumn="0"/>
-            </w:pPr>
-            <w:r>
+              <w:rPr>
+                <w:sz w:val="22"/>
+                <w:szCs w:val="22"/>
+              </w:rPr>
+            </w:pPr>
+            <w:r>
+              <w:rPr>
+                <w:sz w:val="22"/>
+                <w:szCs w:val="22"/>
+              </w:rPr>
               <w:t>Conditional loops</w:t>
             </w:r>
           </w:p>
@@ -8182,10 +9522,16 @@
               </w:numPr>
               <w:cnfStyle w:val="000000000000" w:firstRow="0" w:lastRow="0" w:firstColumn="0" w:lastColumn="0" w:oddVBand="0" w:evenVBand="0" w:oddHBand="0" w:evenHBand="0" w:firstRowFirstColumn="0" w:firstRowLastColumn="0" w:lastRowFirstColumn="0" w:lastRowLastColumn="0"/>
               <w:rPr>
+                <w:sz w:val="22"/>
+                <w:szCs w:val="22"/>
                 <w:u w:val="single"/>
               </w:rPr>
             </w:pPr>
             <w:r>
+              <w:rPr>
+                <w:sz w:val="22"/>
+                <w:szCs w:val="22"/>
+              </w:rPr>
               <w:t>Appropriate methods of data types including slicing</w:t>
             </w:r>
           </w:p>
@@ -8197,8 +9543,16 @@
                 <w:numId w:val="5"/>
               </w:numPr>
               <w:cnfStyle w:val="000000000000" w:firstRow="0" w:lastRow="0" w:firstColumn="0" w:lastColumn="0" w:oddVBand="0" w:evenVBand="0" w:oddHBand="0" w:evenHBand="0" w:firstRowFirstColumn="0" w:firstRowLastColumn="0" w:lastRowFirstColumn="0" w:lastRowLastColumn="0"/>
-            </w:pPr>
-            <w:r>
+              <w:rPr>
+                <w:sz w:val="22"/>
+                <w:szCs w:val="22"/>
+              </w:rPr>
+            </w:pPr>
+            <w:r>
+              <w:rPr>
+                <w:sz w:val="22"/>
+                <w:szCs w:val="22"/>
+              </w:rPr>
               <w:t>There are many ways to add items to a list or remove items from a list, but they work through different mechanisms so make sure you understand the details of each method.</w:t>
             </w:r>
           </w:p>
@@ -8210,8 +9564,16 @@
                 <w:numId w:val="5"/>
               </w:numPr>
               <w:cnfStyle w:val="000000000000" w:firstRow="0" w:lastRow="0" w:firstColumn="0" w:lastColumn="0" w:oddVBand="0" w:evenVBand="0" w:oddHBand="0" w:evenHBand="0" w:firstRowFirstColumn="0" w:firstRowLastColumn="0" w:lastRowFirstColumn="0" w:lastRowLastColumn="0"/>
-            </w:pPr>
-            <w:r>
+              <w:rPr>
+                <w:sz w:val="22"/>
+                <w:szCs w:val="22"/>
+              </w:rPr>
+            </w:pPr>
+            <w:r>
+              <w:rPr>
+                <w:sz w:val="22"/>
+                <w:szCs w:val="22"/>
+              </w:rPr>
               <w:t>Rewrite some code bundled into functions</w:t>
             </w:r>
           </w:p>
@@ -8223,8 +9585,16 @@
                 <w:numId w:val="5"/>
               </w:numPr>
               <w:cnfStyle w:val="000000000000" w:firstRow="0" w:lastRow="0" w:firstColumn="0" w:lastColumn="0" w:oddVBand="0" w:evenVBand="0" w:oddHBand="0" w:evenHBand="0" w:firstRowFirstColumn="0" w:firstRowLastColumn="0" w:lastRowFirstColumn="0" w:lastRowLastColumn="0"/>
-            </w:pPr>
-            <w:r>
+              <w:rPr>
+                <w:sz w:val="22"/>
+                <w:szCs w:val="22"/>
+              </w:rPr>
+            </w:pPr>
+            <w:r>
+              <w:rPr>
+                <w:sz w:val="22"/>
+                <w:szCs w:val="22"/>
+              </w:rPr>
               <w:t>How to create and call your own modules</w:t>
             </w:r>
           </w:p>
@@ -8237,6 +9607,8 @@
               </w:numPr>
               <w:cnfStyle w:val="000000000000" w:firstRow="0" w:lastRow="0" w:firstColumn="0" w:lastColumn="0" w:oddVBand="0" w:evenVBand="0" w:oddHBand="0" w:evenHBand="0" w:firstRowFirstColumn="0" w:firstRowLastColumn="0" w:lastRowFirstColumn="0" w:lastRowLastColumn="0"/>
               <w:rPr>
+                <w:sz w:val="22"/>
+                <w:szCs w:val="22"/>
                 <w:u w:val="single"/>
               </w:rPr>
             </w:pPr>
@@ -8252,16 +9624,23 @@
               <w:rPr>
                 <w:b/>
                 <w:bCs/>
-              </w:rPr>
-            </w:pPr>
-            <w:r>
-              <w:lastRenderedPageBreak/>
+                <w:sz w:val="22"/>
+                <w:szCs w:val="22"/>
+              </w:rPr>
+            </w:pPr>
+            <w:r>
+              <w:rPr>
+                <w:sz w:val="22"/>
+                <w:szCs w:val="22"/>
+              </w:rPr>
               <w:t>F</w:t>
             </w:r>
             <w:r>
               <w:rPr>
                 <w:b/>
                 <w:bCs/>
+                <w:sz w:val="22"/>
+                <w:szCs w:val="22"/>
               </w:rPr>
               <w:t>unctions</w:t>
             </w:r>
@@ -8274,8 +9653,16 @@
                 <w:numId w:val="10"/>
               </w:numPr>
               <w:cnfStyle w:val="000000000000" w:firstRow="0" w:lastRow="0" w:firstColumn="0" w:lastColumn="0" w:oddVBand="0" w:evenVBand="0" w:oddHBand="0" w:evenHBand="0" w:firstRowFirstColumn="0" w:firstRowLastColumn="0" w:lastRowFirstColumn="0" w:lastRowLastColumn="0"/>
-            </w:pPr>
-            <w:r>
+              <w:rPr>
+                <w:sz w:val="22"/>
+                <w:szCs w:val="22"/>
+              </w:rPr>
+            </w:pPr>
+            <w:r>
+              <w:rPr>
+                <w:sz w:val="22"/>
+                <w:szCs w:val="22"/>
+              </w:rPr>
               <w:t>Defined within program</w:t>
             </w:r>
           </w:p>
@@ -8287,8 +9674,16 @@
                 <w:numId w:val="10"/>
               </w:numPr>
               <w:cnfStyle w:val="000000000000" w:firstRow="0" w:lastRow="0" w:firstColumn="0" w:lastColumn="0" w:oddVBand="0" w:evenVBand="0" w:oddHBand="0" w:evenHBand="0" w:firstRowFirstColumn="0" w:firstRowLastColumn="0" w:lastRowFirstColumn="0" w:lastRowLastColumn="0"/>
-            </w:pPr>
-            <w:r>
+              <w:rPr>
+                <w:sz w:val="22"/>
+                <w:szCs w:val="22"/>
+              </w:rPr>
+            </w:pPr>
+            <w:r>
+              <w:rPr>
+                <w:sz w:val="22"/>
+                <w:szCs w:val="22"/>
+              </w:rPr>
               <w:t xml:space="preserve">Defined outside of program </w:t>
             </w:r>
           </w:p>
@@ -8300,8 +9695,16 @@
                 <w:numId w:val="10"/>
               </w:numPr>
               <w:cnfStyle w:val="000000000000" w:firstRow="0" w:lastRow="0" w:firstColumn="0" w:lastColumn="0" w:oddVBand="0" w:evenVBand="0" w:oddHBand="0" w:evenHBand="0" w:firstRowFirstColumn="0" w:firstRowLastColumn="0" w:lastRowFirstColumn="0" w:lastRowLastColumn="0"/>
-            </w:pPr>
-            <w:r>
+              <w:rPr>
+                <w:sz w:val="22"/>
+                <w:szCs w:val="22"/>
+              </w:rPr>
+            </w:pPr>
+            <w:r>
+              <w:rPr>
+                <w:sz w:val="22"/>
+                <w:szCs w:val="22"/>
+              </w:rPr>
               <w:t>modules</w:t>
             </w:r>
           </w:p>
@@ -8313,8 +9716,16 @@
                 <w:numId w:val="10"/>
               </w:numPr>
               <w:cnfStyle w:val="000000000000" w:firstRow="0" w:lastRow="0" w:firstColumn="0" w:lastColumn="0" w:oddVBand="0" w:evenVBand="0" w:oddHBand="0" w:evenHBand="0" w:firstRowFirstColumn="0" w:firstRowLastColumn="0" w:lastRowFirstColumn="0" w:lastRowLastColumn="0"/>
-            </w:pPr>
-            <w:r>
+              <w:rPr>
+                <w:sz w:val="22"/>
+                <w:szCs w:val="22"/>
+              </w:rPr>
+            </w:pPr>
+            <w:r>
+              <w:rPr>
+                <w:sz w:val="22"/>
+                <w:szCs w:val="22"/>
+              </w:rPr>
               <w:t>Syntax &amp; scope</w:t>
             </w:r>
           </w:p>
@@ -8326,8 +9737,16 @@
                 <w:numId w:val="10"/>
               </w:numPr>
               <w:cnfStyle w:val="000000000000" w:firstRow="0" w:lastRow="0" w:firstColumn="0" w:lastColumn="0" w:oddVBand="0" w:evenVBand="0" w:oddHBand="0" w:evenHBand="0" w:firstRowFirstColumn="0" w:firstRowLastColumn="0" w:lastRowFirstColumn="0" w:lastRowLastColumn="0"/>
-            </w:pPr>
-            <w:r>
+              <w:rPr>
+                <w:sz w:val="22"/>
+                <w:szCs w:val="22"/>
+              </w:rPr>
+            </w:pPr>
+            <w:r>
+              <w:rPr>
+                <w:sz w:val="22"/>
+                <w:szCs w:val="22"/>
+              </w:rPr>
               <w:t>Functions return from where they are called</w:t>
             </w:r>
           </w:p>
@@ -8339,8 +9758,16 @@
                 <w:numId w:val="10"/>
               </w:numPr>
               <w:cnfStyle w:val="000000000000" w:firstRow="0" w:lastRow="0" w:firstColumn="0" w:lastColumn="0" w:oddVBand="0" w:evenVBand="0" w:oddHBand="0" w:evenHBand="0" w:firstRowFirstColumn="0" w:firstRowLastColumn="0" w:lastRowFirstColumn="0" w:lastRowLastColumn="0"/>
-            </w:pPr>
-            <w:r>
+              <w:rPr>
+                <w:sz w:val="22"/>
+                <w:szCs w:val="22"/>
+              </w:rPr>
+            </w:pPr>
+            <w:r>
+              <w:rPr>
+                <w:sz w:val="22"/>
+                <w:szCs w:val="22"/>
+              </w:rPr>
               <w:t>You must actually call them</w:t>
             </w:r>
           </w:p>
@@ -8350,12 +9777,16 @@
               <w:rPr>
                 <w:b/>
                 <w:bCs/>
+                <w:sz w:val="22"/>
+                <w:szCs w:val="22"/>
               </w:rPr>
             </w:pPr>
             <w:r>
               <w:rPr>
                 <w:b/>
                 <w:bCs/>
+                <w:sz w:val="22"/>
+                <w:szCs w:val="22"/>
               </w:rPr>
               <w:t>Modules</w:t>
             </w:r>
@@ -8368,15 +9799,24 @@
                 <w:numId w:val="13"/>
               </w:numPr>
               <w:cnfStyle w:val="000000000000" w:firstRow="0" w:lastRow="0" w:firstColumn="0" w:lastColumn="0" w:oddVBand="0" w:evenVBand="0" w:oddHBand="0" w:evenHBand="0" w:firstRowFirstColumn="0" w:firstRowLastColumn="0" w:lastRowFirstColumn="0" w:lastRowLastColumn="0"/>
+              <w:rPr>
+                <w:sz w:val="22"/>
+                <w:szCs w:val="22"/>
+              </w:rPr>
             </w:pPr>
             <w:r>
               <w:rPr>
                 <w:color w:val="EE0000"/>
-              </w:rPr>
-              <w:lastRenderedPageBreak/>
+                <w:sz w:val="22"/>
+                <w:szCs w:val="22"/>
+              </w:rPr>
               <w:t xml:space="preserve">Modular thinking: </w:t>
             </w:r>
             <w:r>
+              <w:rPr>
+                <w:sz w:val="22"/>
+                <w:szCs w:val="22"/>
+              </w:rPr>
               <w:t>The joy of bundling functions and only calling them when they are needed</w:t>
             </w:r>
           </w:p>
@@ -8386,12 +9826,16 @@
               <w:rPr>
                 <w:b/>
                 <w:bCs/>
+                <w:sz w:val="22"/>
+                <w:szCs w:val="22"/>
               </w:rPr>
             </w:pPr>
             <w:r>
               <w:rPr>
                 <w:b/>
                 <w:bCs/>
+                <w:sz w:val="22"/>
+                <w:szCs w:val="22"/>
               </w:rPr>
               <w:t xml:space="preserve">Making decisions: </w:t>
             </w:r>
@@ -8402,12 +9846,16 @@
               <w:rPr>
                 <w:b/>
                 <w:bCs/>
+                <w:sz w:val="22"/>
+                <w:szCs w:val="22"/>
               </w:rPr>
             </w:pPr>
             <w:r>
               <w:rPr>
                 <w:b/>
                 <w:bCs/>
+                <w:sz w:val="22"/>
+                <w:szCs w:val="22"/>
               </w:rPr>
               <w:t>For Loops</w:t>
             </w:r>
@@ -8423,9 +9871,15 @@
               <w:rPr>
                 <w:b/>
                 <w:bCs/>
-              </w:rPr>
-            </w:pPr>
-            <w:r>
+                <w:sz w:val="22"/>
+                <w:szCs w:val="22"/>
+              </w:rPr>
+            </w:pPr>
+            <w:r>
+              <w:rPr>
+                <w:sz w:val="22"/>
+                <w:szCs w:val="22"/>
+              </w:rPr>
               <w:t>Syntax and elements of a loop</w:t>
             </w:r>
           </w:p>
@@ -8440,9 +9894,15 @@
               <w:rPr>
                 <w:b/>
                 <w:bCs/>
-              </w:rPr>
-            </w:pPr>
-            <w:r>
+                <w:sz w:val="22"/>
+                <w:szCs w:val="22"/>
+              </w:rPr>
+            </w:pPr>
+            <w:r>
+              <w:rPr>
+                <w:sz w:val="22"/>
+                <w:szCs w:val="22"/>
+              </w:rPr>
               <w:t xml:space="preserve">What is scope? </w:t>
             </w:r>
           </w:p>
@@ -8457,9 +9917,15 @@
               <w:rPr>
                 <w:b/>
                 <w:bCs/>
-              </w:rPr>
-            </w:pPr>
-            <w:r>
+                <w:sz w:val="22"/>
+                <w:szCs w:val="22"/>
+              </w:rPr>
+            </w:pPr>
+            <w:r>
+              <w:rPr>
+                <w:sz w:val="22"/>
+                <w:szCs w:val="22"/>
+              </w:rPr>
               <w:t xml:space="preserve">How to break out of a loop </w:t>
             </w:r>
           </w:p>
@@ -8474,9 +9940,15 @@
               <w:rPr>
                 <w:b/>
                 <w:bCs/>
-              </w:rPr>
-            </w:pPr>
-            <w:r>
+                <w:sz w:val="22"/>
+                <w:szCs w:val="22"/>
+              </w:rPr>
+            </w:pPr>
+            <w:r>
+              <w:rPr>
+                <w:sz w:val="22"/>
+                <w:szCs w:val="22"/>
+              </w:rPr>
               <w:t>Common strategy of filling an external blank list from inside a loop</w:t>
             </w:r>
           </w:p>
@@ -8491,9 +9963,15 @@
               <w:rPr>
                 <w:b/>
                 <w:bCs/>
-              </w:rPr>
-            </w:pPr>
-            <w:r>
+                <w:sz w:val="22"/>
+                <w:szCs w:val="22"/>
+              </w:rPr>
+            </w:pPr>
+            <w:r>
+              <w:rPr>
+                <w:sz w:val="22"/>
+                <w:szCs w:val="22"/>
+              </w:rPr>
               <w:t>List comprehensions expanded into for loops</w:t>
             </w:r>
           </w:p>
@@ -8503,12 +9981,16 @@
               <w:rPr>
                 <w:b/>
                 <w:bCs/>
+                <w:sz w:val="22"/>
+                <w:szCs w:val="22"/>
               </w:rPr>
             </w:pPr>
             <w:r>
               <w:rPr>
                 <w:b/>
                 <w:bCs/>
+                <w:sz w:val="22"/>
+                <w:szCs w:val="22"/>
               </w:rPr>
               <w:t xml:space="preserve">Conditions &amp; loops: </w:t>
             </w:r>
@@ -8521,8 +10003,16 @@
                 <w:numId w:val="10"/>
               </w:numPr>
               <w:cnfStyle w:val="000000000000" w:firstRow="0" w:lastRow="0" w:firstColumn="0" w:lastColumn="0" w:oddVBand="0" w:evenVBand="0" w:oddHBand="0" w:evenHBand="0" w:firstRowFirstColumn="0" w:firstRowLastColumn="0" w:lastRowFirstColumn="0" w:lastRowLastColumn="0"/>
-            </w:pPr>
-            <w:r>
+              <w:rPr>
+                <w:sz w:val="22"/>
+                <w:szCs w:val="22"/>
+              </w:rPr>
+            </w:pPr>
+            <w:r>
+              <w:rPr>
+                <w:sz w:val="22"/>
+                <w:szCs w:val="22"/>
+              </w:rPr>
               <w:t>Conditions</w:t>
             </w:r>
           </w:p>
@@ -8534,8 +10024,16 @@
                 <w:numId w:val="10"/>
               </w:numPr>
               <w:cnfStyle w:val="000000000000" w:firstRow="0" w:lastRow="0" w:firstColumn="0" w:lastColumn="0" w:oddVBand="0" w:evenVBand="0" w:oddHBand="0" w:evenHBand="0" w:firstRowFirstColumn="0" w:firstRowLastColumn="0" w:lastRowFirstColumn="0" w:lastRowLastColumn="0"/>
-            </w:pPr>
-            <w:r>
+              <w:rPr>
+                <w:sz w:val="22"/>
+                <w:szCs w:val="22"/>
+              </w:rPr>
+            </w:pPr>
+            <w:r>
+              <w:rPr>
+                <w:sz w:val="22"/>
+                <w:szCs w:val="22"/>
+              </w:rPr>
               <w:t>Syntax</w:t>
             </w:r>
           </w:p>
@@ -8547,8 +10045,16 @@
                 <w:numId w:val="10"/>
               </w:numPr>
               <w:cnfStyle w:val="000000000000" w:firstRow="0" w:lastRow="0" w:firstColumn="0" w:lastColumn="0" w:oddVBand="0" w:evenVBand="0" w:oddHBand="0" w:evenHBand="0" w:firstRowFirstColumn="0" w:firstRowLastColumn="0" w:lastRowFirstColumn="0" w:lastRowLastColumn="0"/>
-            </w:pPr>
-            <w:r>
+              <w:rPr>
+                <w:sz w:val="22"/>
+                <w:szCs w:val="22"/>
+              </w:rPr>
+            </w:pPr>
+            <w:r>
+              <w:rPr>
+                <w:sz w:val="22"/>
+                <w:szCs w:val="22"/>
+              </w:rPr>
               <w:t>Only evaluates statements when appropriate to do so</w:t>
             </w:r>
           </w:p>
@@ -8560,8 +10066,16 @@
                 <w:numId w:val="10"/>
               </w:numPr>
               <w:cnfStyle w:val="000000000000" w:firstRow="0" w:lastRow="0" w:firstColumn="0" w:lastColumn="0" w:oddVBand="0" w:evenVBand="0" w:oddHBand="0" w:evenHBand="0" w:firstRowFirstColumn="0" w:firstRowLastColumn="0" w:lastRowFirstColumn="0" w:lastRowLastColumn="0"/>
-            </w:pPr>
-            <w:r>
+              <w:rPr>
+                <w:sz w:val="22"/>
+                <w:szCs w:val="22"/>
+              </w:rPr>
+            </w:pPr>
+            <w:r>
+              <w:rPr>
+                <w:sz w:val="22"/>
+                <w:szCs w:val="22"/>
+              </w:rPr>
               <w:t>Booleans</w:t>
             </w:r>
           </w:p>
@@ -8573,8 +10087,16 @@
                 <w:numId w:val="10"/>
               </w:numPr>
               <w:cnfStyle w:val="000000000000" w:firstRow="0" w:lastRow="0" w:firstColumn="0" w:lastColumn="0" w:oddVBand="0" w:evenVBand="0" w:oddHBand="0" w:evenHBand="0" w:firstRowFirstColumn="0" w:firstRowLastColumn="0" w:lastRowFirstColumn="0" w:lastRowLastColumn="0"/>
-            </w:pPr>
-            <w:r>
+              <w:rPr>
+                <w:sz w:val="22"/>
+                <w:szCs w:val="22"/>
+              </w:rPr>
+            </w:pPr>
+            <w:r>
+              <w:rPr>
+                <w:sz w:val="22"/>
+                <w:szCs w:val="22"/>
+              </w:rPr>
               <w:t>Precedence: NOT &gt; AND &gt; OR</w:t>
             </w:r>
           </w:p>
@@ -8586,8 +10108,16 @@
                 <w:numId w:val="10"/>
               </w:numPr>
               <w:cnfStyle w:val="000000000000" w:firstRow="0" w:lastRow="0" w:firstColumn="0" w:lastColumn="0" w:oddVBand="0" w:evenVBand="0" w:oddHBand="0" w:evenHBand="0" w:firstRowFirstColumn="0" w:firstRowLastColumn="0" w:lastRowFirstColumn="0" w:lastRowLastColumn="0"/>
-            </w:pPr>
-            <w:r>
+              <w:rPr>
+                <w:sz w:val="22"/>
+                <w:szCs w:val="22"/>
+              </w:rPr>
+            </w:pPr>
+            <w:r>
+              <w:rPr>
+                <w:sz w:val="22"/>
+                <w:szCs w:val="22"/>
+              </w:rPr>
               <w:t>==, !=,&gt;,&lt;, &gt;=, &lt;=</w:t>
             </w:r>
           </w:p>
@@ -8599,14 +10129,26 @@
                 <w:numId w:val="10"/>
               </w:numPr>
               <w:cnfStyle w:val="000000000000" w:firstRow="0" w:lastRow="0" w:firstColumn="0" w:lastColumn="0" w:oddVBand="0" w:evenVBand="0" w:oddHBand="0" w:evenHBand="0" w:firstRowFirstColumn="0" w:firstRowLastColumn="0" w:lastRowFirstColumn="0" w:lastRowLastColumn="0"/>
-            </w:pPr>
-            <w:r>
+              <w:rPr>
+                <w:sz w:val="22"/>
+                <w:szCs w:val="22"/>
+              </w:rPr>
+            </w:pPr>
+            <w:r>
+              <w:rPr>
+                <w:sz w:val="22"/>
+                <w:szCs w:val="22"/>
+              </w:rPr>
               <w:t>While loops</w:t>
             </w:r>
           </w:p>
           <w:p>
             <w:pPr>
               <w:cnfStyle w:val="000000000000" w:firstRow="0" w:lastRow="0" w:firstColumn="0" w:lastColumn="0" w:oddVBand="0" w:evenVBand="0" w:oddHBand="0" w:evenHBand="0" w:firstRowFirstColumn="0" w:firstRowLastColumn="0" w:lastRowFirstColumn="0" w:lastRowLastColumn="0"/>
+              <w:rPr>
+                <w:sz w:val="22"/>
+                <w:szCs w:val="22"/>
+              </w:rPr>
             </w:pPr>
           </w:p>
           <w:p>
@@ -8617,12 +10159,20 @@
                 <w:numId w:val="13"/>
               </w:numPr>
               <w:cnfStyle w:val="000000000000" w:firstRow="0" w:lastRow="0" w:firstColumn="0" w:lastColumn="0" w:oddVBand="0" w:evenVBand="0" w:oddHBand="0" w:evenHBand="0" w:firstRowFirstColumn="0" w:firstRowLastColumn="0" w:lastRowFirstColumn="0" w:lastRowLastColumn="0"/>
+              <w:rPr>
+                <w:sz w:val="22"/>
+                <w:szCs w:val="22"/>
+              </w:rPr>
             </w:pPr>
           </w:p>
           <w:p>
             <w:pPr>
               <w:ind w:left="360"/>
               <w:cnfStyle w:val="000000000000" w:firstRow="0" w:lastRow="0" w:firstColumn="0" w:lastColumn="0" w:oddVBand="0" w:evenVBand="0" w:oddHBand="0" w:evenHBand="0" w:firstRowFirstColumn="0" w:firstRowLastColumn="0" w:lastRowFirstColumn="0" w:lastRowLastColumn="0"/>
+              <w:rPr>
+                <w:sz w:val="22"/>
+                <w:szCs w:val="22"/>
+              </w:rPr>
             </w:pPr>
           </w:p>
         </w:tc>
@@ -8636,14 +10186,17 @@
               <w:ind w:left="0"/>
               <w:cnfStyle w:val="000000000000" w:firstRow="0" w:lastRow="0" w:firstColumn="0" w:lastColumn="0" w:oddVBand="0" w:evenVBand="0" w:oddHBand="0" w:evenHBand="0" w:firstRowFirstColumn="0" w:firstRowLastColumn="0" w:lastRowFirstColumn="0" w:lastRowLastColumn="0"/>
               <w:rPr>
+                <w:sz w:val="22"/>
+                <w:szCs w:val="22"/>
                 <w:u w:val="single"/>
               </w:rPr>
             </w:pPr>
             <w:r>
               <w:rPr>
+                <w:sz w:val="22"/>
+                <w:szCs w:val="22"/>
                 <w:u w:val="single"/>
               </w:rPr>
-              <w:lastRenderedPageBreak/>
               <w:t xml:space="preserve">We will do the following in class: </w:t>
             </w:r>
           </w:p>
@@ -8652,11 +10205,17 @@
               <w:pStyle w:val="ListParagraph"/>
               <w:ind w:left="0"/>
               <w:cnfStyle w:val="000000000000" w:firstRow="0" w:lastRow="0" w:firstColumn="0" w:lastColumn="0" w:oddVBand="0" w:evenVBand="0" w:oddHBand="0" w:evenHBand="0" w:firstRowFirstColumn="0" w:firstRowLastColumn="0" w:lastRowFirstColumn="0" w:lastRowLastColumn="0"/>
+              <w:rPr>
+                <w:sz w:val="22"/>
+                <w:szCs w:val="22"/>
+              </w:rPr>
             </w:pPr>
             <w:hyperlink r:id="rId23" w:history="1">
               <w:r>
                 <w:rPr>
                   <w:rStyle w:val="Hyperlink"/>
+                  <w:sz w:val="22"/>
+                  <w:szCs w:val="22"/>
                 </w:rPr>
                 <w:t>Open Reading Frame: Conditions, and functions and modules!</w:t>
               </w:r>
@@ -8667,6 +10226,10 @@
               <w:pStyle w:val="ListParagraph"/>
               <w:ind w:left="0"/>
               <w:cnfStyle w:val="000000000000" w:firstRow="0" w:lastRow="0" w:firstColumn="0" w:lastColumn="0" w:oddVBand="0" w:evenVBand="0" w:oddHBand="0" w:evenHBand="0" w:firstRowFirstColumn="0" w:firstRowLastColumn="0" w:lastRowFirstColumn="0" w:lastRowLastColumn="0"/>
+              <w:rPr>
+                <w:sz w:val="22"/>
+                <w:szCs w:val="22"/>
+              </w:rPr>
             </w:pPr>
           </w:p>
           <w:p>
@@ -8674,6 +10237,10 @@
               <w:pStyle w:val="ListParagraph"/>
               <w:ind w:left="0"/>
               <w:cnfStyle w:val="000000000000" w:firstRow="0" w:lastRow="0" w:firstColumn="0" w:lastColumn="0" w:oddVBand="0" w:evenVBand="0" w:oddHBand="0" w:evenHBand="0" w:firstRowFirstColumn="0" w:firstRowLastColumn="0" w:lastRowFirstColumn="0" w:lastRowLastColumn="0"/>
+              <w:rPr>
+                <w:sz w:val="22"/>
+                <w:szCs w:val="22"/>
+              </w:rPr>
             </w:pPr>
           </w:p>
           <w:p>
@@ -8681,15 +10248,25 @@
               <w:pStyle w:val="ListParagraph"/>
               <w:ind w:left="0"/>
               <w:cnfStyle w:val="000000000000" w:firstRow="0" w:lastRow="0" w:firstColumn="0" w:lastColumn="0" w:oddVBand="0" w:evenVBand="0" w:oddHBand="0" w:evenHBand="0" w:firstRowFirstColumn="0" w:firstRowLastColumn="0" w:lastRowFirstColumn="0" w:lastRowLastColumn="0"/>
+              <w:rPr>
+                <w:sz w:val="22"/>
+                <w:szCs w:val="22"/>
+              </w:rPr>
             </w:pPr>
             <w:r>
               <w:rPr>
                 <w:b/>
                 <w:bCs/>
+                <w:sz w:val="22"/>
+                <w:szCs w:val="22"/>
               </w:rPr>
               <w:t>Entirely extra</w:t>
             </w:r>
             <w:r>
+              <w:rPr>
+                <w:sz w:val="22"/>
+                <w:szCs w:val="22"/>
+              </w:rPr>
               <w:t xml:space="preserve"> Rosalind activities (for interested participants only): </w:t>
             </w:r>
           </w:p>
@@ -8698,11 +10275,17 @@
               <w:pStyle w:val="ListParagraph"/>
               <w:ind w:left="0"/>
               <w:cnfStyle w:val="000000000000" w:firstRow="0" w:lastRow="0" w:firstColumn="0" w:lastColumn="0" w:oddVBand="0" w:evenVBand="0" w:oddHBand="0" w:evenHBand="0" w:firstRowFirstColumn="0" w:firstRowLastColumn="0" w:lastRowFirstColumn="0" w:lastRowLastColumn="0"/>
+              <w:rPr>
+                <w:sz w:val="22"/>
+                <w:szCs w:val="22"/>
+              </w:rPr>
             </w:pPr>
             <w:hyperlink r:id="rId24" w:history="1">
               <w:r>
                 <w:rPr>
                   <w:rStyle w:val="Hyperlink"/>
+                  <w:sz w:val="22"/>
+                  <w:szCs w:val="22"/>
                 </w:rPr>
                 <w:t>Dictionaries</w:t>
               </w:r>
@@ -8713,11 +10296,17 @@
               <w:pStyle w:val="ListParagraph"/>
               <w:ind w:left="0"/>
               <w:cnfStyle w:val="000000000000" w:firstRow="0" w:lastRow="0" w:firstColumn="0" w:lastColumn="0" w:oddVBand="0" w:evenVBand="0" w:oddHBand="0" w:evenHBand="0" w:firstRowFirstColumn="0" w:firstRowLastColumn="0" w:lastRowFirstColumn="0" w:lastRowLastColumn="0"/>
+              <w:rPr>
+                <w:sz w:val="22"/>
+                <w:szCs w:val="22"/>
+              </w:rPr>
             </w:pPr>
             <w:hyperlink r:id="rId25" w:history="1">
               <w:r>
                 <w:rPr>
                   <w:rStyle w:val="Hyperlink"/>
+                  <w:sz w:val="22"/>
+                  <w:szCs w:val="22"/>
                 </w:rPr>
                 <w:t>The Central Dogma: Translate DNA into RNA into Amino Acids into Protein</w:t>
               </w:r>
@@ -8742,6 +10331,8 @@
               <w:rPr>
                 <w:b w:val="0"/>
                 <w:bCs w:val="0"/>
+                <w:sz w:val="22"/>
+                <w:szCs w:val="22"/>
               </w:rPr>
             </w:pPr>
           </w:p>
@@ -8761,12 +10352,16 @@
               <w:rPr>
                 <w:b/>
                 <w:bCs/>
+                <w:sz w:val="22"/>
+                <w:szCs w:val="22"/>
               </w:rPr>
             </w:pPr>
             <w:r>
               <w:rPr>
                 <w:b/>
                 <w:bCs/>
+                <w:sz w:val="22"/>
+                <w:szCs w:val="22"/>
               </w:rPr>
               <w:t>Biostatistics (non-coding)</w:t>
             </w:r>
@@ -8777,6 +10372,8 @@
               <w:rPr>
                 <w:b/>
                 <w:bCs/>
+                <w:sz w:val="22"/>
+                <w:szCs w:val="22"/>
                 <w:u w:val="single"/>
               </w:rPr>
             </w:pPr>
@@ -8784,6 +10381,8 @@
               <w:rPr>
                 <w:b/>
                 <w:bCs/>
+                <w:sz w:val="22"/>
+                <w:szCs w:val="22"/>
                 <w:u w:val="single"/>
               </w:rPr>
               <w:t xml:space="preserve">LO: </w:t>
@@ -8799,30 +10398,45 @@
               <w:cnfStyle w:val="000000000000" w:firstRow="0" w:lastRow="0" w:firstColumn="0" w:lastColumn="0" w:oddVBand="0" w:evenVBand="0" w:oddHBand="0" w:evenHBand="0" w:firstRowFirstColumn="0" w:firstRowLastColumn="0" w:lastRowFirstColumn="0" w:lastRowLastColumn="0"/>
               <w:rPr>
                 <w:b/>
-              </w:rPr>
-            </w:pPr>
-            <w:r>
-              <w:t xml:space="preserve">Participants </w:t>
-            </w:r>
-            <w:r>
-              <w:t xml:space="preserve">will </w:t>
-            </w:r>
-            <w:r>
-              <w:rPr>
+                <w:sz w:val="22"/>
+                <w:szCs w:val="22"/>
+              </w:rPr>
+            </w:pPr>
+            <w:r>
+              <w:rPr>
+                <w:sz w:val="22"/>
+                <w:szCs w:val="22"/>
+              </w:rPr>
+              <w:t xml:space="preserve">Participants will </w:t>
+            </w:r>
+            <w:r>
+              <w:rPr>
+                <w:sz w:val="22"/>
+                <w:szCs w:val="22"/>
                 <w:u w:val="single"/>
               </w:rPr>
               <w:t>define</w:t>
             </w:r>
             <w:r>
+              <w:rPr>
+                <w:sz w:val="22"/>
+                <w:szCs w:val="22"/>
+              </w:rPr>
               <w:t xml:space="preserve"> and </w:t>
             </w:r>
             <w:r>
               <w:rPr>
+                <w:sz w:val="22"/>
+                <w:szCs w:val="22"/>
                 <w:u w:val="single"/>
               </w:rPr>
               <w:t>describe</w:t>
             </w:r>
             <w:r>
+              <w:rPr>
+                <w:sz w:val="22"/>
+                <w:szCs w:val="22"/>
+              </w:rPr>
               <w:t xml:space="preserve"> the relationship between type I errors, type II errors, power, and sample size.  </w:t>
             </w:r>
           </w:p>
@@ -8836,21 +10450,30 @@
               <w:cnfStyle w:val="000000000000" w:firstRow="0" w:lastRow="0" w:firstColumn="0" w:lastColumn="0" w:oddVBand="0" w:evenVBand="0" w:oddHBand="0" w:evenHBand="0" w:firstRowFirstColumn="0" w:firstRowLastColumn="0" w:lastRowFirstColumn="0" w:lastRowLastColumn="0"/>
               <w:rPr>
                 <w:b/>
-              </w:rPr>
-            </w:pPr>
-            <w:r>
-              <w:t>Participants</w:t>
-            </w:r>
-            <w:r>
-              <w:t xml:space="preserve"> will </w:t>
-            </w:r>
-            <w:r>
-              <w:rPr>
+                <w:sz w:val="22"/>
+                <w:szCs w:val="22"/>
+              </w:rPr>
+            </w:pPr>
+            <w:r>
+              <w:rPr>
+                <w:sz w:val="22"/>
+                <w:szCs w:val="22"/>
+              </w:rPr>
+              <w:t xml:space="preserve">Participants will </w:t>
+            </w:r>
+            <w:r>
+              <w:rPr>
+                <w:sz w:val="22"/>
+                <w:szCs w:val="22"/>
                 <w:u w:val="single"/>
               </w:rPr>
               <w:t xml:space="preserve">differentiate </w:t>
             </w:r>
             <w:r>
+              <w:rPr>
+                <w:sz w:val="22"/>
+                <w:szCs w:val="22"/>
+              </w:rPr>
               <w:t>sensitivity and specificity</w:t>
             </w:r>
           </w:p>
@@ -8859,20 +10482,31 @@
               <w:spacing w:line="276" w:lineRule="auto"/>
               <w:cnfStyle w:val="000000000000" w:firstRow="0" w:lastRow="0" w:firstColumn="0" w:lastColumn="0" w:oddVBand="0" w:evenVBand="0" w:oddHBand="0" w:evenHBand="0" w:firstRowFirstColumn="0" w:firstRowLastColumn="0" w:lastRowFirstColumn="0" w:lastRowLastColumn="0"/>
               <w:rPr>
-                <w:rFonts w:ascii="Helvetica" w:hAnsi="Helvetica"/>
                 <w:b/>
-              </w:rPr>
-            </w:pPr>
-            <w:r>
+                <w:sz w:val="22"/>
+                <w:szCs w:val="22"/>
+              </w:rPr>
+            </w:pPr>
+            <w:r>
+              <w:rPr>
+                <w:sz w:val="22"/>
+                <w:szCs w:val="22"/>
+              </w:rPr>
               <w:t xml:space="preserve">Learners will clearly </w:t>
             </w:r>
             <w:r>
               <w:rPr>
+                <w:sz w:val="22"/>
+                <w:szCs w:val="22"/>
                 <w:u w:val="single"/>
               </w:rPr>
               <w:t xml:space="preserve">demonstrate </w:t>
             </w:r>
             <w:r>
+              <w:rPr>
+                <w:sz w:val="22"/>
+                <w:szCs w:val="22"/>
+              </w:rPr>
               <w:t>the four components of hypothesis testing:</w:t>
             </w:r>
           </w:p>
@@ -8886,31 +10520,45 @@
               <w:cnfStyle w:val="000000000000" w:firstRow="0" w:lastRow="0" w:firstColumn="0" w:lastColumn="0" w:oddVBand="0" w:evenVBand="0" w:oddHBand="0" w:evenHBand="0" w:firstRowFirstColumn="0" w:firstRowLastColumn="0" w:lastRowFirstColumn="0" w:lastRowLastColumn="0"/>
               <w:rPr>
                 <w:b/>
-              </w:rPr>
-            </w:pPr>
-            <w:r>
-              <w:t xml:space="preserve">Learners </w:t>
-            </w:r>
-            <w:r>
-              <w:t xml:space="preserve">will </w:t>
-            </w:r>
-            <w:r>
-              <w:rPr>
+                <w:sz w:val="22"/>
+                <w:szCs w:val="22"/>
+              </w:rPr>
+            </w:pPr>
+            <w:r>
+              <w:rPr>
+                <w:sz w:val="22"/>
+                <w:szCs w:val="22"/>
+              </w:rPr>
+              <w:t xml:space="preserve">Learners will </w:t>
+            </w:r>
+            <w:r>
+              <w:rPr>
+                <w:sz w:val="22"/>
+                <w:szCs w:val="22"/>
                 <w:u w:val="single"/>
               </w:rPr>
               <w:t>justify</w:t>
             </w:r>
             <w:r>
+              <w:rPr>
+                <w:sz w:val="22"/>
+                <w:szCs w:val="22"/>
+              </w:rPr>
               <w:t xml:space="preserve"> use of hypothesis testing and will </w:t>
             </w:r>
             <w:r>
               <w:rPr>
+                <w:sz w:val="22"/>
+                <w:szCs w:val="22"/>
                 <w:u w:val="single"/>
               </w:rPr>
-              <w:lastRenderedPageBreak/>
               <w:t xml:space="preserve">construct </w:t>
             </w:r>
             <w:r>
+              <w:rPr>
+                <w:sz w:val="22"/>
+                <w:szCs w:val="22"/>
+              </w:rPr>
               <w:t>the appropriate null hypothesis</w:t>
             </w:r>
           </w:p>
@@ -8924,30 +10572,45 @@
               <w:cnfStyle w:val="000000000000" w:firstRow="0" w:lastRow="0" w:firstColumn="0" w:lastColumn="0" w:oddVBand="0" w:evenVBand="0" w:oddHBand="0" w:evenHBand="0" w:firstRowFirstColumn="0" w:firstRowLastColumn="0" w:lastRowFirstColumn="0" w:lastRowLastColumn="0"/>
               <w:rPr>
                 <w:b/>
-              </w:rPr>
-            </w:pPr>
-            <w:r>
-              <w:t>Learners</w:t>
-            </w:r>
-            <w:r>
-              <w:t xml:space="preserve"> will </w:t>
-            </w:r>
-            <w:r>
-              <w:rPr>
+                <w:sz w:val="22"/>
+                <w:szCs w:val="22"/>
+              </w:rPr>
+            </w:pPr>
+            <w:r>
+              <w:rPr>
+                <w:sz w:val="22"/>
+                <w:szCs w:val="22"/>
+              </w:rPr>
+              <w:t xml:space="preserve">Learners will </w:t>
+            </w:r>
+            <w:r>
+              <w:rPr>
+                <w:sz w:val="22"/>
+                <w:szCs w:val="22"/>
                 <w:u w:val="single"/>
               </w:rPr>
               <w:t>select</w:t>
             </w:r>
             <w:r>
+              <w:rPr>
+                <w:sz w:val="22"/>
+                <w:szCs w:val="22"/>
+              </w:rPr>
               <w:t xml:space="preserve"> the appropriate statistical test and will </w:t>
             </w:r>
             <w:r>
               <w:rPr>
+                <w:sz w:val="22"/>
+                <w:szCs w:val="22"/>
                 <w:u w:val="single"/>
               </w:rPr>
               <w:t>calculate</w:t>
             </w:r>
             <w:r>
+              <w:rPr>
+                <w:sz w:val="22"/>
+                <w:szCs w:val="22"/>
+              </w:rPr>
               <w:t xml:space="preserve"> the test value</w:t>
             </w:r>
           </w:p>
@@ -8961,30 +10624,45 @@
               <w:cnfStyle w:val="000000000000" w:firstRow="0" w:lastRow="0" w:firstColumn="0" w:lastColumn="0" w:oddVBand="0" w:evenVBand="0" w:oddHBand="0" w:evenHBand="0" w:firstRowFirstColumn="0" w:firstRowLastColumn="0" w:lastRowFirstColumn="0" w:lastRowLastColumn="0"/>
               <w:rPr>
                 <w:b/>
-              </w:rPr>
-            </w:pPr>
-            <w:r>
-              <w:t>Learners</w:t>
-            </w:r>
-            <w:r>
-              <w:t xml:space="preserve"> will either </w:t>
-            </w:r>
-            <w:r>
-              <w:rPr>
+                <w:sz w:val="22"/>
+                <w:szCs w:val="22"/>
+              </w:rPr>
+            </w:pPr>
+            <w:r>
+              <w:rPr>
+                <w:sz w:val="22"/>
+                <w:szCs w:val="22"/>
+              </w:rPr>
+              <w:t xml:space="preserve">Learners will either </w:t>
+            </w:r>
+            <w:r>
+              <w:rPr>
+                <w:sz w:val="22"/>
+                <w:szCs w:val="22"/>
                 <w:u w:val="single"/>
               </w:rPr>
               <w:t>calculate</w:t>
             </w:r>
             <w:r>
+              <w:rPr>
+                <w:sz w:val="22"/>
+                <w:szCs w:val="22"/>
+              </w:rPr>
               <w:t xml:space="preserve"> a p-value (if using Binomial Distribution) or </w:t>
             </w:r>
             <w:r>
               <w:rPr>
+                <w:sz w:val="22"/>
+                <w:szCs w:val="22"/>
                 <w:u w:val="single"/>
               </w:rPr>
               <w:t>interpret</w:t>
             </w:r>
             <w:r>
+              <w:rPr>
+                <w:sz w:val="22"/>
+                <w:szCs w:val="22"/>
+              </w:rPr>
               <w:t xml:space="preserve"> the critical value from the appropriate table.</w:t>
             </w:r>
           </w:p>
@@ -8996,38 +10674,61 @@
                 <w:numId w:val="5"/>
               </w:numPr>
               <w:cnfStyle w:val="000000000000" w:firstRow="0" w:lastRow="0" w:firstColumn="0" w:lastColumn="0" w:oddVBand="0" w:evenVBand="0" w:oddHBand="0" w:evenHBand="0" w:firstRowFirstColumn="0" w:firstRowLastColumn="0" w:lastRowFirstColumn="0" w:lastRowLastColumn="0"/>
-            </w:pPr>
-            <w:r>
-              <w:t>Learners</w:t>
-            </w:r>
-            <w:r>
-              <w:t xml:space="preserve"> will </w:t>
-            </w:r>
-            <w:r>
-              <w:rPr>
+              <w:rPr>
+                <w:sz w:val="22"/>
+                <w:szCs w:val="22"/>
+              </w:rPr>
+            </w:pPr>
+            <w:r>
+              <w:rPr>
+                <w:sz w:val="22"/>
+                <w:szCs w:val="22"/>
+              </w:rPr>
+              <w:t xml:space="preserve">Learners will </w:t>
+            </w:r>
+            <w:r>
+              <w:rPr>
+                <w:sz w:val="22"/>
+                <w:szCs w:val="22"/>
                 <w:u w:val="single"/>
               </w:rPr>
               <w:t>justify</w:t>
             </w:r>
             <w:r>
+              <w:rPr>
+                <w:sz w:val="22"/>
+                <w:szCs w:val="22"/>
+              </w:rPr>
               <w:t xml:space="preserve"> their conclusion and will offer </w:t>
             </w:r>
             <w:r>
               <w:rPr>
+                <w:sz w:val="22"/>
+                <w:szCs w:val="22"/>
                 <w:u w:val="single"/>
               </w:rPr>
               <w:t>support</w:t>
             </w:r>
             <w:r>
+              <w:rPr>
+                <w:sz w:val="22"/>
+                <w:szCs w:val="22"/>
+              </w:rPr>
               <w:t xml:space="preserve"> in the form of </w:t>
             </w:r>
             <w:r>
               <w:rPr>
+                <w:sz w:val="22"/>
+                <w:szCs w:val="22"/>
                 <w:u w:val="single"/>
               </w:rPr>
               <w:t>calculating</w:t>
             </w:r>
             <w:r>
+              <w:rPr>
+                <w:sz w:val="22"/>
+                <w:szCs w:val="22"/>
+              </w:rPr>
               <w:t xml:space="preserve"> a confidence interval</w:t>
             </w:r>
           </w:p>
@@ -9044,16 +10745,17 @@
                 <w:numId w:val="5"/>
               </w:numPr>
               <w:cnfStyle w:val="000000000000" w:firstRow="0" w:lastRow="0" w:firstColumn="0" w:lastColumn="0" w:oddVBand="0" w:evenVBand="0" w:oddHBand="0" w:evenHBand="0" w:firstRowFirstColumn="0" w:firstRowLastColumn="0" w:lastRowFirstColumn="0" w:lastRowLastColumn="0"/>
-            </w:pPr>
-            <w:r>
-              <w:lastRenderedPageBreak/>
-              <w:t>Intro to Hypothesis</w:t>
-            </w:r>
-            <w:r>
-              <w:t xml:space="preserve"> </w:t>
-            </w:r>
-            <w:r>
-              <w:t>Testing principles</w:t>
+              <w:rPr>
+                <w:sz w:val="22"/>
+                <w:szCs w:val="22"/>
+              </w:rPr>
+            </w:pPr>
+            <w:r>
+              <w:rPr>
+                <w:sz w:val="22"/>
+                <w:szCs w:val="22"/>
+              </w:rPr>
+              <w:t>Intro to Hypothesis Testing principles</w:t>
             </w:r>
           </w:p>
           <w:p>
@@ -9064,8 +10766,16 @@
                 <w:numId w:val="5"/>
               </w:numPr>
               <w:cnfStyle w:val="000000000000" w:firstRow="0" w:lastRow="0" w:firstColumn="0" w:lastColumn="0" w:oddVBand="0" w:evenVBand="0" w:oddHBand="0" w:evenHBand="0" w:firstRowFirstColumn="0" w:firstRowLastColumn="0" w:lastRowFirstColumn="0" w:lastRowLastColumn="0"/>
-            </w:pPr>
-            <w:r>
+              <w:rPr>
+                <w:sz w:val="22"/>
+                <w:szCs w:val="22"/>
+              </w:rPr>
+            </w:pPr>
+            <w:r>
+              <w:rPr>
+                <w:sz w:val="22"/>
+                <w:szCs w:val="22"/>
+              </w:rPr>
               <w:t>Understand FP, FN, TP, TN</w:t>
             </w:r>
           </w:p>
@@ -9077,8 +10787,16 @@
                 <w:numId w:val="5"/>
               </w:numPr>
               <w:cnfStyle w:val="000000000000" w:firstRow="0" w:lastRow="0" w:firstColumn="0" w:lastColumn="0" w:oddVBand="0" w:evenVBand="0" w:oddHBand="0" w:evenHBand="0" w:firstRowFirstColumn="0" w:firstRowLastColumn="0" w:lastRowFirstColumn="0" w:lastRowLastColumn="0"/>
-            </w:pPr>
-            <w:r>
+              <w:rPr>
+                <w:sz w:val="22"/>
+                <w:szCs w:val="22"/>
+              </w:rPr>
+            </w:pPr>
+            <w:r>
+              <w:rPr>
+                <w:sz w:val="22"/>
+                <w:szCs w:val="22"/>
+              </w:rPr>
               <w:t>Understand P values for GWAS/Manhattan Plots</w:t>
             </w:r>
           </w:p>
@@ -9088,6 +10806,8 @@
               <w:ind w:left="360"/>
               <w:cnfStyle w:val="000000000000" w:firstRow="0" w:lastRow="0" w:firstColumn="0" w:lastColumn="0" w:oddVBand="0" w:evenVBand="0" w:oddHBand="0" w:evenHBand="0" w:firstRowFirstColumn="0" w:firstRowLastColumn="0" w:lastRowFirstColumn="0" w:lastRowLastColumn="0"/>
               <w:rPr>
+                <w:sz w:val="22"/>
+                <w:szCs w:val="22"/>
                 <w:highlight w:val="yellow"/>
               </w:rPr>
             </w:pPr>
@@ -9103,11 +10823,15 @@
               <w:ind w:left="0"/>
               <w:cnfStyle w:val="000000000000" w:firstRow="0" w:lastRow="0" w:firstColumn="0" w:lastColumn="0" w:oddVBand="0" w:evenVBand="0" w:oddHBand="0" w:evenHBand="0" w:firstRowFirstColumn="0" w:firstRowLastColumn="0" w:lastRowFirstColumn="0" w:lastRowLastColumn="0"/>
               <w:rPr>
+                <w:sz w:val="22"/>
+                <w:szCs w:val="22"/>
                 <w:u w:val="single"/>
               </w:rPr>
             </w:pPr>
             <w:r>
               <w:rPr>
+                <w:sz w:val="22"/>
+                <w:szCs w:val="22"/>
                 <w:u w:val="single"/>
               </w:rPr>
               <w:t xml:space="preserve">We will do the following in class: </w:t>
@@ -9119,11 +10843,15 @@
               <w:ind w:left="0"/>
               <w:cnfStyle w:val="000000000000" w:firstRow="0" w:lastRow="0" w:firstColumn="0" w:lastColumn="0" w:oddVBand="0" w:evenVBand="0" w:oddHBand="0" w:evenHBand="0" w:firstRowFirstColumn="0" w:firstRowLastColumn="0" w:lastRowFirstColumn="0" w:lastRowLastColumn="0"/>
               <w:rPr>
+                <w:sz w:val="22"/>
+                <w:szCs w:val="22"/>
                 <w:u w:val="single"/>
               </w:rPr>
             </w:pPr>
             <w:r>
               <w:rPr>
+                <w:sz w:val="22"/>
+                <w:szCs w:val="22"/>
                 <w:u w:val="single"/>
               </w:rPr>
               <w:t xml:space="preserve">Work through the following during class: </w:t>
@@ -9134,11 +10862,17 @@
               <w:pStyle w:val="ListParagraph"/>
               <w:ind w:left="0"/>
               <w:cnfStyle w:val="000000000000" w:firstRow="0" w:lastRow="0" w:firstColumn="0" w:lastColumn="0" w:oddVBand="0" w:evenVBand="0" w:oddHBand="0" w:evenHBand="0" w:firstRowFirstColumn="0" w:firstRowLastColumn="0" w:lastRowFirstColumn="0" w:lastRowLastColumn="0"/>
+              <w:rPr>
+                <w:sz w:val="22"/>
+                <w:szCs w:val="22"/>
+              </w:rPr>
             </w:pPr>
             <w:hyperlink r:id="rId26" w:history="1">
               <w:r>
                 <w:rPr>
                   <w:rStyle w:val="Hyperlink"/>
+                  <w:sz w:val="22"/>
+                  <w:szCs w:val="22"/>
                 </w:rPr>
                 <w:t>Type I and II errors using the justice system</w:t>
               </w:r>
@@ -9149,6 +10883,10 @@
               <w:pStyle w:val="ListParagraph"/>
               <w:ind w:left="0"/>
               <w:cnfStyle w:val="000000000000" w:firstRow="0" w:lastRow="0" w:firstColumn="0" w:lastColumn="0" w:oddVBand="0" w:evenVBand="0" w:oddHBand="0" w:evenHBand="0" w:firstRowFirstColumn="0" w:firstRowLastColumn="0" w:lastRowFirstColumn="0" w:lastRowLastColumn="0"/>
+              <w:rPr>
+                <w:sz w:val="22"/>
+                <w:szCs w:val="22"/>
+              </w:rPr>
             </w:pPr>
           </w:p>
           <w:p>
@@ -9157,16 +10895,24 @@
               <w:ind w:left="0"/>
               <w:cnfStyle w:val="000000000000" w:firstRow="0" w:lastRow="0" w:firstColumn="0" w:lastColumn="0" w:oddVBand="0" w:evenVBand="0" w:oddHBand="0" w:evenHBand="0" w:firstRowFirstColumn="0" w:firstRowLastColumn="0" w:lastRowFirstColumn="0" w:lastRowLastColumn="0"/>
               <w:rPr>
+                <w:sz w:val="22"/>
+                <w:szCs w:val="22"/>
                 <w:u w:val="single"/>
               </w:rPr>
             </w:pPr>
             <w:r>
+              <w:rPr>
+                <w:sz w:val="22"/>
+                <w:szCs w:val="22"/>
+              </w:rPr>
               <w:t xml:space="preserve">Together build a </w:t>
             </w:r>
             <w:hyperlink r:id="rId27" w:history="1">
               <w:r>
                 <w:rPr>
                   <w:rStyle w:val="Hyperlink"/>
+                  <w:sz w:val="22"/>
+                  <w:szCs w:val="22"/>
                 </w:rPr>
                 <w:t>Confusion Matrix</w:t>
               </w:r>
@@ -9176,6 +10922,8 @@
             <w:pPr>
               <w:cnfStyle w:val="000000000000" w:firstRow="0" w:lastRow="0" w:firstColumn="0" w:lastColumn="0" w:oddVBand="0" w:evenVBand="0" w:oddHBand="0" w:evenHBand="0" w:firstRowFirstColumn="0" w:firstRowLastColumn="0" w:lastRowFirstColumn="0" w:lastRowLastColumn="0"/>
               <w:rPr>
+                <w:sz w:val="22"/>
+                <w:szCs w:val="22"/>
                 <w:highlight w:val="yellow"/>
               </w:rPr>
             </w:pPr>
@@ -9199,6 +10947,8 @@
               <w:rPr>
                 <w:b w:val="0"/>
                 <w:bCs w:val="0"/>
+                <w:sz w:val="22"/>
+                <w:szCs w:val="22"/>
               </w:rPr>
             </w:pPr>
           </w:p>
@@ -9218,12 +10968,16 @@
               <w:rPr>
                 <w:b/>
                 <w:bCs/>
+                <w:sz w:val="22"/>
+                <w:szCs w:val="22"/>
               </w:rPr>
             </w:pPr>
             <w:r>
               <w:rPr>
                 <w:b/>
                 <w:bCs/>
+                <w:sz w:val="22"/>
+                <w:szCs w:val="22"/>
               </w:rPr>
               <w:t>Professor on Parade</w:t>
             </w:r>
@@ -9242,6 +10996,8 @@
                 <w:b/>
                 <w:bCs/>
                 <w:color w:val="C00000"/>
+                <w:sz w:val="22"/>
+                <w:szCs w:val="22"/>
               </w:rPr>
             </w:pPr>
             <w:r>
@@ -9249,6 +11005,8 @@
                 <w:b/>
                 <w:bCs/>
                 <w:color w:val="C00000"/>
+                <w:sz w:val="22"/>
+                <w:szCs w:val="22"/>
               </w:rPr>
               <w:t>TBD</w:t>
             </w:r>
@@ -9264,6 +11022,8 @@
               <w:ind w:left="0"/>
               <w:cnfStyle w:val="000000000000" w:firstRow="0" w:lastRow="0" w:firstColumn="0" w:lastColumn="0" w:oddVBand="0" w:evenVBand="0" w:oddHBand="0" w:evenHBand="0" w:firstRowFirstColumn="0" w:firstRowLastColumn="0" w:lastRowFirstColumn="0" w:lastRowLastColumn="0"/>
               <w:rPr>
+                <w:sz w:val="22"/>
+                <w:szCs w:val="22"/>
                 <w:highlight w:val="yellow"/>
               </w:rPr>
             </w:pPr>
@@ -9287,6 +11047,8 @@
               <w:rPr>
                 <w:b w:val="0"/>
                 <w:bCs w:val="0"/>
+                <w:sz w:val="22"/>
+                <w:szCs w:val="22"/>
               </w:rPr>
             </w:pPr>
           </w:p>
@@ -9300,8 +11062,16 @@
               <w:pStyle w:val="ListParagraph"/>
               <w:ind w:left="360"/>
               <w:cnfStyle w:val="000000000000" w:firstRow="0" w:lastRow="0" w:firstColumn="0" w:lastColumn="0" w:oddVBand="0" w:evenVBand="0" w:oddHBand="0" w:evenHBand="0" w:firstRowFirstColumn="0" w:firstRowLastColumn="0" w:lastRowFirstColumn="0" w:lastRowLastColumn="0"/>
-            </w:pPr>
-            <w:r>
+              <w:rPr>
+                <w:sz w:val="22"/>
+                <w:szCs w:val="22"/>
+              </w:rPr>
+            </w:pPr>
+            <w:r>
+              <w:rPr>
+                <w:sz w:val="22"/>
+                <w:szCs w:val="22"/>
+              </w:rPr>
               <w:t>Wrap up</w:t>
             </w:r>
           </w:p>
@@ -9315,9 +11085,31 @@
               <w:pStyle w:val="ListParagraph"/>
               <w:ind w:left="0"/>
               <w:cnfStyle w:val="000000000000" w:firstRow="0" w:lastRow="0" w:firstColumn="0" w:lastColumn="0" w:oddVBand="0" w:evenVBand="0" w:oddHBand="0" w:evenHBand="0" w:firstRowFirstColumn="0" w:firstRowLastColumn="0" w:lastRowFirstColumn="0" w:lastRowLastColumn="0"/>
-            </w:pPr>
-            <w:r>
-              <w:t>Summary and Questions</w:t>
+              <w:rPr>
+                <w:sz w:val="22"/>
+                <w:szCs w:val="22"/>
+              </w:rPr>
+            </w:pPr>
+            <w:r>
+              <w:rPr>
+                <w:sz w:val="22"/>
+                <w:szCs w:val="22"/>
+              </w:rPr>
+              <w:t>Summary</w:t>
+            </w:r>
+            <w:r>
+              <w:rPr>
+                <w:sz w:val="22"/>
+                <w:szCs w:val="22"/>
+              </w:rPr>
+              <w:t xml:space="preserve"> &amp; </w:t>
+            </w:r>
+            <w:r>
+              <w:rPr>
+                <w:sz w:val="22"/>
+                <w:szCs w:val="22"/>
+              </w:rPr>
+              <w:t>Questions</w:t>
             </w:r>
           </w:p>
         </w:tc>
@@ -9330,6 +11122,10 @@
               <w:pStyle w:val="ListParagraph"/>
               <w:ind w:left="0"/>
               <w:cnfStyle w:val="000000000000" w:firstRow="0" w:lastRow="0" w:firstColumn="0" w:lastColumn="0" w:oddVBand="0" w:evenVBand="0" w:oddHBand="0" w:evenHBand="0" w:firstRowFirstColumn="0" w:firstRowLastColumn="0" w:lastRowFirstColumn="0" w:lastRowLastColumn="0"/>
+              <w:rPr>
+                <w:sz w:val="22"/>
+                <w:szCs w:val="22"/>
+              </w:rPr>
             </w:pPr>
           </w:p>
         </w:tc>
@@ -9366,9 +11162,15 @@
               <w:rPr>
                 <w:b w:val="0"/>
                 <w:bCs w:val="0"/>
-              </w:rPr>
-            </w:pPr>
-            <w:r>
+                <w:sz w:val="22"/>
+                <w:szCs w:val="22"/>
+              </w:rPr>
+            </w:pPr>
+            <w:r>
+              <w:rPr>
+                <w:sz w:val="22"/>
+                <w:szCs w:val="22"/>
+              </w:rPr>
               <w:t>Day 3</w:t>
             </w:r>
           </w:p>
@@ -9380,17 +11182,29 @@
               <w:rPr>
                 <w:b w:val="0"/>
                 <w:bCs w:val="0"/>
-              </w:rPr>
-            </w:pPr>
-            <w:r>
+                <w:sz w:val="22"/>
+                <w:szCs w:val="22"/>
+              </w:rPr>
+            </w:pPr>
+            <w:r>
+              <w:rPr>
+                <w:sz w:val="22"/>
+                <w:szCs w:val="22"/>
+              </w:rPr>
               <w:t xml:space="preserve">Wed, </w:t>
             </w:r>
             <w:r>
+              <w:rPr>
+                <w:sz w:val="22"/>
+                <w:szCs w:val="22"/>
+              </w:rPr>
               <w:t xml:space="preserve">Jan </w:t>
             </w:r>
             <w:r>
               <w:rPr>
                 <w:color w:val="C00000"/>
+                <w:sz w:val="22"/>
+                <w:szCs w:val="22"/>
               </w:rPr>
               <w:t>?</w:t>
             </w:r>
@@ -9403,6 +11217,8 @@
               <w:rPr>
                 <w:b w:val="0"/>
                 <w:bCs w:val="0"/>
+                <w:sz w:val="22"/>
+                <w:szCs w:val="22"/>
               </w:rPr>
             </w:pPr>
             <w:r>
@@ -9410,6 +11226,8 @@
                 <w:b w:val="0"/>
                 <w:bCs w:val="0"/>
                 <w:color w:val="EE0000"/>
+                <w:sz w:val="22"/>
+                <w:szCs w:val="22"/>
               </w:rPr>
               <w:t xml:space="preserve">The “Stack” </w:t>
             </w:r>
@@ -9427,8 +11245,16 @@
                 <w:numId w:val="34"/>
               </w:numPr>
               <w:cnfStyle w:val="000000000000" w:firstRow="0" w:lastRow="0" w:firstColumn="0" w:lastColumn="0" w:oddVBand="0" w:evenVBand="0" w:oddHBand="0" w:evenHBand="0" w:firstRowFirstColumn="0" w:firstRowLastColumn="0" w:lastRowFirstColumn="0" w:lastRowLastColumn="0"/>
-            </w:pPr>
-            <w:r>
+              <w:rPr>
+                <w:sz w:val="22"/>
+                <w:szCs w:val="22"/>
+              </w:rPr>
+            </w:pPr>
+            <w:r>
+              <w:rPr>
+                <w:sz w:val="22"/>
+                <w:szCs w:val="22"/>
+              </w:rPr>
               <w:t>Python Coding</w:t>
             </w:r>
           </w:p>
@@ -9443,9 +11269,15 @@
               <w:rPr>
                 <w:b/>
                 <w:bCs/>
-              </w:rPr>
-            </w:pPr>
-            <w:r>
+                <w:sz w:val="22"/>
+                <w:szCs w:val="22"/>
+              </w:rPr>
+            </w:pPr>
+            <w:r>
+              <w:rPr>
+                <w:sz w:val="22"/>
+                <w:szCs w:val="22"/>
+              </w:rPr>
               <w:t>A closer look at important packages from the DS ‘stack’</w:t>
             </w:r>
           </w:p>
@@ -9457,10 +11289,16 @@
                 <w:numId w:val="5"/>
               </w:numPr>
               <w:cnfStyle w:val="000000000000" w:firstRow="0" w:lastRow="0" w:firstColumn="0" w:lastColumn="0" w:oddVBand="0" w:evenVBand="0" w:oddHBand="0" w:evenHBand="0" w:firstRowFirstColumn="0" w:firstRowLastColumn="0" w:lastRowFirstColumn="0" w:lastRowLastColumn="0"/>
+              <w:rPr>
+                <w:sz w:val="22"/>
+                <w:szCs w:val="22"/>
+              </w:rPr>
             </w:pPr>
             <w:r>
               <w:rPr>
                 <w:color w:val="C00000"/>
+                <w:sz w:val="22"/>
+                <w:szCs w:val="22"/>
               </w:rPr>
               <w:t>dependencies</w:t>
             </w:r>
@@ -9478,12 +11316,16 @@
               <w:rPr>
                 <w:b/>
                 <w:bCs/>
+                <w:sz w:val="22"/>
+                <w:szCs w:val="22"/>
               </w:rPr>
             </w:pPr>
             <w:r>
               <w:rPr>
                 <w:b/>
                 <w:bCs/>
+                <w:sz w:val="22"/>
+                <w:szCs w:val="22"/>
               </w:rPr>
               <w:t>Packages</w:t>
             </w:r>
@@ -9499,12 +11341,16 @@
               <w:rPr>
                 <w:b/>
                 <w:bCs/>
+                <w:sz w:val="22"/>
+                <w:szCs w:val="22"/>
               </w:rPr>
             </w:pPr>
             <w:r>
               <w:rPr>
                 <w:b/>
                 <w:bCs/>
+                <w:sz w:val="22"/>
+                <w:szCs w:val="22"/>
               </w:rPr>
               <w:t>NumPy, Pandas, SQLite</w:t>
             </w:r>
@@ -9517,17 +11363,25 @@
                 <w:numId w:val="13"/>
               </w:numPr>
               <w:cnfStyle w:val="000000000000" w:firstRow="0" w:lastRow="0" w:firstColumn="0" w:lastColumn="0" w:oddVBand="0" w:evenVBand="0" w:oddHBand="0" w:evenHBand="0" w:firstRowFirstColumn="0" w:firstRowLastColumn="0" w:lastRowFirstColumn="0" w:lastRowLastColumn="0"/>
+              <w:rPr>
+                <w:sz w:val="22"/>
+                <w:szCs w:val="22"/>
+              </w:rPr>
             </w:pPr>
             <w:r>
               <w:rPr>
                 <w:b/>
                 <w:bCs/>
+                <w:sz w:val="22"/>
+                <w:szCs w:val="22"/>
               </w:rPr>
               <w:t xml:space="preserve">The data object that rules them all: </w:t>
             </w:r>
             <w:r>
               <w:rPr>
                 <w:color w:val="C00000"/>
+                <w:sz w:val="22"/>
+                <w:szCs w:val="22"/>
               </w:rPr>
               <w:t>Dataframe objects</w:t>
             </w:r>
@@ -9536,6 +11390,10 @@
             <w:pPr>
               <w:ind w:left="360"/>
               <w:cnfStyle w:val="000000000000" w:firstRow="0" w:lastRow="0" w:firstColumn="0" w:lastColumn="0" w:oddVBand="0" w:evenVBand="0" w:oddHBand="0" w:evenHBand="0" w:firstRowFirstColumn="0" w:firstRowLastColumn="0" w:lastRowFirstColumn="0" w:lastRowLastColumn="0"/>
+              <w:rPr>
+                <w:sz w:val="22"/>
+                <w:szCs w:val="22"/>
+              </w:rPr>
             </w:pPr>
           </w:p>
         </w:tc>
@@ -9558,6 +11416,8 @@
               <w:rPr>
                 <w:b w:val="0"/>
                 <w:bCs w:val="0"/>
+                <w:sz w:val="22"/>
+                <w:szCs w:val="22"/>
               </w:rPr>
             </w:pPr>
           </w:p>
@@ -9574,11 +11434,17 @@
                 <w:numId w:val="34"/>
               </w:numPr>
               <w:cnfStyle w:val="000000000000" w:firstRow="0" w:lastRow="0" w:firstColumn="0" w:lastColumn="0" w:oddVBand="0" w:evenVBand="0" w:oddHBand="0" w:evenHBand="0" w:firstRowFirstColumn="0" w:firstRowLastColumn="0" w:lastRowFirstColumn="0" w:lastRowLastColumn="0"/>
+              <w:rPr>
+                <w:sz w:val="22"/>
+                <w:szCs w:val="22"/>
+              </w:rPr>
             </w:pPr>
             <w:r>
               <w:rPr>
                 <w:b/>
                 <w:bCs/>
+                <w:sz w:val="22"/>
+                <w:szCs w:val="22"/>
               </w:rPr>
               <w:t>Biostatistics (coding)</w:t>
             </w:r>
@@ -9593,8 +11459,16 @@
               <w:pStyle w:val="ListParagraph"/>
               <w:ind w:left="0"/>
               <w:cnfStyle w:val="000000000000" w:firstRow="0" w:lastRow="0" w:firstColumn="0" w:lastColumn="0" w:oddVBand="0" w:evenVBand="0" w:oddHBand="0" w:evenHBand="0" w:firstRowFirstColumn="0" w:firstRowLastColumn="0" w:lastRowFirstColumn="0" w:lastRowLastColumn="0"/>
-            </w:pPr>
-            <w:r>
+              <w:rPr>
+                <w:sz w:val="22"/>
+                <w:szCs w:val="22"/>
+              </w:rPr>
+            </w:pPr>
+            <w:r>
+              <w:rPr>
+                <w:sz w:val="22"/>
+                <w:szCs w:val="22"/>
+              </w:rPr>
               <w:t>Visualization with data science python packages</w:t>
             </w:r>
           </w:p>
@@ -9606,8 +11480,16 @@
                 <w:numId w:val="27"/>
               </w:numPr>
               <w:cnfStyle w:val="000000000000" w:firstRow="0" w:lastRow="0" w:firstColumn="0" w:lastColumn="0" w:oddVBand="0" w:evenVBand="0" w:oddHBand="0" w:evenHBand="0" w:firstRowFirstColumn="0" w:firstRowLastColumn="0" w:lastRowFirstColumn="0" w:lastRowLastColumn="0"/>
-            </w:pPr>
-            <w:r>
+              <w:rPr>
+                <w:sz w:val="22"/>
+                <w:szCs w:val="22"/>
+              </w:rPr>
+            </w:pPr>
+            <w:r>
+              <w:rPr>
+                <w:sz w:val="22"/>
+                <w:szCs w:val="22"/>
+              </w:rPr>
               <w:t xml:space="preserve">How to conduct exploratory visualization </w:t>
             </w:r>
           </w:p>
@@ -9617,6 +11499,8 @@
               <w:rPr>
                 <w:b/>
                 <w:bCs/>
+                <w:sz w:val="22"/>
+                <w:szCs w:val="22"/>
               </w:rPr>
             </w:pPr>
           </w:p>
@@ -9640,6 +11524,8 @@
               <w:rPr>
                 <w:b w:val="0"/>
                 <w:bCs w:val="0"/>
+                <w:sz w:val="22"/>
+                <w:szCs w:val="22"/>
               </w:rPr>
             </w:pPr>
           </w:p>
@@ -9656,8 +11542,16 @@
                 <w:numId w:val="34"/>
               </w:numPr>
               <w:cnfStyle w:val="000000000000" w:firstRow="0" w:lastRow="0" w:firstColumn="0" w:lastColumn="0" w:oddVBand="0" w:evenVBand="0" w:oddHBand="0" w:evenHBand="0" w:firstRowFirstColumn="0" w:firstRowLastColumn="0" w:lastRowFirstColumn="0" w:lastRowLastColumn="0"/>
-            </w:pPr>
-            <w:r>
+              <w:rPr>
+                <w:sz w:val="22"/>
+                <w:szCs w:val="22"/>
+              </w:rPr>
+            </w:pPr>
+            <w:r>
+              <w:rPr>
+                <w:sz w:val="22"/>
+                <w:szCs w:val="22"/>
+              </w:rPr>
               <w:t>Biostatistics (coding, hypothesis testing)</w:t>
             </w:r>
           </w:p>
@@ -9671,14 +11565,24 @@
               <w:pStyle w:val="ListParagraph"/>
               <w:ind w:left="0"/>
               <w:cnfStyle w:val="000000000000" w:firstRow="0" w:lastRow="0" w:firstColumn="0" w:lastColumn="0" w:oddVBand="0" w:evenVBand="0" w:oddHBand="0" w:evenHBand="0" w:firstRowFirstColumn="0" w:firstRowLastColumn="0" w:lastRowFirstColumn="0" w:lastRowLastColumn="0"/>
-            </w:pPr>
-            <w:r>
+              <w:rPr>
+                <w:sz w:val="22"/>
+                <w:szCs w:val="22"/>
+              </w:rPr>
+            </w:pPr>
+            <w:r>
+              <w:rPr>
+                <w:sz w:val="22"/>
+                <w:szCs w:val="22"/>
+              </w:rPr>
               <w:t xml:space="preserve">Add in DS specific analysis such as: </w:t>
             </w:r>
             <w:r>
               <w:rPr>
                 <w:b/>
                 <w:bCs/>
+                <w:sz w:val="22"/>
+                <w:szCs w:val="22"/>
               </w:rPr>
               <w:t>KM and AuROC</w:t>
             </w:r>
@@ -9703,6 +11607,8 @@
               <w:rPr>
                 <w:b w:val="0"/>
                 <w:bCs w:val="0"/>
+                <w:sz w:val="22"/>
+                <w:szCs w:val="22"/>
               </w:rPr>
             </w:pPr>
           </w:p>
@@ -9722,12 +11628,16 @@
               <w:rPr>
                 <w:b/>
                 <w:bCs/>
+                <w:sz w:val="22"/>
+                <w:szCs w:val="22"/>
               </w:rPr>
             </w:pPr>
             <w:r>
               <w:rPr>
                 <w:b/>
                 <w:bCs/>
+                <w:sz w:val="22"/>
+                <w:szCs w:val="22"/>
               </w:rPr>
               <w:t>Professional Development</w:t>
             </w:r>
@@ -9746,6 +11656,8 @@
                 <w:b/>
                 <w:bCs/>
                 <w:color w:val="C00000"/>
+                <w:sz w:val="22"/>
+                <w:szCs w:val="22"/>
               </w:rPr>
             </w:pPr>
             <w:r>
@@ -9753,6 +11665,8 @@
                 <w:b/>
                 <w:bCs/>
                 <w:color w:val="C00000"/>
+                <w:sz w:val="22"/>
+                <w:szCs w:val="22"/>
               </w:rPr>
               <w:t>TBD</w:t>
             </w:r>
@@ -9777,6 +11691,8 @@
               <w:rPr>
                 <w:b w:val="0"/>
                 <w:bCs w:val="0"/>
+                <w:sz w:val="22"/>
+                <w:szCs w:val="22"/>
               </w:rPr>
             </w:pPr>
           </w:p>
@@ -9790,8 +11706,16 @@
               <w:pStyle w:val="ListParagraph"/>
               <w:ind w:left="360"/>
               <w:cnfStyle w:val="000000000000" w:firstRow="0" w:lastRow="0" w:firstColumn="0" w:lastColumn="0" w:oddVBand="0" w:evenVBand="0" w:oddHBand="0" w:evenHBand="0" w:firstRowFirstColumn="0" w:firstRowLastColumn="0" w:lastRowFirstColumn="0" w:lastRowLastColumn="0"/>
-            </w:pPr>
-            <w:r>
+              <w:rPr>
+                <w:sz w:val="22"/>
+                <w:szCs w:val="22"/>
+              </w:rPr>
+            </w:pPr>
+            <w:r>
+              <w:rPr>
+                <w:sz w:val="22"/>
+                <w:szCs w:val="22"/>
+              </w:rPr>
               <w:t>Wrap Up</w:t>
             </w:r>
           </w:p>
@@ -9805,15 +11729,44 @@
               <w:pStyle w:val="ListParagraph"/>
               <w:ind w:left="0"/>
               <w:cnfStyle w:val="000000000000" w:firstRow="0" w:lastRow="0" w:firstColumn="0" w:lastColumn="0" w:oddVBand="0" w:evenVBand="0" w:oddHBand="0" w:evenHBand="0" w:firstRowFirstColumn="0" w:firstRowLastColumn="0" w:lastRowFirstColumn="0" w:lastRowLastColumn="0"/>
-            </w:pPr>
-            <w:r>
-              <w:t>Summary and Questions</w:t>
+              <w:rPr>
+                <w:sz w:val="22"/>
+                <w:szCs w:val="22"/>
+              </w:rPr>
+            </w:pPr>
+            <w:r>
+              <w:rPr>
+                <w:sz w:val="22"/>
+                <w:szCs w:val="22"/>
+              </w:rPr>
+              <w:t>Summary</w:t>
+            </w:r>
+            <w:r>
+              <w:rPr>
+                <w:sz w:val="22"/>
+                <w:szCs w:val="22"/>
+              </w:rPr>
+              <w:t xml:space="preserve"> &amp; </w:t>
+            </w:r>
+            <w:r>
+              <w:rPr>
+                <w:sz w:val="22"/>
+                <w:szCs w:val="22"/>
+              </w:rPr>
+              <w:t>Questions</w:t>
             </w:r>
           </w:p>
         </w:tc>
       </w:tr>
     </w:tbl>
-    <w:p/>
+    <w:p>
+      <w:pPr>
+        <w:rPr>
+          <w:sz w:val="22"/>
+          <w:szCs w:val="22"/>
+        </w:rPr>
+      </w:pPr>
+    </w:p>
     <w:tbl>
       <w:tblPr>
         <w:tblStyle w:val="GridTable1Light-Accent1"/>
@@ -9844,6 +11797,8 @@
               <w:rPr>
                 <w:b w:val="0"/>
                 <w:bCs w:val="0"/>
+                <w:sz w:val="22"/>
+                <w:szCs w:val="22"/>
                 <w:highlight w:val="yellow"/>
               </w:rPr>
             </w:pPr>
@@ -9851,38 +11806,30 @@
               <w:rPr>
                 <w:b w:val="0"/>
                 <w:bCs w:val="0"/>
-              </w:rPr>
-              <w:t xml:space="preserve">Day </w:t>
-            </w:r>
-            <w:r>
-              <w:rPr>
-                <w:b w:val="0"/>
-                <w:bCs w:val="0"/>
-              </w:rPr>
-              <w:t>4</w:t>
-            </w:r>
-            <w:r>
-              <w:rPr>
-                <w:b w:val="0"/>
-                <w:bCs w:val="0"/>
-              </w:rPr>
-              <w:t xml:space="preserve">: </w:t>
-            </w:r>
-            <w:r>
-              <w:t>Thur</w:t>
-            </w:r>
-            <w:r>
-              <w:t>s</w:t>
-            </w:r>
-            <w:r>
-              <w:t xml:space="preserve">, </w:t>
-            </w:r>
-            <w:r>
+                <w:sz w:val="22"/>
+                <w:szCs w:val="22"/>
+              </w:rPr>
+              <w:t xml:space="preserve">Day 4: </w:t>
+            </w:r>
+            <w:r>
+              <w:rPr>
+                <w:sz w:val="22"/>
+                <w:szCs w:val="22"/>
+              </w:rPr>
+              <w:t xml:space="preserve">Thurs, </w:t>
+            </w:r>
+            <w:r>
+              <w:rPr>
+                <w:sz w:val="22"/>
+                <w:szCs w:val="22"/>
+              </w:rPr>
               <w:t xml:space="preserve">Jan </w:t>
             </w:r>
             <w:r>
               <w:rPr>
                 <w:color w:val="C00000"/>
+                <w:sz w:val="22"/>
+                <w:szCs w:val="22"/>
               </w:rPr>
               <w:t>?</w:t>
             </w:r>
@@ -9900,8 +11847,16 @@
                 <w:numId w:val="14"/>
               </w:numPr>
               <w:cnfStyle w:val="000000000000" w:firstRow="0" w:lastRow="0" w:firstColumn="0" w:lastColumn="0" w:oddVBand="0" w:evenVBand="0" w:oddHBand="0" w:evenHBand="0" w:firstRowFirstColumn="0" w:firstRowLastColumn="0" w:lastRowFirstColumn="0" w:lastRowLastColumn="0"/>
-            </w:pPr>
-            <w:r>
+              <w:rPr>
+                <w:sz w:val="22"/>
+                <w:szCs w:val="22"/>
+              </w:rPr>
+            </w:pPr>
+            <w:r>
+              <w:rPr>
+                <w:sz w:val="22"/>
+                <w:szCs w:val="22"/>
+              </w:rPr>
               <w:t>Genome-Wide Association Studies: Overall</w:t>
             </w:r>
           </w:p>
@@ -9915,17 +11870,23 @@
               <w:cnfStyle w:val="000000000000" w:firstRow="0" w:lastRow="0" w:firstColumn="0" w:lastColumn="0" w:oddVBand="0" w:evenVBand="0" w:oddHBand="0" w:evenHBand="0" w:firstRowFirstColumn="0" w:firstRowLastColumn="0" w:lastRowFirstColumn="0" w:lastRowLastColumn="0"/>
               <w:rPr>
                 <w:color w:val="EE0000"/>
+                <w:sz w:val="22"/>
+                <w:szCs w:val="22"/>
               </w:rPr>
             </w:pPr>
             <w:r>
               <w:rPr>
                 <w:color w:val="EE0000"/>
+                <w:sz w:val="22"/>
+                <w:szCs w:val="22"/>
               </w:rPr>
               <w:t xml:space="preserve">GWAS is an exemplar of the broader Data Science </w:t>
             </w:r>
             <w:r>
               <w:rPr>
                 <w:color w:val="EE0000"/>
+                <w:sz w:val="22"/>
+                <w:szCs w:val="22"/>
               </w:rPr>
               <w:t>strategies</w:t>
             </w:r>
@@ -9940,11 +11901,15 @@
               <w:cnfStyle w:val="000000000000" w:firstRow="0" w:lastRow="0" w:firstColumn="0" w:lastColumn="0" w:oddVBand="0" w:evenVBand="0" w:oddHBand="0" w:evenHBand="0" w:firstRowFirstColumn="0" w:firstRowLastColumn="0" w:lastRowFirstColumn="0" w:lastRowLastColumn="0"/>
               <w:rPr>
                 <w:color w:val="EE0000"/>
+                <w:sz w:val="22"/>
+                <w:szCs w:val="22"/>
               </w:rPr>
             </w:pPr>
             <w:r>
               <w:rPr>
                 <w:color w:val="EE0000"/>
+                <w:sz w:val="22"/>
+                <w:szCs w:val="22"/>
               </w:rPr>
               <w:t>It is full of transferable DS skills</w:t>
             </w:r>
@@ -9962,21 +11927,18 @@
               <w:rPr>
                 <w:b/>
                 <w:bCs/>
+                <w:sz w:val="22"/>
+                <w:szCs w:val="22"/>
               </w:rPr>
             </w:pPr>
             <w:r>
               <w:rPr>
                 <w:b/>
                 <w:bCs/>
-              </w:rPr>
-              <w:t>Principles</w:t>
-            </w:r>
-            <w:r>
-              <w:rPr>
-                <w:b/>
-                <w:bCs/>
-              </w:rPr>
-              <w:t xml:space="preserve"> of GWAS</w:t>
+                <w:sz w:val="22"/>
+                <w:szCs w:val="22"/>
+              </w:rPr>
+              <w:t>Principles of GWAS</w:t>
             </w:r>
           </w:p>
           <w:p>
@@ -9987,8 +11949,16 @@
                 <w:numId w:val="8"/>
               </w:numPr>
               <w:cnfStyle w:val="000000000000" w:firstRow="0" w:lastRow="0" w:firstColumn="0" w:lastColumn="0" w:oddVBand="0" w:evenVBand="0" w:oddHBand="0" w:evenHBand="0" w:firstRowFirstColumn="0" w:firstRowLastColumn="0" w:lastRowFirstColumn="0" w:lastRowLastColumn="0"/>
-            </w:pPr>
-            <w:r>
+              <w:rPr>
+                <w:sz w:val="22"/>
+                <w:szCs w:val="22"/>
+              </w:rPr>
+            </w:pPr>
+            <w:r>
+              <w:rPr>
+                <w:sz w:val="22"/>
+                <w:szCs w:val="22"/>
+              </w:rPr>
               <w:t>What is genome wide association studies?</w:t>
             </w:r>
           </w:p>
@@ -10000,8 +11970,16 @@
                 <w:numId w:val="8"/>
               </w:numPr>
               <w:cnfStyle w:val="000000000000" w:firstRow="0" w:lastRow="0" w:firstColumn="0" w:lastColumn="0" w:oddVBand="0" w:evenVBand="0" w:oddHBand="0" w:evenHBand="0" w:firstRowFirstColumn="0" w:firstRowLastColumn="0" w:lastRowFirstColumn="0" w:lastRowLastColumn="0"/>
-            </w:pPr>
-            <w:r>
+              <w:rPr>
+                <w:sz w:val="22"/>
+                <w:szCs w:val="22"/>
+              </w:rPr>
+            </w:pPr>
+            <w:r>
+              <w:rPr>
+                <w:sz w:val="22"/>
+                <w:szCs w:val="22"/>
+              </w:rPr>
               <w:t>How does pipeline overlay on main DS principles?</w:t>
             </w:r>
           </w:p>
@@ -10013,8 +11991,16 @@
                 <w:numId w:val="8"/>
               </w:numPr>
               <w:cnfStyle w:val="000000000000" w:firstRow="0" w:lastRow="0" w:firstColumn="0" w:lastColumn="0" w:oddVBand="0" w:evenVBand="0" w:oddHBand="0" w:evenHBand="0" w:firstRowFirstColumn="0" w:firstRowLastColumn="0" w:lastRowFirstColumn="0" w:lastRowLastColumn="0"/>
-            </w:pPr>
-            <w:r>
+              <w:rPr>
+                <w:sz w:val="22"/>
+                <w:szCs w:val="22"/>
+              </w:rPr>
+            </w:pPr>
+            <w:r>
+              <w:rPr>
+                <w:sz w:val="22"/>
+                <w:szCs w:val="22"/>
+              </w:rPr>
               <w:t>Use pen-and-paper activity</w:t>
             </w:r>
           </w:p>
@@ -10026,8 +12012,16 @@
                 <w:numId w:val="8"/>
               </w:numPr>
               <w:cnfStyle w:val="000000000000" w:firstRow="0" w:lastRow="0" w:firstColumn="0" w:lastColumn="0" w:oddVBand="0" w:evenVBand="0" w:oddHBand="0" w:evenHBand="0" w:firstRowFirstColumn="0" w:firstRowLastColumn="0" w:lastRowFirstColumn="0" w:lastRowLastColumn="0"/>
-            </w:pPr>
-            <w:r>
+              <w:rPr>
+                <w:sz w:val="22"/>
+                <w:szCs w:val="22"/>
+              </w:rPr>
+            </w:pPr>
+            <w:r>
+              <w:rPr>
+                <w:sz w:val="22"/>
+                <w:szCs w:val="22"/>
+              </w:rPr>
               <w:t>Teach chi-squared tests</w:t>
             </w:r>
           </w:p>
@@ -10039,14 +12033,27 @@
                 <w:numId w:val="8"/>
               </w:numPr>
               <w:cnfStyle w:val="000000000000" w:firstRow="0" w:lastRow="0" w:firstColumn="0" w:lastColumn="0" w:oddVBand="0" w:evenVBand="0" w:oddHBand="0" w:evenHBand="0" w:firstRowFirstColumn="0" w:firstRowLastColumn="0" w:lastRowFirstColumn="0" w:lastRowLastColumn="0"/>
-            </w:pPr>
-            <w:r>
+              <w:rPr>
+                <w:sz w:val="22"/>
+                <w:szCs w:val="22"/>
+              </w:rPr>
+            </w:pPr>
+            <w:r>
+              <w:rPr>
+                <w:sz w:val="22"/>
+                <w:szCs w:val="22"/>
+              </w:rPr>
+              <w:lastRenderedPageBreak/>
               <w:t>If time (or extra): odds ratios</w:t>
             </w:r>
           </w:p>
           <w:p>
             <w:pPr>
               <w:cnfStyle w:val="000000000000" w:firstRow="0" w:lastRow="0" w:firstColumn="0" w:lastColumn="0" w:oddVBand="0" w:evenVBand="0" w:oddHBand="0" w:evenHBand="0" w:firstRowFirstColumn="0" w:firstRowLastColumn="0" w:lastRowFirstColumn="0" w:lastRowLastColumn="0"/>
+              <w:rPr>
+                <w:sz w:val="22"/>
+                <w:szCs w:val="22"/>
+              </w:rPr>
             </w:pPr>
           </w:p>
         </w:tc>
@@ -10067,6 +12074,8 @@
               <w:ind w:left="0"/>
               <w:jc w:val="center"/>
               <w:rPr>
+                <w:sz w:val="22"/>
+                <w:szCs w:val="22"/>
                 <w:highlight w:val="yellow"/>
               </w:rPr>
             </w:pPr>
@@ -10084,8 +12093,16 @@
                 <w:numId w:val="14"/>
               </w:numPr>
               <w:cnfStyle w:val="000000000000" w:firstRow="0" w:lastRow="0" w:firstColumn="0" w:lastColumn="0" w:oddVBand="0" w:evenVBand="0" w:oddHBand="0" w:evenHBand="0" w:firstRowFirstColumn="0" w:firstRowLastColumn="0" w:lastRowFirstColumn="0" w:lastRowLastColumn="0"/>
-            </w:pPr>
-            <w:r>
+              <w:rPr>
+                <w:sz w:val="22"/>
+                <w:szCs w:val="22"/>
+              </w:rPr>
+            </w:pPr>
+            <w:r>
+              <w:rPr>
+                <w:sz w:val="22"/>
+                <w:szCs w:val="22"/>
+              </w:rPr>
               <w:t xml:space="preserve"> Biostatistics: How to analyze GWAS - Supervised Machine Learning AKA Regression</w:t>
             </w:r>
           </w:p>
@@ -10099,17 +12116,23 @@
               <w:cnfStyle w:val="000000000000" w:firstRow="0" w:lastRow="0" w:firstColumn="0" w:lastColumn="0" w:oddVBand="0" w:evenVBand="0" w:oddHBand="0" w:evenHBand="0" w:firstRowFirstColumn="0" w:firstRowLastColumn="0" w:lastRowFirstColumn="0" w:lastRowLastColumn="0"/>
               <w:rPr>
                 <w:b/>
+                <w:sz w:val="22"/>
+                <w:szCs w:val="22"/>
               </w:rPr>
             </w:pPr>
             <w:r>
               <w:rPr>
                 <w:bCs/>
+                <w:sz w:val="22"/>
+                <w:szCs w:val="22"/>
               </w:rPr>
               <w:t xml:space="preserve">Learners will </w:t>
             </w:r>
             <w:r>
               <w:rPr>
                 <w:bCs/>
+                <w:sz w:val="22"/>
+                <w:szCs w:val="22"/>
                 <w:u w:val="single"/>
               </w:rPr>
               <w:t>differentiate</w:t>
@@ -10117,12 +12140,16 @@
             <w:r>
               <w:rPr>
                 <w:bCs/>
+                <w:sz w:val="22"/>
+                <w:szCs w:val="22"/>
               </w:rPr>
               <w:t xml:space="preserve">,  </w:t>
             </w:r>
             <w:r>
               <w:rPr>
                 <w:bCs/>
+                <w:sz w:val="22"/>
+                <w:szCs w:val="22"/>
                 <w:u w:val="single"/>
               </w:rPr>
               <w:t>choose</w:t>
@@ -10130,12 +12157,16 @@
             <w:r>
               <w:rPr>
                 <w:bCs/>
+                <w:sz w:val="22"/>
+                <w:szCs w:val="22"/>
               </w:rPr>
               <w:t xml:space="preserve"> and </w:t>
             </w:r>
             <w:r>
               <w:rPr>
                 <w:bCs/>
+                <w:sz w:val="22"/>
+                <w:szCs w:val="22"/>
                 <w:u w:val="single"/>
               </w:rPr>
               <w:t>apply</w:t>
@@ -10143,6 +12174,8 @@
             <w:r>
               <w:rPr>
                 <w:bCs/>
+                <w:sz w:val="22"/>
+                <w:szCs w:val="22"/>
               </w:rPr>
               <w:t xml:space="preserve"> each test appropriately.</w:t>
             </w:r>
@@ -10157,18 +12190,23 @@
               <w:cnfStyle w:val="000000000000" w:firstRow="0" w:lastRow="0" w:firstColumn="0" w:lastColumn="0" w:oddVBand="0" w:evenVBand="0" w:oddHBand="0" w:evenHBand="0" w:firstRowFirstColumn="0" w:firstRowLastColumn="0" w:lastRowFirstColumn="0" w:lastRowLastColumn="0"/>
               <w:rPr>
                 <w:b/>
+                <w:sz w:val="22"/>
+                <w:szCs w:val="22"/>
               </w:rPr>
             </w:pPr>
             <w:r>
               <w:rPr>
                 <w:bCs/>
-              </w:rPr>
-              <w:lastRenderedPageBreak/>
+                <w:sz w:val="22"/>
+                <w:szCs w:val="22"/>
+              </w:rPr>
               <w:t xml:space="preserve">Learners will </w:t>
             </w:r>
             <w:r>
               <w:rPr>
                 <w:bCs/>
+                <w:sz w:val="22"/>
+                <w:szCs w:val="22"/>
                 <w:u w:val="single"/>
               </w:rPr>
               <w:t>explain</w:t>
@@ -10176,12 +12214,16 @@
             <w:r>
               <w:rPr>
                 <w:bCs/>
+                <w:sz w:val="22"/>
+                <w:szCs w:val="22"/>
               </w:rPr>
               <w:t xml:space="preserve"> and </w:t>
             </w:r>
             <w:r>
               <w:rPr>
                 <w:bCs/>
+                <w:sz w:val="22"/>
+                <w:szCs w:val="22"/>
                 <w:u w:val="single"/>
               </w:rPr>
               <w:t>justify</w:t>
@@ -10189,6 +12231,8 @@
             <w:r>
               <w:rPr>
                 <w:bCs/>
+                <w:sz w:val="22"/>
+                <w:szCs w:val="22"/>
               </w:rPr>
               <w:t xml:space="preserve"> the different assumptions of tests.  </w:t>
             </w:r>
@@ -10198,6 +12242,10 @@
               <w:pStyle w:val="ListParagraph"/>
               <w:ind w:left="360"/>
               <w:cnfStyle w:val="000000000000" w:firstRow="0" w:lastRow="0" w:firstColumn="0" w:lastColumn="0" w:oddVBand="0" w:evenVBand="0" w:oddHBand="0" w:evenHBand="0" w:firstRowFirstColumn="0" w:firstRowLastColumn="0" w:lastRowFirstColumn="0" w:lastRowLastColumn="0"/>
+              <w:rPr>
+                <w:sz w:val="22"/>
+                <w:szCs w:val="22"/>
+              </w:rPr>
             </w:pPr>
           </w:p>
         </w:tc>
@@ -10213,9 +12261,16 @@
                 <w:numId w:val="28"/>
               </w:numPr>
               <w:cnfStyle w:val="000000000000" w:firstRow="0" w:lastRow="0" w:firstColumn="0" w:lastColumn="0" w:oddVBand="0" w:evenVBand="0" w:oddHBand="0" w:evenHBand="0" w:firstRowFirstColumn="0" w:firstRowLastColumn="0" w:lastRowFirstColumn="0" w:lastRowLastColumn="0"/>
-            </w:pPr>
-            <w:r>
-              <w:lastRenderedPageBreak/>
+              <w:rPr>
+                <w:sz w:val="22"/>
+                <w:szCs w:val="22"/>
+              </w:rPr>
+            </w:pPr>
+            <w:r>
+              <w:rPr>
+                <w:sz w:val="22"/>
+                <w:szCs w:val="22"/>
+              </w:rPr>
               <w:t>Primer on regression</w:t>
             </w:r>
           </w:p>
@@ -10227,8 +12282,16 @@
                 <w:numId w:val="28"/>
               </w:numPr>
               <w:cnfStyle w:val="000000000000" w:firstRow="0" w:lastRow="0" w:firstColumn="0" w:lastColumn="0" w:oddVBand="0" w:evenVBand="0" w:oddHBand="0" w:evenHBand="0" w:firstRowFirstColumn="0" w:firstRowLastColumn="0" w:lastRowFirstColumn="0" w:lastRowLastColumn="0"/>
-            </w:pPr>
-            <w:r>
+              <w:rPr>
+                <w:sz w:val="22"/>
+                <w:szCs w:val="22"/>
+              </w:rPr>
+            </w:pPr>
+            <w:r>
+              <w:rPr>
+                <w:sz w:val="22"/>
+                <w:szCs w:val="22"/>
+              </w:rPr>
               <w:t>What is regression?</w:t>
             </w:r>
           </w:p>
@@ -10240,8 +12303,16 @@
                 <w:numId w:val="28"/>
               </w:numPr>
               <w:cnfStyle w:val="000000000000" w:firstRow="0" w:lastRow="0" w:firstColumn="0" w:lastColumn="0" w:oddVBand="0" w:evenVBand="0" w:oddHBand="0" w:evenHBand="0" w:firstRowFirstColumn="0" w:firstRowLastColumn="0" w:lastRowFirstColumn="0" w:lastRowLastColumn="0"/>
-            </w:pPr>
-            <w:r>
+              <w:rPr>
+                <w:sz w:val="22"/>
+                <w:szCs w:val="22"/>
+              </w:rPr>
+            </w:pPr>
+            <w:r>
+              <w:rPr>
+                <w:sz w:val="22"/>
+                <w:szCs w:val="22"/>
+              </w:rPr>
               <w:t xml:space="preserve">Python pipeline for data grooming and regression </w:t>
             </w:r>
           </w:p>
@@ -10265,6 +12336,8 @@
               <w:rPr>
                 <w:b w:val="0"/>
                 <w:bCs w:val="0"/>
+                <w:sz w:val="22"/>
+                <w:szCs w:val="22"/>
                 <w:highlight w:val="yellow"/>
               </w:rPr>
             </w:pPr>
@@ -10284,11 +12357,15 @@
               <w:cnfStyle w:val="000000000000" w:firstRow="0" w:lastRow="0" w:firstColumn="0" w:lastColumn="0" w:oddVBand="0" w:evenVBand="0" w:oddHBand="0" w:evenHBand="0" w:firstRowFirstColumn="0" w:firstRowLastColumn="0" w:lastRowFirstColumn="0" w:lastRowLastColumn="0"/>
               <w:rPr>
                 <w:bCs/>
+                <w:sz w:val="22"/>
+                <w:szCs w:val="22"/>
               </w:rPr>
             </w:pPr>
             <w:r>
               <w:rPr>
                 <w:bCs/>
+                <w:sz w:val="22"/>
+                <w:szCs w:val="22"/>
               </w:rPr>
               <w:t>GWAS visualization</w:t>
             </w:r>
@@ -10306,8 +12383,16 @@
                 <w:numId w:val="30"/>
               </w:numPr>
               <w:cnfStyle w:val="000000000000" w:firstRow="0" w:lastRow="0" w:firstColumn="0" w:lastColumn="0" w:oddVBand="0" w:evenVBand="0" w:oddHBand="0" w:evenHBand="0" w:firstRowFirstColumn="0" w:firstRowLastColumn="0" w:lastRowFirstColumn="0" w:lastRowLastColumn="0"/>
-            </w:pPr>
-            <w:r>
+              <w:rPr>
+                <w:sz w:val="22"/>
+                <w:szCs w:val="22"/>
+              </w:rPr>
+            </w:pPr>
+            <w:r>
+              <w:rPr>
+                <w:sz w:val="22"/>
+                <w:szCs w:val="22"/>
+              </w:rPr>
               <w:t>Worked examples for reasonable grooming decisions and why</w:t>
             </w:r>
           </w:p>
@@ -10319,8 +12404,16 @@
                 <w:numId w:val="30"/>
               </w:numPr>
               <w:cnfStyle w:val="000000000000" w:firstRow="0" w:lastRow="0" w:firstColumn="0" w:lastColumn="0" w:oddVBand="0" w:evenVBand="0" w:oddHBand="0" w:evenHBand="0" w:firstRowFirstColumn="0" w:firstRowLastColumn="0" w:lastRowFirstColumn="0" w:lastRowLastColumn="0"/>
-            </w:pPr>
-            <w:r>
+              <w:rPr>
+                <w:sz w:val="22"/>
+                <w:szCs w:val="22"/>
+              </w:rPr>
+            </w:pPr>
+            <w:r>
+              <w:rPr>
+                <w:sz w:val="22"/>
+                <w:szCs w:val="22"/>
+              </w:rPr>
               <w:t>Manhattan plots</w:t>
             </w:r>
           </w:p>
@@ -10332,8 +12425,16 @@
                 <w:numId w:val="30"/>
               </w:numPr>
               <w:cnfStyle w:val="000000000000" w:firstRow="0" w:lastRow="0" w:firstColumn="0" w:lastColumn="0" w:oddVBand="0" w:evenVBand="0" w:oddHBand="0" w:evenHBand="0" w:firstRowFirstColumn="0" w:firstRowLastColumn="0" w:lastRowFirstColumn="0" w:lastRowLastColumn="0"/>
-            </w:pPr>
-            <w:r>
+              <w:rPr>
+                <w:sz w:val="22"/>
+                <w:szCs w:val="22"/>
+              </w:rPr>
+            </w:pPr>
+            <w:r>
+              <w:rPr>
+                <w:sz w:val="22"/>
+                <w:szCs w:val="22"/>
+              </w:rPr>
               <w:t>You will build a simple Manhattan plot using data from GWAS catalogue</w:t>
             </w:r>
           </w:p>
@@ -10342,6 +12443,8 @@
               <w:pStyle w:val="ListParagraph"/>
               <w:cnfStyle w:val="000000000000" w:firstRow="0" w:lastRow="0" w:firstColumn="0" w:lastColumn="0" w:oddVBand="0" w:evenVBand="0" w:oddHBand="0" w:evenHBand="0" w:firstRowFirstColumn="0" w:firstRowLastColumn="0" w:lastRowFirstColumn="0" w:lastRowLastColumn="0"/>
               <w:rPr>
+                <w:sz w:val="22"/>
+                <w:szCs w:val="22"/>
                 <w:highlight w:val="yellow"/>
               </w:rPr>
             </w:pPr>
@@ -10366,6 +12469,8 @@
               <w:rPr>
                 <w:b w:val="0"/>
                 <w:bCs w:val="0"/>
+                <w:sz w:val="22"/>
+                <w:szCs w:val="22"/>
                 <w:highlight w:val="yellow"/>
               </w:rPr>
             </w:pPr>
@@ -10383,16 +12488,30 @@
                 <w:numId w:val="14"/>
               </w:numPr>
               <w:cnfStyle w:val="000000000000" w:firstRow="0" w:lastRow="0" w:firstColumn="0" w:lastColumn="0" w:oddVBand="0" w:evenVBand="0" w:oddHBand="0" w:evenHBand="0" w:firstRowFirstColumn="0" w:firstRowLastColumn="0" w:lastRowFirstColumn="0" w:lastRowLastColumn="0"/>
-            </w:pPr>
-            <w:r>
+              <w:rPr>
+                <w:sz w:val="22"/>
+                <w:szCs w:val="22"/>
+              </w:rPr>
+            </w:pPr>
+            <w:r>
+              <w:rPr>
+                <w:sz w:val="22"/>
+                <w:szCs w:val="22"/>
+              </w:rPr>
               <w:t>Pair work</w:t>
             </w:r>
             <w:r>
+              <w:rPr>
+                <w:sz w:val="22"/>
+                <w:szCs w:val="22"/>
+              </w:rPr>
               <w:t xml:space="preserve"> </w:t>
             </w:r>
             <w:r>
               <w:rPr>
                 <w:color w:val="EE0000"/>
+                <w:sz w:val="22"/>
+                <w:szCs w:val="22"/>
               </w:rPr>
               <w:t>– extra mentors</w:t>
             </w:r>
@@ -10409,11 +12528,15 @@
               <w:cnfStyle w:val="000000000000" w:firstRow="0" w:lastRow="0" w:firstColumn="0" w:lastColumn="0" w:oddVBand="0" w:evenVBand="0" w:oddHBand="0" w:evenHBand="0" w:firstRowFirstColumn="0" w:firstRowLastColumn="0" w:lastRowFirstColumn="0" w:lastRowLastColumn="0"/>
               <w:rPr>
                 <w:color w:val="000000" w:themeColor="text1"/>
+                <w:sz w:val="22"/>
+                <w:szCs w:val="22"/>
               </w:rPr>
             </w:pPr>
             <w:r>
               <w:rPr>
                 <w:color w:val="000000" w:themeColor="text1"/>
+                <w:sz w:val="22"/>
+                <w:szCs w:val="22"/>
               </w:rPr>
               <w:t xml:space="preserve">Defining/discussion about </w:t>
             </w:r>
@@ -10422,12 +12545,16 @@
                 <w:b/>
                 <w:bCs/>
                 <w:color w:val="000000" w:themeColor="text1"/>
+                <w:sz w:val="22"/>
+                <w:szCs w:val="22"/>
               </w:rPr>
               <w:t>scope</w:t>
             </w:r>
             <w:r>
               <w:rPr>
                 <w:color w:val="000000" w:themeColor="text1"/>
+                <w:sz w:val="22"/>
+                <w:szCs w:val="22"/>
               </w:rPr>
               <w:t xml:space="preserve"> of the project and expectations. </w:t>
             </w:r>
@@ -10440,8 +12567,16 @@
                 <w:numId w:val="15"/>
               </w:numPr>
               <w:cnfStyle w:val="000000000000" w:firstRow="0" w:lastRow="0" w:firstColumn="0" w:lastColumn="0" w:oddVBand="0" w:evenVBand="0" w:oddHBand="0" w:evenHBand="0" w:firstRowFirstColumn="0" w:firstRowLastColumn="0" w:lastRowFirstColumn="0" w:lastRowLastColumn="0"/>
-            </w:pPr>
-            <w:r>
+              <w:rPr>
+                <w:sz w:val="22"/>
+                <w:szCs w:val="22"/>
+              </w:rPr>
+            </w:pPr>
+            <w:r>
+              <w:rPr>
+                <w:sz w:val="22"/>
+                <w:szCs w:val="22"/>
+              </w:rPr>
               <w:t>Brainstorming your potential projects</w:t>
             </w:r>
           </w:p>
@@ -10453,17 +12588,37 @@
                 <w:numId w:val="15"/>
               </w:numPr>
               <w:cnfStyle w:val="000000000000" w:firstRow="0" w:lastRow="0" w:firstColumn="0" w:lastColumn="0" w:oddVBand="0" w:evenVBand="0" w:oddHBand="0" w:evenHBand="0" w:firstRowFirstColumn="0" w:firstRowLastColumn="0" w:lastRowFirstColumn="0" w:lastRowLastColumn="0"/>
-            </w:pPr>
-            <w:r>
+              <w:rPr>
+                <w:sz w:val="22"/>
+                <w:szCs w:val="22"/>
+              </w:rPr>
+            </w:pPr>
+            <w:r>
+              <w:rPr>
+                <w:sz w:val="22"/>
+                <w:szCs w:val="22"/>
+              </w:rPr>
               <w:t>Project outline</w:t>
             </w:r>
             <w:r>
+              <w:rPr>
+                <w:sz w:val="22"/>
+                <w:szCs w:val="22"/>
+              </w:rPr>
               <w:t xml:space="preserve"> will include</w:t>
             </w:r>
             <w:r>
+              <w:rPr>
+                <w:sz w:val="22"/>
+                <w:szCs w:val="22"/>
+              </w:rPr>
               <w:t xml:space="preserve"> details such as</w:t>
             </w:r>
             <w:r>
+              <w:rPr>
+                <w:sz w:val="22"/>
+                <w:szCs w:val="22"/>
+              </w:rPr>
               <w:t xml:space="preserve">: </w:t>
             </w:r>
           </w:p>
@@ -10475,14 +12630,30 @@
                 <w:numId w:val="30"/>
               </w:numPr>
               <w:cnfStyle w:val="000000000000" w:firstRow="0" w:lastRow="0" w:firstColumn="0" w:lastColumn="0" w:oddVBand="0" w:evenVBand="0" w:oddHBand="0" w:evenHBand="0" w:firstRowFirstColumn="0" w:firstRowLastColumn="0" w:lastRowFirstColumn="0" w:lastRowLastColumn="0"/>
-            </w:pPr>
-            <w:r>
+              <w:rPr>
+                <w:sz w:val="22"/>
+                <w:szCs w:val="22"/>
+              </w:rPr>
+            </w:pPr>
+            <w:r>
+              <w:rPr>
+                <w:sz w:val="22"/>
+                <w:szCs w:val="22"/>
+              </w:rPr>
               <w:t>Why, What, How</w:t>
             </w:r>
             <w:r>
+              <w:rPr>
+                <w:sz w:val="22"/>
+                <w:szCs w:val="22"/>
+              </w:rPr>
               <w:t xml:space="preserve"> – motivation (general problem), </w:t>
             </w:r>
             <w:r>
+              <w:rPr>
+                <w:sz w:val="22"/>
+                <w:szCs w:val="22"/>
+              </w:rPr>
               <w:t>specific question, method/analysis</w:t>
             </w:r>
           </w:p>
@@ -10494,44 +12665,100 @@
                 <w:numId w:val="30"/>
               </w:numPr>
               <w:cnfStyle w:val="000000000000" w:firstRow="0" w:lastRow="0" w:firstColumn="0" w:lastColumn="0" w:oddVBand="0" w:evenVBand="0" w:oddHBand="0" w:evenHBand="0" w:firstRowFirstColumn="0" w:firstRowLastColumn="0" w:lastRowFirstColumn="0" w:lastRowLastColumn="0"/>
-            </w:pPr>
-            <w:r>
+              <w:rPr>
+                <w:sz w:val="22"/>
+                <w:szCs w:val="22"/>
+              </w:rPr>
+            </w:pPr>
+            <w:r>
+              <w:rPr>
+                <w:sz w:val="22"/>
+                <w:szCs w:val="22"/>
+              </w:rPr>
               <w:t>A</w:t>
             </w:r>
             <w:r>
+              <w:rPr>
+                <w:sz w:val="22"/>
+                <w:szCs w:val="22"/>
+              </w:rPr>
               <w:t xml:space="preserve">nticipated </w:t>
             </w:r>
             <w:r>
+              <w:rPr>
+                <w:sz w:val="22"/>
+                <w:szCs w:val="22"/>
+              </w:rPr>
               <w:t>Robustness (</w:t>
             </w:r>
             <w:r>
+              <w:rPr>
+                <w:sz w:val="22"/>
+                <w:szCs w:val="22"/>
+              </w:rPr>
               <w:t>under what circumstances will it/did it break?</w:t>
             </w:r>
             <w:r>
+              <w:rPr>
+                <w:sz w:val="22"/>
+                <w:szCs w:val="22"/>
+              </w:rPr>
               <w:t xml:space="preserve"> How did you test it?</w:t>
             </w:r>
             <w:r>
+              <w:rPr>
+                <w:sz w:val="22"/>
+                <w:szCs w:val="22"/>
+              </w:rPr>
               <w:t xml:space="preserve"> </w:t>
             </w:r>
             <w:r>
+              <w:rPr>
+                <w:sz w:val="22"/>
+                <w:szCs w:val="22"/>
+              </w:rPr>
               <w:t>What are your r</w:t>
             </w:r>
             <w:r>
+              <w:rPr>
+                <w:sz w:val="22"/>
+                <w:szCs w:val="22"/>
+              </w:rPr>
               <w:t>ecommendations</w:t>
             </w:r>
             <w:r>
+              <w:rPr>
+                <w:sz w:val="22"/>
+                <w:szCs w:val="22"/>
+              </w:rPr>
               <w:t xml:space="preserve"> for improvement</w:t>
             </w:r>
             <w:r>
+              <w:rPr>
+                <w:sz w:val="22"/>
+                <w:szCs w:val="22"/>
+              </w:rPr>
               <w:t xml:space="preserve"> – if you had infinite resources</w:t>
             </w:r>
             <w:r>
+              <w:rPr>
+                <w:sz w:val="22"/>
+                <w:szCs w:val="22"/>
+              </w:rPr>
               <w:t>/money/time</w:t>
             </w:r>
             <w:r>
+              <w:rPr>
+                <w:sz w:val="22"/>
+                <w:szCs w:val="22"/>
+              </w:rPr>
               <w:t>, what would you do with this project?</w:t>
             </w:r>
             <w:r>
+              <w:rPr>
+                <w:sz w:val="22"/>
+                <w:szCs w:val="22"/>
+              </w:rPr>
               <w:t>)</w:t>
             </w:r>
           </w:p>
@@ -10543,11 +12770,23 @@
                 <w:numId w:val="15"/>
               </w:numPr>
               <w:cnfStyle w:val="000000000000" w:firstRow="0" w:lastRow="0" w:firstColumn="0" w:lastColumn="0" w:oddVBand="0" w:evenVBand="0" w:oddHBand="0" w:evenHBand="0" w:firstRowFirstColumn="0" w:firstRowLastColumn="0" w:lastRowFirstColumn="0" w:lastRowLastColumn="0"/>
-            </w:pPr>
-            <w:r>
+              <w:rPr>
+                <w:sz w:val="22"/>
+                <w:szCs w:val="22"/>
+              </w:rPr>
+            </w:pPr>
+            <w:r>
+              <w:rPr>
+                <w:sz w:val="22"/>
+                <w:szCs w:val="22"/>
+              </w:rPr>
               <w:t>How will you distribute the work?</w:t>
             </w:r>
             <w:r>
+              <w:rPr>
+                <w:sz w:val="22"/>
+                <w:szCs w:val="22"/>
+              </w:rPr>
               <w:t xml:space="preserve"> (probably GitHub, but other possibilities exist, too)</w:t>
             </w:r>
           </w:p>
@@ -10559,18 +12798,32 @@
                 <w:numId w:val="15"/>
               </w:numPr>
               <w:cnfStyle w:val="000000000000" w:firstRow="0" w:lastRow="0" w:firstColumn="0" w:lastColumn="0" w:oddVBand="0" w:evenVBand="0" w:oddHBand="0" w:evenHBand="0" w:firstRowFirstColumn="0" w:firstRowLastColumn="0" w:lastRowFirstColumn="0" w:lastRowLastColumn="0"/>
-            </w:pPr>
-            <w:r>
+              <w:rPr>
+                <w:sz w:val="22"/>
+                <w:szCs w:val="22"/>
+              </w:rPr>
+            </w:pPr>
+            <w:r>
+              <w:rPr>
+                <w:sz w:val="22"/>
+                <w:szCs w:val="22"/>
+              </w:rPr>
               <w:t xml:space="preserve">Future directions – what will </w:t>
             </w:r>
             <w:r>
               <w:rPr>
                 <w:b/>
                 <w:bCs/>
+                <w:sz w:val="22"/>
+                <w:szCs w:val="22"/>
               </w:rPr>
               <w:t>you</w:t>
             </w:r>
             <w:r>
+              <w:rPr>
+                <w:sz w:val="22"/>
+                <w:szCs w:val="22"/>
+              </w:rPr>
               <w:t xml:space="preserve"> do next? </w:t>
             </w:r>
           </w:p>
@@ -10579,8 +12832,16 @@
               <w:pStyle w:val="ListParagraph"/>
               <w:ind w:left="0"/>
               <w:cnfStyle w:val="000000000000" w:firstRow="0" w:lastRow="0" w:firstColumn="0" w:lastColumn="0" w:oddVBand="0" w:evenVBand="0" w:oddHBand="0" w:evenHBand="0" w:firstRowFirstColumn="0" w:firstRowLastColumn="0" w:lastRowFirstColumn="0" w:lastRowLastColumn="0"/>
-            </w:pPr>
-            <w:r>
+              <w:rPr>
+                <w:sz w:val="22"/>
+                <w:szCs w:val="22"/>
+              </w:rPr>
+            </w:pPr>
+            <w:r>
+              <w:rPr>
+                <w:sz w:val="22"/>
+                <w:szCs w:val="22"/>
+              </w:rPr>
               <w:t xml:space="preserve">Resources: </w:t>
             </w:r>
           </w:p>
@@ -10592,8 +12853,16 @@
                 <w:numId w:val="16"/>
               </w:numPr>
               <w:cnfStyle w:val="000000000000" w:firstRow="0" w:lastRow="0" w:firstColumn="0" w:lastColumn="0" w:oddVBand="0" w:evenVBand="0" w:oddHBand="0" w:evenHBand="0" w:firstRowFirstColumn="0" w:firstRowLastColumn="0" w:lastRowFirstColumn="0" w:lastRowLastColumn="0"/>
-            </w:pPr>
-            <w:r>
+              <w:rPr>
+                <w:sz w:val="22"/>
+                <w:szCs w:val="22"/>
+              </w:rPr>
+            </w:pPr>
+            <w:r>
+              <w:rPr>
+                <w:sz w:val="22"/>
+                <w:szCs w:val="22"/>
+              </w:rPr>
               <w:t xml:space="preserve">Where can they find data? </w:t>
             </w:r>
           </w:p>
@@ -10605,16 +12874,32 @@
                 <w:numId w:val="16"/>
               </w:numPr>
               <w:cnfStyle w:val="000000000000" w:firstRow="0" w:lastRow="0" w:firstColumn="0" w:lastColumn="0" w:oddVBand="0" w:evenVBand="0" w:oddHBand="0" w:evenHBand="0" w:firstRowFirstColumn="0" w:firstRowLastColumn="0" w:lastRowFirstColumn="0" w:lastRowLastColumn="0"/>
-            </w:pPr>
-            <w:r>
+              <w:rPr>
+                <w:sz w:val="22"/>
+                <w:szCs w:val="22"/>
+              </w:rPr>
+            </w:pPr>
+            <w:r>
+              <w:rPr>
+                <w:sz w:val="22"/>
+                <w:szCs w:val="22"/>
+              </w:rPr>
               <w:t xml:space="preserve">Project ideas list? </w:t>
             </w:r>
           </w:p>
           <w:p>
             <w:pPr>
               <w:cnfStyle w:val="000000000000" w:firstRow="0" w:lastRow="0" w:firstColumn="0" w:lastColumn="0" w:oddVBand="0" w:evenVBand="0" w:oddHBand="0" w:evenHBand="0" w:firstRowFirstColumn="0" w:firstRowLastColumn="0" w:lastRowFirstColumn="0" w:lastRowLastColumn="0"/>
-            </w:pPr>
-            <w:r>
+              <w:rPr>
+                <w:sz w:val="22"/>
+                <w:szCs w:val="22"/>
+              </w:rPr>
+            </w:pPr>
+            <w:r>
+              <w:rPr>
+                <w:sz w:val="22"/>
+                <w:szCs w:val="22"/>
+              </w:rPr>
               <w:t>Create a project outline &amp; rubric</w:t>
             </w:r>
           </w:p>
@@ -10638,6 +12923,8 @@
               <w:rPr>
                 <w:b w:val="0"/>
                 <w:bCs w:val="0"/>
+                <w:sz w:val="22"/>
+                <w:szCs w:val="22"/>
                 <w:highlight w:val="yellow"/>
               </w:rPr>
             </w:pPr>
@@ -10652,8 +12939,16 @@
               <w:pStyle w:val="ListParagraph"/>
               <w:ind w:left="360"/>
               <w:cnfStyle w:val="000000000000" w:firstRow="0" w:lastRow="0" w:firstColumn="0" w:lastColumn="0" w:oddVBand="0" w:evenVBand="0" w:oddHBand="0" w:evenHBand="0" w:firstRowFirstColumn="0" w:firstRowLastColumn="0" w:lastRowFirstColumn="0" w:lastRowLastColumn="0"/>
-            </w:pPr>
-            <w:r>
+              <w:rPr>
+                <w:sz w:val="22"/>
+                <w:szCs w:val="22"/>
+              </w:rPr>
+            </w:pPr>
+            <w:r>
+              <w:rPr>
+                <w:sz w:val="22"/>
+                <w:szCs w:val="22"/>
+              </w:rPr>
               <w:t>Wrap Up</w:t>
             </w:r>
           </w:p>
@@ -10668,11 +12963,31 @@
               <w:ind w:left="0"/>
               <w:cnfStyle w:val="000000000000" w:firstRow="0" w:lastRow="0" w:firstColumn="0" w:lastColumn="0" w:oddVBand="0" w:evenVBand="0" w:oddHBand="0" w:evenHBand="0" w:firstRowFirstColumn="0" w:firstRowLastColumn="0" w:lastRowFirstColumn="0" w:lastRowLastColumn="0"/>
               <w:rPr>
+                <w:sz w:val="22"/>
+                <w:szCs w:val="22"/>
                 <w:highlight w:val="yellow"/>
               </w:rPr>
             </w:pPr>
             <w:r>
-              <w:t>Summary and Questions</w:t>
+              <w:rPr>
+                <w:sz w:val="22"/>
+                <w:szCs w:val="22"/>
+              </w:rPr>
+              <w:t>Summary</w:t>
+            </w:r>
+            <w:r>
+              <w:rPr>
+                <w:sz w:val="22"/>
+                <w:szCs w:val="22"/>
+              </w:rPr>
+              <w:t xml:space="preserve"> &amp; </w:t>
+            </w:r>
+            <w:r>
+              <w:rPr>
+                <w:sz w:val="22"/>
+                <w:szCs w:val="22"/>
+              </w:rPr>
+              <w:t>Questions</w:t>
             </w:r>
           </w:p>
         </w:tc>
@@ -10710,12 +13025,16 @@
               <w:rPr>
                 <w:b w:val="0"/>
                 <w:bCs w:val="0"/>
+                <w:sz w:val="22"/>
+                <w:szCs w:val="22"/>
               </w:rPr>
             </w:pPr>
             <w:r>
               <w:rPr>
                 <w:b w:val="0"/>
                 <w:bCs w:val="0"/>
+                <w:sz w:val="22"/>
+                <w:szCs w:val="22"/>
               </w:rPr>
               <w:t xml:space="preserve">Day </w:t>
             </w:r>
@@ -10723,6 +13042,8 @@
               <w:rPr>
                 <w:b w:val="0"/>
                 <w:bCs w:val="0"/>
+                <w:sz w:val="22"/>
+                <w:szCs w:val="22"/>
               </w:rPr>
               <w:t>5</w:t>
             </w:r>
@@ -10730,18 +13051,30 @@
               <w:rPr>
                 <w:b w:val="0"/>
                 <w:bCs w:val="0"/>
+                <w:sz w:val="22"/>
+                <w:szCs w:val="22"/>
               </w:rPr>
               <w:t xml:space="preserve">: </w:t>
             </w:r>
             <w:r>
+              <w:rPr>
+                <w:sz w:val="22"/>
+                <w:szCs w:val="22"/>
+              </w:rPr>
               <w:t xml:space="preserve">Fri, </w:t>
             </w:r>
             <w:r>
+              <w:rPr>
+                <w:sz w:val="22"/>
+                <w:szCs w:val="22"/>
+              </w:rPr>
               <w:t xml:space="preserve">Jan </w:t>
             </w:r>
             <w:r>
               <w:rPr>
                 <w:color w:val="C00000"/>
+                <w:sz w:val="22"/>
+                <w:szCs w:val="22"/>
               </w:rPr>
               <w:t>?</w:t>
             </w:r>
@@ -10759,15 +13092,24 @@
                 <w:numId w:val="22"/>
               </w:numPr>
               <w:cnfStyle w:val="000000000000" w:firstRow="0" w:lastRow="0" w:firstColumn="0" w:lastColumn="0" w:oddVBand="0" w:evenVBand="0" w:oddHBand="0" w:evenHBand="0" w:firstRowFirstColumn="0" w:firstRowLastColumn="0" w:lastRowFirstColumn="0" w:lastRowLastColumn="0"/>
-            </w:pPr>
-            <w:r>
+              <w:rPr>
+                <w:sz w:val="22"/>
+                <w:szCs w:val="22"/>
+              </w:rPr>
+            </w:pPr>
+            <w:r>
+              <w:rPr>
+                <w:sz w:val="22"/>
+                <w:szCs w:val="22"/>
+              </w:rPr>
               <w:t>QC</w:t>
             </w:r>
             <w:r>
-              <w:t xml:space="preserve"> &amp; </w:t>
-            </w:r>
-            <w:r>
-              <w:t>Polygenic Risk Scores</w:t>
+              <w:rPr>
+                <w:sz w:val="22"/>
+                <w:szCs w:val="22"/>
+              </w:rPr>
+              <w:t xml:space="preserve"> &amp; Polygenic Risk Scores</w:t>
             </w:r>
           </w:p>
           <w:p>
@@ -10780,17 +13122,23 @@
               <w:cnfStyle w:val="000000000000" w:firstRow="0" w:lastRow="0" w:firstColumn="0" w:lastColumn="0" w:oddVBand="0" w:evenVBand="0" w:oddHBand="0" w:evenHBand="0" w:firstRowFirstColumn="0" w:firstRowLastColumn="0" w:lastRowFirstColumn="0" w:lastRowLastColumn="0"/>
               <w:rPr>
                 <w:color w:val="EE0000"/>
+                <w:sz w:val="22"/>
+                <w:szCs w:val="22"/>
               </w:rPr>
             </w:pPr>
             <w:r>
               <w:rPr>
                 <w:color w:val="EE0000"/>
+                <w:sz w:val="22"/>
+                <w:szCs w:val="22"/>
               </w:rPr>
               <w:t xml:space="preserve">Weighted average of noisy </w:t>
             </w:r>
             <w:r>
               <w:rPr>
                 <w:color w:val="EE0000"/>
+                <w:sz w:val="22"/>
+                <w:szCs w:val="22"/>
               </w:rPr>
               <w:t>from many genes</w:t>
             </w:r>
@@ -10805,29 +13153,39 @@
               <w:cnfStyle w:val="000000000000" w:firstRow="0" w:lastRow="0" w:firstColumn="0" w:lastColumn="0" w:oddVBand="0" w:evenVBand="0" w:oddHBand="0" w:evenHBand="0" w:firstRowFirstColumn="0" w:firstRowLastColumn="0" w:lastRowFirstColumn="0" w:lastRowLastColumn="0"/>
               <w:rPr>
                 <w:color w:val="EE0000"/>
+                <w:sz w:val="22"/>
+                <w:szCs w:val="22"/>
               </w:rPr>
             </w:pPr>
             <w:r>
               <w:rPr>
                 <w:color w:val="EE0000"/>
+                <w:sz w:val="22"/>
+                <w:szCs w:val="22"/>
               </w:rPr>
               <w:t xml:space="preserve">Averages </w:t>
             </w:r>
             <w:r>
               <w:rPr>
                 <w:color w:val="EE0000"/>
+                <w:sz w:val="22"/>
+                <w:szCs w:val="22"/>
               </w:rPr>
               <w:t xml:space="preserve">always </w:t>
             </w:r>
             <w:r>
               <w:rPr>
                 <w:color w:val="EE0000"/>
+                <w:sz w:val="22"/>
+                <w:szCs w:val="22"/>
               </w:rPr>
               <w:t>harbor heterogeneity</w:t>
             </w:r>
             <w:r>
               <w:rPr>
                 <w:color w:val="EE0000"/>
+                <w:sz w:val="22"/>
+                <w:szCs w:val="22"/>
               </w:rPr>
               <w:t xml:space="preserve"> – what does this mean for PRS</w:t>
             </w:r>
@@ -10845,8 +13203,16 @@
                 <w:numId w:val="35"/>
               </w:numPr>
               <w:cnfStyle w:val="000000000000" w:firstRow="0" w:lastRow="0" w:firstColumn="0" w:lastColumn="0" w:oddVBand="0" w:evenVBand="0" w:oddHBand="0" w:evenHBand="0" w:firstRowFirstColumn="0" w:firstRowLastColumn="0" w:lastRowFirstColumn="0" w:lastRowLastColumn="0"/>
-            </w:pPr>
-            <w:r>
+              <w:rPr>
+                <w:sz w:val="22"/>
+                <w:szCs w:val="22"/>
+              </w:rPr>
+            </w:pPr>
+            <w:r>
+              <w:rPr>
+                <w:sz w:val="22"/>
+                <w:szCs w:val="22"/>
+              </w:rPr>
               <w:t>Focus on GWAS, but a more general approach to developing a pipeline</w:t>
             </w:r>
           </w:p>
@@ -10858,8 +13224,16 @@
                 <w:numId w:val="35"/>
               </w:numPr>
               <w:cnfStyle w:val="000000000000" w:firstRow="0" w:lastRow="0" w:firstColumn="0" w:lastColumn="0" w:oddVBand="0" w:evenVBand="0" w:oddHBand="0" w:evenHBand="0" w:firstRowFirstColumn="0" w:firstRowLastColumn="0" w:lastRowFirstColumn="0" w:lastRowLastColumn="0"/>
-            </w:pPr>
-            <w:r>
+              <w:rPr>
+                <w:sz w:val="22"/>
+                <w:szCs w:val="22"/>
+              </w:rPr>
+            </w:pPr>
+            <w:r>
+              <w:rPr>
+                <w:sz w:val="22"/>
+                <w:szCs w:val="22"/>
+              </w:rPr>
               <w:t>Use case for Data Ethics</w:t>
             </w:r>
           </w:p>
@@ -10871,8 +13245,16 @@
                 <w:numId w:val="35"/>
               </w:numPr>
               <w:cnfStyle w:val="000000000000" w:firstRow="0" w:lastRow="0" w:firstColumn="0" w:lastColumn="0" w:oddVBand="0" w:evenVBand="0" w:oddHBand="0" w:evenHBand="0" w:firstRowFirstColumn="0" w:firstRowLastColumn="0" w:lastRowFirstColumn="0" w:lastRowLastColumn="0"/>
-            </w:pPr>
-            <w:r>
+              <w:rPr>
+                <w:sz w:val="22"/>
+                <w:szCs w:val="22"/>
+              </w:rPr>
+            </w:pPr>
+            <w:r>
+              <w:rPr>
+                <w:sz w:val="22"/>
+                <w:szCs w:val="22"/>
+              </w:rPr>
               <w:t>What are PRS?</w:t>
             </w:r>
           </w:p>
@@ -10884,8 +13266,16 @@
                 <w:numId w:val="35"/>
               </w:numPr>
               <w:cnfStyle w:val="000000000000" w:firstRow="0" w:lastRow="0" w:firstColumn="0" w:lastColumn="0" w:oddVBand="0" w:evenVBand="0" w:oddHBand="0" w:evenHBand="0" w:firstRowFirstColumn="0" w:firstRowLastColumn="0" w:lastRowFirstColumn="0" w:lastRowLastColumn="0"/>
-            </w:pPr>
-            <w:r>
+              <w:rPr>
+                <w:sz w:val="22"/>
+                <w:szCs w:val="22"/>
+              </w:rPr>
+            </w:pPr>
+            <w:r>
+              <w:rPr>
+                <w:sz w:val="22"/>
+                <w:szCs w:val="22"/>
+              </w:rPr>
               <w:t>Portability issues</w:t>
             </w:r>
           </w:p>
@@ -10894,6 +13284,10 @@
               <w:pStyle w:val="ListParagraph"/>
               <w:ind w:left="0"/>
               <w:cnfStyle w:val="000000000000" w:firstRow="0" w:lastRow="0" w:firstColumn="0" w:lastColumn="0" w:oddVBand="0" w:evenVBand="0" w:oddHBand="0" w:evenHBand="0" w:firstRowFirstColumn="0" w:firstRowLastColumn="0" w:lastRowFirstColumn="0" w:lastRowLastColumn="0"/>
+              <w:rPr>
+                <w:sz w:val="22"/>
+                <w:szCs w:val="22"/>
+              </w:rPr>
             </w:pPr>
           </w:p>
         </w:tc>
@@ -10905,11 +13299,15 @@
             <w:pPr>
               <w:cnfStyle w:val="000000000000" w:firstRow="0" w:lastRow="0" w:firstColumn="0" w:lastColumn="0" w:oddVBand="0" w:evenVBand="0" w:oddHBand="0" w:evenHBand="0" w:firstRowFirstColumn="0" w:firstRowLastColumn="0" w:lastRowFirstColumn="0" w:lastRowLastColumn="0"/>
               <w:rPr>
+                <w:sz w:val="22"/>
+                <w:szCs w:val="22"/>
                 <w:u w:val="single"/>
               </w:rPr>
             </w:pPr>
             <w:r>
               <w:rPr>
+                <w:sz w:val="22"/>
+                <w:szCs w:val="22"/>
                 <w:u w:val="single"/>
               </w:rPr>
               <w:t xml:space="preserve">In class Activity: Discuss </w:t>
@@ -10920,11 +13318,17 @@
               <w:pStyle w:val="ListParagraph"/>
               <w:ind w:left="0"/>
               <w:cnfStyle w:val="000000000000" w:firstRow="0" w:lastRow="0" w:firstColumn="0" w:lastColumn="0" w:oddVBand="0" w:evenVBand="0" w:oddHBand="0" w:evenHBand="0" w:firstRowFirstColumn="0" w:firstRowLastColumn="0" w:lastRowFirstColumn="0" w:lastRowLastColumn="0"/>
+              <w:rPr>
+                <w:sz w:val="22"/>
+                <w:szCs w:val="22"/>
+              </w:rPr>
             </w:pPr>
             <w:hyperlink r:id="rId28" w:history="1">
               <w:r>
                 <w:rPr>
                   <w:rStyle w:val="Hyperlink"/>
+                  <w:sz w:val="22"/>
+                  <w:szCs w:val="22"/>
                 </w:rPr>
                 <w:t>"Reading Tea Leaves" - Graham Coop</w:t>
               </w:r>
@@ -10950,6 +13354,8 @@
               <w:rPr>
                 <w:b w:val="0"/>
                 <w:bCs w:val="0"/>
+                <w:sz w:val="22"/>
+                <w:szCs w:val="22"/>
               </w:rPr>
             </w:pPr>
           </w:p>
@@ -10966,13 +13372,23 @@
                 <w:numId w:val="22"/>
               </w:numPr>
               <w:cnfStyle w:val="000000000000" w:firstRow="0" w:lastRow="0" w:firstColumn="0" w:lastColumn="0" w:oddVBand="0" w:evenVBand="0" w:oddHBand="0" w:evenHBand="0" w:firstRowFirstColumn="0" w:firstRowLastColumn="0" w:lastRowFirstColumn="0" w:lastRowLastColumn="0"/>
-            </w:pPr>
-            <w:r>
+              <w:rPr>
+                <w:sz w:val="22"/>
+                <w:szCs w:val="22"/>
+              </w:rPr>
+            </w:pPr>
+            <w:r>
+              <w:rPr>
+                <w:sz w:val="22"/>
+                <w:szCs w:val="22"/>
+              </w:rPr>
               <w:t>Pair Project Work</w:t>
             </w:r>
             <w:r>
               <w:rPr>
                 <w:color w:val="EE0000"/>
+                <w:sz w:val="22"/>
+                <w:szCs w:val="22"/>
               </w:rPr>
               <w:t xml:space="preserve"> – extra mentors</w:t>
             </w:r>
@@ -10990,8 +13406,16 @@
                 <w:numId w:val="31"/>
               </w:numPr>
               <w:cnfStyle w:val="000000000000" w:firstRow="0" w:lastRow="0" w:firstColumn="0" w:lastColumn="0" w:oddVBand="0" w:evenVBand="0" w:oddHBand="0" w:evenHBand="0" w:firstRowFirstColumn="0" w:firstRowLastColumn="0" w:lastRowFirstColumn="0" w:lastRowLastColumn="0"/>
-            </w:pPr>
-            <w:r>
+              <w:rPr>
+                <w:sz w:val="22"/>
+                <w:szCs w:val="22"/>
+              </w:rPr>
+            </w:pPr>
+            <w:r>
+              <w:rPr>
+                <w:sz w:val="22"/>
+                <w:szCs w:val="22"/>
+              </w:rPr>
               <w:t>Identify and acquire your data</w:t>
             </w:r>
           </w:p>
@@ -11005,6 +13429,10 @@
               <w:pStyle w:val="ListParagraph"/>
               <w:ind w:left="0"/>
               <w:cnfStyle w:val="000000000000" w:firstRow="0" w:lastRow="0" w:firstColumn="0" w:lastColumn="0" w:oddVBand="0" w:evenVBand="0" w:oddHBand="0" w:evenHBand="0" w:firstRowFirstColumn="0" w:firstRowLastColumn="0" w:lastRowFirstColumn="0" w:lastRowLastColumn="0"/>
+              <w:rPr>
+                <w:sz w:val="22"/>
+                <w:szCs w:val="22"/>
+              </w:rPr>
             </w:pPr>
           </w:p>
         </w:tc>
@@ -11027,6 +13455,8 @@
               <w:rPr>
                 <w:b w:val="0"/>
                 <w:bCs w:val="0"/>
+                <w:sz w:val="22"/>
+                <w:szCs w:val="22"/>
               </w:rPr>
             </w:pPr>
           </w:p>
@@ -11043,16 +13473,30 @@
                 <w:numId w:val="22"/>
               </w:numPr>
               <w:cnfStyle w:val="000000000000" w:firstRow="0" w:lastRow="0" w:firstColumn="0" w:lastColumn="0" w:oddVBand="0" w:evenVBand="0" w:oddHBand="0" w:evenHBand="0" w:firstRowFirstColumn="0" w:firstRowLastColumn="0" w:lastRowFirstColumn="0" w:lastRowLastColumn="0"/>
-            </w:pPr>
-            <w:r>
+              <w:rPr>
+                <w:sz w:val="22"/>
+                <w:szCs w:val="22"/>
+              </w:rPr>
+            </w:pPr>
+            <w:r>
+              <w:rPr>
+                <w:sz w:val="22"/>
+                <w:szCs w:val="22"/>
+              </w:rPr>
               <w:t xml:space="preserve">Pair </w:t>
             </w:r>
             <w:r>
+              <w:rPr>
+                <w:sz w:val="22"/>
+                <w:szCs w:val="22"/>
+              </w:rPr>
               <w:t>Project Work</w:t>
             </w:r>
             <w:r>
               <w:rPr>
                 <w:color w:val="EE0000"/>
+                <w:sz w:val="22"/>
+                <w:szCs w:val="22"/>
               </w:rPr>
               <w:t>– extra mentors</w:t>
             </w:r>
@@ -11070,8 +13514,16 @@
                 <w:numId w:val="31"/>
               </w:numPr>
               <w:cnfStyle w:val="000000000000" w:firstRow="0" w:lastRow="0" w:firstColumn="0" w:lastColumn="0" w:oddVBand="0" w:evenVBand="0" w:oddHBand="0" w:evenHBand="0" w:firstRowFirstColumn="0" w:firstRowLastColumn="0" w:lastRowFirstColumn="0" w:lastRowLastColumn="0"/>
-            </w:pPr>
-            <w:r>
+              <w:rPr>
+                <w:sz w:val="22"/>
+                <w:szCs w:val="22"/>
+              </w:rPr>
+            </w:pPr>
+            <w:r>
+              <w:rPr>
+                <w:sz w:val="22"/>
+                <w:szCs w:val="22"/>
+              </w:rPr>
               <w:t xml:space="preserve">Wrangle and snoop </w:t>
             </w:r>
           </w:p>
@@ -11085,6 +13537,10 @@
               <w:pStyle w:val="ListParagraph"/>
               <w:ind w:left="0"/>
               <w:cnfStyle w:val="000000000000" w:firstRow="0" w:lastRow="0" w:firstColumn="0" w:lastColumn="0" w:oddVBand="0" w:evenVBand="0" w:oddHBand="0" w:evenHBand="0" w:firstRowFirstColumn="0" w:firstRowLastColumn="0" w:lastRowFirstColumn="0" w:lastRowLastColumn="0"/>
+              <w:rPr>
+                <w:sz w:val="22"/>
+                <w:szCs w:val="22"/>
+              </w:rPr>
             </w:pPr>
           </w:p>
         </w:tc>
@@ -11107,6 +13563,8 @@
               <w:rPr>
                 <w:b w:val="0"/>
                 <w:bCs w:val="0"/>
+                <w:sz w:val="22"/>
+                <w:szCs w:val="22"/>
               </w:rPr>
             </w:pPr>
           </w:p>
@@ -11126,12 +13584,16 @@
               <w:rPr>
                 <w:b/>
                 <w:bCs/>
+                <w:sz w:val="22"/>
+                <w:szCs w:val="22"/>
               </w:rPr>
             </w:pPr>
             <w:r>
               <w:rPr>
                 <w:b/>
                 <w:bCs/>
+                <w:sz w:val="22"/>
+                <w:szCs w:val="22"/>
               </w:rPr>
               <w:t>Professor on Parade</w:t>
             </w:r>
@@ -11148,6 +13610,8 @@
                 <w:b/>
                 <w:bCs/>
                 <w:color w:val="C00000"/>
+                <w:sz w:val="22"/>
+                <w:szCs w:val="22"/>
               </w:rPr>
             </w:pPr>
             <w:r>
@@ -11155,6 +13619,8 @@
                 <w:b/>
                 <w:bCs/>
                 <w:color w:val="C00000"/>
+                <w:sz w:val="22"/>
+                <w:szCs w:val="22"/>
               </w:rPr>
               <w:t>TBD</w:t>
             </w:r>
@@ -11167,6 +13633,10 @@
           <w:p>
             <w:pPr>
               <w:cnfStyle w:val="000000000000" w:firstRow="0" w:lastRow="0" w:firstColumn="0" w:lastColumn="0" w:oddVBand="0" w:evenVBand="0" w:oddHBand="0" w:evenHBand="0" w:firstRowFirstColumn="0" w:firstRowLastColumn="0" w:lastRowFirstColumn="0" w:lastRowLastColumn="0"/>
+              <w:rPr>
+                <w:sz w:val="22"/>
+                <w:szCs w:val="22"/>
+              </w:rPr>
             </w:pPr>
           </w:p>
         </w:tc>
@@ -11189,6 +13659,8 @@
               <w:rPr>
                 <w:b w:val="0"/>
                 <w:bCs w:val="0"/>
+                <w:sz w:val="22"/>
+                <w:szCs w:val="22"/>
               </w:rPr>
             </w:pPr>
           </w:p>
@@ -11205,8 +13677,16 @@
                 <w:numId w:val="22"/>
               </w:numPr>
               <w:cnfStyle w:val="000000000000" w:firstRow="0" w:lastRow="0" w:firstColumn="0" w:lastColumn="0" w:oddVBand="0" w:evenVBand="0" w:oddHBand="0" w:evenHBand="0" w:firstRowFirstColumn="0" w:firstRowLastColumn="0" w:lastRowFirstColumn="0" w:lastRowLastColumn="0"/>
-            </w:pPr>
-            <w:r>
+              <w:rPr>
+                <w:sz w:val="22"/>
+                <w:szCs w:val="22"/>
+              </w:rPr>
+            </w:pPr>
+            <w:r>
+              <w:rPr>
+                <w:sz w:val="22"/>
+                <w:szCs w:val="22"/>
+              </w:rPr>
               <w:t>Wrap up</w:t>
             </w:r>
           </w:p>
@@ -11220,9 +13700,31 @@
               <w:pStyle w:val="ListParagraph"/>
               <w:ind w:left="0"/>
               <w:cnfStyle w:val="000000000000" w:firstRow="0" w:lastRow="0" w:firstColumn="0" w:lastColumn="0" w:oddVBand="0" w:evenVBand="0" w:oddHBand="0" w:evenHBand="0" w:firstRowFirstColumn="0" w:firstRowLastColumn="0" w:lastRowFirstColumn="0" w:lastRowLastColumn="0"/>
-            </w:pPr>
-            <w:r>
-              <w:t>Summary and Questions</w:t>
+              <w:rPr>
+                <w:sz w:val="22"/>
+                <w:szCs w:val="22"/>
+              </w:rPr>
+            </w:pPr>
+            <w:r>
+              <w:rPr>
+                <w:sz w:val="22"/>
+                <w:szCs w:val="22"/>
+              </w:rPr>
+              <w:t>Summary</w:t>
+            </w:r>
+            <w:r>
+              <w:rPr>
+                <w:sz w:val="22"/>
+                <w:szCs w:val="22"/>
+              </w:rPr>
+              <w:t xml:space="preserve"> &amp; </w:t>
+            </w:r>
+            <w:r>
+              <w:rPr>
+                <w:sz w:val="22"/>
+                <w:szCs w:val="22"/>
+              </w:rPr>
+              <w:t>Questions</w:t>
             </w:r>
           </w:p>
         </w:tc>
@@ -11235,6 +13737,10 @@
               <w:pStyle w:val="ListParagraph"/>
               <w:ind w:left="0"/>
               <w:cnfStyle w:val="000000000000" w:firstRow="0" w:lastRow="0" w:firstColumn="0" w:lastColumn="0" w:oddVBand="0" w:evenVBand="0" w:oddHBand="0" w:evenHBand="0" w:firstRowFirstColumn="0" w:firstRowLastColumn="0" w:lastRowFirstColumn="0" w:lastRowLastColumn="0"/>
+              <w:rPr>
+                <w:sz w:val="22"/>
+                <w:szCs w:val="22"/>
+              </w:rPr>
             </w:pPr>
           </w:p>
         </w:tc>
@@ -11271,24 +13777,38 @@
               <w:rPr>
                 <w:b w:val="0"/>
                 <w:bCs w:val="0"/>
+                <w:sz w:val="22"/>
+                <w:szCs w:val="22"/>
               </w:rPr>
             </w:pPr>
             <w:r>
               <w:rPr>
                 <w:b w:val="0"/>
                 <w:bCs w:val="0"/>
+                <w:sz w:val="22"/>
+                <w:szCs w:val="22"/>
               </w:rPr>
               <w:t xml:space="preserve">Day 6: </w:t>
             </w:r>
             <w:r>
+              <w:rPr>
+                <w:sz w:val="22"/>
+                <w:szCs w:val="22"/>
+              </w:rPr>
               <w:t xml:space="preserve">Mon, </w:t>
             </w:r>
             <w:r>
+              <w:rPr>
+                <w:sz w:val="22"/>
+                <w:szCs w:val="22"/>
+              </w:rPr>
               <w:t xml:space="preserve">Jan </w:t>
             </w:r>
             <w:r>
               <w:rPr>
                 <w:color w:val="C00000"/>
+                <w:sz w:val="22"/>
+                <w:szCs w:val="22"/>
               </w:rPr>
               <w:t>?</w:t>
             </w:r>
@@ -11306,8 +13826,16 @@
                 <w:numId w:val="32"/>
               </w:numPr>
               <w:cnfStyle w:val="000000000000" w:firstRow="0" w:lastRow="0" w:firstColumn="0" w:lastColumn="0" w:oddVBand="0" w:evenVBand="0" w:oddHBand="0" w:evenHBand="0" w:firstRowFirstColumn="0" w:firstRowLastColumn="0" w:lastRowFirstColumn="0" w:lastRowLastColumn="0"/>
-            </w:pPr>
-            <w:r>
+              <w:rPr>
+                <w:sz w:val="22"/>
+                <w:szCs w:val="22"/>
+              </w:rPr>
+            </w:pPr>
+            <w:r>
+              <w:rPr>
+                <w:sz w:val="22"/>
+                <w:szCs w:val="22"/>
+              </w:rPr>
               <w:t>Pair Project Work</w:t>
             </w:r>
           </w:p>
@@ -11324,8 +13852,16 @@
                 <w:numId w:val="31"/>
               </w:numPr>
               <w:cnfStyle w:val="000000000000" w:firstRow="0" w:lastRow="0" w:firstColumn="0" w:lastColumn="0" w:oddVBand="0" w:evenVBand="0" w:oddHBand="0" w:evenHBand="0" w:firstRowFirstColumn="0" w:firstRowLastColumn="0" w:lastRowFirstColumn="0" w:lastRowLastColumn="0"/>
-            </w:pPr>
-            <w:r>
+              <w:rPr>
+                <w:sz w:val="22"/>
+                <w:szCs w:val="22"/>
+              </w:rPr>
+            </w:pPr>
+            <w:r>
+              <w:rPr>
+                <w:sz w:val="22"/>
+                <w:szCs w:val="22"/>
+              </w:rPr>
               <w:t xml:space="preserve">Autonomous work </w:t>
             </w:r>
           </w:p>
@@ -11349,6 +13885,8 @@
               <w:rPr>
                 <w:b w:val="0"/>
                 <w:bCs w:val="0"/>
+                <w:sz w:val="22"/>
+                <w:szCs w:val="22"/>
               </w:rPr>
             </w:pPr>
           </w:p>
@@ -11365,8 +13903,16 @@
                 <w:numId w:val="32"/>
               </w:numPr>
               <w:cnfStyle w:val="000000000000" w:firstRow="0" w:lastRow="0" w:firstColumn="0" w:lastColumn="0" w:oddVBand="0" w:evenVBand="0" w:oddHBand="0" w:evenHBand="0" w:firstRowFirstColumn="0" w:firstRowLastColumn="0" w:lastRowFirstColumn="0" w:lastRowLastColumn="0"/>
-            </w:pPr>
-            <w:r>
+              <w:rPr>
+                <w:sz w:val="22"/>
+                <w:szCs w:val="22"/>
+              </w:rPr>
+            </w:pPr>
+            <w:r>
+              <w:rPr>
+                <w:sz w:val="22"/>
+                <w:szCs w:val="22"/>
+              </w:rPr>
               <w:t>How to visualize your data</w:t>
             </w:r>
           </w:p>
@@ -11378,8 +13924,16 @@
                 <w:numId w:val="33"/>
               </w:numPr>
               <w:cnfStyle w:val="000000000000" w:firstRow="0" w:lastRow="0" w:firstColumn="0" w:lastColumn="0" w:oddVBand="0" w:evenVBand="0" w:oddHBand="0" w:evenHBand="0" w:firstRowFirstColumn="0" w:firstRowLastColumn="0" w:lastRowFirstColumn="0" w:lastRowLastColumn="0"/>
-            </w:pPr>
-            <w:r>
+              <w:rPr>
+                <w:sz w:val="22"/>
+                <w:szCs w:val="22"/>
+              </w:rPr>
+            </w:pPr>
+            <w:r>
+              <w:rPr>
+                <w:sz w:val="22"/>
+                <w:szCs w:val="22"/>
+              </w:rPr>
               <w:t>Type of variable (numeric, categorical)</w:t>
             </w:r>
           </w:p>
@@ -11391,8 +13945,16 @@
                 <w:numId w:val="33"/>
               </w:numPr>
               <w:cnfStyle w:val="000000000000" w:firstRow="0" w:lastRow="0" w:firstColumn="0" w:lastColumn="0" w:oddVBand="0" w:evenVBand="0" w:oddHBand="0" w:evenHBand="0" w:firstRowFirstColumn="0" w:firstRowLastColumn="0" w:lastRowFirstColumn="0" w:lastRowLastColumn="0"/>
-            </w:pPr>
-            <w:r>
+              <w:rPr>
+                <w:sz w:val="22"/>
+                <w:szCs w:val="22"/>
+              </w:rPr>
+            </w:pPr>
+            <w:r>
+              <w:rPr>
+                <w:sz w:val="22"/>
+                <w:szCs w:val="22"/>
+              </w:rPr>
               <w:t>Type of question</w:t>
             </w:r>
           </w:p>
@@ -11404,8 +13966,16 @@
                 <w:numId w:val="33"/>
               </w:numPr>
               <w:cnfStyle w:val="000000000000" w:firstRow="0" w:lastRow="0" w:firstColumn="0" w:lastColumn="0" w:oddVBand="0" w:evenVBand="0" w:oddHBand="0" w:evenHBand="0" w:firstRowFirstColumn="0" w:firstRowLastColumn="0" w:lastRowFirstColumn="0" w:lastRowLastColumn="0"/>
-            </w:pPr>
-            <w:r>
+              <w:rPr>
+                <w:sz w:val="22"/>
+                <w:szCs w:val="22"/>
+              </w:rPr>
+            </w:pPr>
+            <w:r>
+              <w:rPr>
+                <w:sz w:val="22"/>
+                <w:szCs w:val="22"/>
+              </w:rPr>
               <w:lastRenderedPageBreak/>
               <w:t>General “best practices’ of visualization</w:t>
             </w:r>
@@ -11418,14 +13988,26 @@
                 <w:numId w:val="33"/>
               </w:numPr>
               <w:cnfStyle w:val="000000000000" w:firstRow="0" w:lastRow="0" w:firstColumn="0" w:lastColumn="0" w:oddVBand="0" w:evenVBand="0" w:oddHBand="0" w:evenHBand="0" w:firstRowFirstColumn="0" w:firstRowLastColumn="0" w:lastRowFirstColumn="0" w:lastRowLastColumn="0"/>
-            </w:pPr>
-            <w:r>
+              <w:rPr>
+                <w:sz w:val="22"/>
+                <w:szCs w:val="22"/>
+              </w:rPr>
+            </w:pPr>
+            <w:r>
+              <w:rPr>
+                <w:sz w:val="22"/>
+                <w:szCs w:val="22"/>
+              </w:rPr>
               <w:t>How to not mislead your audience</w:t>
             </w:r>
           </w:p>
           <w:p>
             <w:pPr>
               <w:cnfStyle w:val="000000000000" w:firstRow="0" w:lastRow="0" w:firstColumn="0" w:lastColumn="0" w:oddVBand="0" w:evenVBand="0" w:oddHBand="0" w:evenHBand="0" w:firstRowFirstColumn="0" w:firstRowLastColumn="0" w:lastRowFirstColumn="0" w:lastRowLastColumn="0"/>
+              <w:rPr>
+                <w:sz w:val="22"/>
+                <w:szCs w:val="22"/>
+              </w:rPr>
             </w:pPr>
           </w:p>
         </w:tc>
@@ -11436,8 +14018,16 @@
           <w:p>
             <w:pPr>
               <w:cnfStyle w:val="000000000000" w:firstRow="0" w:lastRow="0" w:firstColumn="0" w:lastColumn="0" w:oddVBand="0" w:evenVBand="0" w:oddHBand="0" w:evenHBand="0" w:firstRowFirstColumn="0" w:firstRowLastColumn="0" w:lastRowFirstColumn="0" w:lastRowLastColumn="0"/>
-            </w:pPr>
-            <w:r>
+              <w:rPr>
+                <w:sz w:val="22"/>
+                <w:szCs w:val="22"/>
+              </w:rPr>
+            </w:pPr>
+            <w:r>
+              <w:rPr>
+                <w:sz w:val="22"/>
+                <w:szCs w:val="22"/>
+              </w:rPr>
               <w:lastRenderedPageBreak/>
               <w:t>Effective visualization has two major components:</w:t>
             </w:r>
@@ -11450,8 +14040,16 @@
                 <w:numId w:val="43"/>
               </w:numPr>
               <w:cnfStyle w:val="000000000000" w:firstRow="0" w:lastRow="0" w:firstColumn="0" w:lastColumn="0" w:oddVBand="0" w:evenVBand="0" w:oddHBand="0" w:evenHBand="0" w:firstRowFirstColumn="0" w:firstRowLastColumn="0" w:lastRowFirstColumn="0" w:lastRowLastColumn="0"/>
-            </w:pPr>
-            <w:r>
+              <w:rPr>
+                <w:sz w:val="22"/>
+                <w:szCs w:val="22"/>
+              </w:rPr>
+            </w:pPr>
+            <w:r>
+              <w:rPr>
+                <w:sz w:val="22"/>
+                <w:szCs w:val="22"/>
+              </w:rPr>
               <w:t>Technical: variable type</w:t>
             </w:r>
           </w:p>
@@ -11463,8 +14061,16 @@
                 <w:numId w:val="43"/>
               </w:numPr>
               <w:cnfStyle w:val="000000000000" w:firstRow="0" w:lastRow="0" w:firstColumn="0" w:lastColumn="0" w:oddVBand="0" w:evenVBand="0" w:oddHBand="0" w:evenHBand="0" w:firstRowFirstColumn="0" w:firstRowLastColumn="0" w:lastRowFirstColumn="0" w:lastRowLastColumn="0"/>
-            </w:pPr>
-            <w:r>
+              <w:rPr>
+                <w:sz w:val="22"/>
+                <w:szCs w:val="22"/>
+              </w:rPr>
+            </w:pPr>
+            <w:r>
+              <w:rPr>
+                <w:sz w:val="22"/>
+                <w:szCs w:val="22"/>
+              </w:rPr>
               <w:t>Artistic: narrative (Hero’s journey applied to Data Science)</w:t>
             </w:r>
           </w:p>
@@ -11488,6 +14094,8 @@
               <w:rPr>
                 <w:b w:val="0"/>
                 <w:bCs w:val="0"/>
+                <w:sz w:val="22"/>
+                <w:szCs w:val="22"/>
               </w:rPr>
             </w:pPr>
           </w:p>
@@ -11504,8 +14112,16 @@
                 <w:numId w:val="32"/>
               </w:numPr>
               <w:cnfStyle w:val="000000000000" w:firstRow="0" w:lastRow="0" w:firstColumn="0" w:lastColumn="0" w:oddVBand="0" w:evenVBand="0" w:oddHBand="0" w:evenHBand="0" w:firstRowFirstColumn="0" w:firstRowLastColumn="0" w:lastRowFirstColumn="0" w:lastRowLastColumn="0"/>
-            </w:pPr>
-            <w:r>
+              <w:rPr>
+                <w:sz w:val="22"/>
+                <w:szCs w:val="22"/>
+              </w:rPr>
+            </w:pPr>
+            <w:r>
+              <w:rPr>
+                <w:sz w:val="22"/>
+                <w:szCs w:val="22"/>
+              </w:rPr>
               <w:t>Project Pair Work</w:t>
             </w:r>
           </w:p>
@@ -11522,8 +14138,16 @@
                 <w:numId w:val="38"/>
               </w:numPr>
               <w:cnfStyle w:val="000000000000" w:firstRow="0" w:lastRow="0" w:firstColumn="0" w:lastColumn="0" w:oddVBand="0" w:evenVBand="0" w:oddHBand="0" w:evenHBand="0" w:firstRowFirstColumn="0" w:firstRowLastColumn="0" w:lastRowFirstColumn="0" w:lastRowLastColumn="0"/>
-            </w:pPr>
-            <w:r>
+              <w:rPr>
+                <w:sz w:val="22"/>
+                <w:szCs w:val="22"/>
+              </w:rPr>
+            </w:pPr>
+            <w:r>
+              <w:rPr>
+                <w:sz w:val="22"/>
+                <w:szCs w:val="22"/>
+              </w:rPr>
               <w:t>Autonomous work</w:t>
             </w:r>
           </w:p>
@@ -11547,6 +14171,8 @@
               <w:rPr>
                 <w:b w:val="0"/>
                 <w:bCs w:val="0"/>
+                <w:sz w:val="22"/>
+                <w:szCs w:val="22"/>
               </w:rPr>
             </w:pPr>
           </w:p>
@@ -11563,8 +14189,16 @@
                 <w:numId w:val="32"/>
               </w:numPr>
               <w:cnfStyle w:val="000000000000" w:firstRow="0" w:lastRow="0" w:firstColumn="0" w:lastColumn="0" w:oddVBand="0" w:evenVBand="0" w:oddHBand="0" w:evenHBand="0" w:firstRowFirstColumn="0" w:firstRowLastColumn="0" w:lastRowFirstColumn="0" w:lastRowLastColumn="0"/>
-            </w:pPr>
-            <w:r>
+              <w:rPr>
+                <w:sz w:val="22"/>
+                <w:szCs w:val="22"/>
+              </w:rPr>
+            </w:pPr>
+            <w:r>
+              <w:rPr>
+                <w:sz w:val="22"/>
+                <w:szCs w:val="22"/>
+              </w:rPr>
               <w:t>GitHub</w:t>
             </w:r>
           </w:p>
@@ -11578,8 +14212,16 @@
               <w:pStyle w:val="ListParagraph"/>
               <w:ind w:left="0"/>
               <w:cnfStyle w:val="000000000000" w:firstRow="0" w:lastRow="0" w:firstColumn="0" w:lastColumn="0" w:oddVBand="0" w:evenVBand="0" w:oddHBand="0" w:evenHBand="0" w:firstRowFirstColumn="0" w:firstRowLastColumn="0" w:lastRowFirstColumn="0" w:lastRowLastColumn="0"/>
-            </w:pPr>
-            <w:r>
+              <w:rPr>
+                <w:sz w:val="22"/>
+                <w:szCs w:val="22"/>
+              </w:rPr>
+            </w:pPr>
+            <w:r>
+              <w:rPr>
+                <w:sz w:val="22"/>
+                <w:szCs w:val="22"/>
+              </w:rPr>
               <w:t>How to set up your own GitHub</w:t>
             </w:r>
           </w:p>
@@ -11603,6 +14245,8 @@
               <w:rPr>
                 <w:b w:val="0"/>
                 <w:bCs w:val="0"/>
+                <w:sz w:val="22"/>
+                <w:szCs w:val="22"/>
               </w:rPr>
             </w:pPr>
           </w:p>
@@ -11616,8 +14260,16 @@
               <w:pStyle w:val="ListParagraph"/>
               <w:ind w:left="360"/>
               <w:cnfStyle w:val="000000000000" w:firstRow="0" w:lastRow="0" w:firstColumn="0" w:lastColumn="0" w:oddVBand="0" w:evenVBand="0" w:oddHBand="0" w:evenHBand="0" w:firstRowFirstColumn="0" w:firstRowLastColumn="0" w:lastRowFirstColumn="0" w:lastRowLastColumn="0"/>
-            </w:pPr>
-            <w:r>
+              <w:rPr>
+                <w:sz w:val="22"/>
+                <w:szCs w:val="22"/>
+              </w:rPr>
+            </w:pPr>
+            <w:r>
+              <w:rPr>
+                <w:sz w:val="22"/>
+                <w:szCs w:val="22"/>
+              </w:rPr>
               <w:t>Wrap up</w:t>
             </w:r>
           </w:p>
@@ -11631,9 +14283,31 @@
               <w:pStyle w:val="ListParagraph"/>
               <w:ind w:left="0"/>
               <w:cnfStyle w:val="000000000000" w:firstRow="0" w:lastRow="0" w:firstColumn="0" w:lastColumn="0" w:oddVBand="0" w:evenVBand="0" w:oddHBand="0" w:evenHBand="0" w:firstRowFirstColumn="0" w:firstRowLastColumn="0" w:lastRowFirstColumn="0" w:lastRowLastColumn="0"/>
-            </w:pPr>
-            <w:r>
-              <w:t>Summary and Questions</w:t>
+              <w:rPr>
+                <w:sz w:val="22"/>
+                <w:szCs w:val="22"/>
+              </w:rPr>
+            </w:pPr>
+            <w:r>
+              <w:rPr>
+                <w:sz w:val="22"/>
+                <w:szCs w:val="22"/>
+              </w:rPr>
+              <w:t>Summary</w:t>
+            </w:r>
+            <w:r>
+              <w:rPr>
+                <w:sz w:val="22"/>
+                <w:szCs w:val="22"/>
+              </w:rPr>
+              <w:t xml:space="preserve"> &amp; </w:t>
+            </w:r>
+            <w:r>
+              <w:rPr>
+                <w:sz w:val="22"/>
+                <w:szCs w:val="22"/>
+              </w:rPr>
+              <w:t>Questions</w:t>
             </w:r>
           </w:p>
         </w:tc>
@@ -11671,12 +14345,16 @@
               <w:rPr>
                 <w:b w:val="0"/>
                 <w:bCs w:val="0"/>
+                <w:sz w:val="22"/>
+                <w:szCs w:val="22"/>
               </w:rPr>
             </w:pPr>
             <w:r>
               <w:rPr>
                 <w:b w:val="0"/>
                 <w:bCs w:val="0"/>
+                <w:sz w:val="22"/>
+                <w:szCs w:val="22"/>
               </w:rPr>
               <w:t xml:space="preserve">Day </w:t>
             </w:r>
@@ -11684,6 +14362,8 @@
               <w:rPr>
                 <w:b w:val="0"/>
                 <w:bCs w:val="0"/>
+                <w:sz w:val="22"/>
+                <w:szCs w:val="22"/>
               </w:rPr>
               <w:t>7</w:t>
             </w:r>
@@ -11691,18 +14371,30 @@
               <w:rPr>
                 <w:b w:val="0"/>
                 <w:bCs w:val="0"/>
+                <w:sz w:val="22"/>
+                <w:szCs w:val="22"/>
               </w:rPr>
               <w:t xml:space="preserve">: </w:t>
             </w:r>
             <w:r>
+              <w:rPr>
+                <w:sz w:val="22"/>
+                <w:szCs w:val="22"/>
+              </w:rPr>
               <w:t xml:space="preserve">Tues, </w:t>
             </w:r>
             <w:r>
+              <w:rPr>
+                <w:sz w:val="22"/>
+                <w:szCs w:val="22"/>
+              </w:rPr>
               <w:t xml:space="preserve">Jan </w:t>
             </w:r>
             <w:r>
               <w:rPr>
                 <w:color w:val="C00000"/>
+                <w:sz w:val="22"/>
+                <w:szCs w:val="22"/>
               </w:rPr>
               <w:t>?</w:t>
             </w:r>
@@ -11720,8 +14412,16 @@
                 <w:numId w:val="36"/>
               </w:numPr>
               <w:cnfStyle w:val="000000000000" w:firstRow="0" w:lastRow="0" w:firstColumn="0" w:lastColumn="0" w:oddVBand="0" w:evenVBand="0" w:oddHBand="0" w:evenHBand="0" w:firstRowFirstColumn="0" w:firstRowLastColumn="0" w:lastRowFirstColumn="0" w:lastRowLastColumn="0"/>
-            </w:pPr>
-            <w:r>
+              <w:rPr>
+                <w:sz w:val="22"/>
+                <w:szCs w:val="22"/>
+              </w:rPr>
+            </w:pPr>
+            <w:r>
+              <w:rPr>
+                <w:sz w:val="22"/>
+                <w:szCs w:val="22"/>
+              </w:rPr>
               <w:t>Project Pair Work</w:t>
             </w:r>
           </w:p>
@@ -11733,8 +14433,16 @@
           <w:p>
             <w:pPr>
               <w:cnfStyle w:val="000000000000" w:firstRow="0" w:lastRow="0" w:firstColumn="0" w:lastColumn="0" w:oddVBand="0" w:evenVBand="0" w:oddHBand="0" w:evenHBand="0" w:firstRowFirstColumn="0" w:firstRowLastColumn="0" w:lastRowFirstColumn="0" w:lastRowLastColumn="0"/>
-            </w:pPr>
-            <w:r>
+              <w:rPr>
+                <w:sz w:val="22"/>
+                <w:szCs w:val="22"/>
+              </w:rPr>
+            </w:pPr>
+            <w:r>
+              <w:rPr>
+                <w:sz w:val="22"/>
+                <w:szCs w:val="22"/>
+              </w:rPr>
               <w:t>Autonomous Work Block</w:t>
             </w:r>
           </w:p>
@@ -11748,6 +14456,10 @@
               <w:pStyle w:val="ListParagraph"/>
               <w:ind w:left="0"/>
               <w:cnfStyle w:val="000000000000" w:firstRow="0" w:lastRow="0" w:firstColumn="0" w:lastColumn="0" w:oddVBand="0" w:evenVBand="0" w:oddHBand="0" w:evenHBand="0" w:firstRowFirstColumn="0" w:firstRowLastColumn="0" w:lastRowFirstColumn="0" w:lastRowLastColumn="0"/>
+              <w:rPr>
+                <w:sz w:val="22"/>
+                <w:szCs w:val="22"/>
+              </w:rPr>
             </w:pPr>
           </w:p>
         </w:tc>
@@ -11770,6 +14482,8 @@
               <w:rPr>
                 <w:b w:val="0"/>
                 <w:bCs w:val="0"/>
+                <w:sz w:val="22"/>
+                <w:szCs w:val="22"/>
               </w:rPr>
             </w:pPr>
           </w:p>
@@ -11786,8 +14500,16 @@
                 <w:numId w:val="36"/>
               </w:numPr>
               <w:cnfStyle w:val="000000000000" w:firstRow="0" w:lastRow="0" w:firstColumn="0" w:lastColumn="0" w:oddVBand="0" w:evenVBand="0" w:oddHBand="0" w:evenHBand="0" w:firstRowFirstColumn="0" w:firstRowLastColumn="0" w:lastRowFirstColumn="0" w:lastRowLastColumn="0"/>
-            </w:pPr>
-            <w:r>
+              <w:rPr>
+                <w:sz w:val="22"/>
+                <w:szCs w:val="22"/>
+              </w:rPr>
+            </w:pPr>
+            <w:r>
+              <w:rPr>
+                <w:sz w:val="22"/>
+                <w:szCs w:val="22"/>
+              </w:rPr>
               <w:t>Data Ethics</w:t>
             </w:r>
           </w:p>
@@ -11804,12 +14526,22 @@
                 <w:numId w:val="19"/>
               </w:numPr>
               <w:cnfStyle w:val="000000000000" w:firstRow="0" w:lastRow="0" w:firstColumn="0" w:lastColumn="0" w:oddVBand="0" w:evenVBand="0" w:oddHBand="0" w:evenHBand="0" w:firstRowFirstColumn="0" w:firstRowLastColumn="0" w:lastRowFirstColumn="0" w:lastRowLastColumn="0"/>
-            </w:pPr>
-            <w:r>
+              <w:rPr>
+                <w:sz w:val="22"/>
+                <w:szCs w:val="22"/>
+              </w:rPr>
+            </w:pPr>
+            <w:r>
+              <w:rPr>
+                <w:sz w:val="22"/>
+                <w:szCs w:val="22"/>
+              </w:rPr>
               <w:t xml:space="preserve">Data is a </w:t>
             </w:r>
             <w:r>
               <w:rPr>
+                <w:sz w:val="22"/>
+                <w:szCs w:val="22"/>
                 <w:u w:val="single"/>
               </w:rPr>
               <w:t>conditional good</w:t>
@@ -11823,8 +14555,16 @@
                 <w:numId w:val="19"/>
               </w:numPr>
               <w:cnfStyle w:val="000000000000" w:firstRow="0" w:lastRow="0" w:firstColumn="0" w:lastColumn="0" w:oddVBand="0" w:evenVBand="0" w:oddHBand="0" w:evenHBand="0" w:firstRowFirstColumn="0" w:firstRowLastColumn="0" w:lastRowFirstColumn="0" w:lastRowLastColumn="0"/>
-            </w:pPr>
-            <w:r>
+              <w:rPr>
+                <w:sz w:val="22"/>
+                <w:szCs w:val="22"/>
+              </w:rPr>
+            </w:pPr>
+            <w:r>
+              <w:rPr>
+                <w:sz w:val="22"/>
+                <w:szCs w:val="22"/>
+              </w:rPr>
               <w:t>How to not ruin people’s lives with data science</w:t>
             </w:r>
           </w:p>
@@ -11832,6 +14572,10 @@
             <w:pPr>
               <w:ind w:left="360"/>
               <w:cnfStyle w:val="000000000000" w:firstRow="0" w:lastRow="0" w:firstColumn="0" w:lastColumn="0" w:oddVBand="0" w:evenVBand="0" w:oddHBand="0" w:evenHBand="0" w:firstRowFirstColumn="0" w:firstRowLastColumn="0" w:lastRowFirstColumn="0" w:lastRowLastColumn="0"/>
+              <w:rPr>
+                <w:sz w:val="22"/>
+                <w:szCs w:val="22"/>
+              </w:rPr>
             </w:pPr>
           </w:p>
         </w:tc>
@@ -11843,11 +14587,15 @@
             <w:pPr>
               <w:cnfStyle w:val="000000000000" w:firstRow="0" w:lastRow="0" w:firstColumn="0" w:lastColumn="0" w:oddVBand="0" w:evenVBand="0" w:oddHBand="0" w:evenHBand="0" w:firstRowFirstColumn="0" w:firstRowLastColumn="0" w:lastRowFirstColumn="0" w:lastRowLastColumn="0"/>
               <w:rPr>
+                <w:sz w:val="22"/>
+                <w:szCs w:val="22"/>
                 <w:u w:val="single"/>
               </w:rPr>
             </w:pPr>
             <w:r>
               <w:rPr>
+                <w:sz w:val="22"/>
+                <w:szCs w:val="22"/>
                 <w:u w:val="single"/>
               </w:rPr>
               <w:t xml:space="preserve">In class Activity: </w:t>
@@ -11856,8 +14604,16 @@
           <w:p>
             <w:pPr>
               <w:cnfStyle w:val="000000000000" w:firstRow="0" w:lastRow="0" w:firstColumn="0" w:lastColumn="0" w:oddVBand="0" w:evenVBand="0" w:oddHBand="0" w:evenHBand="0" w:firstRowFirstColumn="0" w:firstRowLastColumn="0" w:lastRowFirstColumn="0" w:lastRowLastColumn="0"/>
-            </w:pPr>
-            <w:r>
+              <w:rPr>
+                <w:sz w:val="22"/>
+                <w:szCs w:val="22"/>
+              </w:rPr>
+            </w:pPr>
+            <w:r>
+              <w:rPr>
+                <w:sz w:val="22"/>
+                <w:szCs w:val="22"/>
+              </w:rPr>
               <w:t>Build a Hippocratic oath for Data Science</w:t>
             </w:r>
           </w:p>
@@ -11881,6 +14637,8 @@
               <w:rPr>
                 <w:b w:val="0"/>
                 <w:bCs w:val="0"/>
+                <w:sz w:val="22"/>
+                <w:szCs w:val="22"/>
               </w:rPr>
             </w:pPr>
           </w:p>
@@ -11897,8 +14655,16 @@
                 <w:numId w:val="36"/>
               </w:numPr>
               <w:cnfStyle w:val="000000000000" w:firstRow="0" w:lastRow="0" w:firstColumn="0" w:lastColumn="0" w:oddVBand="0" w:evenVBand="0" w:oddHBand="0" w:evenHBand="0" w:firstRowFirstColumn="0" w:firstRowLastColumn="0" w:lastRowFirstColumn="0" w:lastRowLastColumn="0"/>
-            </w:pPr>
-            <w:r>
+              <w:rPr>
+                <w:sz w:val="22"/>
+                <w:szCs w:val="22"/>
+              </w:rPr>
+            </w:pPr>
+            <w:r>
+              <w:rPr>
+                <w:sz w:val="22"/>
+                <w:szCs w:val="22"/>
+              </w:rPr>
               <w:t>Project Pair Work</w:t>
             </w:r>
           </w:p>
@@ -11912,8 +14678,16 @@
               <w:pStyle w:val="ListParagraph"/>
               <w:ind w:left="0"/>
               <w:cnfStyle w:val="000000000000" w:firstRow="0" w:lastRow="0" w:firstColumn="0" w:lastColumn="0" w:oddVBand="0" w:evenVBand="0" w:oddHBand="0" w:evenHBand="0" w:firstRowFirstColumn="0" w:firstRowLastColumn="0" w:lastRowFirstColumn="0" w:lastRowLastColumn="0"/>
-            </w:pPr>
-            <w:r>
+              <w:rPr>
+                <w:sz w:val="22"/>
+                <w:szCs w:val="22"/>
+              </w:rPr>
+            </w:pPr>
+            <w:r>
+              <w:rPr>
+                <w:sz w:val="22"/>
+                <w:szCs w:val="22"/>
+              </w:rPr>
               <w:t>Autonomous Work Block</w:t>
             </w:r>
           </w:p>
@@ -11927,6 +14701,10 @@
               <w:pStyle w:val="ListParagraph"/>
               <w:ind w:left="0"/>
               <w:cnfStyle w:val="000000000000" w:firstRow="0" w:lastRow="0" w:firstColumn="0" w:lastColumn="0" w:oddVBand="0" w:evenVBand="0" w:oddHBand="0" w:evenHBand="0" w:firstRowFirstColumn="0" w:firstRowLastColumn="0" w:lastRowFirstColumn="0" w:lastRowLastColumn="0"/>
+              <w:rPr>
+                <w:sz w:val="22"/>
+                <w:szCs w:val="22"/>
+              </w:rPr>
             </w:pPr>
           </w:p>
         </w:tc>
@@ -11949,6 +14727,8 @@
               <w:rPr>
                 <w:b w:val="0"/>
                 <w:bCs w:val="0"/>
+                <w:sz w:val="22"/>
+                <w:szCs w:val="22"/>
               </w:rPr>
             </w:pPr>
           </w:p>
@@ -11965,8 +14745,16 @@
                 <w:numId w:val="36"/>
               </w:numPr>
               <w:cnfStyle w:val="000000000000" w:firstRow="0" w:lastRow="0" w:firstColumn="0" w:lastColumn="0" w:oddVBand="0" w:evenVBand="0" w:oddHBand="0" w:evenHBand="0" w:firstRowFirstColumn="0" w:firstRowLastColumn="0" w:lastRowFirstColumn="0" w:lastRowLastColumn="0"/>
-            </w:pPr>
-            <w:r>
+              <w:rPr>
+                <w:sz w:val="22"/>
+                <w:szCs w:val="22"/>
+              </w:rPr>
+            </w:pPr>
+            <w:r>
+              <w:rPr>
+                <w:sz w:val="22"/>
+                <w:szCs w:val="22"/>
+              </w:rPr>
               <w:t>How to Give an Effective Presentation</w:t>
             </w:r>
           </w:p>
@@ -11980,11 +14768,15 @@
               <w:cnfStyle w:val="000000000000" w:firstRow="0" w:lastRow="0" w:firstColumn="0" w:lastColumn="0" w:oddVBand="0" w:evenVBand="0" w:oddHBand="0" w:evenHBand="0" w:firstRowFirstColumn="0" w:firstRowLastColumn="0" w:lastRowFirstColumn="0" w:lastRowLastColumn="0"/>
               <w:rPr>
                 <w:color w:val="C00000"/>
+                <w:sz w:val="22"/>
+                <w:szCs w:val="22"/>
               </w:rPr>
             </w:pPr>
             <w:r>
               <w:rPr>
                 <w:color w:val="C00000"/>
+                <w:sz w:val="22"/>
+                <w:szCs w:val="22"/>
               </w:rPr>
               <w:t>TBD</w:t>
             </w:r>
@@ -11999,6 +14791,10 @@
               <w:pStyle w:val="ListParagraph"/>
               <w:ind w:left="0"/>
               <w:cnfStyle w:val="000000000000" w:firstRow="0" w:lastRow="0" w:firstColumn="0" w:lastColumn="0" w:oddVBand="0" w:evenVBand="0" w:oddHBand="0" w:evenHBand="0" w:firstRowFirstColumn="0" w:firstRowLastColumn="0" w:lastRowFirstColumn="0" w:lastRowLastColumn="0"/>
+              <w:rPr>
+                <w:sz w:val="22"/>
+                <w:szCs w:val="22"/>
+              </w:rPr>
             </w:pPr>
           </w:p>
         </w:tc>
@@ -12021,6 +14817,8 @@
               <w:rPr>
                 <w:b w:val="0"/>
                 <w:bCs w:val="0"/>
+                <w:sz w:val="22"/>
+                <w:szCs w:val="22"/>
               </w:rPr>
             </w:pPr>
           </w:p>
@@ -12037,8 +14835,16 @@
                 <w:numId w:val="36"/>
               </w:numPr>
               <w:cnfStyle w:val="000000000000" w:firstRow="0" w:lastRow="0" w:firstColumn="0" w:lastColumn="0" w:oddVBand="0" w:evenVBand="0" w:oddHBand="0" w:evenHBand="0" w:firstRowFirstColumn="0" w:firstRowLastColumn="0" w:lastRowFirstColumn="0" w:lastRowLastColumn="0"/>
-            </w:pPr>
-            <w:r>
+              <w:rPr>
+                <w:sz w:val="22"/>
+                <w:szCs w:val="22"/>
+              </w:rPr>
+            </w:pPr>
+            <w:r>
+              <w:rPr>
+                <w:sz w:val="22"/>
+                <w:szCs w:val="22"/>
+              </w:rPr>
               <w:t>Wrap up</w:t>
             </w:r>
           </w:p>
@@ -12052,8 +14858,16 @@
               <w:pStyle w:val="ListParagraph"/>
               <w:ind w:left="0"/>
               <w:cnfStyle w:val="000000000000" w:firstRow="0" w:lastRow="0" w:firstColumn="0" w:lastColumn="0" w:oddVBand="0" w:evenVBand="0" w:oddHBand="0" w:evenHBand="0" w:firstRowFirstColumn="0" w:firstRowLastColumn="0" w:lastRowFirstColumn="0" w:lastRowLastColumn="0"/>
-            </w:pPr>
-            <w:r>
+              <w:rPr>
+                <w:sz w:val="22"/>
+                <w:szCs w:val="22"/>
+              </w:rPr>
+            </w:pPr>
+            <w:r>
+              <w:rPr>
+                <w:sz w:val="22"/>
+                <w:szCs w:val="22"/>
+              </w:rPr>
               <w:t>Summary &amp; Questions</w:t>
             </w:r>
           </w:p>
@@ -12067,6 +14881,10 @@
               <w:pStyle w:val="ListParagraph"/>
               <w:ind w:left="0"/>
               <w:cnfStyle w:val="000000000000" w:firstRow="0" w:lastRow="0" w:firstColumn="0" w:lastColumn="0" w:oddVBand="0" w:evenVBand="0" w:oddHBand="0" w:evenHBand="0" w:firstRowFirstColumn="0" w:firstRowLastColumn="0" w:lastRowFirstColumn="0" w:lastRowLastColumn="0"/>
+              <w:rPr>
+                <w:sz w:val="22"/>
+                <w:szCs w:val="22"/>
+              </w:rPr>
             </w:pPr>
           </w:p>
         </w:tc>
@@ -12076,12 +14894,12 @@
     <w:tbl>
       <w:tblPr>
         <w:tblStyle w:val="GridTable1Light-Accent1"/>
-        <w:tblW w:w="11340" w:type="dxa"/>
-        <w:tblInd w:w="-905" w:type="dxa"/>
+        <w:tblW w:w="11430" w:type="dxa"/>
+        <w:tblInd w:w="-995" w:type="dxa"/>
         <w:tblLook w:val="0480" w:firstRow="0" w:lastRow="0" w:firstColumn="1" w:lastColumn="0" w:noHBand="0" w:noVBand="1"/>
       </w:tblPr>
       <w:tblGrid>
-        <w:gridCol w:w="1350"/>
+        <w:gridCol w:w="1440"/>
         <w:gridCol w:w="3690"/>
         <w:gridCol w:w="6300"/>
       </w:tblGrid>
@@ -12092,7 +14910,7 @@
         <w:tc>
           <w:tcPr>
             <w:cnfStyle w:val="001000000000" w:firstRow="0" w:lastRow="0" w:firstColumn="1" w:lastColumn="0" w:oddVBand="0" w:evenVBand="0" w:oddHBand="0" w:evenHBand="0" w:firstRowFirstColumn="0" w:firstRowLastColumn="0" w:lastRowFirstColumn="0" w:lastRowLastColumn="0"/>
-            <w:tcW w:w="1350" w:type="dxa"/>
+            <w:tcW w:w="1440" w:type="dxa"/>
             <w:vMerge w:val="restart"/>
           </w:tcPr>
           <w:p>
@@ -12103,24 +14921,38 @@
               <w:rPr>
                 <w:b w:val="0"/>
                 <w:bCs w:val="0"/>
+                <w:sz w:val="22"/>
+                <w:szCs w:val="22"/>
               </w:rPr>
             </w:pPr>
             <w:r>
               <w:rPr>
                 <w:b w:val="0"/>
                 <w:bCs w:val="0"/>
+                <w:sz w:val="22"/>
+                <w:szCs w:val="22"/>
               </w:rPr>
               <w:t xml:space="preserve">Day 8: </w:t>
             </w:r>
             <w:r>
+              <w:rPr>
+                <w:sz w:val="22"/>
+                <w:szCs w:val="22"/>
+              </w:rPr>
               <w:t xml:space="preserve">Wed, </w:t>
             </w:r>
             <w:r>
+              <w:rPr>
+                <w:sz w:val="22"/>
+                <w:szCs w:val="22"/>
+              </w:rPr>
               <w:t xml:space="preserve">Jan </w:t>
             </w:r>
             <w:r>
               <w:rPr>
                 <w:color w:val="C00000"/>
+                <w:sz w:val="22"/>
+                <w:szCs w:val="22"/>
               </w:rPr>
               <w:t>?</w:t>
             </w:r>
@@ -12138,8 +14970,16 @@
                 <w:numId w:val="18"/>
               </w:numPr>
               <w:cnfStyle w:val="000000000000" w:firstRow="0" w:lastRow="0" w:firstColumn="0" w:lastColumn="0" w:oddVBand="0" w:evenVBand="0" w:oddHBand="0" w:evenHBand="0" w:firstRowFirstColumn="0" w:firstRowLastColumn="0" w:lastRowFirstColumn="0" w:lastRowLastColumn="0"/>
-            </w:pPr>
-            <w:r>
+              <w:rPr>
+                <w:sz w:val="22"/>
+                <w:szCs w:val="22"/>
+              </w:rPr>
+            </w:pPr>
+            <w:r>
+              <w:rPr>
+                <w:sz w:val="22"/>
+                <w:szCs w:val="22"/>
+              </w:rPr>
               <w:t>Pair Project Work</w:t>
             </w:r>
           </w:p>
@@ -12153,8 +14993,16 @@
               <w:pStyle w:val="ListParagraph"/>
               <w:ind w:left="0"/>
               <w:cnfStyle w:val="000000000000" w:firstRow="0" w:lastRow="0" w:firstColumn="0" w:lastColumn="0" w:oddVBand="0" w:evenVBand="0" w:oddHBand="0" w:evenHBand="0" w:firstRowFirstColumn="0" w:firstRowLastColumn="0" w:lastRowFirstColumn="0" w:lastRowLastColumn="0"/>
-            </w:pPr>
-            <w:r>
+              <w:rPr>
+                <w:sz w:val="22"/>
+                <w:szCs w:val="22"/>
+              </w:rPr>
+            </w:pPr>
+            <w:r>
+              <w:rPr>
+                <w:sz w:val="22"/>
+                <w:szCs w:val="22"/>
+              </w:rPr>
               <w:t>Autonomous Work Block</w:t>
             </w:r>
           </w:p>
@@ -12167,7 +15015,7 @@
         <w:tc>
           <w:tcPr>
             <w:cnfStyle w:val="001000000000" w:firstRow="0" w:lastRow="0" w:firstColumn="1" w:lastColumn="0" w:oddVBand="0" w:evenVBand="0" w:oddHBand="0" w:evenHBand="0" w:firstRowFirstColumn="0" w:firstRowLastColumn="0" w:lastRowFirstColumn="0" w:lastRowLastColumn="0"/>
-            <w:tcW w:w="1350" w:type="dxa"/>
+            <w:tcW w:w="1440" w:type="dxa"/>
             <w:vMerge/>
           </w:tcPr>
           <w:p>
@@ -12178,6 +15026,8 @@
               <w:rPr>
                 <w:b w:val="0"/>
                 <w:bCs w:val="0"/>
+                <w:sz w:val="22"/>
+                <w:szCs w:val="22"/>
               </w:rPr>
             </w:pPr>
           </w:p>
@@ -12194,13 +15044,23 @@
                 <w:numId w:val="18"/>
               </w:numPr>
               <w:cnfStyle w:val="000000000000" w:firstRow="0" w:lastRow="0" w:firstColumn="0" w:lastColumn="0" w:oddVBand="0" w:evenVBand="0" w:oddHBand="0" w:evenHBand="0" w:firstRowFirstColumn="0" w:firstRowLastColumn="0" w:lastRowFirstColumn="0" w:lastRowLastColumn="0"/>
-            </w:pPr>
-            <w:r>
+              <w:rPr>
+                <w:sz w:val="22"/>
+                <w:szCs w:val="22"/>
+              </w:rPr>
+            </w:pPr>
+            <w:r>
+              <w:rPr>
+                <w:sz w:val="22"/>
+                <w:szCs w:val="22"/>
+              </w:rPr>
               <w:t>Tour JAX</w:t>
             </w:r>
             <w:r>
               <w:rPr>
                 <w:color w:val="C00000"/>
+                <w:sz w:val="22"/>
+                <w:szCs w:val="22"/>
               </w:rPr>
               <w:t>- tentative</w:t>
             </w:r>
@@ -12215,8 +15075,16 @@
               <w:pStyle w:val="ListParagraph"/>
               <w:ind w:left="0"/>
               <w:cnfStyle w:val="000000000000" w:firstRow="0" w:lastRow="0" w:firstColumn="0" w:lastColumn="0" w:oddVBand="0" w:evenVBand="0" w:oddHBand="0" w:evenHBand="0" w:firstRowFirstColumn="0" w:firstRowLastColumn="0" w:lastRowFirstColumn="0" w:lastRowLastColumn="0"/>
-            </w:pPr>
-            <w:r>
+              <w:rPr>
+                <w:sz w:val="22"/>
+                <w:szCs w:val="22"/>
+              </w:rPr>
+            </w:pPr>
+            <w:r>
+              <w:rPr>
+                <w:sz w:val="22"/>
+                <w:szCs w:val="22"/>
+              </w:rPr>
               <w:t>See the auditorium where the presentations will occur</w:t>
             </w:r>
           </w:p>
@@ -12229,7 +15097,7 @@
         <w:tc>
           <w:tcPr>
             <w:cnfStyle w:val="001000000000" w:firstRow="0" w:lastRow="0" w:firstColumn="1" w:lastColumn="0" w:oddVBand="0" w:evenVBand="0" w:oddHBand="0" w:evenHBand="0" w:firstRowFirstColumn="0" w:firstRowLastColumn="0" w:lastRowFirstColumn="0" w:lastRowLastColumn="0"/>
-            <w:tcW w:w="1350" w:type="dxa"/>
+            <w:tcW w:w="1440" w:type="dxa"/>
             <w:vMerge/>
           </w:tcPr>
           <w:p>
@@ -12240,6 +15108,8 @@
               <w:rPr>
                 <w:b w:val="0"/>
                 <w:bCs w:val="0"/>
+                <w:sz w:val="22"/>
+                <w:szCs w:val="22"/>
               </w:rPr>
             </w:pPr>
           </w:p>
@@ -12256,8 +15126,16 @@
                 <w:numId w:val="18"/>
               </w:numPr>
               <w:cnfStyle w:val="000000000000" w:firstRow="0" w:lastRow="0" w:firstColumn="0" w:lastColumn="0" w:oddVBand="0" w:evenVBand="0" w:oddHBand="0" w:evenHBand="0" w:firstRowFirstColumn="0" w:firstRowLastColumn="0" w:lastRowFirstColumn="0" w:lastRowLastColumn="0"/>
-            </w:pPr>
-            <w:r>
+              <w:rPr>
+                <w:sz w:val="22"/>
+                <w:szCs w:val="22"/>
+              </w:rPr>
+            </w:pPr>
+            <w:r>
+              <w:rPr>
+                <w:sz w:val="22"/>
+                <w:szCs w:val="22"/>
+              </w:rPr>
               <w:t>Project Work</w:t>
             </w:r>
           </w:p>
@@ -12271,8 +15149,16 @@
               <w:pStyle w:val="ListParagraph"/>
               <w:ind w:left="0"/>
               <w:cnfStyle w:val="000000000000" w:firstRow="0" w:lastRow="0" w:firstColumn="0" w:lastColumn="0" w:oddVBand="0" w:evenVBand="0" w:oddHBand="0" w:evenHBand="0" w:firstRowFirstColumn="0" w:firstRowLastColumn="0" w:lastRowFirstColumn="0" w:lastRowLastColumn="0"/>
-            </w:pPr>
-            <w:r>
+              <w:rPr>
+                <w:sz w:val="22"/>
+                <w:szCs w:val="22"/>
+              </w:rPr>
+            </w:pPr>
+            <w:r>
+              <w:rPr>
+                <w:sz w:val="22"/>
+                <w:szCs w:val="22"/>
+              </w:rPr>
               <w:t>Autonomous Work Block</w:t>
             </w:r>
           </w:p>
@@ -12286,11 +15172,15 @@
               <w:cnfStyle w:val="000000000000" w:firstRow="0" w:lastRow="0" w:firstColumn="0" w:lastColumn="0" w:oddVBand="0" w:evenVBand="0" w:oddHBand="0" w:evenHBand="0" w:firstRowFirstColumn="0" w:firstRowLastColumn="0" w:lastRowFirstColumn="0" w:lastRowLastColumn="0"/>
               <w:rPr>
                 <w:color w:val="C00000"/>
+                <w:sz w:val="22"/>
+                <w:szCs w:val="22"/>
               </w:rPr>
             </w:pPr>
             <w:r>
               <w:rPr>
                 <w:color w:val="C00000"/>
+                <w:sz w:val="22"/>
+                <w:szCs w:val="22"/>
               </w:rPr>
               <w:t>Peer feedback</w:t>
             </w:r>
@@ -12305,11 +15195,15 @@
               <w:cnfStyle w:val="000000000000" w:firstRow="0" w:lastRow="0" w:firstColumn="0" w:lastColumn="0" w:oddVBand="0" w:evenVBand="0" w:oddHBand="0" w:evenHBand="0" w:firstRowFirstColumn="0" w:firstRowLastColumn="0" w:lastRowFirstColumn="0" w:lastRowLastColumn="0"/>
               <w:rPr>
                 <w:color w:val="C00000"/>
+                <w:sz w:val="22"/>
+                <w:szCs w:val="22"/>
               </w:rPr>
             </w:pPr>
             <w:r>
               <w:rPr>
                 <w:color w:val="C00000"/>
+                <w:sz w:val="22"/>
+                <w:szCs w:val="22"/>
               </w:rPr>
               <w:t>FIRST DRAFT of presentation is due</w:t>
             </w:r>
@@ -12323,7 +15217,7 @@
         <w:tc>
           <w:tcPr>
             <w:cnfStyle w:val="001000000000" w:firstRow="0" w:lastRow="0" w:firstColumn="1" w:lastColumn="0" w:oddVBand="0" w:evenVBand="0" w:oddHBand="0" w:evenHBand="0" w:firstRowFirstColumn="0" w:firstRowLastColumn="0" w:lastRowFirstColumn="0" w:lastRowLastColumn="0"/>
-            <w:tcW w:w="1350" w:type="dxa"/>
+            <w:tcW w:w="1440" w:type="dxa"/>
             <w:vMerge/>
           </w:tcPr>
           <w:p>
@@ -12334,6 +15228,8 @@
               <w:rPr>
                 <w:b w:val="0"/>
                 <w:bCs w:val="0"/>
+                <w:sz w:val="22"/>
+                <w:szCs w:val="22"/>
               </w:rPr>
             </w:pPr>
           </w:p>
@@ -12350,8 +15246,16 @@
                 <w:numId w:val="18"/>
               </w:numPr>
               <w:cnfStyle w:val="000000000000" w:firstRow="0" w:lastRow="0" w:firstColumn="0" w:lastColumn="0" w:oddVBand="0" w:evenVBand="0" w:oddHBand="0" w:evenHBand="0" w:firstRowFirstColumn="0" w:firstRowLastColumn="0" w:lastRowFirstColumn="0" w:lastRowLastColumn="0"/>
-            </w:pPr>
-            <w:r>
+              <w:rPr>
+                <w:sz w:val="22"/>
+                <w:szCs w:val="22"/>
+              </w:rPr>
+            </w:pPr>
+            <w:r>
+              <w:rPr>
+                <w:sz w:val="22"/>
+                <w:szCs w:val="22"/>
+              </w:rPr>
               <w:t xml:space="preserve">Self-Reflection &amp; Personal Statements </w:t>
             </w:r>
           </w:p>
@@ -12367,11 +15271,15 @@
               <w:cnfStyle w:val="000000000000" w:firstRow="0" w:lastRow="0" w:firstColumn="0" w:lastColumn="0" w:oddVBand="0" w:evenVBand="0" w:oddHBand="0" w:evenHBand="0" w:firstRowFirstColumn="0" w:firstRowLastColumn="0" w:lastRowFirstColumn="0" w:lastRowLastColumn="0"/>
               <w:rPr>
                 <w:color w:val="C00000"/>
+                <w:sz w:val="22"/>
+                <w:szCs w:val="22"/>
               </w:rPr>
             </w:pPr>
             <w:r>
               <w:rPr>
                 <w:color w:val="C00000"/>
+                <w:sz w:val="22"/>
+                <w:szCs w:val="22"/>
               </w:rPr>
               <w:t>TBD</w:t>
             </w:r>
@@ -12385,7 +15293,7 @@
         <w:tc>
           <w:tcPr>
             <w:cnfStyle w:val="001000000000" w:firstRow="0" w:lastRow="0" w:firstColumn="1" w:lastColumn="0" w:oddVBand="0" w:evenVBand="0" w:oddHBand="0" w:evenHBand="0" w:firstRowFirstColumn="0" w:firstRowLastColumn="0" w:lastRowFirstColumn="0" w:lastRowLastColumn="0"/>
-            <w:tcW w:w="1350" w:type="dxa"/>
+            <w:tcW w:w="1440" w:type="dxa"/>
             <w:vMerge/>
           </w:tcPr>
           <w:p>
@@ -12396,6 +15304,8 @@
               <w:rPr>
                 <w:b w:val="0"/>
                 <w:bCs w:val="0"/>
+                <w:sz w:val="22"/>
+                <w:szCs w:val="22"/>
               </w:rPr>
             </w:pPr>
           </w:p>
@@ -12409,8 +15319,16 @@
               <w:pStyle w:val="ListParagraph"/>
               <w:ind w:left="360"/>
               <w:cnfStyle w:val="000000000000" w:firstRow="0" w:lastRow="0" w:firstColumn="0" w:lastColumn="0" w:oddVBand="0" w:evenVBand="0" w:oddHBand="0" w:evenHBand="0" w:firstRowFirstColumn="0" w:firstRowLastColumn="0" w:lastRowFirstColumn="0" w:lastRowLastColumn="0"/>
-            </w:pPr>
-            <w:r>
+              <w:rPr>
+                <w:sz w:val="22"/>
+                <w:szCs w:val="22"/>
+              </w:rPr>
+            </w:pPr>
+            <w:r>
+              <w:rPr>
+                <w:sz w:val="22"/>
+                <w:szCs w:val="22"/>
+              </w:rPr>
               <w:t>Wrap up</w:t>
             </w:r>
           </w:p>
@@ -12424,7 +15342,32 @@
               <w:pStyle w:val="ListParagraph"/>
               <w:ind w:left="0"/>
               <w:cnfStyle w:val="000000000000" w:firstRow="0" w:lastRow="0" w:firstColumn="0" w:lastColumn="0" w:oddVBand="0" w:evenVBand="0" w:oddHBand="0" w:evenHBand="0" w:firstRowFirstColumn="0" w:firstRowLastColumn="0" w:lastRowFirstColumn="0" w:lastRowLastColumn="0"/>
-            </w:pPr>
+              <w:rPr>
+                <w:sz w:val="22"/>
+                <w:szCs w:val="22"/>
+              </w:rPr>
+            </w:pPr>
+            <w:r>
+              <w:rPr>
+                <w:sz w:val="22"/>
+                <w:szCs w:val="22"/>
+              </w:rPr>
+              <w:t>Summary</w:t>
+            </w:r>
+            <w:r>
+              <w:rPr>
+                <w:sz w:val="22"/>
+                <w:szCs w:val="22"/>
+              </w:rPr>
+              <w:t xml:space="preserve"> &amp; </w:t>
+            </w:r>
+            <w:r>
+              <w:rPr>
+                <w:sz w:val="22"/>
+                <w:szCs w:val="22"/>
+              </w:rPr>
+              <w:t>Questions</w:t>
+            </w:r>
           </w:p>
         </w:tc>
       </w:tr>
@@ -12433,12 +15376,12 @@
     <w:tbl>
       <w:tblPr>
         <w:tblStyle w:val="GridTable1Light-Accent1"/>
-        <w:tblW w:w="11340" w:type="dxa"/>
-        <w:tblInd w:w="-905" w:type="dxa"/>
+        <w:tblW w:w="11430" w:type="dxa"/>
+        <w:tblInd w:w="-995" w:type="dxa"/>
         <w:tblLook w:val="0480" w:firstRow="0" w:lastRow="0" w:firstColumn="1" w:lastColumn="0" w:noHBand="0" w:noVBand="1"/>
       </w:tblPr>
       <w:tblGrid>
-        <w:gridCol w:w="1440"/>
+        <w:gridCol w:w="1530"/>
         <w:gridCol w:w="3600"/>
         <w:gridCol w:w="6300"/>
       </w:tblGrid>
@@ -12449,7 +15392,7 @@
         <w:tc>
           <w:tcPr>
             <w:cnfStyle w:val="001000000000" w:firstRow="0" w:lastRow="0" w:firstColumn="1" w:lastColumn="0" w:oddVBand="0" w:evenVBand="0" w:oddHBand="0" w:evenHBand="0" w:firstRowFirstColumn="0" w:firstRowLastColumn="0" w:lastRowFirstColumn="0" w:lastRowLastColumn="0"/>
-            <w:tcW w:w="1440" w:type="dxa"/>
+            <w:tcW w:w="1530" w:type="dxa"/>
             <w:vMerge w:val="restart"/>
           </w:tcPr>
           <w:p>
@@ -12460,24 +15403,38 @@
               <w:rPr>
                 <w:b w:val="0"/>
                 <w:bCs w:val="0"/>
+                <w:sz w:val="22"/>
+                <w:szCs w:val="22"/>
               </w:rPr>
             </w:pPr>
             <w:r>
               <w:rPr>
                 <w:b w:val="0"/>
                 <w:bCs w:val="0"/>
+                <w:sz w:val="22"/>
+                <w:szCs w:val="22"/>
               </w:rPr>
               <w:t xml:space="preserve">Day 9: </w:t>
             </w:r>
             <w:r>
+              <w:rPr>
+                <w:sz w:val="22"/>
+                <w:szCs w:val="22"/>
+              </w:rPr>
               <w:t xml:space="preserve">Thurs, </w:t>
             </w:r>
             <w:r>
+              <w:rPr>
+                <w:sz w:val="22"/>
+                <w:szCs w:val="22"/>
+              </w:rPr>
               <w:t xml:space="preserve">Jan </w:t>
             </w:r>
             <w:r>
               <w:rPr>
                 <w:color w:val="C00000"/>
+                <w:sz w:val="22"/>
+                <w:szCs w:val="22"/>
               </w:rPr>
               <w:t>?</w:t>
             </w:r>
@@ -12495,8 +15452,16 @@
                 <w:numId w:val="17"/>
               </w:numPr>
               <w:cnfStyle w:val="000000000000" w:firstRow="0" w:lastRow="0" w:firstColumn="0" w:lastColumn="0" w:oddVBand="0" w:evenVBand="0" w:oddHBand="0" w:evenHBand="0" w:firstRowFirstColumn="0" w:firstRowLastColumn="0" w:lastRowFirstColumn="0" w:lastRowLastColumn="0"/>
-            </w:pPr>
-            <w:r>
+              <w:rPr>
+                <w:sz w:val="22"/>
+                <w:szCs w:val="22"/>
+              </w:rPr>
+            </w:pPr>
+            <w:r>
+              <w:rPr>
+                <w:sz w:val="22"/>
+                <w:szCs w:val="22"/>
+              </w:rPr>
               <w:t>Pair Work: Individual group feedback</w:t>
             </w:r>
           </w:p>
@@ -12510,8 +15475,16 @@
               <w:pStyle w:val="ListParagraph"/>
               <w:ind w:left="0"/>
               <w:cnfStyle w:val="000000000000" w:firstRow="0" w:lastRow="0" w:firstColumn="0" w:lastColumn="0" w:oddVBand="0" w:evenVBand="0" w:oddHBand="0" w:evenHBand="0" w:firstRowFirstColumn="0" w:firstRowLastColumn="0" w:lastRowFirstColumn="0" w:lastRowLastColumn="0"/>
-            </w:pPr>
-            <w:r>
+              <w:rPr>
+                <w:sz w:val="22"/>
+                <w:szCs w:val="22"/>
+              </w:rPr>
+            </w:pPr>
+            <w:r>
+              <w:rPr>
+                <w:sz w:val="22"/>
+                <w:szCs w:val="22"/>
+              </w:rPr>
               <w:t>Mentors will work individual groups (2-3 groups per mentor). Give feedback on project and presentation.</w:t>
             </w:r>
           </w:p>
@@ -12524,7 +15497,7 @@
         <w:tc>
           <w:tcPr>
             <w:cnfStyle w:val="001000000000" w:firstRow="0" w:lastRow="0" w:firstColumn="1" w:lastColumn="0" w:oddVBand="0" w:evenVBand="0" w:oddHBand="0" w:evenHBand="0" w:firstRowFirstColumn="0" w:firstRowLastColumn="0" w:lastRowFirstColumn="0" w:lastRowLastColumn="0"/>
-            <w:tcW w:w="1440" w:type="dxa"/>
+            <w:tcW w:w="1530" w:type="dxa"/>
             <w:vMerge/>
           </w:tcPr>
           <w:p>
@@ -12535,6 +15508,8 @@
               <w:rPr>
                 <w:b w:val="0"/>
                 <w:bCs w:val="0"/>
+                <w:sz w:val="22"/>
+                <w:szCs w:val="22"/>
               </w:rPr>
             </w:pPr>
           </w:p>
@@ -12551,8 +15526,16 @@
                 <w:numId w:val="17"/>
               </w:numPr>
               <w:cnfStyle w:val="000000000000" w:firstRow="0" w:lastRow="0" w:firstColumn="0" w:lastColumn="0" w:oddVBand="0" w:evenVBand="0" w:oddHBand="0" w:evenHBand="0" w:firstRowFirstColumn="0" w:firstRowLastColumn="0" w:lastRowFirstColumn="0" w:lastRowLastColumn="0"/>
-            </w:pPr>
-            <w:r>
+              <w:rPr>
+                <w:sz w:val="22"/>
+                <w:szCs w:val="22"/>
+              </w:rPr>
+            </w:pPr>
+            <w:r>
+              <w:rPr>
+                <w:sz w:val="22"/>
+                <w:szCs w:val="22"/>
+              </w:rPr>
               <w:t>Pair Work</w:t>
             </w:r>
           </w:p>
@@ -12566,8 +15549,16 @@
               <w:pStyle w:val="ListParagraph"/>
               <w:ind w:left="0"/>
               <w:cnfStyle w:val="000000000000" w:firstRow="0" w:lastRow="0" w:firstColumn="0" w:lastColumn="0" w:oddVBand="0" w:evenVBand="0" w:oddHBand="0" w:evenHBand="0" w:firstRowFirstColumn="0" w:firstRowLastColumn="0" w:lastRowFirstColumn="0" w:lastRowLastColumn="0"/>
-            </w:pPr>
-            <w:r>
+              <w:rPr>
+                <w:sz w:val="22"/>
+                <w:szCs w:val="22"/>
+              </w:rPr>
+            </w:pPr>
+            <w:r>
+              <w:rPr>
+                <w:sz w:val="22"/>
+                <w:szCs w:val="22"/>
+              </w:rPr>
               <w:t xml:space="preserve">Pairs work to incorporate feedback before next round of feedback. </w:t>
             </w:r>
           </w:p>
@@ -12580,7 +15571,7 @@
         <w:tc>
           <w:tcPr>
             <w:cnfStyle w:val="001000000000" w:firstRow="0" w:lastRow="0" w:firstColumn="1" w:lastColumn="0" w:oddVBand="0" w:evenVBand="0" w:oddHBand="0" w:evenHBand="0" w:firstRowFirstColumn="0" w:firstRowLastColumn="0" w:lastRowFirstColumn="0" w:lastRowLastColumn="0"/>
-            <w:tcW w:w="1440" w:type="dxa"/>
+            <w:tcW w:w="1530" w:type="dxa"/>
             <w:vMerge/>
           </w:tcPr>
           <w:p>
@@ -12591,6 +15582,8 @@
               <w:rPr>
                 <w:b w:val="0"/>
                 <w:bCs w:val="0"/>
+                <w:sz w:val="22"/>
+                <w:szCs w:val="22"/>
               </w:rPr>
             </w:pPr>
           </w:p>
@@ -12610,9 +15603,15 @@
               <w:rPr>
                 <w:b/>
                 <w:bCs/>
-              </w:rPr>
-            </w:pPr>
-            <w:r>
+                <w:sz w:val="22"/>
+                <w:szCs w:val="22"/>
+              </w:rPr>
+            </w:pPr>
+            <w:r>
+              <w:rPr>
+                <w:sz w:val="22"/>
+                <w:szCs w:val="22"/>
+              </w:rPr>
               <w:t>Pair Work: Individual group feedback</w:t>
             </w:r>
           </w:p>
@@ -12626,8 +15625,16 @@
               <w:pStyle w:val="ListParagraph"/>
               <w:ind w:left="0"/>
               <w:cnfStyle w:val="000000000000" w:firstRow="0" w:lastRow="0" w:firstColumn="0" w:lastColumn="0" w:oddVBand="0" w:evenVBand="0" w:oddHBand="0" w:evenHBand="0" w:firstRowFirstColumn="0" w:firstRowLastColumn="0" w:lastRowFirstColumn="0" w:lastRowLastColumn="0"/>
-            </w:pPr>
-            <w:r>
+              <w:rPr>
+                <w:sz w:val="22"/>
+                <w:szCs w:val="22"/>
+              </w:rPr>
+            </w:pPr>
+            <w:r>
+              <w:rPr>
+                <w:sz w:val="22"/>
+                <w:szCs w:val="22"/>
+              </w:rPr>
               <w:t xml:space="preserve">Mentors will work with different groups than in part A. </w:t>
             </w:r>
           </w:p>
@@ -12640,7 +15647,7 @@
         <w:tc>
           <w:tcPr>
             <w:cnfStyle w:val="001000000000" w:firstRow="0" w:lastRow="0" w:firstColumn="1" w:lastColumn="0" w:oddVBand="0" w:evenVBand="0" w:oddHBand="0" w:evenHBand="0" w:firstRowFirstColumn="0" w:firstRowLastColumn="0" w:lastRowFirstColumn="0" w:lastRowLastColumn="0"/>
-            <w:tcW w:w="1440" w:type="dxa"/>
+            <w:tcW w:w="1530" w:type="dxa"/>
             <w:vMerge/>
           </w:tcPr>
           <w:p>
@@ -12651,6 +15658,8 @@
               <w:rPr>
                 <w:b w:val="0"/>
                 <w:bCs w:val="0"/>
+                <w:sz w:val="22"/>
+                <w:szCs w:val="22"/>
               </w:rPr>
             </w:pPr>
           </w:p>
@@ -12670,12 +15679,16 @@
               <w:rPr>
                 <w:b/>
                 <w:bCs/>
+                <w:sz w:val="22"/>
+                <w:szCs w:val="22"/>
               </w:rPr>
             </w:pPr>
             <w:r>
               <w:rPr>
                 <w:b/>
                 <w:bCs/>
+                <w:sz w:val="22"/>
+                <w:szCs w:val="22"/>
               </w:rPr>
               <w:t>Professor on Parade</w:t>
             </w:r>
@@ -12694,6 +15707,8 @@
                 <w:b/>
                 <w:bCs/>
                 <w:color w:val="C00000"/>
+                <w:sz w:val="22"/>
+                <w:szCs w:val="22"/>
               </w:rPr>
             </w:pPr>
             <w:r>
@@ -12701,6 +15716,8 @@
                 <w:b/>
                 <w:bCs/>
                 <w:color w:val="C00000"/>
+                <w:sz w:val="22"/>
+                <w:szCs w:val="22"/>
               </w:rPr>
               <w:t>TBD</w:t>
             </w:r>
@@ -12714,7 +15731,7 @@
         <w:tc>
           <w:tcPr>
             <w:cnfStyle w:val="001000000000" w:firstRow="0" w:lastRow="0" w:firstColumn="1" w:lastColumn="0" w:oddVBand="0" w:evenVBand="0" w:oddHBand="0" w:evenHBand="0" w:firstRowFirstColumn="0" w:firstRowLastColumn="0" w:lastRowFirstColumn="0" w:lastRowLastColumn="0"/>
-            <w:tcW w:w="1440" w:type="dxa"/>
+            <w:tcW w:w="1530" w:type="dxa"/>
             <w:vMerge/>
           </w:tcPr>
           <w:p>
@@ -12725,6 +15742,8 @@
               <w:rPr>
                 <w:b w:val="0"/>
                 <w:bCs w:val="0"/>
+                <w:sz w:val="22"/>
+                <w:szCs w:val="22"/>
               </w:rPr>
             </w:pPr>
           </w:p>
@@ -12738,8 +15757,16 @@
               <w:pStyle w:val="ListParagraph"/>
               <w:ind w:left="360"/>
               <w:cnfStyle w:val="000000000000" w:firstRow="0" w:lastRow="0" w:firstColumn="0" w:lastColumn="0" w:oddVBand="0" w:evenVBand="0" w:oddHBand="0" w:evenHBand="0" w:firstRowFirstColumn="0" w:firstRowLastColumn="0" w:lastRowFirstColumn="0" w:lastRowLastColumn="0"/>
-            </w:pPr>
-            <w:r>
+              <w:rPr>
+                <w:sz w:val="22"/>
+                <w:szCs w:val="22"/>
+              </w:rPr>
+            </w:pPr>
+            <w:r>
+              <w:rPr>
+                <w:sz w:val="22"/>
+                <w:szCs w:val="22"/>
+              </w:rPr>
               <w:t>Wrap Up</w:t>
             </w:r>
           </w:p>
@@ -12753,9 +15780,31 @@
               <w:pStyle w:val="ListParagraph"/>
               <w:ind w:left="0"/>
               <w:cnfStyle w:val="000000000000" w:firstRow="0" w:lastRow="0" w:firstColumn="0" w:lastColumn="0" w:oddVBand="0" w:evenVBand="0" w:oddHBand="0" w:evenHBand="0" w:firstRowFirstColumn="0" w:firstRowLastColumn="0" w:lastRowFirstColumn="0" w:lastRowLastColumn="0"/>
-            </w:pPr>
-            <w:r>
-              <w:t>Survey, Summary, Questions</w:t>
+              <w:rPr>
+                <w:sz w:val="22"/>
+                <w:szCs w:val="22"/>
+              </w:rPr>
+            </w:pPr>
+            <w:r>
+              <w:rPr>
+                <w:sz w:val="22"/>
+                <w:szCs w:val="22"/>
+              </w:rPr>
+              <w:t>Summary</w:t>
+            </w:r>
+            <w:r>
+              <w:rPr>
+                <w:sz w:val="22"/>
+                <w:szCs w:val="22"/>
+              </w:rPr>
+              <w:t xml:space="preserve"> &amp; </w:t>
+            </w:r>
+            <w:r>
+              <w:rPr>
+                <w:sz w:val="22"/>
+                <w:szCs w:val="22"/>
+              </w:rPr>
+              <w:t>Questions</w:t>
             </w:r>
           </w:p>
         </w:tc>
@@ -12769,12 +15818,12 @@
     <w:tbl>
       <w:tblPr>
         <w:tblStyle w:val="GridTable1Light-Accent1"/>
-        <w:tblW w:w="11340" w:type="dxa"/>
-        <w:tblInd w:w="-905" w:type="dxa"/>
+        <w:tblW w:w="11430" w:type="dxa"/>
+        <w:tblInd w:w="-995" w:type="dxa"/>
         <w:tblLook w:val="0480" w:firstRow="0" w:lastRow="0" w:firstColumn="1" w:lastColumn="0" w:noHBand="0" w:noVBand="1"/>
       </w:tblPr>
       <w:tblGrid>
-        <w:gridCol w:w="1440"/>
+        <w:gridCol w:w="1530"/>
         <w:gridCol w:w="3600"/>
         <w:gridCol w:w="6300"/>
       </w:tblGrid>
@@ -12785,7 +15834,7 @@
         <w:tc>
           <w:tcPr>
             <w:cnfStyle w:val="001000000000" w:firstRow="0" w:lastRow="0" w:firstColumn="1" w:lastColumn="0" w:oddVBand="0" w:evenVBand="0" w:oddHBand="0" w:evenHBand="0" w:firstRowFirstColumn="0" w:firstRowLastColumn="0" w:lastRowFirstColumn="0" w:lastRowLastColumn="0"/>
-            <w:tcW w:w="1440" w:type="dxa"/>
+            <w:tcW w:w="1530" w:type="dxa"/>
             <w:vMerge w:val="restart"/>
           </w:tcPr>
           <w:p>
@@ -12793,11 +15842,17 @@
               <w:pStyle w:val="ListParagraph"/>
               <w:ind w:left="0"/>
               <w:jc w:val="center"/>
+              <w:rPr>
+                <w:sz w:val="22"/>
+                <w:szCs w:val="22"/>
+              </w:rPr>
             </w:pPr>
             <w:r>
               <w:rPr>
                 <w:b w:val="0"/>
                 <w:bCs w:val="0"/>
+                <w:sz w:val="22"/>
+                <w:szCs w:val="22"/>
               </w:rPr>
               <w:t xml:space="preserve">Day 10: </w:t>
             </w:r>
@@ -12810,17 +15865,29 @@
               <w:rPr>
                 <w:b w:val="0"/>
                 <w:bCs w:val="0"/>
-              </w:rPr>
-            </w:pPr>
-            <w:r>
+                <w:sz w:val="22"/>
+                <w:szCs w:val="22"/>
+              </w:rPr>
+            </w:pPr>
+            <w:r>
+              <w:rPr>
+                <w:sz w:val="22"/>
+                <w:szCs w:val="22"/>
+              </w:rPr>
               <w:t xml:space="preserve">Fri, </w:t>
             </w:r>
             <w:r>
+              <w:rPr>
+                <w:sz w:val="22"/>
+                <w:szCs w:val="22"/>
+              </w:rPr>
               <w:t xml:space="preserve">Jan </w:t>
             </w:r>
             <w:r>
               <w:rPr>
                 <w:color w:val="C00000"/>
+                <w:sz w:val="22"/>
+                <w:szCs w:val="22"/>
               </w:rPr>
               <w:t>?</w:t>
             </w:r>
@@ -12838,8 +15905,16 @@
                 <w:numId w:val="37"/>
               </w:numPr>
               <w:cnfStyle w:val="000000000000" w:firstRow="0" w:lastRow="0" w:firstColumn="0" w:lastColumn="0" w:oddVBand="0" w:evenVBand="0" w:oddHBand="0" w:evenHBand="0" w:firstRowFirstColumn="0" w:firstRowLastColumn="0" w:lastRowFirstColumn="0" w:lastRowLastColumn="0"/>
-            </w:pPr>
-            <w:r>
+              <w:rPr>
+                <w:sz w:val="22"/>
+                <w:szCs w:val="22"/>
+              </w:rPr>
+            </w:pPr>
+            <w:r>
+              <w:rPr>
+                <w:sz w:val="22"/>
+                <w:szCs w:val="22"/>
+              </w:rPr>
               <w:t>Polish/Presentations may start at 9:30</w:t>
             </w:r>
           </w:p>
@@ -12851,12 +15926,17 @@
           <w:p>
             <w:pPr>
               <w:cnfStyle w:val="000000000000" w:firstRow="0" w:lastRow="0" w:firstColumn="0" w:lastColumn="0" w:oddVBand="0" w:evenVBand="0" w:oddHBand="0" w:evenHBand="0" w:firstRowFirstColumn="0" w:firstRowLastColumn="0" w:lastRowFirstColumn="0" w:lastRowLastColumn="0"/>
-            </w:pPr>
-            <w:r>
-              <w:t xml:space="preserve">Depending on number of presentations, this might begin </w:t>
-            </w:r>
-            <w:r>
-              <w:t>earlier than stated</w:t>
+              <w:rPr>
+                <w:sz w:val="22"/>
+                <w:szCs w:val="22"/>
+              </w:rPr>
+            </w:pPr>
+            <w:r>
+              <w:rPr>
+                <w:sz w:val="22"/>
+                <w:szCs w:val="22"/>
+              </w:rPr>
+              <w:t>Exact start time will vary based on number of presentations</w:t>
             </w:r>
           </w:p>
         </w:tc>
@@ -12868,7 +15948,7 @@
         <w:tc>
           <w:tcPr>
             <w:cnfStyle w:val="001000000000" w:firstRow="0" w:lastRow="0" w:firstColumn="1" w:lastColumn="0" w:oddVBand="0" w:evenVBand="0" w:oddHBand="0" w:evenHBand="0" w:firstRowFirstColumn="0" w:firstRowLastColumn="0" w:lastRowFirstColumn="0" w:lastRowLastColumn="0"/>
-            <w:tcW w:w="1440" w:type="dxa"/>
+            <w:tcW w:w="1530" w:type="dxa"/>
             <w:vMerge/>
           </w:tcPr>
           <w:p>
@@ -12879,6 +15959,8 @@
               <w:rPr>
                 <w:b w:val="0"/>
                 <w:bCs w:val="0"/>
+                <w:sz w:val="22"/>
+                <w:szCs w:val="22"/>
               </w:rPr>
             </w:pPr>
           </w:p>
@@ -12895,8 +15977,16 @@
                 <w:numId w:val="37"/>
               </w:numPr>
               <w:cnfStyle w:val="000000000000" w:firstRow="0" w:lastRow="0" w:firstColumn="0" w:lastColumn="0" w:oddVBand="0" w:evenVBand="0" w:oddHBand="0" w:evenHBand="0" w:firstRowFirstColumn="0" w:firstRowLastColumn="0" w:lastRowFirstColumn="0" w:lastRowLastColumn="0"/>
-            </w:pPr>
-            <w:r>
+              <w:rPr>
+                <w:sz w:val="22"/>
+                <w:szCs w:val="22"/>
+              </w:rPr>
+            </w:pPr>
+            <w:r>
+              <w:rPr>
+                <w:sz w:val="22"/>
+                <w:szCs w:val="22"/>
+              </w:rPr>
               <w:t>Presentations</w:t>
             </w:r>
           </w:p>
@@ -12910,6 +16000,10 @@
               <w:pStyle w:val="ListParagraph"/>
               <w:ind w:left="0"/>
               <w:cnfStyle w:val="000000000000" w:firstRow="0" w:lastRow="0" w:firstColumn="0" w:lastColumn="0" w:oddVBand="0" w:evenVBand="0" w:oddHBand="0" w:evenHBand="0" w:firstRowFirstColumn="0" w:firstRowLastColumn="0" w:lastRowFirstColumn="0" w:lastRowLastColumn="0"/>
+              <w:rPr>
+                <w:sz w:val="22"/>
+                <w:szCs w:val="22"/>
+              </w:rPr>
             </w:pPr>
           </w:p>
         </w:tc>
@@ -12921,7 +16015,7 @@
         <w:tc>
           <w:tcPr>
             <w:cnfStyle w:val="001000000000" w:firstRow="0" w:lastRow="0" w:firstColumn="1" w:lastColumn="0" w:oddVBand="0" w:evenVBand="0" w:oddHBand="0" w:evenHBand="0" w:firstRowFirstColumn="0" w:firstRowLastColumn="0" w:lastRowFirstColumn="0" w:lastRowLastColumn="0"/>
-            <w:tcW w:w="1440" w:type="dxa"/>
+            <w:tcW w:w="1530" w:type="dxa"/>
             <w:vMerge/>
           </w:tcPr>
           <w:p>
@@ -12932,6 +16026,8 @@
               <w:rPr>
                 <w:b w:val="0"/>
                 <w:bCs w:val="0"/>
+                <w:sz w:val="22"/>
+                <w:szCs w:val="22"/>
               </w:rPr>
             </w:pPr>
           </w:p>
@@ -12951,12 +16047,16 @@
               <w:rPr>
                 <w:b/>
                 <w:bCs/>
+                <w:sz w:val="22"/>
+                <w:szCs w:val="22"/>
               </w:rPr>
             </w:pPr>
             <w:r>
               <w:rPr>
                 <w:b/>
                 <w:bCs/>
+                <w:sz w:val="22"/>
+                <w:szCs w:val="22"/>
               </w:rPr>
               <w:t>Presentations</w:t>
             </w:r>
@@ -12971,6 +16071,10 @@
               <w:pStyle w:val="ListParagraph"/>
               <w:ind w:left="0"/>
               <w:cnfStyle w:val="000000000000" w:firstRow="0" w:lastRow="0" w:firstColumn="0" w:lastColumn="0" w:oddVBand="0" w:evenVBand="0" w:oddHBand="0" w:evenHBand="0" w:firstRowFirstColumn="0" w:firstRowLastColumn="0" w:lastRowFirstColumn="0" w:lastRowLastColumn="0"/>
+              <w:rPr>
+                <w:sz w:val="22"/>
+                <w:szCs w:val="22"/>
+              </w:rPr>
             </w:pPr>
           </w:p>
         </w:tc>
@@ -12982,7 +16086,7 @@
         <w:tc>
           <w:tcPr>
             <w:cnfStyle w:val="001000000000" w:firstRow="0" w:lastRow="0" w:firstColumn="1" w:lastColumn="0" w:oddVBand="0" w:evenVBand="0" w:oddHBand="0" w:evenHBand="0" w:firstRowFirstColumn="0" w:firstRowLastColumn="0" w:lastRowFirstColumn="0" w:lastRowLastColumn="0"/>
-            <w:tcW w:w="1440" w:type="dxa"/>
+            <w:tcW w:w="1530" w:type="dxa"/>
             <w:vMerge/>
           </w:tcPr>
           <w:p>
@@ -12993,6 +16097,8 @@
               <w:rPr>
                 <w:b w:val="0"/>
                 <w:bCs w:val="0"/>
+                <w:sz w:val="22"/>
+                <w:szCs w:val="22"/>
               </w:rPr>
             </w:pPr>
           </w:p>
@@ -13012,12 +16118,16 @@
               <w:rPr>
                 <w:b/>
                 <w:bCs/>
+                <w:sz w:val="22"/>
+                <w:szCs w:val="22"/>
               </w:rPr>
             </w:pPr>
             <w:r>
               <w:rPr>
                 <w:b/>
                 <w:bCs/>
+                <w:sz w:val="22"/>
+                <w:szCs w:val="22"/>
               </w:rPr>
               <w:t>Free time!</w:t>
             </w:r>
@@ -13032,8 +16142,16 @@
               <w:pStyle w:val="ListParagraph"/>
               <w:ind w:left="0"/>
               <w:cnfStyle w:val="000000000000" w:firstRow="0" w:lastRow="0" w:firstColumn="0" w:lastColumn="0" w:oddVBand="0" w:evenVBand="0" w:oddHBand="0" w:evenHBand="0" w:firstRowFirstColumn="0" w:firstRowLastColumn="0" w:lastRowFirstColumn="0" w:lastRowLastColumn="0"/>
-            </w:pPr>
-            <w:r>
+              <w:rPr>
+                <w:sz w:val="22"/>
+                <w:szCs w:val="22"/>
+              </w:rPr>
+            </w:pPr>
+            <w:r>
+              <w:rPr>
+                <w:sz w:val="22"/>
+                <w:szCs w:val="22"/>
+              </w:rPr>
               <w:t>Pack up?</w:t>
             </w:r>
           </w:p>
@@ -13046,7 +16164,7 @@
         <w:tc>
           <w:tcPr>
             <w:cnfStyle w:val="001000000000" w:firstRow="0" w:lastRow="0" w:firstColumn="1" w:lastColumn="0" w:oddVBand="0" w:evenVBand="0" w:oddHBand="0" w:evenHBand="0" w:firstRowFirstColumn="0" w:firstRowLastColumn="0" w:lastRowFirstColumn="0" w:lastRowLastColumn="0"/>
-            <w:tcW w:w="1440" w:type="dxa"/>
+            <w:tcW w:w="1530" w:type="dxa"/>
             <w:vMerge/>
           </w:tcPr>
           <w:p>
@@ -13057,6 +16175,8 @@
               <w:rPr>
                 <w:b w:val="0"/>
                 <w:bCs w:val="0"/>
+                <w:sz w:val="22"/>
+                <w:szCs w:val="22"/>
               </w:rPr>
             </w:pPr>
           </w:p>
@@ -13070,8 +16190,16 @@
               <w:pStyle w:val="ListParagraph"/>
               <w:ind w:left="360"/>
               <w:cnfStyle w:val="000000000000" w:firstRow="0" w:lastRow="0" w:firstColumn="0" w:lastColumn="0" w:oddVBand="0" w:evenVBand="0" w:oddHBand="0" w:evenHBand="0" w:firstRowFirstColumn="0" w:firstRowLastColumn="0" w:lastRowFirstColumn="0" w:lastRowLastColumn="0"/>
-            </w:pPr>
-            <w:r>
+              <w:rPr>
+                <w:sz w:val="22"/>
+                <w:szCs w:val="22"/>
+              </w:rPr>
+            </w:pPr>
+            <w:r>
+              <w:rPr>
+                <w:sz w:val="22"/>
+                <w:szCs w:val="22"/>
+              </w:rPr>
               <w:t>Wrap Up</w:t>
             </w:r>
           </w:p>
@@ -13085,8 +16213,16 @@
               <w:pStyle w:val="ListParagraph"/>
               <w:ind w:left="0"/>
               <w:cnfStyle w:val="000000000000" w:firstRow="0" w:lastRow="0" w:firstColumn="0" w:lastColumn="0" w:oddVBand="0" w:evenVBand="0" w:oddHBand="0" w:evenHBand="0" w:firstRowFirstColumn="0" w:firstRowLastColumn="0" w:lastRowFirstColumn="0" w:lastRowLastColumn="0"/>
-            </w:pPr>
-            <w:r>
+              <w:rPr>
+                <w:sz w:val="22"/>
+                <w:szCs w:val="22"/>
+              </w:rPr>
+            </w:pPr>
+            <w:r>
+              <w:rPr>
+                <w:sz w:val="22"/>
+                <w:szCs w:val="22"/>
+              </w:rPr>
               <w:t>Survey, Summary, Questions</w:t>
             </w:r>
           </w:p>

--- a/Other_DS_Initiatives/BDSiC_Syllabus_2027.docx
+++ b/Other_DS_Initiatives/BDSiC_Syllabus_2027.docx
@@ -13,18 +13,17 @@
     </w:p>
     <w:p>
       <w:pPr>
-        <w:jc w:val="center"/>
         <w:rPr>
           <w:b/>
           <w:bCs/>
-          <w:color w:val="3A7C22" w:themeColor="accent6" w:themeShade="BF"/>
+          <w:color w:val="156082" w:themeColor="accent1"/>
         </w:rPr>
       </w:pPr>
       <w:r>
         <w:rPr>
           <w:b/>
           <w:bCs/>
-          <w:color w:val="3A7C22" w:themeColor="accent6" w:themeShade="BF"/>
+          <w:color w:val="156082" w:themeColor="accent1"/>
         </w:rPr>
         <w:t>Proposed Schedule for Jan 202</w:t>
       </w:r>
@@ -32,7 +31,7 @@
         <w:rPr>
           <w:b/>
           <w:bCs/>
-          <w:color w:val="3A7C22" w:themeColor="accent6" w:themeShade="BF"/>
+          <w:color w:val="156082" w:themeColor="accent1"/>
         </w:rPr>
         <w:t>7</w:t>
       </w:r>
@@ -40,24 +39,25 @@
         <w:rPr>
           <w:b/>
           <w:bCs/>
-          <w:color w:val="3A7C22" w:themeColor="accent6" w:themeShade="BF"/>
+          <w:color w:val="156082" w:themeColor="accent1"/>
         </w:rPr>
         <w:t>:</w:t>
       </w:r>
     </w:p>
     <w:p>
       <w:pPr>
+        <w:jc w:val="center"/>
         <w:rPr>
           <w:b/>
           <w:bCs/>
-          <w:color w:val="3A7C22" w:themeColor="accent6" w:themeShade="BF"/>
+          <w:color w:val="156082" w:themeColor="accent1"/>
         </w:rPr>
       </w:pPr>
       <w:r>
         <w:rPr>
           <w:b/>
           <w:bCs/>
-          <w:color w:val="3A7C22" w:themeColor="accent6" w:themeShade="BF"/>
+          <w:color w:val="156082" w:themeColor="accent1"/>
         </w:rPr>
         <w:t>Week 1</w:t>
       </w:r>
@@ -2455,27 +2455,20 @@
     </w:tbl>
     <w:p>
       <w:pPr>
+        <w:jc w:val="center"/>
         <w:rPr>
           <w:b/>
           <w:bCs/>
-          <w:color w:val="3A7C22" w:themeColor="accent6" w:themeShade="BF"/>
+          <w:color w:val="156082" w:themeColor="accent1"/>
         </w:rPr>
       </w:pPr>
       <w:r>
         <w:rPr>
           <w:b/>
           <w:bCs/>
-          <w:color w:val="3A7C22" w:themeColor="accent6" w:themeShade="BF"/>
+          <w:color w:val="156082" w:themeColor="accent1"/>
         </w:rPr>
-        <w:t xml:space="preserve">Week </w:t>
-      </w:r>
-      <w:r>
-        <w:rPr>
-          <w:b/>
-          <w:bCs/>
-          <w:color w:val="3A7C22" w:themeColor="accent6" w:themeShade="BF"/>
-        </w:rPr>
-        <w:t>2</w:t>
+        <w:t>Week 2</w:t>
       </w:r>
     </w:p>
     <w:tbl>
@@ -4968,6 +4961,7 @@
         <w:rPr>
           <w:b/>
           <w:bCs/>
+          <w:color w:val="156082" w:themeColor="accent1"/>
         </w:rPr>
       </w:pPr>
     </w:p>
@@ -4976,12 +4970,14 @@
         <w:rPr>
           <w:b/>
           <w:bCs/>
+          <w:color w:val="156082" w:themeColor="accent1"/>
         </w:rPr>
       </w:pPr>
       <w:r>
         <w:rPr>
           <w:b/>
           <w:bCs/>
+          <w:color w:val="156082" w:themeColor="accent1"/>
         </w:rPr>
         <w:t>Overarching Program Goals</w:t>
       </w:r>
@@ -4989,724 +4985,737 @@
     <w:p>
       <w:pPr>
         <w:rPr>
-          <w:u w:val="single"/>
+          <w:b/>
+          <w:bCs/>
         </w:rPr>
       </w:pPr>
-      <w:r>
-        <w:rPr>
-          <w:u w:val="single"/>
-        </w:rPr>
-        <w:t>Enduring Understanding</w:t>
-      </w:r>
-      <w:r>
-        <w:rPr>
-          <w:u w:val="single"/>
-        </w:rPr>
-        <w:t>s</w:t>
-      </w:r>
-      <w:r>
-        <w:rPr>
-          <w:u w:val="single"/>
-        </w:rPr>
-        <w:t>:</w:t>
-      </w:r>
     </w:p>
-    <w:p>
-      <w:pPr>
-        <w:pStyle w:val="ListParagraph"/>
-        <w:numPr>
-          <w:ilvl w:val="0"/>
-          <w:numId w:val="23"/>
-        </w:numPr>
-        <w:rPr>
-          <w:sz w:val="21"/>
-          <w:szCs w:val="21"/>
-        </w:rPr>
-      </w:pPr>
-      <w:r>
-        <w:rPr>
-          <w:sz w:val="21"/>
-          <w:szCs w:val="21"/>
-        </w:rPr>
-        <w:t>Managing, manipulating, and analyzing large datasets are essential skills in modern biomedical and genetics research</w:t>
-      </w:r>
-    </w:p>
-    <w:p>
-      <w:pPr>
-        <w:pStyle w:val="ListParagraph"/>
-        <w:numPr>
-          <w:ilvl w:val="0"/>
-          <w:numId w:val="23"/>
-        </w:numPr>
-        <w:rPr>
-          <w:sz w:val="21"/>
-          <w:szCs w:val="21"/>
-        </w:rPr>
-      </w:pPr>
-      <w:r>
-        <w:rPr>
-          <w:sz w:val="21"/>
-          <w:szCs w:val="21"/>
-        </w:rPr>
-        <w:t>Python and Jupyter notebooks are two of many tools that biomedical scientists, bioinformaticians, data scientists, etc. can use to manipulate, analyze, and visualize large datasets</w:t>
-      </w:r>
-    </w:p>
-    <w:p>
-      <w:pPr>
-        <w:pStyle w:val="ListParagraph"/>
-        <w:numPr>
-          <w:ilvl w:val="0"/>
-          <w:numId w:val="23"/>
-        </w:numPr>
-        <w:rPr>
-          <w:sz w:val="21"/>
-          <w:szCs w:val="21"/>
-        </w:rPr>
-      </w:pPr>
-      <w:r>
-        <w:rPr>
-          <w:sz w:val="21"/>
-          <w:szCs w:val="21"/>
-        </w:rPr>
-        <w:t xml:space="preserve">Data Science includes four broad steps: Data, Data </w:t>
-      </w:r>
-      <w:r>
-        <w:rPr>
-          <w:sz w:val="21"/>
-          <w:szCs w:val="21"/>
-        </w:rPr>
-        <w:t>Wrangling</w:t>
-      </w:r>
-      <w:r>
-        <w:rPr>
-          <w:sz w:val="21"/>
-          <w:szCs w:val="21"/>
-        </w:rPr>
-        <w:t xml:space="preserve"> (QC), Analysis, and visualization</w:t>
-      </w:r>
-      <w:r>
-        <w:rPr>
-          <w:sz w:val="21"/>
-          <w:szCs w:val="21"/>
-        </w:rPr>
-        <w:t>/communication</w:t>
-      </w:r>
-    </w:p>
-    <w:p>
-      <w:pPr>
-        <w:pStyle w:val="ListParagraph"/>
-        <w:numPr>
-          <w:ilvl w:val="0"/>
-          <w:numId w:val="23"/>
-        </w:numPr>
-        <w:rPr>
-          <w:sz w:val="21"/>
-          <w:szCs w:val="21"/>
-        </w:rPr>
-      </w:pPr>
-      <w:r>
-        <w:rPr>
-          <w:sz w:val="21"/>
-          <w:szCs w:val="21"/>
-        </w:rPr>
-        <w:t xml:space="preserve">Ethical </w:t>
-      </w:r>
-      <w:r>
-        <w:rPr>
-          <w:sz w:val="21"/>
-          <w:szCs w:val="21"/>
-        </w:rPr>
-        <w:t xml:space="preserve">decisions </w:t>
-      </w:r>
-      <w:r>
-        <w:rPr>
-          <w:sz w:val="21"/>
-          <w:szCs w:val="21"/>
-        </w:rPr>
-        <w:t xml:space="preserve">need to be examined at each step of </w:t>
-      </w:r>
-      <w:r>
-        <w:rPr>
-          <w:sz w:val="21"/>
-          <w:szCs w:val="21"/>
-        </w:rPr>
-        <w:t xml:space="preserve">any </w:t>
-      </w:r>
-      <w:r>
-        <w:rPr>
-          <w:sz w:val="21"/>
-          <w:szCs w:val="21"/>
-        </w:rPr>
-        <w:t>Data Science</w:t>
-      </w:r>
-      <w:r>
-        <w:rPr>
-          <w:sz w:val="21"/>
-          <w:szCs w:val="21"/>
-        </w:rPr>
-        <w:t xml:space="preserve"> pipeline</w:t>
-      </w:r>
-    </w:p>
-    <w:p/>
-    <w:p>
-      <w:pPr>
-        <w:rPr>
-          <w:u w:val="single"/>
-        </w:rPr>
-      </w:pPr>
-      <w:r>
-        <w:rPr>
-          <w:u w:val="single"/>
-        </w:rPr>
-        <w:t>Essential Question</w:t>
-      </w:r>
-      <w:r>
-        <w:rPr>
-          <w:u w:val="single"/>
-        </w:rPr>
-        <w:t>s</w:t>
-      </w:r>
-      <w:r>
-        <w:rPr>
-          <w:u w:val="single"/>
-        </w:rPr>
-        <w:t>:</w:t>
-      </w:r>
-    </w:p>
-    <w:p>
-      <w:pPr>
-        <w:pStyle w:val="ListParagraph"/>
-        <w:numPr>
-          <w:ilvl w:val="0"/>
-          <w:numId w:val="24"/>
-        </w:numPr>
-        <w:rPr>
-          <w:sz w:val="21"/>
-          <w:szCs w:val="21"/>
-        </w:rPr>
-      </w:pPr>
-      <w:r>
-        <w:rPr>
-          <w:sz w:val="21"/>
-          <w:szCs w:val="21"/>
-        </w:rPr>
-        <w:t>How can we utilize Python to analyze a large genetic, genomic, or biomedical dataset?</w:t>
-      </w:r>
-    </w:p>
-    <w:p>
-      <w:pPr>
-        <w:pStyle w:val="ListParagraph"/>
-        <w:numPr>
-          <w:ilvl w:val="0"/>
-          <w:numId w:val="24"/>
-        </w:numPr>
-        <w:rPr>
-          <w:sz w:val="21"/>
-          <w:szCs w:val="21"/>
-        </w:rPr>
-      </w:pPr>
-      <w:r>
-        <w:rPr>
-          <w:sz w:val="21"/>
-          <w:szCs w:val="21"/>
-        </w:rPr>
-        <w:t>What ethical considerations are relevant to large datasets, particularly those which involve human data?</w:t>
-      </w:r>
-    </w:p>
-    <w:p>
-      <w:pPr>
-        <w:pStyle w:val="ListParagraph"/>
-        <w:numPr>
-          <w:ilvl w:val="0"/>
-          <w:numId w:val="24"/>
-        </w:numPr>
-        <w:rPr>
-          <w:sz w:val="21"/>
-          <w:szCs w:val="21"/>
-        </w:rPr>
-      </w:pPr>
-      <w:r>
-        <w:rPr>
-          <w:sz w:val="21"/>
-          <w:szCs w:val="21"/>
-        </w:rPr>
-        <w:t>How does statistics enable us to effectively interpret biological data?</w:t>
-      </w:r>
-    </w:p>
-    <w:p/>
-    <w:p>
-      <w:pPr>
-        <w:rPr>
-          <w:u w:val="single"/>
-        </w:rPr>
-      </w:pPr>
-      <w:r>
-        <w:rPr>
-          <w:u w:val="single"/>
-        </w:rPr>
-        <w:t xml:space="preserve">Program Learning Outcomes: </w:t>
-      </w:r>
-    </w:p>
-    <w:p>
-      <w:pPr>
-        <w:rPr>
-          <w:sz w:val="21"/>
-          <w:szCs w:val="21"/>
-          <w:u w:val="single"/>
-        </w:rPr>
-      </w:pPr>
-      <w:r>
-        <w:rPr>
-          <w:sz w:val="21"/>
-          <w:szCs w:val="21"/>
-        </w:rPr>
-        <w:t>By the end of this program, participants will be able to:</w:t>
-      </w:r>
-    </w:p>
-    <w:p>
-      <w:pPr>
-        <w:numPr>
-          <w:ilvl w:val="0"/>
-          <w:numId w:val="44"/>
-        </w:numPr>
-        <w:spacing w:before="100" w:beforeAutospacing="1" w:after="100" w:afterAutospacing="1"/>
-        <w:rPr>
-          <w:sz w:val="21"/>
-          <w:szCs w:val="21"/>
-        </w:rPr>
-      </w:pPr>
-      <w:r>
-        <w:rPr>
-          <w:rStyle w:val="Strong"/>
-          <w:sz w:val="21"/>
-          <w:szCs w:val="21"/>
-        </w:rPr>
-        <w:t>Develop and execute reproducible biomedical data science workflows</w:t>
-      </w:r>
-      <w:r>
-        <w:rPr>
-          <w:sz w:val="21"/>
-          <w:szCs w:val="21"/>
-        </w:rPr>
-        <w:t xml:space="preserve"> using Python, Google Colab/Jupyter notebooks, and foundational data science libraries to import, manipulate, analyze, and document large biological datasets. </w:t>
-      </w:r>
-    </w:p>
-    <w:p>
-      <w:pPr>
-        <w:numPr>
-          <w:ilvl w:val="0"/>
-          <w:numId w:val="44"/>
-        </w:numPr>
-        <w:spacing w:before="100" w:beforeAutospacing="1" w:after="100" w:afterAutospacing="1"/>
-        <w:rPr>
-          <w:sz w:val="21"/>
-          <w:szCs w:val="21"/>
-        </w:rPr>
-      </w:pPr>
-      <w:r>
-        <w:rPr>
-          <w:rStyle w:val="Strong"/>
-          <w:sz w:val="21"/>
-          <w:szCs w:val="21"/>
-        </w:rPr>
-        <w:t>Apply statistical reasoning and appropriate analytical methods</w:t>
-      </w:r>
-      <w:r>
-        <w:rPr>
-          <w:sz w:val="21"/>
-          <w:szCs w:val="21"/>
-        </w:rPr>
-        <w:t xml:space="preserve"> to formulate hypotheses, analyze biomedical and genomic datasets, interpret results, and communicate findings through effective data visualizations. </w:t>
-      </w:r>
-    </w:p>
-    <w:p>
-      <w:pPr>
-        <w:numPr>
-          <w:ilvl w:val="0"/>
-          <w:numId w:val="44"/>
-        </w:numPr>
-        <w:spacing w:before="100" w:beforeAutospacing="1" w:after="100" w:afterAutospacing="1"/>
-        <w:rPr>
-          <w:sz w:val="21"/>
-          <w:szCs w:val="21"/>
-        </w:rPr>
-      </w:pPr>
-      <w:r>
-        <w:rPr>
-          <w:rStyle w:val="Strong"/>
-          <w:sz w:val="21"/>
-          <w:szCs w:val="21"/>
-        </w:rPr>
-        <w:t>Evaluate each stage of the biomedical data science pipeline</w:t>
-      </w:r>
-      <w:r>
-        <w:rPr>
-          <w:sz w:val="21"/>
-          <w:szCs w:val="21"/>
-        </w:rPr>
-        <w:t xml:space="preserve">: </w:t>
-      </w:r>
-      <w:r>
-        <w:rPr>
-          <w:sz w:val="21"/>
-          <w:szCs w:val="21"/>
-        </w:rPr>
-        <w:t xml:space="preserve">from data acquisition and quality control through analysis and </w:t>
-      </w:r>
-      <w:proofErr w:type="gramStart"/>
-      <w:r>
-        <w:rPr>
-          <w:sz w:val="21"/>
-          <w:szCs w:val="21"/>
-        </w:rPr>
-        <w:t>visualizatio</w:t>
-      </w:r>
-      <w:r>
-        <w:rPr>
-          <w:sz w:val="21"/>
-          <w:szCs w:val="21"/>
-        </w:rPr>
-        <w:t xml:space="preserve">n, </w:t>
-      </w:r>
-      <w:r>
-        <w:rPr>
-          <w:sz w:val="21"/>
-          <w:szCs w:val="21"/>
-        </w:rPr>
-        <w:t>and</w:t>
-      </w:r>
-      <w:proofErr w:type="gramEnd"/>
-      <w:r>
-        <w:rPr>
-          <w:sz w:val="21"/>
-          <w:szCs w:val="21"/>
-        </w:rPr>
-        <w:t xml:space="preserve"> select appropriate computational tools and methods for a given research question. </w:t>
-      </w:r>
-    </w:p>
-    <w:p>
-      <w:pPr>
-        <w:numPr>
-          <w:ilvl w:val="0"/>
-          <w:numId w:val="44"/>
-        </w:numPr>
-        <w:spacing w:before="100" w:beforeAutospacing="1" w:after="100" w:afterAutospacing="1"/>
-        <w:rPr>
-          <w:sz w:val="21"/>
-          <w:szCs w:val="21"/>
-        </w:rPr>
-      </w:pPr>
-      <w:r>
-        <w:rPr>
-          <w:rStyle w:val="Strong"/>
-          <w:sz w:val="21"/>
-          <w:szCs w:val="21"/>
-        </w:rPr>
-        <w:t>Critically examine the ethical, societal, and scientific considerations</w:t>
-      </w:r>
-      <w:r>
-        <w:rPr>
-          <w:sz w:val="21"/>
-          <w:szCs w:val="21"/>
-        </w:rPr>
-        <w:t xml:space="preserve"> involved in collecting, managing, analyzing, interpreting, and communicating data, particularly when working with human genomic and biomedical datasets. </w:t>
-      </w:r>
-    </w:p>
-    <w:p>
-      <w:pPr>
-        <w:numPr>
-          <w:ilvl w:val="0"/>
-          <w:numId w:val="44"/>
-        </w:numPr>
-        <w:spacing w:before="100" w:beforeAutospacing="1" w:after="100" w:afterAutospacing="1"/>
-        <w:rPr>
-          <w:sz w:val="21"/>
-          <w:szCs w:val="21"/>
-        </w:rPr>
-      </w:pPr>
-      <w:r>
-        <w:rPr>
-          <w:rStyle w:val="Strong"/>
-          <w:sz w:val="21"/>
-          <w:szCs w:val="21"/>
-        </w:rPr>
-        <w:t>Collaborate to investigate authentic biomedical research questions</w:t>
-      </w:r>
-      <w:r>
-        <w:rPr>
-          <w:sz w:val="21"/>
-          <w:szCs w:val="21"/>
-        </w:rPr>
-        <w:t xml:space="preserve"> by integrating computational, statistical, and ethical reasoning, and identify logical next steps for advancing a biomedical data science project.</w:t>
-      </w:r>
-    </w:p>
-    <w:p>
-      <w:pPr>
-        <w:rPr>
-          <w:u w:val="single"/>
-        </w:rPr>
-      </w:pPr>
-      <w:r>
-        <w:rPr>
-          <w:u w:val="single"/>
-        </w:rPr>
-        <w:t xml:space="preserve">Specific </w:t>
-      </w:r>
-      <w:r>
-        <w:rPr>
-          <w:u w:val="single"/>
-        </w:rPr>
-        <w:t>Learning</w:t>
-      </w:r>
-      <w:r>
-        <w:rPr>
-          <w:u w:val="single"/>
-        </w:rPr>
-        <w:t xml:space="preserve"> (Skill)</w:t>
-      </w:r>
-      <w:r>
-        <w:rPr>
-          <w:u w:val="single"/>
-        </w:rPr>
-        <w:t xml:space="preserve"> Outcomes:</w:t>
-      </w:r>
-    </w:p>
-    <w:p>
-      <w:pPr>
-        <w:rPr>
-          <w:sz w:val="21"/>
-          <w:szCs w:val="21"/>
-        </w:rPr>
-      </w:pPr>
-      <w:r>
-        <w:rPr>
-          <w:sz w:val="21"/>
-          <w:szCs w:val="21"/>
-        </w:rPr>
-        <w:t>By the end of this program, students will be able to:</w:t>
-      </w:r>
-    </w:p>
-    <w:p>
-      <w:pPr>
-        <w:numPr>
-          <w:ilvl w:val="0"/>
-          <w:numId w:val="25"/>
-        </w:numPr>
-        <w:rPr>
-          <w:sz w:val="21"/>
-          <w:szCs w:val="21"/>
-        </w:rPr>
-      </w:pPr>
-      <w:r>
-        <w:rPr>
-          <w:sz w:val="21"/>
-          <w:szCs w:val="21"/>
-        </w:rPr>
-        <w:t>Gain familiarity with Google Colab</w:t>
-      </w:r>
-    </w:p>
-    <w:p>
-      <w:pPr>
-        <w:numPr>
-          <w:ilvl w:val="0"/>
-          <w:numId w:val="25"/>
-        </w:numPr>
-        <w:rPr>
-          <w:sz w:val="21"/>
-          <w:szCs w:val="21"/>
-        </w:rPr>
-      </w:pPr>
-      <w:r>
-        <w:rPr>
-          <w:sz w:val="21"/>
-          <w:szCs w:val="21"/>
-        </w:rPr>
-        <w:t>Utilize Jupyter notebooks for reproducible workflows</w:t>
-      </w:r>
-    </w:p>
-    <w:p>
-      <w:pPr>
-        <w:numPr>
-          <w:ilvl w:val="0"/>
-          <w:numId w:val="25"/>
-        </w:numPr>
-        <w:rPr>
-          <w:sz w:val="21"/>
-          <w:szCs w:val="21"/>
-        </w:rPr>
-      </w:pPr>
-      <w:r>
-        <w:rPr>
-          <w:sz w:val="21"/>
-          <w:szCs w:val="21"/>
-        </w:rPr>
-        <w:lastRenderedPageBreak/>
-        <w:t>Write basic Python code with appropriate syntax and comments</w:t>
-      </w:r>
-    </w:p>
-    <w:p>
-      <w:pPr>
-        <w:numPr>
-          <w:ilvl w:val="0"/>
-          <w:numId w:val="25"/>
-        </w:numPr>
-        <w:rPr>
-          <w:sz w:val="21"/>
-          <w:szCs w:val="21"/>
-        </w:rPr>
-      </w:pPr>
-      <w:r>
-        <w:rPr>
-          <w:sz w:val="21"/>
-          <w:szCs w:val="21"/>
-        </w:rPr>
-        <w:t xml:space="preserve">Create, import, and manipulate data in Python using foundational coding skills </w:t>
-      </w:r>
-      <w:r>
-        <w:rPr>
-          <w:sz w:val="21"/>
-          <w:szCs w:val="21"/>
-          <w:u w:val="single"/>
-        </w:rPr>
-        <w:t>and</w:t>
-      </w:r>
-      <w:r>
-        <w:rPr>
-          <w:sz w:val="21"/>
-          <w:szCs w:val="21"/>
-        </w:rPr>
-        <w:t xml:space="preserve"> accessing packages such as </w:t>
-      </w:r>
-      <w:r>
-        <w:rPr>
-          <w:sz w:val="21"/>
-          <w:szCs w:val="21"/>
-        </w:rPr>
-        <w:t>NumPy</w:t>
-      </w:r>
-      <w:r>
-        <w:rPr>
-          <w:sz w:val="21"/>
-          <w:szCs w:val="21"/>
-        </w:rPr>
-        <w:t>, Pandas, Matplotlib and others in the DS ‘stack’</w:t>
-      </w:r>
-    </w:p>
-    <w:p>
-      <w:pPr>
-        <w:numPr>
-          <w:ilvl w:val="0"/>
-          <w:numId w:val="25"/>
-        </w:numPr>
-        <w:rPr>
-          <w:sz w:val="21"/>
-          <w:szCs w:val="21"/>
-        </w:rPr>
-      </w:pPr>
-      <w:r>
-        <w:rPr>
-          <w:sz w:val="21"/>
-          <w:szCs w:val="21"/>
-        </w:rPr>
-        <w:t>Apply the framework of hypothesis testing to analyze datasets</w:t>
-      </w:r>
-    </w:p>
-    <w:p>
-      <w:pPr>
-        <w:numPr>
-          <w:ilvl w:val="0"/>
-          <w:numId w:val="25"/>
-        </w:numPr>
-        <w:rPr>
-          <w:sz w:val="21"/>
-          <w:szCs w:val="21"/>
-        </w:rPr>
-      </w:pPr>
-      <w:r>
-        <w:rPr>
-          <w:sz w:val="21"/>
-          <w:szCs w:val="21"/>
-        </w:rPr>
-        <w:t>Choose appropriate analysis and visualization tools</w:t>
-      </w:r>
-    </w:p>
-    <w:p>
-      <w:pPr>
-        <w:numPr>
-          <w:ilvl w:val="0"/>
-          <w:numId w:val="25"/>
-        </w:numPr>
-        <w:rPr>
-          <w:sz w:val="21"/>
-          <w:szCs w:val="21"/>
-        </w:rPr>
-      </w:pPr>
-      <w:r>
-        <w:rPr>
-          <w:sz w:val="21"/>
-          <w:szCs w:val="21"/>
-        </w:rPr>
-        <w:t>Perform statistical analysis and visualization of datasets using Python and libraries</w:t>
-      </w:r>
-    </w:p>
-    <w:p>
-      <w:pPr>
-        <w:numPr>
-          <w:ilvl w:val="0"/>
-          <w:numId w:val="25"/>
-        </w:numPr>
-        <w:rPr>
-          <w:sz w:val="21"/>
-          <w:szCs w:val="21"/>
-        </w:rPr>
-      </w:pPr>
-      <w:r>
-        <w:rPr>
-          <w:sz w:val="21"/>
-          <w:szCs w:val="21"/>
-        </w:rPr>
-        <w:t>Discuss ethical dimensions inherent in selecting, grooming (QC), analyzing, and visualization of Data pipeline</w:t>
-      </w:r>
-    </w:p>
-    <w:p>
-      <w:pPr>
-        <w:numPr>
-          <w:ilvl w:val="0"/>
-          <w:numId w:val="25"/>
-        </w:numPr>
-        <w:rPr>
-          <w:sz w:val="21"/>
-          <w:szCs w:val="21"/>
-        </w:rPr>
-      </w:pPr>
-      <w:r>
-        <w:rPr>
-          <w:sz w:val="21"/>
-          <w:szCs w:val="21"/>
-        </w:rPr>
-        <w:t>Evaluate the individual components of a typical GWAS (and PRS) pipeline as an illustrative example of the broad steps of Data Science</w:t>
-      </w:r>
-    </w:p>
-    <w:p>
-      <w:pPr>
-        <w:numPr>
-          <w:ilvl w:val="0"/>
-          <w:numId w:val="25"/>
-        </w:numPr>
-        <w:rPr>
-          <w:sz w:val="21"/>
-          <w:szCs w:val="21"/>
-        </w:rPr>
-      </w:pPr>
-      <w:r>
-        <w:rPr>
-          <w:sz w:val="21"/>
-          <w:szCs w:val="21"/>
-        </w:rPr>
-        <w:t>Work in pairs and merge these new skills in the service of a question involving a large data set</w:t>
-      </w:r>
-    </w:p>
-    <w:p/>
+    <w:tbl>
+      <w:tblPr>
+        <w:tblStyle w:val="TableGrid"/>
+        <w:tblW w:w="0" w:type="auto"/>
+        <w:tblLook w:val="04A0" w:firstRow="1" w:lastRow="0" w:firstColumn="1" w:lastColumn="0" w:noHBand="0" w:noVBand="1"/>
+      </w:tblPr>
+      <w:tblGrid>
+        <w:gridCol w:w="1885"/>
+        <w:gridCol w:w="7465"/>
+      </w:tblGrid>
+      <w:tr>
+        <w:tc>
+          <w:tcPr>
+            <w:tcW w:w="1885" w:type="dxa"/>
+          </w:tcPr>
+          <w:p>
+            <w:pPr>
+              <w:rPr>
+                <w:b/>
+                <w:bCs/>
+              </w:rPr>
+            </w:pPr>
+            <w:r>
+              <w:rPr>
+                <w:b/>
+                <w:bCs/>
+              </w:rPr>
+              <w:t>Enduring Understandings</w:t>
+            </w:r>
+          </w:p>
+        </w:tc>
+        <w:tc>
+          <w:tcPr>
+            <w:tcW w:w="7465" w:type="dxa"/>
+          </w:tcPr>
+          <w:p>
+            <w:pPr>
+              <w:pStyle w:val="ListParagraph"/>
+              <w:numPr>
+                <w:ilvl w:val="0"/>
+                <w:numId w:val="23"/>
+              </w:numPr>
+              <w:rPr>
+                <w:sz w:val="21"/>
+                <w:szCs w:val="21"/>
+              </w:rPr>
+            </w:pPr>
+            <w:r>
+              <w:rPr>
+                <w:sz w:val="21"/>
+                <w:szCs w:val="21"/>
+              </w:rPr>
+              <w:t>Managing, manipulating, and analyzing large datasets are essential skills in modern biomedical and genetics research</w:t>
+            </w:r>
+          </w:p>
+          <w:p>
+            <w:pPr>
+              <w:pStyle w:val="ListParagraph"/>
+              <w:numPr>
+                <w:ilvl w:val="0"/>
+                <w:numId w:val="23"/>
+              </w:numPr>
+              <w:rPr>
+                <w:sz w:val="21"/>
+                <w:szCs w:val="21"/>
+              </w:rPr>
+            </w:pPr>
+            <w:r>
+              <w:rPr>
+                <w:sz w:val="21"/>
+                <w:szCs w:val="21"/>
+              </w:rPr>
+              <w:t>Python and Jupyter notebooks are two of many tools that biomedical scientists, bioinformaticians, data scientists, etc. can use to manipulate, analyze, and visualize large datasets</w:t>
+            </w:r>
+          </w:p>
+          <w:p>
+            <w:pPr>
+              <w:pStyle w:val="ListParagraph"/>
+              <w:numPr>
+                <w:ilvl w:val="0"/>
+                <w:numId w:val="23"/>
+              </w:numPr>
+              <w:rPr>
+                <w:sz w:val="21"/>
+                <w:szCs w:val="21"/>
+              </w:rPr>
+            </w:pPr>
+            <w:r>
+              <w:rPr>
+                <w:sz w:val="21"/>
+                <w:szCs w:val="21"/>
+              </w:rPr>
+              <w:t>Data Science includes four broad steps: Data, Data Wrangling (QC), Analysis, and visualization/communication</w:t>
+            </w:r>
+          </w:p>
+          <w:p>
+            <w:pPr>
+              <w:pStyle w:val="ListParagraph"/>
+              <w:numPr>
+                <w:ilvl w:val="0"/>
+                <w:numId w:val="23"/>
+              </w:numPr>
+              <w:rPr>
+                <w:sz w:val="21"/>
+                <w:szCs w:val="21"/>
+              </w:rPr>
+            </w:pPr>
+            <w:r>
+              <w:rPr>
+                <w:sz w:val="21"/>
+                <w:szCs w:val="21"/>
+              </w:rPr>
+              <w:t>Ethical decisions need to be examined at each step of any Data Science pipeline</w:t>
+            </w:r>
+          </w:p>
+          <w:p>
+            <w:pPr>
+              <w:rPr>
+                <w:b/>
+                <w:bCs/>
+              </w:rPr>
+            </w:pPr>
+          </w:p>
+        </w:tc>
+      </w:tr>
+      <w:tr>
+        <w:tc>
+          <w:tcPr>
+            <w:tcW w:w="1885" w:type="dxa"/>
+          </w:tcPr>
+          <w:p>
+            <w:pPr>
+              <w:rPr>
+                <w:b/>
+                <w:bCs/>
+              </w:rPr>
+            </w:pPr>
+            <w:r>
+              <w:rPr>
+                <w:b/>
+                <w:bCs/>
+              </w:rPr>
+              <w:t>Essential Questions</w:t>
+            </w:r>
+          </w:p>
+        </w:tc>
+        <w:tc>
+          <w:tcPr>
+            <w:tcW w:w="7465" w:type="dxa"/>
+          </w:tcPr>
+          <w:p>
+            <w:pPr>
+              <w:pStyle w:val="ListParagraph"/>
+              <w:numPr>
+                <w:ilvl w:val="0"/>
+                <w:numId w:val="24"/>
+              </w:numPr>
+              <w:rPr>
+                <w:sz w:val="21"/>
+                <w:szCs w:val="21"/>
+              </w:rPr>
+            </w:pPr>
+            <w:r>
+              <w:rPr>
+                <w:sz w:val="21"/>
+                <w:szCs w:val="21"/>
+              </w:rPr>
+              <w:t>How can we utilize Python to analyze a large genetic, genomic, or biomedical dataset?</w:t>
+            </w:r>
+          </w:p>
+          <w:p>
+            <w:pPr>
+              <w:pStyle w:val="ListParagraph"/>
+              <w:numPr>
+                <w:ilvl w:val="0"/>
+                <w:numId w:val="24"/>
+              </w:numPr>
+              <w:rPr>
+                <w:sz w:val="21"/>
+                <w:szCs w:val="21"/>
+              </w:rPr>
+            </w:pPr>
+            <w:r>
+              <w:rPr>
+                <w:sz w:val="21"/>
+                <w:szCs w:val="21"/>
+              </w:rPr>
+              <w:t>What ethical considerations are relevant to large datasets, particularly those which involve human data?</w:t>
+            </w:r>
+          </w:p>
+          <w:p>
+            <w:pPr>
+              <w:pStyle w:val="ListParagraph"/>
+              <w:numPr>
+                <w:ilvl w:val="0"/>
+                <w:numId w:val="24"/>
+              </w:numPr>
+              <w:rPr>
+                <w:sz w:val="21"/>
+                <w:szCs w:val="21"/>
+              </w:rPr>
+            </w:pPr>
+            <w:r>
+              <w:rPr>
+                <w:sz w:val="21"/>
+                <w:szCs w:val="21"/>
+              </w:rPr>
+              <w:t>How does statistics enable us to effectively interpret biological data?</w:t>
+            </w:r>
+          </w:p>
+          <w:p>
+            <w:pPr>
+              <w:rPr>
+                <w:b/>
+                <w:bCs/>
+              </w:rPr>
+            </w:pPr>
+          </w:p>
+        </w:tc>
+      </w:tr>
+      <w:tr>
+        <w:tc>
+          <w:tcPr>
+            <w:tcW w:w="1885" w:type="dxa"/>
+          </w:tcPr>
+          <w:p>
+            <w:pPr>
+              <w:rPr>
+                <w:b/>
+                <w:bCs/>
+              </w:rPr>
+            </w:pPr>
+            <w:r>
+              <w:rPr>
+                <w:b/>
+                <w:bCs/>
+              </w:rPr>
+              <w:t>Program Learning Outcomes</w:t>
+            </w:r>
+          </w:p>
+        </w:tc>
+        <w:tc>
+          <w:tcPr>
+            <w:tcW w:w="7465" w:type="dxa"/>
+          </w:tcPr>
+          <w:p>
+            <w:pPr>
+              <w:rPr>
+                <w:sz w:val="21"/>
+                <w:szCs w:val="21"/>
+                <w:u w:val="single"/>
+              </w:rPr>
+            </w:pPr>
+            <w:r>
+              <w:rPr>
+                <w:sz w:val="21"/>
+                <w:szCs w:val="21"/>
+              </w:rPr>
+              <w:t>By the end of this program, participants will be able to:</w:t>
+            </w:r>
+          </w:p>
+          <w:p>
+            <w:pPr>
+              <w:numPr>
+                <w:ilvl w:val="0"/>
+                <w:numId w:val="44"/>
+              </w:numPr>
+              <w:spacing w:before="100" w:beforeAutospacing="1" w:after="100" w:afterAutospacing="1"/>
+              <w:rPr>
+                <w:sz w:val="21"/>
+                <w:szCs w:val="21"/>
+              </w:rPr>
+            </w:pPr>
+            <w:r>
+              <w:rPr>
+                <w:rStyle w:val="Strong"/>
+                <w:sz w:val="21"/>
+                <w:szCs w:val="21"/>
+              </w:rPr>
+              <w:t>Develop and execute reproducible biomedical data science workflows</w:t>
+            </w:r>
+            <w:r>
+              <w:rPr>
+                <w:sz w:val="21"/>
+                <w:szCs w:val="21"/>
+              </w:rPr>
+              <w:t xml:space="preserve"> using Python, Google Colab/Jupyter notebooks, and foundational data science libraries to import, manipulate, analyze, and document large biological datasets. </w:t>
+            </w:r>
+          </w:p>
+          <w:p>
+            <w:pPr>
+              <w:numPr>
+                <w:ilvl w:val="0"/>
+                <w:numId w:val="44"/>
+              </w:numPr>
+              <w:spacing w:before="100" w:beforeAutospacing="1" w:after="100" w:afterAutospacing="1"/>
+              <w:rPr>
+                <w:sz w:val="21"/>
+                <w:szCs w:val="21"/>
+              </w:rPr>
+            </w:pPr>
+            <w:r>
+              <w:rPr>
+                <w:rStyle w:val="Strong"/>
+                <w:sz w:val="21"/>
+                <w:szCs w:val="21"/>
+              </w:rPr>
+              <w:t>Apply statistical reasoning and appropriate analytical methods</w:t>
+            </w:r>
+            <w:r>
+              <w:rPr>
+                <w:sz w:val="21"/>
+                <w:szCs w:val="21"/>
+              </w:rPr>
+              <w:t xml:space="preserve"> to formulate hypotheses, analyze biomedical and genomic datasets, interpret results, and communicate findings through effective data visualizations. </w:t>
+            </w:r>
+          </w:p>
+          <w:p>
+            <w:pPr>
+              <w:numPr>
+                <w:ilvl w:val="0"/>
+                <w:numId w:val="44"/>
+              </w:numPr>
+              <w:spacing w:before="100" w:beforeAutospacing="1" w:after="100" w:afterAutospacing="1"/>
+              <w:rPr>
+                <w:sz w:val="21"/>
+                <w:szCs w:val="21"/>
+              </w:rPr>
+            </w:pPr>
+            <w:r>
+              <w:rPr>
+                <w:rStyle w:val="Strong"/>
+                <w:sz w:val="21"/>
+                <w:szCs w:val="21"/>
+              </w:rPr>
+              <w:t>Evaluate each stage of the biomedical data science pipeline</w:t>
+            </w:r>
+            <w:r>
+              <w:rPr>
+                <w:sz w:val="21"/>
+                <w:szCs w:val="21"/>
+              </w:rPr>
+              <w:t xml:space="preserve">: </w:t>
+            </w:r>
+            <w:r>
+              <w:rPr>
+                <w:sz w:val="21"/>
+                <w:szCs w:val="21"/>
+              </w:rPr>
+              <w:t>from data acquisition and quality control through analysis and visualizatio</w:t>
+            </w:r>
+            <w:r>
+              <w:rPr>
+                <w:sz w:val="21"/>
+                <w:szCs w:val="21"/>
+              </w:rPr>
+              <w:t>n and</w:t>
+            </w:r>
+            <w:r>
+              <w:rPr>
+                <w:sz w:val="21"/>
+                <w:szCs w:val="21"/>
+              </w:rPr>
+              <w:t xml:space="preserve"> select appropriate computational tools and methods for a given research question. </w:t>
+            </w:r>
+          </w:p>
+          <w:p>
+            <w:pPr>
+              <w:numPr>
+                <w:ilvl w:val="0"/>
+                <w:numId w:val="44"/>
+              </w:numPr>
+              <w:spacing w:before="100" w:beforeAutospacing="1" w:after="100" w:afterAutospacing="1"/>
+              <w:rPr>
+                <w:sz w:val="21"/>
+                <w:szCs w:val="21"/>
+              </w:rPr>
+            </w:pPr>
+            <w:r>
+              <w:rPr>
+                <w:rStyle w:val="Strong"/>
+                <w:sz w:val="21"/>
+                <w:szCs w:val="21"/>
+              </w:rPr>
+              <w:t>Critically examine the ethical, societal, and scientific considerations</w:t>
+            </w:r>
+            <w:r>
+              <w:rPr>
+                <w:sz w:val="21"/>
+                <w:szCs w:val="21"/>
+              </w:rPr>
+              <w:t xml:space="preserve"> involved in collecting, managing, analyzing, interpreting, and communicating data, particularly when working with human genomic and biomedical datasets. </w:t>
+            </w:r>
+          </w:p>
+          <w:p>
+            <w:pPr>
+              <w:numPr>
+                <w:ilvl w:val="0"/>
+                <w:numId w:val="44"/>
+              </w:numPr>
+              <w:spacing w:before="100" w:beforeAutospacing="1" w:after="100" w:afterAutospacing="1"/>
+              <w:rPr>
+                <w:sz w:val="21"/>
+                <w:szCs w:val="21"/>
+              </w:rPr>
+            </w:pPr>
+            <w:r>
+              <w:rPr>
+                <w:rStyle w:val="Strong"/>
+                <w:sz w:val="21"/>
+                <w:szCs w:val="21"/>
+              </w:rPr>
+              <w:t>Collaborate to investigate authentic biomedical research questions</w:t>
+            </w:r>
+            <w:r>
+              <w:rPr>
+                <w:sz w:val="21"/>
+                <w:szCs w:val="21"/>
+              </w:rPr>
+              <w:t xml:space="preserve"> by integrating computational, statistical, and ethical reasoning, and identify logical next steps for advancing a biomedical data science project.</w:t>
+            </w:r>
+          </w:p>
+          <w:p>
+            <w:pPr>
+              <w:rPr>
+                <w:b/>
+                <w:bCs/>
+              </w:rPr>
+            </w:pPr>
+          </w:p>
+        </w:tc>
+      </w:tr>
+      <w:tr>
+        <w:tc>
+          <w:tcPr>
+            <w:tcW w:w="1885" w:type="dxa"/>
+          </w:tcPr>
+          <w:p>
+            <w:pPr>
+              <w:rPr>
+                <w:b/>
+                <w:bCs/>
+              </w:rPr>
+            </w:pPr>
+            <w:r>
+              <w:rPr>
+                <w:b/>
+                <w:bCs/>
+              </w:rPr>
+              <w:t>Specific Skill Outcomes</w:t>
+            </w:r>
+          </w:p>
+        </w:tc>
+        <w:tc>
+          <w:tcPr>
+            <w:tcW w:w="7465" w:type="dxa"/>
+          </w:tcPr>
+          <w:p>
+            <w:pPr>
+              <w:rPr>
+                <w:sz w:val="21"/>
+                <w:szCs w:val="21"/>
+              </w:rPr>
+            </w:pPr>
+            <w:r>
+              <w:rPr>
+                <w:sz w:val="21"/>
+                <w:szCs w:val="21"/>
+              </w:rPr>
+              <w:t>By the end of this program, students will be able to:</w:t>
+            </w:r>
+          </w:p>
+          <w:p>
+            <w:pPr>
+              <w:numPr>
+                <w:ilvl w:val="0"/>
+                <w:numId w:val="25"/>
+              </w:numPr>
+              <w:rPr>
+                <w:sz w:val="21"/>
+                <w:szCs w:val="21"/>
+              </w:rPr>
+            </w:pPr>
+            <w:r>
+              <w:rPr>
+                <w:sz w:val="21"/>
+                <w:szCs w:val="21"/>
+              </w:rPr>
+              <w:t>Utilize Jupyter notebooks</w:t>
+            </w:r>
+            <w:r>
+              <w:rPr>
+                <w:sz w:val="21"/>
+                <w:szCs w:val="21"/>
+              </w:rPr>
+              <w:t>, in Google Colab,</w:t>
+            </w:r>
+            <w:r>
+              <w:rPr>
+                <w:sz w:val="21"/>
+                <w:szCs w:val="21"/>
+              </w:rPr>
+              <w:t xml:space="preserve"> for reproducible workflows</w:t>
+            </w:r>
+          </w:p>
+          <w:p>
+            <w:pPr>
+              <w:numPr>
+                <w:ilvl w:val="0"/>
+                <w:numId w:val="25"/>
+              </w:numPr>
+              <w:rPr>
+                <w:sz w:val="21"/>
+                <w:szCs w:val="21"/>
+              </w:rPr>
+            </w:pPr>
+            <w:r>
+              <w:rPr>
+                <w:sz w:val="21"/>
+                <w:szCs w:val="21"/>
+              </w:rPr>
+              <w:lastRenderedPageBreak/>
+              <w:t>Write</w:t>
+            </w:r>
+            <w:r>
+              <w:rPr>
+                <w:sz w:val="21"/>
+                <w:szCs w:val="21"/>
+              </w:rPr>
+              <w:t xml:space="preserve"> and Understand</w:t>
+            </w:r>
+            <w:r>
+              <w:rPr>
+                <w:sz w:val="21"/>
+                <w:szCs w:val="21"/>
+              </w:rPr>
+              <w:t xml:space="preserve"> basic Python code</w:t>
+            </w:r>
+            <w:r>
+              <w:rPr>
+                <w:sz w:val="21"/>
+                <w:szCs w:val="21"/>
+              </w:rPr>
+              <w:t xml:space="preserve"> and pythons</w:t>
+            </w:r>
+            <w:r>
+              <w:rPr>
+                <w:sz w:val="21"/>
+                <w:szCs w:val="21"/>
+              </w:rPr>
+              <w:t xml:space="preserve"> with appropriate syntax and comments</w:t>
+            </w:r>
+          </w:p>
+          <w:p>
+            <w:pPr>
+              <w:numPr>
+                <w:ilvl w:val="0"/>
+                <w:numId w:val="25"/>
+              </w:numPr>
+              <w:rPr>
+                <w:sz w:val="21"/>
+                <w:szCs w:val="21"/>
+              </w:rPr>
+            </w:pPr>
+            <w:r>
+              <w:rPr>
+                <w:sz w:val="21"/>
+                <w:szCs w:val="21"/>
+              </w:rPr>
+              <w:t xml:space="preserve">Create, import, and manipulate data in Python using foundational coding skills </w:t>
+            </w:r>
+            <w:r>
+              <w:rPr>
+                <w:sz w:val="21"/>
+                <w:szCs w:val="21"/>
+                <w:u w:val="single"/>
+              </w:rPr>
+              <w:t>and</w:t>
+            </w:r>
+            <w:r>
+              <w:rPr>
+                <w:sz w:val="21"/>
+                <w:szCs w:val="21"/>
+              </w:rPr>
+              <w:t xml:space="preserve"> accessing packages such as NumPy, Pandas, Matplotlib and others in the DS ‘stack’</w:t>
+            </w:r>
+          </w:p>
+          <w:p>
+            <w:pPr>
+              <w:numPr>
+                <w:ilvl w:val="0"/>
+                <w:numId w:val="25"/>
+              </w:numPr>
+              <w:rPr>
+                <w:sz w:val="21"/>
+                <w:szCs w:val="21"/>
+              </w:rPr>
+            </w:pPr>
+            <w:r>
+              <w:rPr>
+                <w:sz w:val="21"/>
+                <w:szCs w:val="21"/>
+              </w:rPr>
+              <w:t>Apply the framework of hypothesis testing to analyze datasets</w:t>
+            </w:r>
+          </w:p>
+          <w:p>
+            <w:pPr>
+              <w:numPr>
+                <w:ilvl w:val="0"/>
+                <w:numId w:val="25"/>
+              </w:numPr>
+              <w:rPr>
+                <w:sz w:val="21"/>
+                <w:szCs w:val="21"/>
+              </w:rPr>
+            </w:pPr>
+            <w:r>
+              <w:rPr>
+                <w:sz w:val="21"/>
+                <w:szCs w:val="21"/>
+              </w:rPr>
+              <w:t>Choose appropriate analysis and visualization tools</w:t>
+            </w:r>
+          </w:p>
+          <w:p>
+            <w:pPr>
+              <w:numPr>
+                <w:ilvl w:val="0"/>
+                <w:numId w:val="25"/>
+              </w:numPr>
+              <w:rPr>
+                <w:sz w:val="21"/>
+                <w:szCs w:val="21"/>
+              </w:rPr>
+            </w:pPr>
+            <w:r>
+              <w:rPr>
+                <w:sz w:val="21"/>
+                <w:szCs w:val="21"/>
+              </w:rPr>
+              <w:t>Perform statistical analysis and visualization of datasets using Python and libraries</w:t>
+            </w:r>
+          </w:p>
+          <w:p>
+            <w:pPr>
+              <w:numPr>
+                <w:ilvl w:val="0"/>
+                <w:numId w:val="25"/>
+              </w:numPr>
+              <w:rPr>
+                <w:sz w:val="21"/>
+                <w:szCs w:val="21"/>
+              </w:rPr>
+            </w:pPr>
+            <w:r>
+              <w:rPr>
+                <w:sz w:val="21"/>
+                <w:szCs w:val="21"/>
+              </w:rPr>
+              <w:t xml:space="preserve">Discuss ethical dimensions inherent in selecting, </w:t>
+            </w:r>
+            <w:r>
+              <w:rPr>
+                <w:sz w:val="21"/>
+                <w:szCs w:val="21"/>
+              </w:rPr>
+              <w:t>wrangling</w:t>
+            </w:r>
+            <w:r>
+              <w:rPr>
+                <w:sz w:val="21"/>
+                <w:szCs w:val="21"/>
+              </w:rPr>
+              <w:t xml:space="preserve"> (QC), analyzing, and visualization of Data pipeline</w:t>
+            </w:r>
+          </w:p>
+          <w:p>
+            <w:pPr>
+              <w:numPr>
+                <w:ilvl w:val="0"/>
+                <w:numId w:val="25"/>
+              </w:numPr>
+              <w:rPr>
+                <w:sz w:val="21"/>
+                <w:szCs w:val="21"/>
+              </w:rPr>
+            </w:pPr>
+            <w:r>
+              <w:rPr>
+                <w:sz w:val="21"/>
+                <w:szCs w:val="21"/>
+              </w:rPr>
+              <w:t>Evaluate the individual components of a typical GWAS (and PRS) pipeline as an illustrative example of the broad steps of Data Science</w:t>
+            </w:r>
+          </w:p>
+          <w:p>
+            <w:pPr>
+              <w:numPr>
+                <w:ilvl w:val="0"/>
+                <w:numId w:val="25"/>
+              </w:numPr>
+              <w:rPr>
+                <w:sz w:val="21"/>
+                <w:szCs w:val="21"/>
+              </w:rPr>
+            </w:pPr>
+            <w:r>
+              <w:rPr>
+                <w:sz w:val="21"/>
+                <w:szCs w:val="21"/>
+              </w:rPr>
+              <w:t>Work in pairs and merge these new skills in the service of a question involving a large data set</w:t>
+            </w:r>
+          </w:p>
+          <w:p>
+            <w:pPr>
+              <w:rPr>
+                <w:b/>
+                <w:bCs/>
+              </w:rPr>
+            </w:pPr>
+          </w:p>
+        </w:tc>
+      </w:tr>
+    </w:tbl>
     <w:p>
       <w:pPr>
         <w:rPr>
@@ -5717,18 +5726,236 @@
     </w:p>
     <w:p>
       <w:pPr>
+        <w:pStyle w:val="Heading3"/>
+      </w:pPr>
+      <w:r>
+        <w:t>Representative Past Student Projects</w:t>
+      </w:r>
+    </w:p>
+    <w:p>
+      <w:pPr>
+        <w:numPr>
+          <w:ilvl w:val="0"/>
+          <w:numId w:val="47"/>
+        </w:numPr>
+        <w:spacing w:before="100" w:beforeAutospacing="1" w:after="100" w:afterAutospacing="1"/>
+      </w:pPr>
+      <w:r>
+        <w:t xml:space="preserve">Cancer genomics and therapeutic response </w:t>
+      </w:r>
+    </w:p>
+    <w:p>
+      <w:pPr>
+        <w:numPr>
+          <w:ilvl w:val="0"/>
+          <w:numId w:val="47"/>
+        </w:numPr>
+        <w:spacing w:before="100" w:beforeAutospacing="1" w:after="100" w:afterAutospacing="1"/>
+      </w:pPr>
+      <w:r>
+        <w:t xml:space="preserve">Health disparities and population health analytics </w:t>
+      </w:r>
+    </w:p>
+    <w:p>
+      <w:pPr>
+        <w:numPr>
+          <w:ilvl w:val="0"/>
+          <w:numId w:val="47"/>
+        </w:numPr>
+        <w:spacing w:before="100" w:beforeAutospacing="1" w:after="100" w:afterAutospacing="1"/>
+      </w:pPr>
+      <w:r>
+        <w:t xml:space="preserve">Socioeconomic determinants of disease </w:t>
+      </w:r>
+    </w:p>
+    <w:p>
+      <w:pPr>
+        <w:numPr>
+          <w:ilvl w:val="0"/>
+          <w:numId w:val="47"/>
+        </w:numPr>
+        <w:spacing w:before="100" w:beforeAutospacing="1" w:after="100" w:afterAutospacing="1"/>
+      </w:pPr>
+      <w:r>
+        <w:t xml:space="preserve">Host-pathogen interactions and immune responses </w:t>
+      </w:r>
+    </w:p>
+    <w:p>
+      <w:pPr>
+        <w:numPr>
+          <w:ilvl w:val="0"/>
+          <w:numId w:val="47"/>
+        </w:numPr>
+        <w:spacing w:before="100" w:beforeAutospacing="1" w:after="100" w:afterAutospacing="1"/>
+      </w:pPr>
+      <w:r>
+        <w:t xml:space="preserve">Autoimmune disease transcriptomics </w:t>
+      </w:r>
+    </w:p>
+    <w:p>
+      <w:pPr>
+        <w:numPr>
+          <w:ilvl w:val="0"/>
+          <w:numId w:val="47"/>
+        </w:numPr>
+        <w:spacing w:before="100" w:beforeAutospacing="1" w:after="100" w:afterAutospacing="1"/>
+      </w:pPr>
+      <w:r>
+        <w:t xml:space="preserve">Genetics of neurodegenerative and metabolic diseases </w:t>
+      </w:r>
+    </w:p>
+    <w:p>
+      <w:pPr>
+        <w:numPr>
+          <w:ilvl w:val="0"/>
+          <w:numId w:val="47"/>
+        </w:numPr>
+        <w:spacing w:before="100" w:beforeAutospacing="1" w:after="100" w:afterAutospacing="1"/>
+      </w:pPr>
+      <w:r>
+        <w:t xml:space="preserve">Genomics of diabetic complications </w:t>
+      </w:r>
+    </w:p>
+    <w:p>
+      <w:pPr>
+        <w:numPr>
+          <w:ilvl w:val="0"/>
+          <w:numId w:val="47"/>
+        </w:numPr>
+        <w:spacing w:before="100" w:beforeAutospacing="1" w:after="100" w:afterAutospacing="1"/>
+      </w:pPr>
+      <w:r>
+        <w:t xml:space="preserve">Gene expression variability in model organisms </w:t>
+      </w:r>
+    </w:p>
+    <w:p>
+      <w:pPr>
+        <w:numPr>
+          <w:ilvl w:val="0"/>
+          <w:numId w:val="47"/>
+        </w:numPr>
+        <w:spacing w:before="100" w:beforeAutospacing="1" w:after="100" w:afterAutospacing="1"/>
+      </w:pPr>
+      <w:r>
+        <w:t xml:space="preserve">Infectious disease immunology </w:t>
+      </w:r>
+    </w:p>
+    <w:p>
+      <w:pPr>
+        <w:numPr>
+          <w:ilvl w:val="0"/>
+          <w:numId w:val="47"/>
+        </w:numPr>
+        <w:spacing w:before="100" w:beforeAutospacing="1" w:after="100" w:afterAutospacing="1"/>
+      </w:pPr>
+      <w:r>
+        <w:t xml:space="preserve">Genetics and behavior in neurodevelopmental disorders </w:t>
+      </w:r>
+    </w:p>
+    <w:p>
+      <w:pPr>
+        <w:numPr>
+          <w:ilvl w:val="0"/>
+          <w:numId w:val="47"/>
+        </w:numPr>
+        <w:spacing w:before="100" w:beforeAutospacing="1" w:after="100" w:afterAutospacing="1"/>
+      </w:pPr>
+      <w:r>
+        <w:t xml:space="preserve">Single-cell RNA sequencing in cancer </w:t>
+      </w:r>
+    </w:p>
+    <w:p>
+      <w:pPr>
+        <w:numPr>
+          <w:ilvl w:val="0"/>
+          <w:numId w:val="47"/>
+        </w:numPr>
+        <w:spacing w:before="100" w:beforeAutospacing="1" w:after="100" w:afterAutospacing="1"/>
+      </w:pPr>
+      <w:r>
+        <w:t xml:space="preserve">Biomarker discovery using multi-omics data </w:t>
+      </w:r>
+    </w:p>
+    <w:p>
+      <w:pPr>
+        <w:numPr>
+          <w:ilvl w:val="0"/>
+          <w:numId w:val="47"/>
+        </w:numPr>
+        <w:spacing w:before="100" w:beforeAutospacing="1" w:after="100" w:afterAutospacing="1"/>
+      </w:pPr>
+      <w:r>
+        <w:t xml:space="preserve">Comparative transcriptomics </w:t>
+      </w:r>
+    </w:p>
+    <w:p>
+      <w:pPr>
+        <w:numPr>
+          <w:ilvl w:val="0"/>
+          <w:numId w:val="47"/>
+        </w:numPr>
+        <w:spacing w:before="100" w:beforeAutospacing="1" w:after="100" w:afterAutospacing="1"/>
+      </w:pPr>
+      <w:r>
+        <w:t xml:space="preserve">Integrative biomedical data science </w:t>
+      </w:r>
+    </w:p>
+    <w:p>
+      <w:pPr>
+        <w:numPr>
+          <w:ilvl w:val="0"/>
+          <w:numId w:val="47"/>
+        </w:numPr>
+        <w:spacing w:before="100" w:beforeAutospacing="1" w:after="100" w:afterAutospacing="1"/>
+      </w:pPr>
+      <w:r>
+        <w:t xml:space="preserve">Machine learning applications in genomics </w:t>
+      </w:r>
+    </w:p>
+    <w:p>
+      <w:pPr>
+        <w:numPr>
+          <w:ilvl w:val="0"/>
+          <w:numId w:val="47"/>
+        </w:numPr>
+        <w:spacing w:before="100" w:beforeAutospacing="1" w:after="100" w:afterAutospacing="1"/>
+      </w:pPr>
+      <w:r>
+        <w:t>Analysis of publicly available biomedical datasets</w:t>
+      </w:r>
+    </w:p>
+    <w:p>
+      <w:pPr>
+        <w:rPr>
+          <w:b/>
+          <w:bCs/>
+        </w:rPr>
+      </w:pPr>
+    </w:p>
+    <w:p>
+      <w:pPr>
         <w:jc w:val="center"/>
         <w:rPr>
           <w:b/>
           <w:bCs/>
+          <w:color w:val="156082" w:themeColor="accent1"/>
         </w:rPr>
       </w:pPr>
       <w:r>
         <w:rPr>
           <w:b/>
           <w:bCs/>
+          <w:color w:val="156082" w:themeColor="accent1"/>
         </w:rPr>
-        <w:t>Biomedical Data Science in CONTEXT</w:t>
+        <w:t>Biomedical Data Science in C</w:t>
+      </w:r>
+      <w:r>
+        <w:rPr>
+          <w:b/>
+          <w:bCs/>
+          <w:color w:val="156082" w:themeColor="accent1"/>
+        </w:rPr>
+        <w:t>ontext Schedule</w:t>
       </w:r>
     </w:p>
     <w:tbl>
@@ -6023,7 +6250,7 @@
                 <w:szCs w:val="22"/>
               </w:rPr>
             </w:pPr>
-            <w:hyperlink r:id="rId5" w:history="1">
+            <w:hyperlink r:id="rId7" w:history="1">
               <w:r>
                 <w:rPr>
                   <w:rStyle w:val="Hyperlink"/>
@@ -6180,7 +6407,16 @@
                 <w:sz w:val="22"/>
                 <w:szCs w:val="22"/>
               </w:rPr>
-              <w:t xml:space="preserve">Data science is a way of thinking, a means of extracting insights through the scientific method. </w:t>
+              <w:lastRenderedPageBreak/>
+              <w:t xml:space="preserve">Data science is a way of thinking, a means </w:t>
+            </w:r>
+            <w:r>
+              <w:rPr>
+                <w:sz w:val="22"/>
+                <w:szCs w:val="22"/>
+              </w:rPr>
+              <w:lastRenderedPageBreak/>
+              <w:t xml:space="preserve">of extracting insights through the scientific method. </w:t>
             </w:r>
           </w:p>
           <w:p>
@@ -6594,7 +6830,7 @@
               </w:rPr>
               <w:t xml:space="preserve"> </w:t>
             </w:r>
-            <w:hyperlink r:id="rId6" w:history="1">
+            <w:hyperlink r:id="rId8" w:history="1">
               <w:r>
                 <w:rPr>
                   <w:rStyle w:val="Hyperlink"/>
@@ -6918,6 +7154,7 @@
               </w:rPr>
               <w:t>Notebooks contain chunks that are in a programming language (</w:t>
             </w:r>
+            <w:proofErr w:type="spellStart"/>
             <w:r>
               <w:rPr>
                 <w:b/>
@@ -6935,8 +7172,18 @@
                 <w:sz w:val="22"/>
                 <w:szCs w:val="22"/>
               </w:rPr>
-              <w:t xml:space="preserve">lia, </w:t>
-            </w:r>
+              <w:t>lia</w:t>
+            </w:r>
+            <w:proofErr w:type="spellEnd"/>
+            <w:r>
+              <w:rPr>
+                <w:color w:val="000000" w:themeColor="text1"/>
+                <w:sz w:val="22"/>
+                <w:szCs w:val="22"/>
+              </w:rPr>
+              <w:t xml:space="preserve">, </w:t>
+            </w:r>
+            <w:proofErr w:type="spellStart"/>
             <w:r>
               <w:rPr>
                 <w:b/>
@@ -6954,7 +7201,16 @@
                 <w:sz w:val="22"/>
                 <w:szCs w:val="22"/>
               </w:rPr>
-              <w:t xml:space="preserve">hon, </w:t>
+              <w:t>hon</w:t>
+            </w:r>
+            <w:proofErr w:type="spellEnd"/>
+            <w:r>
+              <w:rPr>
+                <w:color w:val="000000" w:themeColor="text1"/>
+                <w:sz w:val="22"/>
+                <w:szCs w:val="22"/>
+              </w:rPr>
+              <w:t xml:space="preserve">, </w:t>
             </w:r>
             <w:r>
               <w:rPr>
@@ -7028,7 +7284,7 @@
                 <w:szCs w:val="22"/>
               </w:rPr>
             </w:pPr>
-            <w:hyperlink r:id="rId7" w:history="1">
+            <w:hyperlink r:id="rId9" w:history="1">
               <w:r>
                 <w:rPr>
                   <w:rStyle w:val="Hyperlink"/>
@@ -7052,7 +7308,7 @@
                 <w:szCs w:val="22"/>
               </w:rPr>
             </w:pPr>
-            <w:hyperlink r:id="rId8" w:history="1">
+            <w:hyperlink r:id="rId10" w:history="1">
               <w:r>
                 <w:rPr>
                   <w:rStyle w:val="Hyperlink"/>
@@ -7142,7 +7398,6 @@
                 <w:szCs w:val="22"/>
                 <w:u w:val="single"/>
               </w:rPr>
-              <w:lastRenderedPageBreak/>
               <w:t>LO:</w:t>
             </w:r>
           </w:p>
@@ -7292,7 +7547,6 @@
                 <w:sz w:val="22"/>
                 <w:szCs w:val="22"/>
               </w:rPr>
-              <w:lastRenderedPageBreak/>
               <w:t>Coding Chunks</w:t>
             </w:r>
           </w:p>
@@ -7317,7 +7571,6 @@
                 <w:szCs w:val="22"/>
                 <w:u w:val="single"/>
               </w:rPr>
-              <w:lastRenderedPageBreak/>
               <w:t>Data &amp; Manipulation</w:t>
             </w:r>
           </w:p>
@@ -7428,7 +7681,7 @@
                 <w:szCs w:val="22"/>
               </w:rPr>
             </w:pPr>
-            <w:hyperlink r:id="rId9" w:history="1">
+            <w:hyperlink r:id="rId11" w:history="1">
               <w:r>
                 <w:rPr>
                   <w:rStyle w:val="Hyperlink"/>
@@ -7460,7 +7713,7 @@
                 <w:szCs w:val="22"/>
               </w:rPr>
             </w:pPr>
-            <w:hyperlink r:id="rId10" w:history="1">
+            <w:hyperlink r:id="rId12" w:history="1">
               <w:r>
                 <w:rPr>
                   <w:rStyle w:val="Hyperlink"/>
@@ -7532,7 +7785,7 @@
                 <w:u w:val="single"/>
               </w:rPr>
             </w:pPr>
-            <w:hyperlink r:id="rId11" w:history="1">
+            <w:hyperlink r:id="rId13" w:history="1">
               <w:r>
                 <w:rPr>
                   <w:rStyle w:val="Hyperlink"/>
@@ -7557,7 +7810,7 @@
                 <w:u w:val="single"/>
               </w:rPr>
             </w:pPr>
-            <w:hyperlink r:id="rId12" w:history="1">
+            <w:hyperlink r:id="rId14" w:history="1">
               <w:r>
                 <w:rPr>
                   <w:rStyle w:val="Hyperlink"/>
@@ -7582,7 +7835,7 @@
                 <w:u w:val="single"/>
               </w:rPr>
             </w:pPr>
-            <w:hyperlink r:id="rId13" w:history="1">
+            <w:hyperlink r:id="rId15" w:history="1">
               <w:r>
                 <w:rPr>
                   <w:rStyle w:val="Hyperlink"/>
@@ -7607,7 +7860,7 @@
                 <w:u w:val="single"/>
               </w:rPr>
             </w:pPr>
-            <w:hyperlink r:id="rId14" w:history="1">
+            <w:hyperlink r:id="rId16" w:history="1">
               <w:r>
                 <w:rPr>
                   <w:rStyle w:val="Hyperlink"/>
@@ -7744,6 +7997,7 @@
                 <w:sz w:val="22"/>
                 <w:szCs w:val="22"/>
               </w:rPr>
+              <w:lastRenderedPageBreak/>
               <w:t>Best practices/conventions for built in data type lists</w:t>
             </w:r>
           </w:p>
@@ -7888,6 +8142,7 @@
                 <w:sz w:val="22"/>
                 <w:szCs w:val="22"/>
               </w:rPr>
+              <w:lastRenderedPageBreak/>
               <w:t>Lists</w:t>
             </w:r>
             <w:r>
@@ -8047,7 +8302,23 @@
                 <w:sz w:val="22"/>
                 <w:szCs w:val="22"/>
               </w:rPr>
-              <w:t>Access mode: r+,w+,a+</w:t>
+              <w:t xml:space="preserve">Access mode: </w:t>
+            </w:r>
+            <w:proofErr w:type="spellStart"/>
+            <w:r>
+              <w:rPr>
+                <w:sz w:val="22"/>
+                <w:szCs w:val="22"/>
+              </w:rPr>
+              <w:t>r+,w+,a</w:t>
+            </w:r>
+            <w:proofErr w:type="spellEnd"/>
+            <w:r>
+              <w:rPr>
+                <w:sz w:val="22"/>
+                <w:szCs w:val="22"/>
+              </w:rPr>
+              <w:t>+</w:t>
             </w:r>
           </w:p>
           <w:p>
@@ -8134,6 +8405,7 @@
                 <w:szCs w:val="22"/>
                 <w:u w:val="single"/>
               </w:rPr>
+              <w:lastRenderedPageBreak/>
               <w:t xml:space="preserve">Work through in class: </w:t>
             </w:r>
           </w:p>
@@ -8151,7 +8423,7 @@
                 <w:u w:val="single"/>
               </w:rPr>
             </w:pPr>
-            <w:hyperlink r:id="rId15" w:history="1">
+            <w:hyperlink r:id="rId17" w:history="1">
               <w:r>
                 <w:rPr>
                   <w:rStyle w:val="Hyperlink"/>
@@ -8175,7 +8447,7 @@
                 <w:szCs w:val="22"/>
               </w:rPr>
             </w:pPr>
-            <w:hyperlink r:id="rId16" w:history="1">
+            <w:hyperlink r:id="rId18" w:history="1">
               <w:r>
                 <w:rPr>
                   <w:rStyle w:val="Hyperlink"/>
@@ -8200,7 +8472,7 @@
                 <w:u w:val="single"/>
               </w:rPr>
             </w:pPr>
-            <w:hyperlink r:id="rId17" w:history="1">
+            <w:hyperlink r:id="rId19" w:history="1">
               <w:r>
                 <w:rPr>
                   <w:rStyle w:val="Hyperlink"/>
@@ -8264,7 +8536,7 @@
                 <w:szCs w:val="22"/>
               </w:rPr>
             </w:pPr>
-            <w:hyperlink r:id="rId18" w:history="1">
+            <w:hyperlink r:id="rId20" w:history="1">
               <w:r>
                 <w:rPr>
                   <w:rStyle w:val="Hyperlink"/>
@@ -8299,7 +8571,7 @@
                 <w:szCs w:val="22"/>
               </w:rPr>
             </w:pPr>
-            <w:hyperlink r:id="rId19" w:history="1">
+            <w:hyperlink r:id="rId21" w:history="1">
               <w:r>
                 <w:rPr>
                   <w:rStyle w:val="Hyperlink"/>
@@ -8812,15 +9084,7 @@
                 <w:sz w:val="22"/>
                 <w:szCs w:val="22"/>
               </w:rPr>
-              <w:t xml:space="preserve"> the effect </w:t>
-            </w:r>
-            <w:r>
-              <w:rPr>
-                <w:sz w:val="22"/>
-                <w:szCs w:val="22"/>
-              </w:rPr>
-              <w:lastRenderedPageBreak/>
-              <w:t xml:space="preserve">of bias and non-random sampling on moments. </w:t>
+              <w:t xml:space="preserve"> the effect of bias and non-random sampling on moments. </w:t>
             </w:r>
           </w:p>
           <w:p>
@@ -8921,7 +9185,6 @@
                 <w:sz w:val="22"/>
                 <w:szCs w:val="22"/>
               </w:rPr>
-              <w:lastRenderedPageBreak/>
               <w:t>Descriptive statistics:</w:t>
             </w:r>
             <w:r>
@@ -9006,7 +9269,7 @@
                 <w:szCs w:val="22"/>
               </w:rPr>
             </w:pPr>
-            <w:hyperlink r:id="rId20" w:history="1">
+            <w:hyperlink r:id="rId22" w:history="1">
               <w:r>
                 <w:rPr>
                   <w:rStyle w:val="Hyperlink"/>
@@ -9037,7 +9300,7 @@
               </w:rPr>
               <w:t xml:space="preserve">Refresh your knowledge of statistics via free YouTube videos: </w:t>
             </w:r>
-            <w:hyperlink r:id="rId21" w:history="1">
+            <w:hyperlink r:id="rId23" w:history="1">
               <w:r>
                 <w:rPr>
                   <w:rStyle w:val="Hyperlink"/>
@@ -9061,7 +9324,7 @@
                 <w:szCs w:val="22"/>
               </w:rPr>
             </w:pPr>
-            <w:hyperlink r:id="rId22" w:anchor="boxplot" w:history="1">
+            <w:hyperlink r:id="rId24" w:anchor="boxplot" w:history="1">
               <w:r>
                 <w:rPr>
                   <w:rStyle w:val="Hyperlink"/>
@@ -9301,6 +9564,7 @@
                 <w:sz w:val="22"/>
                 <w:szCs w:val="22"/>
               </w:rPr>
+              <w:lastRenderedPageBreak/>
               <w:t>Syntax of modules</w:t>
             </w:r>
           </w:p>
@@ -9633,6 +9897,7 @@
                 <w:sz w:val="22"/>
                 <w:szCs w:val="22"/>
               </w:rPr>
+              <w:lastRenderedPageBreak/>
               <w:t>F</w:t>
             </w:r>
             <w:r>
@@ -9768,6 +10033,7 @@
                 <w:sz w:val="22"/>
                 <w:szCs w:val="22"/>
               </w:rPr>
+              <w:lastRenderedPageBreak/>
               <w:t>You must actually call them</w:t>
             </w:r>
           </w:p>
@@ -10197,6 +10463,7 @@
                 <w:szCs w:val="22"/>
                 <w:u w:val="single"/>
               </w:rPr>
+              <w:lastRenderedPageBreak/>
               <w:t xml:space="preserve">We will do the following in class: </w:t>
             </w:r>
           </w:p>
@@ -10210,7 +10477,7 @@
                 <w:szCs w:val="22"/>
               </w:rPr>
             </w:pPr>
-            <w:hyperlink r:id="rId23" w:history="1">
+            <w:hyperlink r:id="rId25" w:history="1">
               <w:r>
                 <w:rPr>
                   <w:rStyle w:val="Hyperlink"/>
@@ -10280,7 +10547,7 @@
                 <w:szCs w:val="22"/>
               </w:rPr>
             </w:pPr>
-            <w:hyperlink r:id="rId24" w:history="1">
+            <w:hyperlink r:id="rId26" w:history="1">
               <w:r>
                 <w:rPr>
                   <w:rStyle w:val="Hyperlink"/>
@@ -10301,7 +10568,7 @@
                 <w:szCs w:val="22"/>
               </w:rPr>
             </w:pPr>
-            <w:hyperlink r:id="rId25" w:history="1">
+            <w:hyperlink r:id="rId27" w:history="1">
               <w:r>
                 <w:rPr>
                   <w:rStyle w:val="Hyperlink"/>
@@ -10581,6 +10848,7 @@
                 <w:sz w:val="22"/>
                 <w:szCs w:val="22"/>
               </w:rPr>
+              <w:lastRenderedPageBreak/>
               <w:t xml:space="preserve">Learners will </w:t>
             </w:r>
             <w:r>
@@ -10755,6 +11023,7 @@
                 <w:sz w:val="22"/>
                 <w:szCs w:val="22"/>
               </w:rPr>
+              <w:lastRenderedPageBreak/>
               <w:t>Intro to Hypothesis Testing principles</w:t>
             </w:r>
           </w:p>
@@ -10867,7 +11136,7 @@
                 <w:szCs w:val="22"/>
               </w:rPr>
             </w:pPr>
-            <w:hyperlink r:id="rId26" w:history="1">
+            <w:hyperlink r:id="rId28" w:history="1">
               <w:r>
                 <w:rPr>
                   <w:rStyle w:val="Hyperlink"/>
@@ -10907,7 +11176,7 @@
               </w:rPr>
               <w:t xml:space="preserve">Together build a </w:t>
             </w:r>
-            <w:hyperlink r:id="rId27" w:history="1">
+            <w:hyperlink r:id="rId29" w:history="1">
               <w:r>
                 <w:rPr>
                   <w:rStyle w:val="Hyperlink"/>
@@ -11377,13 +11646,23 @@
               </w:rPr>
               <w:t xml:space="preserve">The data object that rules them all: </w:t>
             </w:r>
+            <w:proofErr w:type="spellStart"/>
             <w:r>
               <w:rPr>
                 <w:color w:val="C00000"/>
                 <w:sz w:val="22"/>
                 <w:szCs w:val="22"/>
               </w:rPr>
-              <w:t>Dataframe objects</w:t>
+              <w:t>Dataframe</w:t>
+            </w:r>
+            <w:proofErr w:type="spellEnd"/>
+            <w:r>
+              <w:rPr>
+                <w:color w:val="C00000"/>
+                <w:sz w:val="22"/>
+                <w:szCs w:val="22"/>
+              </w:rPr>
+              <w:t xml:space="preserve"> objects</w:t>
             </w:r>
           </w:p>
           <w:p>
@@ -11584,8 +11863,19 @@
                 <w:sz w:val="22"/>
                 <w:szCs w:val="22"/>
               </w:rPr>
-              <w:t>KM and AuROC</w:t>
-            </w:r>
+              <w:t xml:space="preserve">KM and </w:t>
+            </w:r>
+            <w:proofErr w:type="spellStart"/>
+            <w:r>
+              <w:rPr>
+                <w:b/>
+                <w:bCs/>
+                <w:sz w:val="22"/>
+                <w:szCs w:val="22"/>
+              </w:rPr>
+              <w:t>AuROC</w:t>
+            </w:r>
+            <w:proofErr w:type="spellEnd"/>
           </w:p>
         </w:tc>
       </w:tr>
@@ -12043,7 +12333,6 @@
                 <w:sz w:val="22"/>
                 <w:szCs w:val="22"/>
               </w:rPr>
-              <w:lastRenderedPageBreak/>
               <w:t>If time (or extra): odds ratios</w:t>
             </w:r>
           </w:p>
@@ -13323,7 +13612,7 @@
                 <w:szCs w:val="22"/>
               </w:rPr>
             </w:pPr>
-            <w:hyperlink r:id="rId28" w:history="1">
+            <w:hyperlink r:id="rId30" w:history="1">
               <w:r>
                 <w:rPr>
                   <w:rStyle w:val="Hyperlink"/>
@@ -13795,14 +14084,7 @@
                 <w:sz w:val="22"/>
                 <w:szCs w:val="22"/>
               </w:rPr>
-              <w:t xml:space="preserve">Mon, </w:t>
-            </w:r>
-            <w:r>
-              <w:rPr>
-                <w:sz w:val="22"/>
-                <w:szCs w:val="22"/>
-              </w:rPr>
-              <w:t xml:space="preserve">Jan </w:t>
+              <w:t xml:space="preserve">Mon, Jan </w:t>
             </w:r>
             <w:r>
               <w:rPr>
@@ -13976,7 +14258,6 @@
                 <w:sz w:val="22"/>
                 <w:szCs w:val="22"/>
               </w:rPr>
-              <w:lastRenderedPageBreak/>
               <w:t>General “best practices’ of visualization</w:t>
             </w:r>
           </w:p>
@@ -14028,7 +14309,6 @@
                 <w:sz w:val="22"/>
                 <w:szCs w:val="22"/>
               </w:rPr>
-              <w:lastRenderedPageBreak/>
               <w:t>Effective visualization has two major components:</w:t>
             </w:r>
           </w:p>
@@ -14939,14 +15219,7 @@
                 <w:sz w:val="22"/>
                 <w:szCs w:val="22"/>
               </w:rPr>
-              <w:t xml:space="preserve">Wed, </w:t>
-            </w:r>
-            <w:r>
-              <w:rPr>
-                <w:sz w:val="22"/>
-                <w:szCs w:val="22"/>
-              </w:rPr>
-              <w:t xml:space="preserve">Jan </w:t>
+              <w:t xml:space="preserve">Wed, Jan </w:t>
             </w:r>
             <w:r>
               <w:rPr>
@@ -16235,6 +16508,7 @@
       </w:pPr>
     </w:p>
     <w:sectPr>
+      <w:headerReference w:type="default" r:id="rId31"/>
       <w:pgSz w:w="12240" w:h="15840"/>
       <w:pgMar w:top="1440" w:right="1440" w:bottom="1440" w:left="1440" w:header="720" w:footer="720" w:gutter="0"/>
       <w:cols w:space="720"/>
@@ -16244,6 +16518,354 @@
 </w:document>
 </file>
 
+<file path=word/endnotes.xml><?xml version="1.0" encoding="utf-8"?>
+<w:endnotes xmlns:wpc="http://schemas.microsoft.com/office/word/2010/wordprocessingCanvas" xmlns:cx="http://schemas.microsoft.com/office/drawing/2014/chartex" xmlns:cx1="http://schemas.microsoft.com/office/drawing/2015/9/8/chartex" xmlns:cx2="http://schemas.microsoft.com/office/drawing/2015/10/21/chartex" xmlns:cx3="http://schemas.microsoft.com/office/drawing/2016/5/9/chartex" xmlns:cx4="http://schemas.microsoft.com/office/drawing/2016/5/10/chartex" xmlns:cx5="http://schemas.microsoft.com/office/drawing/2016/5/11/chartex" xmlns:cx6="http://schemas.microsoft.com/office/drawing/2016/5/12/chartex" xmlns:cx7="http://schemas.microsoft.com/office/drawing/2016/5/13/chartex" xmlns:cx8="http://schemas.microsoft.com/office/drawing/2016/5/14/chartex" xmlns:mc="http://schemas.openxmlformats.org/markup-compatibility/2006" xmlns:aink="http://schemas.microsoft.com/office/drawing/2016/ink" xmlns:am3d="http://schemas.microsoft.com/office/drawing/2017/model3d" xmlns:o="urn:schemas-microsoft-com:office:office" xmlns:oel="http://schemas.microsoft.com/office/2019/extlst" xmlns:r="http://schemas.openxmlformats.org/officeDocument/2006/relationships" xmlns:m="http://schemas.openxmlformats.org/officeDocument/2006/math" xmlns:v="urn:schemas-microsoft-com:vml" xmlns:wp14="http://schemas.microsoft.com/office/word/2010/wordprocessingDrawing" xmlns:wp="http://schemas.openxmlformats.org/drawingml/2006/wordprocessingDrawing" xmlns:w10="urn:schemas-microsoft-com:office:word" xmlns:w="http://schemas.openxmlformats.org/wordprocessingml/2006/main" xmlns:w14="http://schemas.microsoft.com/office/word/2010/wordml" xmlns:w15="http://schemas.microsoft.com/office/word/2012/wordml" xmlns:w16cex="http://schemas.microsoft.com/office/word/2018/wordml/cex" xmlns:w16cid="http://schemas.microsoft.com/office/word/2016/wordml/cid" xmlns:w16="http://schemas.microsoft.com/office/word/2018/wordml" xmlns:w16du="http://schemas.microsoft.com/office/word/2023/wordml/word16du" xmlns:w16sdtdh="http://schemas.microsoft.com/office/word/2020/wordml/sdtdatahash" xmlns:w16sdtfl="http://schemas.microsoft.com/office/word/2024/wordml/sdtformatlock" xmlns:w16se="http://schemas.microsoft.com/office/word/2015/wordml/symex" xmlns:wpg="http://schemas.microsoft.com/office/word/2010/wordprocessingGroup" xmlns:wpi="http://schemas.microsoft.com/office/word/2010/wordprocessingInk" xmlns:wne="http://schemas.microsoft.com/office/word/2006/wordml" xmlns:wps="http://schemas.microsoft.com/office/word/2010/wordprocessingShape" mc:Ignorable="w14 w15 w16se w16cid w16 w16cex w16sdtdh w16sdtfl w16du wp14">
+  <w:endnote w:type="separator" w:id="-1">
+    <w:p>
+      <w:r>
+        <w:separator/>
+      </w:r>
+    </w:p>
+  </w:endnote>
+  <w:endnote w:type="continuationSeparator" w:id="0">
+    <w:p>
+      <w:r>
+        <w:continuationSeparator/>
+      </w:r>
+    </w:p>
+  </w:endnote>
+</w:endnotes>
+</file>
+
+<file path=word/footnotes.xml><?xml version="1.0" encoding="utf-8"?>
+<w:footnotes xmlns:wpc="http://schemas.microsoft.com/office/word/2010/wordprocessingCanvas" xmlns:cx="http://schemas.microsoft.com/office/drawing/2014/chartex" xmlns:cx1="http://schemas.microsoft.com/office/drawing/2015/9/8/chartex" xmlns:cx2="http://schemas.microsoft.com/office/drawing/2015/10/21/chartex" xmlns:cx3="http://schemas.microsoft.com/office/drawing/2016/5/9/chartex" xmlns:cx4="http://schemas.microsoft.com/office/drawing/2016/5/10/chartex" xmlns:cx5="http://schemas.microsoft.com/office/drawing/2016/5/11/chartex" xmlns:cx6="http://schemas.microsoft.com/office/drawing/2016/5/12/chartex" xmlns:cx7="http://schemas.microsoft.com/office/drawing/2016/5/13/chartex" xmlns:cx8="http://schemas.microsoft.com/office/drawing/2016/5/14/chartex" xmlns:mc="http://schemas.openxmlformats.org/markup-compatibility/2006" xmlns:aink="http://schemas.microsoft.com/office/drawing/2016/ink" xmlns:am3d="http://schemas.microsoft.com/office/drawing/2017/model3d" xmlns:o="urn:schemas-microsoft-com:office:office" xmlns:oel="http://schemas.microsoft.com/office/2019/extlst" xmlns:r="http://schemas.openxmlformats.org/officeDocument/2006/relationships" xmlns:m="http://schemas.openxmlformats.org/officeDocument/2006/math" xmlns:v="urn:schemas-microsoft-com:vml" xmlns:wp14="http://schemas.microsoft.com/office/word/2010/wordprocessingDrawing" xmlns:wp="http://schemas.openxmlformats.org/drawingml/2006/wordprocessingDrawing" xmlns:w10="urn:schemas-microsoft-com:office:word" xmlns:w="http://schemas.openxmlformats.org/wordprocessingml/2006/main" xmlns:w14="http://schemas.microsoft.com/office/word/2010/wordml" xmlns:w15="http://schemas.microsoft.com/office/word/2012/wordml" xmlns:w16cex="http://schemas.microsoft.com/office/word/2018/wordml/cex" xmlns:w16cid="http://schemas.microsoft.com/office/word/2016/wordml/cid" xmlns:w16="http://schemas.microsoft.com/office/word/2018/wordml" xmlns:w16du="http://schemas.microsoft.com/office/word/2023/wordml/word16du" xmlns:w16sdtdh="http://schemas.microsoft.com/office/word/2020/wordml/sdtdatahash" xmlns:w16sdtfl="http://schemas.microsoft.com/office/word/2024/wordml/sdtformatlock" xmlns:w16se="http://schemas.microsoft.com/office/word/2015/wordml/symex" xmlns:wpg="http://schemas.microsoft.com/office/word/2010/wordprocessingGroup" xmlns:wpi="http://schemas.microsoft.com/office/word/2010/wordprocessingInk" xmlns:wne="http://schemas.microsoft.com/office/word/2006/wordml" xmlns:wps="http://schemas.microsoft.com/office/word/2010/wordprocessingShape" mc:Ignorable="w14 w15 w16se w16cid w16 w16cex w16sdtdh w16sdtfl w16du wp14">
+  <w:footnote w:type="separator" w:id="-1">
+    <w:p>
+      <w:r>
+        <w:separator/>
+      </w:r>
+    </w:p>
+  </w:footnote>
+  <w:footnote w:type="continuationSeparator" w:id="0">
+    <w:p>
+      <w:r>
+        <w:continuationSeparator/>
+      </w:r>
+    </w:p>
+  </w:footnote>
+</w:footnotes>
+</file>
+
+<file path=word/header1.xml><?xml version="1.0" encoding="utf-8"?>
+<w:hdr xmlns:wpc="http://schemas.microsoft.com/office/word/2010/wordprocessingCanvas" xmlns:cx="http://schemas.microsoft.com/office/drawing/2014/chartex" xmlns:cx1="http://schemas.microsoft.com/office/drawing/2015/9/8/chartex" xmlns:cx2="http://schemas.microsoft.com/office/drawing/2015/10/21/chartex" xmlns:cx3="http://schemas.microsoft.com/office/drawing/2016/5/9/chartex" xmlns:cx4="http://schemas.microsoft.com/office/drawing/2016/5/10/chartex" xmlns:cx5="http://schemas.microsoft.com/office/drawing/2016/5/11/chartex" xmlns:cx6="http://schemas.microsoft.com/office/drawing/2016/5/12/chartex" xmlns:cx7="http://schemas.microsoft.com/office/drawing/2016/5/13/chartex" xmlns:cx8="http://schemas.microsoft.com/office/drawing/2016/5/14/chartex" xmlns:mc="http://schemas.openxmlformats.org/markup-compatibility/2006" xmlns:aink="http://schemas.microsoft.com/office/drawing/2016/ink" xmlns:am3d="http://schemas.microsoft.com/office/drawing/2017/model3d" xmlns:o="urn:schemas-microsoft-com:office:office" xmlns:oel="http://schemas.microsoft.com/office/2019/extlst" xmlns:r="http://schemas.openxmlformats.org/officeDocument/2006/relationships" xmlns:m="http://schemas.openxmlformats.org/officeDocument/2006/math" xmlns:v="urn:schemas-microsoft-com:vml" xmlns:wp14="http://schemas.microsoft.com/office/word/2010/wordprocessingDrawing" xmlns:wp="http://schemas.openxmlformats.org/drawingml/2006/wordprocessingDrawing" xmlns:w10="urn:schemas-microsoft-com:office:word" xmlns:w="http://schemas.openxmlformats.org/wordprocessingml/2006/main" xmlns:w14="http://schemas.microsoft.com/office/word/2010/wordml" xmlns:w15="http://schemas.microsoft.com/office/word/2012/wordml" xmlns:w16cex="http://schemas.microsoft.com/office/word/2018/wordml/cex" xmlns:w16cid="http://schemas.microsoft.com/office/word/2016/wordml/cid" xmlns:w16="http://schemas.microsoft.com/office/word/2018/wordml" xmlns:w16du="http://schemas.microsoft.com/office/word/2023/wordml/word16du" xmlns:w16sdtdh="http://schemas.microsoft.com/office/word/2020/wordml/sdtdatahash" xmlns:w16sdtfl="http://schemas.microsoft.com/office/word/2024/wordml/sdtformatlock" xmlns:w16se="http://schemas.microsoft.com/office/word/2015/wordml/symex" xmlns:wpg="http://schemas.microsoft.com/office/word/2010/wordprocessingGroup" xmlns:wpi="http://schemas.microsoft.com/office/word/2010/wordprocessingInk" xmlns:wne="http://schemas.microsoft.com/office/word/2006/wordml" xmlns:wps="http://schemas.microsoft.com/office/word/2010/wordprocessingShape" mc:Ignorable="w14 w15 w16se w16cid w16 w16cex w16sdtdh w16sdtfl w16du wp14">
+  <w:tbl>
+    <w:tblPr>
+      <w:tblStyle w:val="TableGrid"/>
+      <w:tblW w:w="11525" w:type="dxa"/>
+      <w:jc w:val="center"/>
+      <w:tblBorders>
+        <w:top w:val="none" w:sz="0" w:space="0" w:color="auto"/>
+        <w:left w:val="none" w:sz="0" w:space="0" w:color="auto"/>
+        <w:bottom w:val="none" w:sz="0" w:space="0" w:color="auto"/>
+        <w:right w:val="none" w:sz="0" w:space="0" w:color="auto"/>
+        <w:insideH w:val="none" w:sz="0" w:space="0" w:color="auto"/>
+        <w:insideV w:val="none" w:sz="0" w:space="0" w:color="auto"/>
+      </w:tblBorders>
+      <w:shd w:val="clear" w:color="auto" w:fill="A5C9EB" w:themeFill="text2" w:themeFillTint="40"/>
+      <w:tblLook w:val="04A0" w:firstRow="1" w:lastRow="0" w:firstColumn="1" w:lastColumn="0" w:noHBand="0" w:noVBand="1"/>
+    </w:tblPr>
+    <w:tblGrid>
+      <w:gridCol w:w="4201"/>
+      <w:gridCol w:w="3117"/>
+      <w:gridCol w:w="4207"/>
+    </w:tblGrid>
+    <w:tr>
+      <w:trPr>
+        <w:jc w:val="center"/>
+      </w:trPr>
+      <w:tc>
+        <w:tcPr>
+          <w:tcW w:w="4201" w:type="dxa"/>
+          <w:shd w:val="clear" w:color="auto" w:fill="A5C9EB" w:themeFill="text2" w:themeFillTint="40"/>
+          <w:vAlign w:val="center"/>
+        </w:tcPr>
+        <w:p>
+          <w:pPr>
+            <w:pStyle w:val="Header"/>
+            <w:rPr>
+              <w:b/>
+              <w:bCs/>
+              <w:caps/>
+              <w:color w:val="000000" w:themeColor="text1"/>
+            </w:rPr>
+          </w:pPr>
+          <w:r>
+            <w:rPr>
+              <w:b/>
+              <w:bCs/>
+              <w:caps/>
+              <w:color w:val="000000" w:themeColor="text1"/>
+            </w:rPr>
+            <w:t>Biomedical Data Science iN Context</w:t>
+          </w:r>
+        </w:p>
+        <w:p>
+          <w:pPr>
+            <w:pStyle w:val="Header"/>
+            <w:rPr>
+              <w:color w:val="000000" w:themeColor="text1"/>
+              <w:sz w:val="16"/>
+              <w:szCs w:val="16"/>
+            </w:rPr>
+          </w:pPr>
+          <w:r>
+            <w:rPr>
+              <w:color w:val="000000" w:themeColor="text1"/>
+              <w:sz w:val="16"/>
+              <w:szCs w:val="16"/>
+            </w:rPr>
+            <w:t>Danielle Presgraves, Ph.D.| danielle.presgraves@jax.org</w:t>
+          </w:r>
+        </w:p>
+      </w:tc>
+      <w:tc>
+        <w:tcPr>
+          <w:tcW w:w="3117" w:type="dxa"/>
+          <w:shd w:val="clear" w:color="auto" w:fill="A5C9EB" w:themeFill="text2" w:themeFillTint="40"/>
+        </w:tcPr>
+        <w:p>
+          <w:pPr>
+            <w:pStyle w:val="Header"/>
+            <w:jc w:val="center"/>
+          </w:pPr>
+          <w:r>
+            <w:rPr>
+              <w:rFonts w:ascii="Arial" w:hAnsi="Arial" w:cs="Arial"/>
+              <w:b/>
+              <w:bCs/>
+              <w:noProof/>
+              <w:color w:val="0078D4"/>
+              <w:sz w:val="36"/>
+              <w:szCs w:val="36"/>
+            </w:rPr>
+            <w:drawing>
+              <wp:inline distT="0" distB="0" distL="0" distR="0" wp14:anchorId="117A44A3" wp14:editId="1AA7E04F">
+                <wp:extent cx="1749944" cy="465826"/>
+                <wp:effectExtent l="0" t="0" r="0" b="0"/>
+                <wp:docPr id="584612408" name="Picture 584612408" descr="A blue and white logo&#10;&#10;Description automatically generated"/>
+                <wp:cNvGraphicFramePr>
+                  <a:graphicFrameLocks xmlns:a="http://schemas.openxmlformats.org/drawingml/2006/main" noChangeAspect="1"/>
+                </wp:cNvGraphicFramePr>
+                <a:graphic xmlns:a="http://schemas.openxmlformats.org/drawingml/2006/main">
+                  <a:graphicData uri="http://schemas.openxmlformats.org/drawingml/2006/picture">
+                    <pic:pic xmlns:pic="http://schemas.openxmlformats.org/drawingml/2006/picture">
+                      <pic:nvPicPr>
+                        <pic:cNvPr id="4" name="Picture 4" descr="A blue and white logo&#10;&#10;Description automatically generated"/>
+                        <pic:cNvPicPr/>
+                      </pic:nvPicPr>
+                      <pic:blipFill rotWithShape="1">
+                        <a:blip r:embed="rId1" cstate="print">
+                          <a:extLst>
+                            <a:ext uri="{28A0092B-C50C-407E-A947-70E740481C1C}">
+                              <a14:useLocalDpi xmlns:a14="http://schemas.microsoft.com/office/drawing/2010/main" val="0"/>
+                            </a:ext>
+                          </a:extLst>
+                        </a:blip>
+                        <a:srcRect b="41219"/>
+                        <a:stretch/>
+                      </pic:blipFill>
+                      <pic:spPr bwMode="auto">
+                        <a:xfrm>
+                          <a:off x="0" y="0"/>
+                          <a:ext cx="1774561" cy="472379"/>
+                        </a:xfrm>
+                        <a:prstGeom prst="rect">
+                          <a:avLst/>
+                        </a:prstGeom>
+                        <a:ln>
+                          <a:noFill/>
+                        </a:ln>
+                        <a:extLst>
+                          <a:ext uri="{53640926-AAD7-44D8-BBD7-CCE9431645EC}">
+                            <a14:shadowObscured xmlns:a14="http://schemas.microsoft.com/office/drawing/2010/main"/>
+                          </a:ext>
+                        </a:extLst>
+                      </pic:spPr>
+                    </pic:pic>
+                  </a:graphicData>
+                </a:graphic>
+              </wp:inline>
+            </w:drawing>
+          </w:r>
+        </w:p>
+      </w:tc>
+      <w:tc>
+        <w:tcPr>
+          <w:tcW w:w="4207" w:type="dxa"/>
+          <w:shd w:val="clear" w:color="auto" w:fill="A5C9EB" w:themeFill="text2" w:themeFillTint="40"/>
+          <w:vAlign w:val="center"/>
+        </w:tcPr>
+        <w:p>
+          <w:pPr>
+            <w:pStyle w:val="Header"/>
+            <w:jc w:val="right"/>
+            <w:rPr>
+              <w:color w:val="000000" w:themeColor="text1"/>
+              <w:sz w:val="16"/>
+              <w:szCs w:val="16"/>
+            </w:rPr>
+          </w:pPr>
+          <w:r>
+            <w:rPr>
+              <w:color w:val="000000" w:themeColor="text1"/>
+              <w:sz w:val="16"/>
+              <w:szCs w:val="16"/>
+            </w:rPr>
+            <w:t xml:space="preserve">Two-week </w:t>
+          </w:r>
+          <w:r>
+            <w:rPr>
+              <w:color w:val="000000" w:themeColor="text1"/>
+              <w:sz w:val="16"/>
+              <w:szCs w:val="16"/>
+            </w:rPr>
+            <w:t xml:space="preserve">• </w:t>
+          </w:r>
+          <w:r>
+            <w:rPr>
+              <w:color w:val="000000" w:themeColor="text1"/>
+              <w:sz w:val="16"/>
+              <w:szCs w:val="16"/>
+            </w:rPr>
+            <w:t xml:space="preserve"> residential </w:t>
+          </w:r>
+          <w:r>
+            <w:rPr>
+              <w:color w:val="000000" w:themeColor="text1"/>
+              <w:sz w:val="16"/>
+              <w:szCs w:val="16"/>
+            </w:rPr>
+            <w:t xml:space="preserve">• </w:t>
+          </w:r>
+          <w:r>
+            <w:rPr>
+              <w:color w:val="000000" w:themeColor="text1"/>
+              <w:sz w:val="16"/>
+              <w:szCs w:val="16"/>
+            </w:rPr>
+            <w:t xml:space="preserve">hands-on </w:t>
+          </w:r>
+          <w:r>
+            <w:rPr>
+              <w:color w:val="000000" w:themeColor="text1"/>
+              <w:sz w:val="16"/>
+              <w:szCs w:val="16"/>
+            </w:rPr>
+            <w:t xml:space="preserve">• </w:t>
+          </w:r>
+          <w:r>
+            <w:rPr>
+              <w:color w:val="000000" w:themeColor="text1"/>
+              <w:sz w:val="16"/>
+              <w:szCs w:val="16"/>
+            </w:rPr>
+            <w:t xml:space="preserve">beginner-friendly </w:t>
+          </w:r>
+        </w:p>
+        <w:p>
+          <w:pPr>
+            <w:pStyle w:val="Header"/>
+            <w:jc w:val="right"/>
+            <w:rPr>
+              <w:color w:val="000000" w:themeColor="text1"/>
+              <w:sz w:val="16"/>
+              <w:szCs w:val="16"/>
+            </w:rPr>
+          </w:pPr>
+          <w:r>
+            <w:rPr>
+              <w:color w:val="000000" w:themeColor="text1"/>
+              <w:sz w:val="16"/>
+              <w:szCs w:val="16"/>
+            </w:rPr>
+            <w:t xml:space="preserve">Basics of Python programming </w:t>
+          </w:r>
+          <w:r>
+            <w:rPr>
+              <w:color w:val="000000" w:themeColor="text1"/>
+              <w:sz w:val="16"/>
+              <w:szCs w:val="16"/>
+            </w:rPr>
+            <w:t>•</w:t>
+          </w:r>
+          <w:r>
+            <w:rPr>
+              <w:color w:val="000000" w:themeColor="text1"/>
+              <w:sz w:val="16"/>
+              <w:szCs w:val="16"/>
+            </w:rPr>
+            <w:t xml:space="preserve"> Statistics </w:t>
+          </w:r>
+          <w:r>
+            <w:rPr>
+              <w:color w:val="000000" w:themeColor="text1"/>
+              <w:sz w:val="16"/>
+              <w:szCs w:val="16"/>
+            </w:rPr>
+            <w:t>•</w:t>
+          </w:r>
+          <w:r>
+            <w:rPr>
+              <w:color w:val="000000" w:themeColor="text1"/>
+              <w:sz w:val="16"/>
+              <w:szCs w:val="16"/>
+            </w:rPr>
+            <w:t xml:space="preserve"> Collaboration </w:t>
+          </w:r>
+          <w:r>
+            <w:rPr>
+              <w:color w:val="000000" w:themeColor="text1"/>
+              <w:sz w:val="16"/>
+              <w:szCs w:val="16"/>
+            </w:rPr>
+            <w:t>•</w:t>
+          </w:r>
+          <w:r>
+            <w:rPr>
+              <w:color w:val="000000" w:themeColor="text1"/>
+              <w:sz w:val="16"/>
+              <w:szCs w:val="16"/>
+            </w:rPr>
+            <w:t xml:space="preserve"> Research </w:t>
+          </w:r>
+          <w:r>
+            <w:rPr>
+              <w:color w:val="000000" w:themeColor="text1"/>
+              <w:sz w:val="16"/>
+              <w:szCs w:val="16"/>
+            </w:rPr>
+            <w:t>•</w:t>
+          </w:r>
+          <w:r>
+            <w:rPr>
+              <w:color w:val="000000" w:themeColor="text1"/>
+              <w:sz w:val="16"/>
+              <w:szCs w:val="16"/>
+            </w:rPr>
+            <w:t xml:space="preserve"> Scientific Communication</w:t>
+          </w:r>
+        </w:p>
+      </w:tc>
+    </w:tr>
+  </w:tbl>
+  <w:p>
+    <w:pPr>
+      <w:pStyle w:val="Header"/>
+    </w:pPr>
+  </w:p>
+</w:hdr>
+</file>
+
 <file path=word/numbering.xml><?xml version="1.0" encoding="utf-8"?>
 <w:numbering xmlns:wpc="http://schemas.microsoft.com/office/word/2010/wordprocessingCanvas" xmlns:cx="http://schemas.microsoft.com/office/drawing/2014/chartex" xmlns:cx1="http://schemas.microsoft.com/office/drawing/2015/9/8/chartex" xmlns:cx2="http://schemas.microsoft.com/office/drawing/2015/10/21/chartex" xmlns:cx3="http://schemas.microsoft.com/office/drawing/2016/5/9/chartex" xmlns:cx4="http://schemas.microsoft.com/office/drawing/2016/5/10/chartex" xmlns:cx5="http://schemas.microsoft.com/office/drawing/2016/5/11/chartex" xmlns:cx6="http://schemas.microsoft.com/office/drawing/2016/5/12/chartex" xmlns:cx7="http://schemas.microsoft.com/office/drawing/2016/5/13/chartex" xmlns:cx8="http://schemas.microsoft.com/office/drawing/2016/5/14/chartex" xmlns:mc="http://schemas.openxmlformats.org/markup-compatibility/2006" xmlns:aink="http://schemas.microsoft.com/office/drawing/2016/ink" xmlns:am3d="http://schemas.microsoft.com/office/drawing/2017/model3d" xmlns:o="urn:schemas-microsoft-com:office:office" xmlns:oel="http://schemas.microsoft.com/office/2019/extlst" xmlns:r="http://schemas.openxmlformats.org/officeDocument/2006/relationships" xmlns:m="http://schemas.openxmlformats.org/officeDocument/2006/math" xmlns:v="urn:schemas-microsoft-com:vml" xmlns:wp14="http://schemas.microsoft.com/office/word/2010/wordprocessingDrawing" xmlns:wp="http://schemas.openxmlformats.org/drawingml/2006/wordprocessingDrawing" xmlns:w10="urn:schemas-microsoft-com:office:word" xmlns:w="http://schemas.openxmlformats.org/wordprocessingml/2006/main" xmlns:w14="http://schemas.microsoft.com/office/word/2010/wordml" xmlns:w15="http://schemas.microsoft.com/office/word/2012/wordml" xmlns:w16cex="http://schemas.microsoft.com/office/word/2018/wordml/cex" xmlns:w16cid="http://schemas.microsoft.com/office/word/2016/wordml/cid" xmlns:w16="http://schemas.microsoft.com/office/word/2018/wordml" xmlns:w16du="http://schemas.microsoft.com/office/word/2023/wordml/word16du" xmlns:w16sdtdh="http://schemas.microsoft.com/office/word/2020/wordml/sdtdatahash" xmlns:w16sdtfl="http://schemas.microsoft.com/office/word/2024/wordml/sdtformatlock" xmlns:w16se="http://schemas.microsoft.com/office/word/2015/wordml/symex" xmlns:wpg="http://schemas.microsoft.com/office/word/2010/wordprocessingGroup" xmlns:wpi="http://schemas.microsoft.com/office/word/2010/wordprocessingInk" xmlns:wne="http://schemas.microsoft.com/office/word/2006/wordml" xmlns:wps="http://schemas.microsoft.com/office/word/2010/wordprocessingShape" mc:Ignorable="w14 w15 w16se w16cid w16 w16cex w16sdtdh w16sdtfl w16du wp14">
   <w:abstractNum w:abstractNumId="0" w15:restartNumberingAfterBreak="0">
@@ -17291,15 +17913,132 @@
       <w:lvlJc w:val="left"/>
       <w:pPr>
         <w:tabs>
+          <w:tab w:val="num" w:pos="360"/>
+        </w:tabs>
+        <w:ind w:left="360" w:hanging="360"/>
+      </w:pPr>
+    </w:lvl>
+    <w:lvl w:ilvl="1" w:tplc="10C48C2A" w:tentative="1">
+      <w:start w:val="1"/>
+      <w:numFmt w:val="decimal"/>
+      <w:lvlText w:val="%2."/>
+      <w:lvlJc w:val="left"/>
+      <w:pPr>
+        <w:tabs>
+          <w:tab w:val="num" w:pos="1080"/>
+        </w:tabs>
+        <w:ind w:left="1080" w:hanging="360"/>
+      </w:pPr>
+    </w:lvl>
+    <w:lvl w:ilvl="2" w:tplc="B39E597C" w:tentative="1">
+      <w:start w:val="1"/>
+      <w:numFmt w:val="decimal"/>
+      <w:lvlText w:val="%3."/>
+      <w:lvlJc w:val="left"/>
+      <w:pPr>
+        <w:tabs>
+          <w:tab w:val="num" w:pos="1800"/>
+        </w:tabs>
+        <w:ind w:left="1800" w:hanging="360"/>
+      </w:pPr>
+    </w:lvl>
+    <w:lvl w:ilvl="3" w:tplc="3EFA83D8" w:tentative="1">
+      <w:start w:val="1"/>
+      <w:numFmt w:val="decimal"/>
+      <w:lvlText w:val="%4."/>
+      <w:lvlJc w:val="left"/>
+      <w:pPr>
+        <w:tabs>
+          <w:tab w:val="num" w:pos="2520"/>
+        </w:tabs>
+        <w:ind w:left="2520" w:hanging="360"/>
+      </w:pPr>
+    </w:lvl>
+    <w:lvl w:ilvl="4" w:tplc="6640195C" w:tentative="1">
+      <w:start w:val="1"/>
+      <w:numFmt w:val="decimal"/>
+      <w:lvlText w:val="%5."/>
+      <w:lvlJc w:val="left"/>
+      <w:pPr>
+        <w:tabs>
+          <w:tab w:val="num" w:pos="3240"/>
+        </w:tabs>
+        <w:ind w:left="3240" w:hanging="360"/>
+      </w:pPr>
+    </w:lvl>
+    <w:lvl w:ilvl="5" w:tplc="4F5E5A7C" w:tentative="1">
+      <w:start w:val="1"/>
+      <w:numFmt w:val="decimal"/>
+      <w:lvlText w:val="%6."/>
+      <w:lvlJc w:val="left"/>
+      <w:pPr>
+        <w:tabs>
+          <w:tab w:val="num" w:pos="3960"/>
+        </w:tabs>
+        <w:ind w:left="3960" w:hanging="360"/>
+      </w:pPr>
+    </w:lvl>
+    <w:lvl w:ilvl="6" w:tplc="AC3AC37A" w:tentative="1">
+      <w:start w:val="1"/>
+      <w:numFmt w:val="decimal"/>
+      <w:lvlText w:val="%7."/>
+      <w:lvlJc w:val="left"/>
+      <w:pPr>
+        <w:tabs>
+          <w:tab w:val="num" w:pos="4680"/>
+        </w:tabs>
+        <w:ind w:left="4680" w:hanging="360"/>
+      </w:pPr>
+    </w:lvl>
+    <w:lvl w:ilvl="7" w:tplc="D00E3640" w:tentative="1">
+      <w:start w:val="1"/>
+      <w:numFmt w:val="decimal"/>
+      <w:lvlText w:val="%8."/>
+      <w:lvlJc w:val="left"/>
+      <w:pPr>
+        <w:tabs>
+          <w:tab w:val="num" w:pos="5400"/>
+        </w:tabs>
+        <w:ind w:left="5400" w:hanging="360"/>
+      </w:pPr>
+    </w:lvl>
+    <w:lvl w:ilvl="8" w:tplc="8E524C50" w:tentative="1">
+      <w:start w:val="1"/>
+      <w:numFmt w:val="decimal"/>
+      <w:lvlText w:val="%9."/>
+      <w:lvlJc w:val="left"/>
+      <w:pPr>
+        <w:tabs>
+          <w:tab w:val="num" w:pos="6120"/>
+        </w:tabs>
+        <w:ind w:left="6120" w:hanging="360"/>
+      </w:pPr>
+    </w:lvl>
+  </w:abstractNum>
+  <w:abstractNum w:abstractNumId="11" w15:restartNumberingAfterBreak="0">
+    <w:nsid w:val="1F984BDA"/>
+    <w:multiLevelType w:val="multilevel"/>
+    <w:tmpl w:val="CB169CAC"/>
+    <w:lvl w:ilvl="0">
+      <w:start w:val="1"/>
+      <w:numFmt w:val="bullet"/>
+      <w:lvlText w:val=""/>
+      <w:lvlJc w:val="left"/>
+      <w:pPr>
+        <w:tabs>
           <w:tab w:val="num" w:pos="720"/>
         </w:tabs>
         <w:ind w:left="720" w:hanging="360"/>
       </w:pPr>
-    </w:lvl>
-    <w:lvl w:ilvl="1" w:tplc="10C48C2A" w:tentative="1">
-      <w:start w:val="1"/>
-      <w:numFmt w:val="decimal"/>
-      <w:lvlText w:val="%2."/>
+      <w:rPr>
+        <w:rFonts w:ascii="Symbol" w:hAnsi="Symbol" w:hint="default"/>
+        <w:sz w:val="20"/>
+      </w:rPr>
+    </w:lvl>
+    <w:lvl w:ilvl="1" w:tentative="1">
+      <w:start w:val="1"/>
+      <w:numFmt w:val="bullet"/>
+      <w:lvlText w:val="o"/>
       <w:lvlJc w:val="left"/>
       <w:pPr>
         <w:tabs>
@@ -17307,11 +18046,15 @@
         </w:tabs>
         <w:ind w:left="1440" w:hanging="360"/>
       </w:pPr>
-    </w:lvl>
-    <w:lvl w:ilvl="2" w:tplc="B39E597C" w:tentative="1">
-      <w:start w:val="1"/>
-      <w:numFmt w:val="decimal"/>
-      <w:lvlText w:val="%3."/>
+      <w:rPr>
+        <w:rFonts w:ascii="Courier New" w:hAnsi="Courier New" w:hint="default"/>
+        <w:sz w:val="20"/>
+      </w:rPr>
+    </w:lvl>
+    <w:lvl w:ilvl="2" w:tentative="1">
+      <w:start w:val="1"/>
+      <w:numFmt w:val="bullet"/>
+      <w:lvlText w:val=""/>
       <w:lvlJc w:val="left"/>
       <w:pPr>
         <w:tabs>
@@ -17319,11 +18062,15 @@
         </w:tabs>
         <w:ind w:left="2160" w:hanging="360"/>
       </w:pPr>
-    </w:lvl>
-    <w:lvl w:ilvl="3" w:tplc="3EFA83D8" w:tentative="1">
-      <w:start w:val="1"/>
-      <w:numFmt w:val="decimal"/>
-      <w:lvlText w:val="%4."/>
+      <w:rPr>
+        <w:rFonts w:ascii="Wingdings" w:hAnsi="Wingdings" w:hint="default"/>
+        <w:sz w:val="20"/>
+      </w:rPr>
+    </w:lvl>
+    <w:lvl w:ilvl="3" w:tentative="1">
+      <w:start w:val="1"/>
+      <w:numFmt w:val="bullet"/>
+      <w:lvlText w:val=""/>
       <w:lvlJc w:val="left"/>
       <w:pPr>
         <w:tabs>
@@ -17331,11 +18078,15 @@
         </w:tabs>
         <w:ind w:left="2880" w:hanging="360"/>
       </w:pPr>
-    </w:lvl>
-    <w:lvl w:ilvl="4" w:tplc="6640195C" w:tentative="1">
-      <w:start w:val="1"/>
-      <w:numFmt w:val="decimal"/>
-      <w:lvlText w:val="%5."/>
+      <w:rPr>
+        <w:rFonts w:ascii="Wingdings" w:hAnsi="Wingdings" w:hint="default"/>
+        <w:sz w:val="20"/>
+      </w:rPr>
+    </w:lvl>
+    <w:lvl w:ilvl="4" w:tentative="1">
+      <w:start w:val="1"/>
+      <w:numFmt w:val="bullet"/>
+      <w:lvlText w:val=""/>
       <w:lvlJc w:val="left"/>
       <w:pPr>
         <w:tabs>
@@ -17343,11 +18094,15 @@
         </w:tabs>
         <w:ind w:left="3600" w:hanging="360"/>
       </w:pPr>
-    </w:lvl>
-    <w:lvl w:ilvl="5" w:tplc="4F5E5A7C" w:tentative="1">
-      <w:start w:val="1"/>
-      <w:numFmt w:val="decimal"/>
-      <w:lvlText w:val="%6."/>
+      <w:rPr>
+        <w:rFonts w:ascii="Wingdings" w:hAnsi="Wingdings" w:hint="default"/>
+        <w:sz w:val="20"/>
+      </w:rPr>
+    </w:lvl>
+    <w:lvl w:ilvl="5" w:tentative="1">
+      <w:start w:val="1"/>
+      <w:numFmt w:val="bullet"/>
+      <w:lvlText w:val=""/>
       <w:lvlJc w:val="left"/>
       <w:pPr>
         <w:tabs>
@@ -17355,11 +18110,15 @@
         </w:tabs>
         <w:ind w:left="4320" w:hanging="360"/>
       </w:pPr>
-    </w:lvl>
-    <w:lvl w:ilvl="6" w:tplc="AC3AC37A" w:tentative="1">
-      <w:start w:val="1"/>
-      <w:numFmt w:val="decimal"/>
-      <w:lvlText w:val="%7."/>
+      <w:rPr>
+        <w:rFonts w:ascii="Wingdings" w:hAnsi="Wingdings" w:hint="default"/>
+        <w:sz w:val="20"/>
+      </w:rPr>
+    </w:lvl>
+    <w:lvl w:ilvl="6" w:tentative="1">
+      <w:start w:val="1"/>
+      <w:numFmt w:val="bullet"/>
+      <w:lvlText w:val=""/>
       <w:lvlJc w:val="left"/>
       <w:pPr>
         <w:tabs>
@@ -17367,11 +18126,15 @@
         </w:tabs>
         <w:ind w:left="5040" w:hanging="360"/>
       </w:pPr>
-    </w:lvl>
-    <w:lvl w:ilvl="7" w:tplc="D00E3640" w:tentative="1">
-      <w:start w:val="1"/>
-      <w:numFmt w:val="decimal"/>
-      <w:lvlText w:val="%8."/>
+      <w:rPr>
+        <w:rFonts w:ascii="Wingdings" w:hAnsi="Wingdings" w:hint="default"/>
+        <w:sz w:val="20"/>
+      </w:rPr>
+    </w:lvl>
+    <w:lvl w:ilvl="7" w:tentative="1">
+      <w:start w:val="1"/>
+      <w:numFmt w:val="bullet"/>
+      <w:lvlText w:val=""/>
       <w:lvlJc w:val="left"/>
       <w:pPr>
         <w:tabs>
@@ -17379,11 +18142,15 @@
         </w:tabs>
         <w:ind w:left="5760" w:hanging="360"/>
       </w:pPr>
-    </w:lvl>
-    <w:lvl w:ilvl="8" w:tplc="8E524C50" w:tentative="1">
-      <w:start w:val="1"/>
-      <w:numFmt w:val="decimal"/>
-      <w:lvlText w:val="%9."/>
+      <w:rPr>
+        <w:rFonts w:ascii="Wingdings" w:hAnsi="Wingdings" w:hint="default"/>
+        <w:sz w:val="20"/>
+      </w:rPr>
+    </w:lvl>
+    <w:lvl w:ilvl="8" w:tentative="1">
+      <w:start w:val="1"/>
+      <w:numFmt w:val="bullet"/>
+      <w:lvlText w:val=""/>
       <w:lvlJc w:val="left"/>
       <w:pPr>
         <w:tabs>
@@ -17391,9 +18158,13 @@
         </w:tabs>
         <w:ind w:left="6480" w:hanging="360"/>
       </w:pPr>
+      <w:rPr>
+        <w:rFonts w:ascii="Wingdings" w:hAnsi="Wingdings" w:hint="default"/>
+        <w:sz w:val="20"/>
+      </w:rPr>
     </w:lvl>
   </w:abstractNum>
-  <w:abstractNum w:abstractNumId="11" w15:restartNumberingAfterBreak="0">
+  <w:abstractNum w:abstractNumId="12" w15:restartNumberingAfterBreak="0">
     <w:nsid w:val="203846A8"/>
     <w:multiLevelType w:val="hybridMultilevel"/>
     <w:tmpl w:val="C906A164"/>
@@ -17508,7 +18279,7 @@
       </w:rPr>
     </w:lvl>
   </w:abstractNum>
-  <w:abstractNum w:abstractNumId="12" w15:restartNumberingAfterBreak="0">
+  <w:abstractNum w:abstractNumId="13" w15:restartNumberingAfterBreak="0">
     <w:nsid w:val="262D40CD"/>
     <w:multiLevelType w:val="hybridMultilevel"/>
     <w:tmpl w:val="6C160414"/>
@@ -17621,7 +18392,7 @@
       </w:rPr>
     </w:lvl>
   </w:abstractNum>
-  <w:abstractNum w:abstractNumId="13" w15:restartNumberingAfterBreak="0">
+  <w:abstractNum w:abstractNumId="14" w15:restartNumberingAfterBreak="0">
     <w:nsid w:val="2EC92104"/>
     <w:multiLevelType w:val="hybridMultilevel"/>
     <w:tmpl w:val="55BA2788"/>
@@ -17710,7 +18481,7 @@
       </w:pPr>
     </w:lvl>
   </w:abstractNum>
-  <w:abstractNum w:abstractNumId="14" w15:restartNumberingAfterBreak="0">
+  <w:abstractNum w:abstractNumId="15" w15:restartNumberingAfterBreak="0">
     <w:nsid w:val="31DC7209"/>
     <w:multiLevelType w:val="multilevel"/>
     <w:tmpl w:val="0C489B14"/>
@@ -17721,9 +18492,9 @@
       <w:lvlJc w:val="left"/>
       <w:pPr>
         <w:tabs>
-          <w:tab w:val="num" w:pos="720"/>
+          <w:tab w:val="num" w:pos="360"/>
         </w:tabs>
-        <w:ind w:left="720" w:hanging="360"/>
+        <w:ind w:left="360" w:hanging="360"/>
       </w:pPr>
     </w:lvl>
     <w:lvl w:ilvl="1" w:tentative="1">
@@ -17733,9 +18504,9 @@
       <w:lvlJc w:val="left"/>
       <w:pPr>
         <w:tabs>
-          <w:tab w:val="num" w:pos="1440"/>
+          <w:tab w:val="num" w:pos="1080"/>
         </w:tabs>
-        <w:ind w:left="1440" w:hanging="360"/>
+        <w:ind w:left="1080" w:hanging="360"/>
       </w:pPr>
     </w:lvl>
     <w:lvl w:ilvl="2" w:tentative="1">
@@ -17745,9 +18516,9 @@
       <w:lvlJc w:val="left"/>
       <w:pPr>
         <w:tabs>
-          <w:tab w:val="num" w:pos="2160"/>
+          <w:tab w:val="num" w:pos="1800"/>
         </w:tabs>
-        <w:ind w:left="2160" w:hanging="360"/>
+        <w:ind w:left="1800" w:hanging="360"/>
       </w:pPr>
     </w:lvl>
     <w:lvl w:ilvl="3" w:tentative="1">
@@ -17757,9 +18528,9 @@
       <w:lvlJc w:val="left"/>
       <w:pPr>
         <w:tabs>
-          <w:tab w:val="num" w:pos="2880"/>
+          <w:tab w:val="num" w:pos="2520"/>
         </w:tabs>
-        <w:ind w:left="2880" w:hanging="360"/>
+        <w:ind w:left="2520" w:hanging="360"/>
       </w:pPr>
     </w:lvl>
     <w:lvl w:ilvl="4" w:tentative="1">
@@ -17769,9 +18540,9 @@
       <w:lvlJc w:val="left"/>
       <w:pPr>
         <w:tabs>
-          <w:tab w:val="num" w:pos="3600"/>
+          <w:tab w:val="num" w:pos="3240"/>
         </w:tabs>
-        <w:ind w:left="3600" w:hanging="360"/>
+        <w:ind w:left="3240" w:hanging="360"/>
       </w:pPr>
     </w:lvl>
     <w:lvl w:ilvl="5" w:tentative="1">
@@ -17781,9 +18552,9 @@
       <w:lvlJc w:val="left"/>
       <w:pPr>
         <w:tabs>
-          <w:tab w:val="num" w:pos="4320"/>
+          <w:tab w:val="num" w:pos="3960"/>
         </w:tabs>
-        <w:ind w:left="4320" w:hanging="360"/>
+        <w:ind w:left="3960" w:hanging="360"/>
       </w:pPr>
     </w:lvl>
     <w:lvl w:ilvl="6" w:tentative="1">
@@ -17793,9 +18564,9 @@
       <w:lvlJc w:val="left"/>
       <w:pPr>
         <w:tabs>
-          <w:tab w:val="num" w:pos="5040"/>
+          <w:tab w:val="num" w:pos="4680"/>
         </w:tabs>
-        <w:ind w:left="5040" w:hanging="360"/>
+        <w:ind w:left="4680" w:hanging="360"/>
       </w:pPr>
     </w:lvl>
     <w:lvl w:ilvl="7" w:tentative="1">
@@ -17805,9 +18576,9 @@
       <w:lvlJc w:val="left"/>
       <w:pPr>
         <w:tabs>
-          <w:tab w:val="num" w:pos="5760"/>
+          <w:tab w:val="num" w:pos="5400"/>
         </w:tabs>
-        <w:ind w:left="5760" w:hanging="360"/>
+        <w:ind w:left="5400" w:hanging="360"/>
       </w:pPr>
     </w:lvl>
     <w:lvl w:ilvl="8" w:tentative="1">
@@ -17817,13 +18588,13 @@
       <w:lvlJc w:val="left"/>
       <w:pPr>
         <w:tabs>
-          <w:tab w:val="num" w:pos="6480"/>
+          <w:tab w:val="num" w:pos="6120"/>
         </w:tabs>
-        <w:ind w:left="6480" w:hanging="360"/>
+        <w:ind w:left="6120" w:hanging="360"/>
       </w:pPr>
     </w:lvl>
   </w:abstractNum>
-  <w:abstractNum w:abstractNumId="15" w15:restartNumberingAfterBreak="0">
+  <w:abstractNum w:abstractNumId="16" w15:restartNumberingAfterBreak="0">
     <w:nsid w:val="327E4990"/>
     <w:multiLevelType w:val="hybridMultilevel"/>
     <w:tmpl w:val="F5AA2B04"/>
@@ -17912,7 +18683,7 @@
       </w:pPr>
     </w:lvl>
   </w:abstractNum>
-  <w:abstractNum w:abstractNumId="16" w15:restartNumberingAfterBreak="0">
+  <w:abstractNum w:abstractNumId="17" w15:restartNumberingAfterBreak="0">
     <w:nsid w:val="32F81BBC"/>
     <w:multiLevelType w:val="hybridMultilevel"/>
     <w:tmpl w:val="6DF02024"/>
@@ -18025,7 +18796,7 @@
       </w:rPr>
     </w:lvl>
   </w:abstractNum>
-  <w:abstractNum w:abstractNumId="17" w15:restartNumberingAfterBreak="0">
+  <w:abstractNum w:abstractNumId="18" w15:restartNumberingAfterBreak="0">
     <w:nsid w:val="33627266"/>
     <w:multiLevelType w:val="hybridMultilevel"/>
     <w:tmpl w:val="E0E2BD5E"/>
@@ -18114,7 +18885,7 @@
       </w:pPr>
     </w:lvl>
   </w:abstractNum>
-  <w:abstractNum w:abstractNumId="18" w15:restartNumberingAfterBreak="0">
+  <w:abstractNum w:abstractNumId="19" w15:restartNumberingAfterBreak="0">
     <w:nsid w:val="3AD70823"/>
     <w:multiLevelType w:val="hybridMultilevel"/>
     <w:tmpl w:val="AB66FBE2"/>
@@ -18227,7 +18998,7 @@
       </w:rPr>
     </w:lvl>
   </w:abstractNum>
-  <w:abstractNum w:abstractNumId="19" w15:restartNumberingAfterBreak="0">
+  <w:abstractNum w:abstractNumId="20" w15:restartNumberingAfterBreak="0">
     <w:nsid w:val="3D01014F"/>
     <w:multiLevelType w:val="hybridMultilevel"/>
     <w:tmpl w:val="E82EDF6A"/>
@@ -18340,7 +19111,7 @@
       </w:rPr>
     </w:lvl>
   </w:abstractNum>
-  <w:abstractNum w:abstractNumId="20" w15:restartNumberingAfterBreak="0">
+  <w:abstractNum w:abstractNumId="21" w15:restartNumberingAfterBreak="0">
     <w:nsid w:val="3F1D02C7"/>
     <w:multiLevelType w:val="hybridMultilevel"/>
     <w:tmpl w:val="807CB90C"/>
@@ -18453,7 +19224,7 @@
       </w:rPr>
     </w:lvl>
   </w:abstractNum>
-  <w:abstractNum w:abstractNumId="21" w15:restartNumberingAfterBreak="0">
+  <w:abstractNum w:abstractNumId="22" w15:restartNumberingAfterBreak="0">
     <w:nsid w:val="3FB30124"/>
     <w:multiLevelType w:val="hybridMultilevel"/>
     <w:tmpl w:val="10F4E6A2"/>
@@ -18566,7 +19337,7 @@
       </w:rPr>
     </w:lvl>
   </w:abstractNum>
-  <w:abstractNum w:abstractNumId="22" w15:restartNumberingAfterBreak="0">
+  <w:abstractNum w:abstractNumId="23" w15:restartNumberingAfterBreak="0">
     <w:nsid w:val="41575DF8"/>
     <w:multiLevelType w:val="hybridMultilevel"/>
     <w:tmpl w:val="C5D04AE0"/>
@@ -18655,7 +19426,7 @@
       </w:pPr>
     </w:lvl>
   </w:abstractNum>
-  <w:abstractNum w:abstractNumId="23" w15:restartNumberingAfterBreak="0">
+  <w:abstractNum w:abstractNumId="24" w15:restartNumberingAfterBreak="0">
     <w:nsid w:val="43223697"/>
     <w:multiLevelType w:val="hybridMultilevel"/>
     <w:tmpl w:val="AE662CC8"/>
@@ -18744,7 +19515,7 @@
       </w:pPr>
     </w:lvl>
   </w:abstractNum>
-  <w:abstractNum w:abstractNumId="24" w15:restartNumberingAfterBreak="0">
+  <w:abstractNum w:abstractNumId="25" w15:restartNumberingAfterBreak="0">
     <w:nsid w:val="437E7C7A"/>
     <w:multiLevelType w:val="hybridMultilevel"/>
     <w:tmpl w:val="37B2F448"/>
@@ -18833,7 +19604,7 @@
       </w:pPr>
     </w:lvl>
   </w:abstractNum>
-  <w:abstractNum w:abstractNumId="25" w15:restartNumberingAfterBreak="0">
+  <w:abstractNum w:abstractNumId="26" w15:restartNumberingAfterBreak="0">
     <w:nsid w:val="44024050"/>
     <w:multiLevelType w:val="hybridMultilevel"/>
     <w:tmpl w:val="DA442380"/>
@@ -18946,7 +19717,7 @@
       </w:rPr>
     </w:lvl>
   </w:abstractNum>
-  <w:abstractNum w:abstractNumId="26" w15:restartNumberingAfterBreak="0">
+  <w:abstractNum w:abstractNumId="27" w15:restartNumberingAfterBreak="0">
     <w:nsid w:val="457F6A20"/>
     <w:multiLevelType w:val="hybridMultilevel"/>
     <w:tmpl w:val="84264EB0"/>
@@ -19035,7 +19806,7 @@
       </w:pPr>
     </w:lvl>
   </w:abstractNum>
-  <w:abstractNum w:abstractNumId="27" w15:restartNumberingAfterBreak="0">
+  <w:abstractNum w:abstractNumId="28" w15:restartNumberingAfterBreak="0">
     <w:nsid w:val="4C372C8F"/>
     <w:multiLevelType w:val="hybridMultilevel"/>
     <w:tmpl w:val="DCAA293C"/>
@@ -19148,7 +19919,7 @@
       </w:rPr>
     </w:lvl>
   </w:abstractNum>
-  <w:abstractNum w:abstractNumId="28" w15:restartNumberingAfterBreak="0">
+  <w:abstractNum w:abstractNumId="29" w15:restartNumberingAfterBreak="0">
     <w:nsid w:val="4E777F6A"/>
     <w:multiLevelType w:val="hybridMultilevel"/>
     <w:tmpl w:val="C2420644"/>
@@ -19241,7 +20012,7 @@
       </w:pPr>
     </w:lvl>
   </w:abstractNum>
-  <w:abstractNum w:abstractNumId="29" w15:restartNumberingAfterBreak="0">
+  <w:abstractNum w:abstractNumId="30" w15:restartNumberingAfterBreak="0">
     <w:nsid w:val="4EBC364A"/>
     <w:multiLevelType w:val="hybridMultilevel"/>
     <w:tmpl w:val="6EA67A0C"/>
@@ -19354,7 +20125,7 @@
       </w:rPr>
     </w:lvl>
   </w:abstractNum>
-  <w:abstractNum w:abstractNumId="30" w15:restartNumberingAfterBreak="0">
+  <w:abstractNum w:abstractNumId="31" w15:restartNumberingAfterBreak="0">
     <w:nsid w:val="52414381"/>
     <w:multiLevelType w:val="hybridMultilevel"/>
     <w:tmpl w:val="07E641F6"/>
@@ -19467,7 +20238,7 @@
       </w:rPr>
     </w:lvl>
   </w:abstractNum>
-  <w:abstractNum w:abstractNumId="31" w15:restartNumberingAfterBreak="0">
+  <w:abstractNum w:abstractNumId="32" w15:restartNumberingAfterBreak="0">
     <w:nsid w:val="55EF66A7"/>
     <w:multiLevelType w:val="hybridMultilevel"/>
     <w:tmpl w:val="C48CEAD6"/>
@@ -19477,7 +20248,7 @@
       <w:lvlText w:val=""/>
       <w:lvlJc w:val="left"/>
       <w:pPr>
-        <w:ind w:left="720" w:hanging="360"/>
+        <w:ind w:left="360" w:hanging="360"/>
       </w:pPr>
       <w:rPr>
         <w:rFonts w:ascii="Symbol" w:hAnsi="Symbol" w:hint="default"/>
@@ -19489,7 +20260,7 @@
       <w:lvlText w:val="o"/>
       <w:lvlJc w:val="left"/>
       <w:pPr>
-        <w:ind w:left="1440" w:hanging="360"/>
+        <w:ind w:left="1080" w:hanging="360"/>
       </w:pPr>
       <w:rPr>
         <w:rFonts w:ascii="Courier New" w:hAnsi="Courier New" w:cs="Courier New" w:hint="default"/>
@@ -19501,7 +20272,7 @@
       <w:lvlText w:val=""/>
       <w:lvlJc w:val="left"/>
       <w:pPr>
-        <w:ind w:left="2160" w:hanging="360"/>
+        <w:ind w:left="1800" w:hanging="360"/>
       </w:pPr>
       <w:rPr>
         <w:rFonts w:ascii="Wingdings" w:hAnsi="Wingdings" w:hint="default"/>
@@ -19513,7 +20284,7 @@
       <w:lvlText w:val=""/>
       <w:lvlJc w:val="left"/>
       <w:pPr>
-        <w:ind w:left="2880" w:hanging="360"/>
+        <w:ind w:left="2520" w:hanging="360"/>
       </w:pPr>
       <w:rPr>
         <w:rFonts w:ascii="Symbol" w:hAnsi="Symbol" w:hint="default"/>
@@ -19525,7 +20296,7 @@
       <w:lvlText w:val="o"/>
       <w:lvlJc w:val="left"/>
       <w:pPr>
-        <w:ind w:left="3600" w:hanging="360"/>
+        <w:ind w:left="3240" w:hanging="360"/>
       </w:pPr>
       <w:rPr>
         <w:rFonts w:ascii="Courier New" w:hAnsi="Courier New" w:cs="Courier New" w:hint="default"/>
@@ -19537,7 +20308,7 @@
       <w:lvlText w:val=""/>
       <w:lvlJc w:val="left"/>
       <w:pPr>
-        <w:ind w:left="4320" w:hanging="360"/>
+        <w:ind w:left="3960" w:hanging="360"/>
       </w:pPr>
       <w:rPr>
         <w:rFonts w:ascii="Wingdings" w:hAnsi="Wingdings" w:hint="default"/>
@@ -19549,7 +20320,7 @@
       <w:lvlText w:val=""/>
       <w:lvlJc w:val="left"/>
       <w:pPr>
-        <w:ind w:left="5040" w:hanging="360"/>
+        <w:ind w:left="4680" w:hanging="360"/>
       </w:pPr>
       <w:rPr>
         <w:rFonts w:ascii="Symbol" w:hAnsi="Symbol" w:hint="default"/>
@@ -19561,7 +20332,7 @@
       <w:lvlText w:val="o"/>
       <w:lvlJc w:val="left"/>
       <w:pPr>
-        <w:ind w:left="5760" w:hanging="360"/>
+        <w:ind w:left="5400" w:hanging="360"/>
       </w:pPr>
       <w:rPr>
         <w:rFonts w:ascii="Courier New" w:hAnsi="Courier New" w:cs="Courier New" w:hint="default"/>
@@ -19573,14 +20344,14 @@
       <w:lvlText w:val=""/>
       <w:lvlJc w:val="left"/>
       <w:pPr>
-        <w:ind w:left="6480" w:hanging="360"/>
+        <w:ind w:left="6120" w:hanging="360"/>
       </w:pPr>
       <w:rPr>
         <w:rFonts w:ascii="Wingdings" w:hAnsi="Wingdings" w:hint="default"/>
       </w:rPr>
     </w:lvl>
   </w:abstractNum>
-  <w:abstractNum w:abstractNumId="32" w15:restartNumberingAfterBreak="0">
+  <w:abstractNum w:abstractNumId="33" w15:restartNumberingAfterBreak="0">
     <w:nsid w:val="58EA5B28"/>
     <w:multiLevelType w:val="hybridMultilevel"/>
     <w:tmpl w:val="67FA666A"/>
@@ -19669,7 +20440,7 @@
       </w:pPr>
     </w:lvl>
   </w:abstractNum>
-  <w:abstractNum w:abstractNumId="33" w15:restartNumberingAfterBreak="0">
+  <w:abstractNum w:abstractNumId="34" w15:restartNumberingAfterBreak="0">
     <w:nsid w:val="59776FE4"/>
     <w:multiLevelType w:val="hybridMultilevel"/>
     <w:tmpl w:val="2F566DCA"/>
@@ -19758,7 +20529,7 @@
       </w:pPr>
     </w:lvl>
   </w:abstractNum>
-  <w:abstractNum w:abstractNumId="34" w15:restartNumberingAfterBreak="0">
+  <w:abstractNum w:abstractNumId="35" w15:restartNumberingAfterBreak="0">
     <w:nsid w:val="5AFE7CD1"/>
     <w:multiLevelType w:val="hybridMultilevel"/>
     <w:tmpl w:val="78D63490"/>
@@ -19871,7 +20642,7 @@
       </w:rPr>
     </w:lvl>
   </w:abstractNum>
-  <w:abstractNum w:abstractNumId="35" w15:restartNumberingAfterBreak="0">
+  <w:abstractNum w:abstractNumId="36" w15:restartNumberingAfterBreak="0">
     <w:nsid w:val="5CC83B65"/>
     <w:multiLevelType w:val="hybridMultilevel"/>
     <w:tmpl w:val="9A3C79C4"/>
@@ -19960,7 +20731,7 @@
       </w:pPr>
     </w:lvl>
   </w:abstractNum>
-  <w:abstractNum w:abstractNumId="36" w15:restartNumberingAfterBreak="0">
+  <w:abstractNum w:abstractNumId="37" w15:restartNumberingAfterBreak="0">
     <w:nsid w:val="60EF69AE"/>
     <w:multiLevelType w:val="hybridMultilevel"/>
     <w:tmpl w:val="1FA2CCEC"/>
@@ -20073,7 +20844,7 @@
       </w:rPr>
     </w:lvl>
   </w:abstractNum>
-  <w:abstractNum w:abstractNumId="37" w15:restartNumberingAfterBreak="0">
+  <w:abstractNum w:abstractNumId="38" w15:restartNumberingAfterBreak="0">
     <w:nsid w:val="62330168"/>
     <w:multiLevelType w:val="hybridMultilevel"/>
     <w:tmpl w:val="F7123362"/>
@@ -20162,7 +20933,7 @@
       </w:pPr>
     </w:lvl>
   </w:abstractNum>
-  <w:abstractNum w:abstractNumId="38" w15:restartNumberingAfterBreak="0">
+  <w:abstractNum w:abstractNumId="39" w15:restartNumberingAfterBreak="0">
     <w:nsid w:val="63CA0AF9"/>
     <w:multiLevelType w:val="hybridMultilevel"/>
     <w:tmpl w:val="4CA24FC2"/>
@@ -20172,7 +20943,7 @@
       <w:lvlText w:val=""/>
       <w:lvlJc w:val="left"/>
       <w:pPr>
-        <w:ind w:left="720" w:hanging="360"/>
+        <w:ind w:left="360" w:hanging="360"/>
       </w:pPr>
       <w:rPr>
         <w:rFonts w:ascii="Symbol" w:hAnsi="Symbol" w:hint="default"/>
@@ -20184,7 +20955,7 @@
       <w:lvlText w:val="o"/>
       <w:lvlJc w:val="left"/>
       <w:pPr>
-        <w:ind w:left="1440" w:hanging="360"/>
+        <w:ind w:left="1080" w:hanging="360"/>
       </w:pPr>
       <w:rPr>
         <w:rFonts w:ascii="Courier New" w:hAnsi="Courier New" w:cs="Courier New" w:hint="default"/>
@@ -20196,7 +20967,7 @@
       <w:lvlText w:val=""/>
       <w:lvlJc w:val="left"/>
       <w:pPr>
-        <w:ind w:left="2160" w:hanging="360"/>
+        <w:ind w:left="1800" w:hanging="360"/>
       </w:pPr>
       <w:rPr>
         <w:rFonts w:ascii="Wingdings" w:hAnsi="Wingdings" w:hint="default"/>
@@ -20208,7 +20979,7 @@
       <w:lvlText w:val=""/>
       <w:lvlJc w:val="left"/>
       <w:pPr>
-        <w:ind w:left="2880" w:hanging="360"/>
+        <w:ind w:left="2520" w:hanging="360"/>
       </w:pPr>
       <w:rPr>
         <w:rFonts w:ascii="Symbol" w:hAnsi="Symbol" w:hint="default"/>
@@ -20220,7 +20991,7 @@
       <w:lvlText w:val="o"/>
       <w:lvlJc w:val="left"/>
       <w:pPr>
-        <w:ind w:left="3600" w:hanging="360"/>
+        <w:ind w:left="3240" w:hanging="360"/>
       </w:pPr>
       <w:rPr>
         <w:rFonts w:ascii="Courier New" w:hAnsi="Courier New" w:cs="Courier New" w:hint="default"/>
@@ -20232,7 +21003,7 @@
       <w:lvlText w:val=""/>
       <w:lvlJc w:val="left"/>
       <w:pPr>
-        <w:ind w:left="4320" w:hanging="360"/>
+        <w:ind w:left="3960" w:hanging="360"/>
       </w:pPr>
       <w:rPr>
         <w:rFonts w:ascii="Wingdings" w:hAnsi="Wingdings" w:hint="default"/>
@@ -20244,7 +21015,7 @@
       <w:lvlText w:val=""/>
       <w:lvlJc w:val="left"/>
       <w:pPr>
-        <w:ind w:left="5040" w:hanging="360"/>
+        <w:ind w:left="4680" w:hanging="360"/>
       </w:pPr>
       <w:rPr>
         <w:rFonts w:ascii="Symbol" w:hAnsi="Symbol" w:hint="default"/>
@@ -20256,7 +21027,7 @@
       <w:lvlText w:val="o"/>
       <w:lvlJc w:val="left"/>
       <w:pPr>
-        <w:ind w:left="5760" w:hanging="360"/>
+        <w:ind w:left="5400" w:hanging="360"/>
       </w:pPr>
       <w:rPr>
         <w:rFonts w:ascii="Courier New" w:hAnsi="Courier New" w:cs="Courier New" w:hint="default"/>
@@ -20268,14 +21039,14 @@
       <w:lvlText w:val=""/>
       <w:lvlJc w:val="left"/>
       <w:pPr>
-        <w:ind w:left="6480" w:hanging="360"/>
+        <w:ind w:left="6120" w:hanging="360"/>
       </w:pPr>
       <w:rPr>
         <w:rFonts w:ascii="Wingdings" w:hAnsi="Wingdings" w:hint="default"/>
       </w:rPr>
     </w:lvl>
   </w:abstractNum>
-  <w:abstractNum w:abstractNumId="39" w15:restartNumberingAfterBreak="0">
+  <w:abstractNum w:abstractNumId="40" w15:restartNumberingAfterBreak="0">
     <w:nsid w:val="67230116"/>
     <w:multiLevelType w:val="hybridMultilevel"/>
     <w:tmpl w:val="CCAA189C"/>
@@ -20388,7 +21159,7 @@
       </w:rPr>
     </w:lvl>
   </w:abstractNum>
-  <w:abstractNum w:abstractNumId="40" w15:restartNumberingAfterBreak="0">
+  <w:abstractNum w:abstractNumId="41" w15:restartNumberingAfterBreak="0">
     <w:nsid w:val="6BD93774"/>
     <w:multiLevelType w:val="hybridMultilevel"/>
     <w:tmpl w:val="33FE107A"/>
@@ -20477,7 +21248,7 @@
       </w:pPr>
     </w:lvl>
   </w:abstractNum>
-  <w:abstractNum w:abstractNumId="41" w15:restartNumberingAfterBreak="0">
+  <w:abstractNum w:abstractNumId="42" w15:restartNumberingAfterBreak="0">
     <w:nsid w:val="74313EAC"/>
     <w:multiLevelType w:val="hybridMultilevel"/>
     <w:tmpl w:val="7B12E6AC"/>
@@ -20569,7 +21340,7 @@
       </w:pPr>
     </w:lvl>
   </w:abstractNum>
-  <w:abstractNum w:abstractNumId="42" w15:restartNumberingAfterBreak="0">
+  <w:abstractNum w:abstractNumId="43" w15:restartNumberingAfterBreak="0">
     <w:nsid w:val="75017809"/>
     <w:multiLevelType w:val="hybridMultilevel"/>
     <w:tmpl w:val="9B6271FC"/>
@@ -20682,7 +21453,7 @@
       </w:rPr>
     </w:lvl>
   </w:abstractNum>
-  <w:abstractNum w:abstractNumId="43" w15:restartNumberingAfterBreak="0">
+  <w:abstractNum w:abstractNumId="44" w15:restartNumberingAfterBreak="0">
     <w:nsid w:val="76A15DB2"/>
     <w:multiLevelType w:val="hybridMultilevel"/>
     <w:tmpl w:val="7BC46DAE"/>
@@ -20797,7 +21568,7 @@
       </w:rPr>
     </w:lvl>
   </w:abstractNum>
-  <w:abstractNum w:abstractNumId="44" w15:restartNumberingAfterBreak="0">
+  <w:abstractNum w:abstractNumId="45" w15:restartNumberingAfterBreak="0">
     <w:nsid w:val="79A914DB"/>
     <w:multiLevelType w:val="hybridMultilevel"/>
     <w:tmpl w:val="DE7A9C00"/>
@@ -20886,7 +21657,7 @@
       </w:pPr>
     </w:lvl>
   </w:abstractNum>
-  <w:abstractNum w:abstractNumId="45" w15:restartNumberingAfterBreak="0">
+  <w:abstractNum w:abstractNumId="46" w15:restartNumberingAfterBreak="0">
     <w:nsid w:val="7C051B15"/>
     <w:multiLevelType w:val="hybridMultilevel"/>
     <w:tmpl w:val="64CECC5E"/>
@@ -21030,82 +21801,82 @@
     <w:abstractNumId w:val="7"/>
   </w:num>
   <w:num w:numId="2" w16cid:durableId="774053752">
-    <w:abstractNumId w:val="22"/>
+    <w:abstractNumId w:val="23"/>
   </w:num>
   <w:num w:numId="3" w16cid:durableId="35399271">
-    <w:abstractNumId w:val="41"/>
+    <w:abstractNumId w:val="42"/>
   </w:num>
   <w:num w:numId="4" w16cid:durableId="814566266">
-    <w:abstractNumId w:val="21"/>
+    <w:abstractNumId w:val="22"/>
   </w:num>
   <w:num w:numId="5" w16cid:durableId="170796300">
     <w:abstractNumId w:val="2"/>
   </w:num>
   <w:num w:numId="6" w16cid:durableId="1730807632">
-    <w:abstractNumId w:val="15"/>
+    <w:abstractNumId w:val="16"/>
   </w:num>
   <w:num w:numId="7" w16cid:durableId="1889150651">
-    <w:abstractNumId w:val="40"/>
+    <w:abstractNumId w:val="41"/>
   </w:num>
   <w:num w:numId="8" w16cid:durableId="2077320799">
     <w:abstractNumId w:val="9"/>
   </w:num>
   <w:num w:numId="9" w16cid:durableId="332993334">
+    <w:abstractNumId w:val="29"/>
+  </w:num>
+  <w:num w:numId="10" w16cid:durableId="596213443">
+    <w:abstractNumId w:val="35"/>
+  </w:num>
+  <w:num w:numId="11" w16cid:durableId="1599171476">
     <w:abstractNumId w:val="28"/>
   </w:num>
-  <w:num w:numId="10" w16cid:durableId="596213443">
-    <w:abstractNumId w:val="34"/>
+  <w:num w:numId="12" w16cid:durableId="669869957">
+    <w:abstractNumId w:val="17"/>
   </w:num>
-  <w:num w:numId="11" w16cid:durableId="1599171476">
+  <w:num w:numId="13" w16cid:durableId="1783379240">
+    <w:abstractNumId w:val="43"/>
+  </w:num>
+  <w:num w:numId="14" w16cid:durableId="1652444272">
+    <w:abstractNumId w:val="14"/>
+  </w:num>
+  <w:num w:numId="15" w16cid:durableId="914364277">
+    <w:abstractNumId w:val="33"/>
+  </w:num>
+  <w:num w:numId="16" w16cid:durableId="1608540975">
     <w:abstractNumId w:val="27"/>
   </w:num>
-  <w:num w:numId="12" w16cid:durableId="669869957">
-    <w:abstractNumId w:val="16"/>
-  </w:num>
-  <w:num w:numId="13" w16cid:durableId="1783379240">
-    <w:abstractNumId w:val="42"/>
-  </w:num>
-  <w:num w:numId="14" w16cid:durableId="1652444272">
-    <w:abstractNumId w:val="13"/>
-  </w:num>
-  <w:num w:numId="15" w16cid:durableId="914364277">
-    <w:abstractNumId w:val="32"/>
-  </w:num>
-  <w:num w:numId="16" w16cid:durableId="1608540975">
-    <w:abstractNumId w:val="26"/>
-  </w:num>
   <w:num w:numId="17" w16cid:durableId="32196462">
-    <w:abstractNumId w:val="24"/>
+    <w:abstractNumId w:val="25"/>
   </w:num>
   <w:num w:numId="18" w16cid:durableId="1599673253">
     <w:abstractNumId w:val="0"/>
   </w:num>
   <w:num w:numId="19" w16cid:durableId="299725175">
-    <w:abstractNumId w:val="12"/>
+    <w:abstractNumId w:val="13"/>
   </w:num>
   <w:num w:numId="20" w16cid:durableId="1592347518">
-    <w:abstractNumId w:val="18"/>
+    <w:abstractNumId w:val="19"/>
   </w:num>
   <w:num w:numId="21" w16cid:durableId="1397245292">
     <w:abstractNumId w:val="1"/>
   </w:num>
   <w:num w:numId="22" w16cid:durableId="1311911034">
-    <w:abstractNumId w:val="37"/>
+    <w:abstractNumId w:val="38"/>
   </w:num>
   <w:num w:numId="23" w16cid:durableId="459765456">
-    <w:abstractNumId w:val="38"/>
+    <w:abstractNumId w:val="39"/>
   </w:num>
   <w:num w:numId="24" w16cid:durableId="894049330">
-    <w:abstractNumId w:val="31"/>
+    <w:abstractNumId w:val="32"/>
   </w:num>
   <w:num w:numId="25" w16cid:durableId="1952400291">
     <w:abstractNumId w:val="10"/>
   </w:num>
   <w:num w:numId="26" w16cid:durableId="1111317170">
-    <w:abstractNumId w:val="11"/>
+    <w:abstractNumId w:val="12"/>
   </w:num>
   <w:num w:numId="27" w16cid:durableId="458308194">
-    <w:abstractNumId w:val="43"/>
+    <w:abstractNumId w:val="44"/>
   </w:num>
   <w:num w:numId="28" w16cid:durableId="815411843">
     <w:abstractNumId w:val="3"/>
@@ -21114,55 +21885,58 @@
     <w:abstractNumId w:val="6"/>
   </w:num>
   <w:num w:numId="30" w16cid:durableId="1336807303">
-    <w:abstractNumId w:val="39"/>
+    <w:abstractNumId w:val="40"/>
   </w:num>
   <w:num w:numId="31" w16cid:durableId="807943647">
-    <w:abstractNumId w:val="30"/>
+    <w:abstractNumId w:val="31"/>
   </w:num>
   <w:num w:numId="32" w16cid:durableId="2015104152">
-    <w:abstractNumId w:val="23"/>
+    <w:abstractNumId w:val="24"/>
   </w:num>
   <w:num w:numId="33" w16cid:durableId="1766421328">
     <w:abstractNumId w:val="4"/>
   </w:num>
   <w:num w:numId="34" w16cid:durableId="357897714">
-    <w:abstractNumId w:val="33"/>
+    <w:abstractNumId w:val="34"/>
   </w:num>
   <w:num w:numId="35" w16cid:durableId="1897275355">
-    <w:abstractNumId w:val="20"/>
+    <w:abstractNumId w:val="21"/>
   </w:num>
   <w:num w:numId="36" w16cid:durableId="1202132258">
-    <w:abstractNumId w:val="17"/>
+    <w:abstractNumId w:val="18"/>
   </w:num>
   <w:num w:numId="37" w16cid:durableId="2092774716">
-    <w:abstractNumId w:val="44"/>
+    <w:abstractNumId w:val="45"/>
   </w:num>
   <w:num w:numId="38" w16cid:durableId="1731222118">
-    <w:abstractNumId w:val="25"/>
+    <w:abstractNumId w:val="26"/>
   </w:num>
   <w:num w:numId="39" w16cid:durableId="887230101">
     <w:abstractNumId w:val="5"/>
   </w:num>
   <w:num w:numId="40" w16cid:durableId="1551305423">
-    <w:abstractNumId w:val="36"/>
+    <w:abstractNumId w:val="37"/>
   </w:num>
   <w:num w:numId="41" w16cid:durableId="1709792961">
-    <w:abstractNumId w:val="35"/>
+    <w:abstractNumId w:val="36"/>
   </w:num>
   <w:num w:numId="42" w16cid:durableId="1950502673">
     <w:abstractNumId w:val="8"/>
   </w:num>
   <w:num w:numId="43" w16cid:durableId="53623996">
-    <w:abstractNumId w:val="29"/>
+    <w:abstractNumId w:val="30"/>
   </w:num>
   <w:num w:numId="44" w16cid:durableId="1772159365">
-    <w:abstractNumId w:val="14"/>
+    <w:abstractNumId w:val="15"/>
   </w:num>
   <w:num w:numId="45" w16cid:durableId="1191214372">
-    <w:abstractNumId w:val="45"/>
+    <w:abstractNumId w:val="46"/>
   </w:num>
   <w:num w:numId="46" w16cid:durableId="605115829">
-    <w:abstractNumId w:val="19"/>
+    <w:abstractNumId w:val="20"/>
+  </w:num>
+  <w:num w:numId="47" w16cid:durableId="976378172">
+    <w:abstractNumId w:val="11"/>
   </w:num>
   <w:numIdMacAtCleanup w:val="46"/>
 </w:numbering>
@@ -21771,6 +22545,7 @@
   <w:style w:type="character" w:default="1" w:styleId="DefaultParagraphFont">
     <w:name w:val="Default Paragraph Font"/>
     <w:uiPriority w:val="1"/>
+    <w:semiHidden/>
     <w:unhideWhenUsed/>
   </w:style>
   <w:style w:type="table" w:default="1" w:styleId="TableNormal">
@@ -22307,6 +23082,58 @@
       <w:bCs/>
     </w:rPr>
   </w:style>
+  <w:style w:type="paragraph" w:styleId="Header">
+    <w:name w:val="header"/>
+    <w:basedOn w:val="Normal"/>
+    <w:link w:val="HeaderChar"/>
+    <w:uiPriority w:val="99"/>
+    <w:unhideWhenUsed/>
+    <w:rsid w:val="002749AB"/>
+    <w:pPr>
+      <w:tabs>
+        <w:tab w:val="center" w:pos="4680"/>
+        <w:tab w:val="right" w:pos="9360"/>
+      </w:tabs>
+    </w:pPr>
+  </w:style>
+  <w:style w:type="character" w:customStyle="1" w:styleId="HeaderChar">
+    <w:name w:val="Header Char"/>
+    <w:basedOn w:val="DefaultParagraphFont"/>
+    <w:link w:val="Header"/>
+    <w:uiPriority w:val="99"/>
+    <w:rsid w:val="002749AB"/>
+    <w:rPr>
+      <w:rFonts w:ascii="Times New Roman" w:eastAsia="Times New Roman" w:hAnsi="Times New Roman" w:cs="Times New Roman"/>
+      <w:kern w:val="0"/>
+      <w14:ligatures w14:val="none"/>
+    </w:rPr>
+  </w:style>
+  <w:style w:type="paragraph" w:styleId="Footer">
+    <w:name w:val="footer"/>
+    <w:basedOn w:val="Normal"/>
+    <w:link w:val="FooterChar"/>
+    <w:uiPriority w:val="99"/>
+    <w:unhideWhenUsed/>
+    <w:rsid w:val="002749AB"/>
+    <w:pPr>
+      <w:tabs>
+        <w:tab w:val="center" w:pos="4680"/>
+        <w:tab w:val="right" w:pos="9360"/>
+      </w:tabs>
+    </w:pPr>
+  </w:style>
+  <w:style w:type="character" w:customStyle="1" w:styleId="FooterChar">
+    <w:name w:val="Footer Char"/>
+    <w:basedOn w:val="DefaultParagraphFont"/>
+    <w:link w:val="Footer"/>
+    <w:uiPriority w:val="99"/>
+    <w:rsid w:val="002749AB"/>
+    <w:rPr>
+      <w:rFonts w:ascii="Times New Roman" w:eastAsia="Times New Roman" w:hAnsi="Times New Roman" w:cs="Times New Roman"/>
+      <w:kern w:val="0"/>
+      <w14:ligatures w14:val="none"/>
+    </w:rPr>
+  </w:style>
 </w:styles>
 </file>
 
